--- a/Docs/GDD_Open_Stance.docx
+++ b/Docs/GDD_Open_Stance.docx
@@ -607,7 +607,7 @@
             <w:noProof/>
             <w:webHidden/>
           </w:rPr>
-          <w:t>59</w:t>
+          <w:t>60</w:t>
         </w:r>
         <w:r>
           <w:rPr>
@@ -5166,7 +5166,7 @@
             <w:noProof/>
             <w:webHidden/>
           </w:rPr>
-          <w:t>36</w:t>
+          <w:t>37</w:t>
         </w:r>
         <w:r>
           <w:rPr>
@@ -5394,7 +5394,7 @@
             <w:noProof/>
             <w:webHidden/>
           </w:rPr>
-          <w:t>37</w:t>
+          <w:t>38</w:t>
         </w:r>
         <w:r>
           <w:rPr>
@@ -5534,7 +5534,7 @@
             <w:noProof/>
             <w:webHidden/>
           </w:rPr>
-          <w:t>39</w:t>
+          <w:t>40</w:t>
         </w:r>
         <w:r>
           <w:rPr>
@@ -5604,7 +5604,7 @@
             <w:noProof/>
             <w:webHidden/>
           </w:rPr>
-          <w:t>39</w:t>
+          <w:t>40</w:t>
         </w:r>
         <w:r>
           <w:rPr>
@@ -5674,7 +5674,7 @@
             <w:noProof/>
             <w:webHidden/>
           </w:rPr>
-          <w:t>39</w:t>
+          <w:t>40</w:t>
         </w:r>
         <w:r>
           <w:rPr>
@@ -5744,7 +5744,7 @@
             <w:noProof/>
             <w:webHidden/>
           </w:rPr>
-          <w:t>40</w:t>
+          <w:t>41</w:t>
         </w:r>
         <w:r>
           <w:rPr>
@@ -5814,7 +5814,7 @@
             <w:noProof/>
             <w:webHidden/>
           </w:rPr>
-          <w:t>40</w:t>
+          <w:t>41</w:t>
         </w:r>
         <w:r>
           <w:rPr>
@@ -5884,7 +5884,7 @@
             <w:noProof/>
             <w:webHidden/>
           </w:rPr>
-          <w:t>41</w:t>
+          <w:t>42</w:t>
         </w:r>
         <w:r>
           <w:rPr>
@@ -5954,7 +5954,7 @@
             <w:noProof/>
             <w:webHidden/>
           </w:rPr>
-          <w:t>41</w:t>
+          <w:t>42</w:t>
         </w:r>
         <w:r>
           <w:rPr>
@@ -6024,7 +6024,7 @@
             <w:noProof/>
             <w:webHidden/>
           </w:rPr>
-          <w:t>41</w:t>
+          <w:t>42</w:t>
         </w:r>
         <w:r>
           <w:rPr>
@@ -6094,7 +6094,7 @@
             <w:noProof/>
             <w:webHidden/>
           </w:rPr>
-          <w:t>41</w:t>
+          <w:t>42</w:t>
         </w:r>
         <w:r>
           <w:rPr>
@@ -6164,7 +6164,7 @@
             <w:noProof/>
             <w:webHidden/>
           </w:rPr>
-          <w:t>42</w:t>
+          <w:t>43</w:t>
         </w:r>
         <w:r>
           <w:rPr>
@@ -6234,7 +6234,7 @@
             <w:noProof/>
             <w:webHidden/>
           </w:rPr>
-          <w:t>43</w:t>
+          <w:t>44</w:t>
         </w:r>
         <w:r>
           <w:rPr>
@@ -6304,7 +6304,7 @@
             <w:noProof/>
             <w:webHidden/>
           </w:rPr>
-          <w:t>43</w:t>
+          <w:t>44</w:t>
         </w:r>
         <w:r>
           <w:rPr>
@@ -6374,7 +6374,7 @@
             <w:noProof/>
             <w:webHidden/>
           </w:rPr>
-          <w:t>43</w:t>
+          <w:t>44</w:t>
         </w:r>
         <w:r>
           <w:rPr>
@@ -6444,7 +6444,7 @@
             <w:noProof/>
             <w:webHidden/>
           </w:rPr>
-          <w:t>43</w:t>
+          <w:t>44</w:t>
         </w:r>
         <w:r>
           <w:rPr>
@@ -6523,7 +6523,7 @@
             <w:noProof/>
             <w:webHidden/>
           </w:rPr>
-          <w:t>45</w:t>
+          <w:t>46</w:t>
         </w:r>
         <w:r>
           <w:rPr>
@@ -6593,7 +6593,7 @@
             <w:noProof/>
             <w:webHidden/>
           </w:rPr>
-          <w:t>46</w:t>
+          <w:t>47</w:t>
         </w:r>
         <w:r>
           <w:rPr>
@@ -6663,7 +6663,7 @@
             <w:noProof/>
             <w:webHidden/>
           </w:rPr>
-          <w:t>47</w:t>
+          <w:t>48</w:t>
         </w:r>
         <w:r>
           <w:rPr>
@@ -6733,7 +6733,7 @@
             <w:noProof/>
             <w:webHidden/>
           </w:rPr>
-          <w:t>48</w:t>
+          <w:t>49</w:t>
         </w:r>
         <w:r>
           <w:rPr>
@@ -6803,7 +6803,7 @@
             <w:noProof/>
             <w:webHidden/>
           </w:rPr>
-          <w:t>49</w:t>
+          <w:t>50</w:t>
         </w:r>
         <w:r>
           <w:rPr>
@@ -6873,7 +6873,7 @@
             <w:noProof/>
             <w:webHidden/>
           </w:rPr>
-          <w:t>49</w:t>
+          <w:t>50</w:t>
         </w:r>
         <w:r>
           <w:rPr>
@@ -6943,7 +6943,7 @@
             <w:noProof/>
             <w:webHidden/>
           </w:rPr>
-          <w:t>49</w:t>
+          <w:t>50</w:t>
         </w:r>
         <w:r>
           <w:rPr>
@@ -7013,7 +7013,7 @@
             <w:noProof/>
             <w:webHidden/>
           </w:rPr>
-          <w:t>49</w:t>
+          <w:t>50</w:t>
         </w:r>
         <w:r>
           <w:rPr>
@@ -7083,7 +7083,7 @@
             <w:noProof/>
             <w:webHidden/>
           </w:rPr>
-          <w:t>50</w:t>
+          <w:t>51</w:t>
         </w:r>
         <w:r>
           <w:rPr>
@@ -7153,7 +7153,7 @@
             <w:noProof/>
             <w:webHidden/>
           </w:rPr>
-          <w:t>50</w:t>
+          <w:t>51</w:t>
         </w:r>
         <w:r>
           <w:rPr>
@@ -7223,7 +7223,7 @@
             <w:noProof/>
             <w:webHidden/>
           </w:rPr>
-          <w:t>51</w:t>
+          <w:t>52</w:t>
         </w:r>
         <w:r>
           <w:rPr>
@@ -7293,7 +7293,7 @@
             <w:noProof/>
             <w:webHidden/>
           </w:rPr>
-          <w:t>51</w:t>
+          <w:t>52</w:t>
         </w:r>
         <w:r>
           <w:rPr>
@@ -7363,7 +7363,7 @@
             <w:noProof/>
             <w:webHidden/>
           </w:rPr>
-          <w:t>51</w:t>
+          <w:t>52</w:t>
         </w:r>
         <w:r>
           <w:rPr>
@@ -7433,7 +7433,7 @@
             <w:noProof/>
             <w:webHidden/>
           </w:rPr>
-          <w:t>53</w:t>
+          <w:t>54</w:t>
         </w:r>
         <w:r>
           <w:rPr>
@@ -7503,7 +7503,7 @@
             <w:noProof/>
             <w:webHidden/>
           </w:rPr>
-          <w:t>53</w:t>
+          <w:t>54</w:t>
         </w:r>
         <w:r>
           <w:rPr>
@@ -7573,7 +7573,7 @@
             <w:noProof/>
             <w:webHidden/>
           </w:rPr>
-          <w:t>54</w:t>
+          <w:t>55</w:t>
         </w:r>
         <w:r>
           <w:rPr>
@@ -7643,7 +7643,7 @@
             <w:noProof/>
             <w:webHidden/>
           </w:rPr>
-          <w:t>54</w:t>
+          <w:t>55</w:t>
         </w:r>
         <w:r>
           <w:rPr>
@@ -7713,7 +7713,7 @@
             <w:noProof/>
             <w:webHidden/>
           </w:rPr>
-          <w:t>55</w:t>
+          <w:t>56</w:t>
         </w:r>
         <w:r>
           <w:rPr>
@@ -7783,7 +7783,7 @@
             <w:noProof/>
             <w:webHidden/>
           </w:rPr>
-          <w:t>56</w:t>
+          <w:t>57</w:t>
         </w:r>
         <w:r>
           <w:rPr>
@@ -7853,7 +7853,7 @@
             <w:noProof/>
             <w:webHidden/>
           </w:rPr>
-          <w:t>57</w:t>
+          <w:t>58</w:t>
         </w:r>
         <w:r>
           <w:rPr>
@@ -7923,7 +7923,7 @@
             <w:noProof/>
             <w:webHidden/>
           </w:rPr>
-          <w:t>57</w:t>
+          <w:t>58</w:t>
         </w:r>
         <w:r>
           <w:rPr>
@@ -7993,7 +7993,7 @@
             <w:noProof/>
             <w:webHidden/>
           </w:rPr>
-          <w:t>58</w:t>
+          <w:t>59</w:t>
         </w:r>
         <w:r>
           <w:rPr>
@@ -8063,7 +8063,7 @@
             <w:noProof/>
             <w:webHidden/>
           </w:rPr>
-          <w:t>58</w:t>
+          <w:t>59</w:t>
         </w:r>
         <w:r>
           <w:rPr>
@@ -9840,7 +9840,7 @@
                 <w:sz w:val="20"/>
                 <w:szCs w:val="20"/>
               </w:rPr>
-              <w:t xml:space="preserve">3. Master: harder AI, spinning and jumping kicks, clean matches without penalties. Career </w:t>
+              <w:t xml:space="preserve">3. Master: harder AI, spinning and jumping kicks, clean matches without penalties. Career (1.0) </w:t>
             </w:r>
             <w:r>
               <w:t xml:space="preserve">and Online </w:t>
@@ -16538,7 +16538,7 @@
           <w:sz w:val="20"/>
           <w:szCs w:val="20"/>
         </w:rPr>
-        <w:t>PLAN THE WEEK  →  TRAIN  →  GRADE OR COMPETE  →  REVIEW  →  LEVEL UP</w:t>
+        <w:t>PLAN THE WEEK  →  TRAIN  →  PREPARE  →  GRADE OR COMPETE  →  REVIEW  →  LEVEL UP</w:t>
       </w:r>
     </w:p>
     <w:p>
@@ -26064,7 +26064,7 @@
                 <w:sz w:val="20"/>
                 <w:szCs w:val="20"/>
               </w:rPr>
-              <w:t>Play (Sparring, Tournament; Challenges [Future]), Progress (Training; Career), Connected (Online and Replays) [Future], Customize, Options, Quit</w:t>
+              <w:t>Play (Sparring, Tournament; Challenges and Referee Mode [Future]), Progress (Training; Career), Connected (Online and Replays) [Future], Customize, Options, Quit</w:t>
             </w:r>
           </w:p>
         </w:tc>
@@ -30098,6 +30098,78 @@
               </w:rPr>
               <w:t>Penalty declared</w:t>
             </w:r>
+          </w:p>
+        </w:tc>
+      </w:tr>
+      <w:tr>
+        <w:trPr>
+          <w:cantSplit/>
+        </w:trPr>
+        <w:tc>
+          <w:tcPr>
+            <w:tcW w:w="2340" w:type="dxa"/>
+            <w:vAlign w:val="center"/>
+          </w:tcPr>
+          <w:p>
+            <w:pPr>
+              <w:spacing w:before="40" w:after="40"/>
+            </w:pPr>
+            <w:r>
+              <w:rPr>
+                <w:b/>
+                <w:bCs/>
+                <w:sz w:val="20"/>
+                <w:szCs w:val="20"/>
+              </w:rPr>
+              <w:t>HANA … YEODEOL</w:t>
+            </w:r>
+            <w:r>
+              <w:rPr>
+                <w:sz w:val="20"/>
+                <w:szCs w:val="20"/>
+              </w:rPr>
+              <w:t xml:space="preserve"> 하나 … 여덟</w:t>
+            </w:r>
+          </w:p>
+        </w:tc>
+        <w:tc>
+          <w:tcPr>
+            <w:tcW w:w="2340" w:type="dxa"/>
+            <w:vAlign w:val="center"/>
+          </w:tcPr>
+          <w:p>
+            <w:pPr>
+              <w:spacing w:before="40" w:after="40"/>
+            </w:pPr>
+            <w:r>
+              <w:rPr>
+                <w:sz w:val="20"/>
+                <w:szCs w:val="20"/>
+              </w:rPr>
+              <w:t>Knockdown count, one to eight</w:t>
+            </w:r>
+          </w:p>
+        </w:tc>
+        <w:tc>
+          <w:tcPr>
+            <w:tcW w:w="2340" w:type="dxa"/>
+            <w:vAlign w:val="center"/>
+          </w:tcPr>
+          <w:p>
+            <w:pPr>
+              <w:spacing w:before="40" w:after="40"/>
+            </w:pPr>
+          </w:p>
+        </w:tc>
+        <w:tc>
+          <w:tcPr>
+            <w:tcW w:w="2340" w:type="dxa"/>
+            <w:vAlign w:val="center"/>
+          </w:tcPr>
+          <w:p>
+            <w:pPr>
+              <w:spacing w:before="40" w:after="40"/>
+            </w:pPr>
           </w:p>
         </w:tc>
       </w:tr>
@@ -32804,7 +32876,7 @@
                 <w:sz w:val="20"/>
                 <w:szCs w:val="20"/>
               </w:rPr>
-              <w:t>Body · 2</w:t>
+              <w:t>Body · 2 / Head · 3</w:t>
             </w:r>
           </w:p>
         </w:tc>
@@ -32874,7 +32946,7 @@
                 <w:sz w:val="20"/>
                 <w:szCs w:val="20"/>
               </w:rPr>
-              <w:t>RS Up</w:t>
+              <w:t>RS Up; RB for the head</w:t>
             </w:r>
           </w:p>
         </w:tc>
@@ -32915,7 +32987,7 @@
                 <w:sz w:val="20"/>
                 <w:szCs w:val="20"/>
               </w:rPr>
-              <w:t>Body · 2</w:t>
+              <w:t>Body · 2 / Head · 3</w:t>
             </w:r>
           </w:p>
         </w:tc>
@@ -33040,7 +33112,7 @@
                 <w:sz w:val="20"/>
                 <w:szCs w:val="20"/>
               </w:rPr>
-              <w:t>RT + RS Up</w:t>
+              <w:t>RT + RS Up; RB for the head</w:t>
             </w:r>
           </w:p>
         </w:tc>
@@ -33192,7 +33264,7 @@
                 <w:sz w:val="20"/>
                 <w:szCs w:val="20"/>
               </w:rPr>
-              <w:t>Body · 2</w:t>
+              <w:t>Body · 2 / Head · 3</w:t>
             </w:r>
           </w:p>
         </w:tc>
@@ -33317,7 +33389,7 @@
                 <w:sz w:val="20"/>
                 <w:szCs w:val="20"/>
               </w:rPr>
-              <w:t>RT + RS Left/Right</w:t>
+              <w:t>RT + RS Left/Right; RB for the head</w:t>
             </w:r>
           </w:p>
         </w:tc>
@@ -36888,7 +36960,7 @@
         <w:spacing w:after="60"/>
       </w:pPr>
       <w:r>
-        <w:t xml:space="preserve">Career milestones: podium poses. Challenge medals and gear styles </w:t>
+        <w:t xml:space="preserve">Career milestones and challenges: podium poses, medals and gear styles (10.1) </w:t>
       </w:r>
       <w:r>
         <w:rPr>
@@ -37463,7 +37535,7 @@
                 <w:sz w:val="20"/>
                 <w:szCs w:val="20"/>
               </w:rPr>
-              <w:t>Clinch or stalling</w:t>
+              <w:t>Clinch</w:t>
             </w:r>
           </w:p>
         </w:tc>
@@ -37522,7 +37594,48 @@
                 <w:sz w:val="20"/>
                 <w:szCs w:val="20"/>
               </w:rPr>
-              <w:t>Stops play and declares gam-jeom toward the penalized fighter</w:t>
+              <w:t>Stops play with kal-yeo and declares gam-jeom toward the penalized fighter, including for stalling (8.4), then calls kye-sok</w:t>
+            </w:r>
+          </w:p>
+        </w:tc>
+      </w:tr>
+      <w:tr>
+        <w:trPr>
+          <w:cantSplit/>
+        </w:trPr>
+        <w:tc>
+          <w:tcPr>
+            <w:tcW w:w="2200" w:type="dxa"/>
+            <w:vAlign w:val="center"/>
+          </w:tcPr>
+          <w:p>
+            <w:pPr>
+              <w:spacing w:before="40" w:after="40"/>
+            </w:pPr>
+            <w:r>
+              <w:rPr>
+                <w:sz w:val="20"/>
+                <w:szCs w:val="20"/>
+              </w:rPr>
+              <w:t>Knockdown</w:t>
+            </w:r>
+          </w:p>
+        </w:tc>
+        <w:tc>
+          <w:tcPr>
+            <w:tcW w:w="7160" w:type="dxa"/>
+            <w:vAlign w:val="center"/>
+          </w:tcPr>
+          <w:p>
+            <w:pPr>
+              <w:spacing w:before="40" w:after="40"/>
+            </w:pPr>
+            <w:r>
+              <w:rPr>
+                <w:sz w:val="20"/>
+                <w:szCs w:val="20"/>
+              </w:rPr>
+              <w:t>Counts hana to yeodeol (one to eight) while the fighter gets up, then calls kye-sok</w:t>
             </w:r>
           </w:p>
         </w:tc>
@@ -41856,6 +41969,54 @@
                 <w:szCs w:val="20"/>
               </w:rPr>
               <w:t>Adaptive and shadow AI</w:t>
+            </w:r>
+          </w:p>
+          <w:p>
+            <w:pPr>
+              <w:spacing w:before="40" w:after="60"/>
+            </w:pPr>
+            <w:r>
+              <w:rPr>
+                <w:sz w:val="20"/>
+                <w:szCs w:val="20"/>
+              </w:rPr>
+              <w:t>Custom and historical rulesets (8.12)</w:t>
+            </w:r>
+          </w:p>
+          <w:p>
+            <w:pPr>
+              <w:spacing w:before="40" w:after="60"/>
+            </w:pPr>
+            <w:r>
+              <w:rPr>
+                <w:sz w:val="20"/>
+                <w:szCs w:val="20"/>
+              </w:rPr>
+              <w:t>Commentary (13)</w:t>
+            </w:r>
+          </w:p>
+          <w:p>
+            <w:pPr>
+              <w:spacing w:before="40" w:after="60"/>
+            </w:pPr>
+            <w:r>
+              <w:rPr>
+                <w:sz w:val="20"/>
+                <w:szCs w:val="20"/>
+              </w:rPr>
+              <w:t>Gear styles, dojang and ceremony customization (10.1)</w:t>
+            </w:r>
+          </w:p>
+          <w:p>
+            <w:pPr>
+              <w:spacing w:before="40" w:after="60"/>
+            </w:pPr>
+            <w:r>
+              <w:rPr>
+                <w:sz w:val="20"/>
+                <w:szCs w:val="20"/>
+              </w:rPr>
+              <w:t>Ageing, retirement, hall of fame and the world games (4.2, 4.4)</w:t>
             </w:r>
           </w:p>
           <w:p>
@@ -45064,7 +45225,7 @@
                 <w:sz w:val="20"/>
                 <w:szCs w:val="20"/>
               </w:rPr>
-              <w:t>Adds Referee Mode with its own controls and a referee rating (3.5, 3.5.1); body types with height and weight, fighting styles, an overall rating and an OVR 99 ceiling for every Career fighter (5.4.1 to 5.4.3). Fixes contradictions: multi-season Careers are part of 1.0, holding RB takes kicks but not punches to the head, punches register on the trunk protector, rivals switch style only between seasons, and the podium moment moves to the world series final. Gives every Career tournament tier its own venue (6.2).</w:t>
+              <w:t>Adds Referee Mode with its own controls and a referee rating (3.5, 3.5.1); body types with height and weight, fighting styles, an overall rating and an OVR 99 ceiling for every Career fighter (5.4.1 to 5.4.3). Fixes contradictions: multi-season Careers are part of 1.0, holding RB takes kicks but not punches to the head, punches register on the trunk protector, rivals switch style only between seasons, and the podium moment moves to the world series final. Gives every Career tournament tier its own venue (6.2). A second pass adds the knockdown count (8.5, 11.2), head values for side kicks (9.1), Referee Mode in the main menu (7.5) and the missing Future items (17).</w:t>
             </w:r>
           </w:p>
         </w:tc>

--- a/Docs/GDD_Open_Stance.docx
+++ b/Docs/GDD_Open_Stance.docx
@@ -9008,7 +9008,7 @@
     </w:p>
     <w:p>
       <w:r>
-        <w:t>A match is a series of short exchanges on an 8 m octagonal mat. Each fighter bounces in guard and manages distance with the left stick. The right stick, the Skill Stick, chooses the kick: up for a side or cut kick, left or right for a roundhouse or hook kick, and quarter and half circles for axe, spinning and tornado kicks. Holding RT kicks with the back leg, holding RB aims at the head, and holding LB fakes the attack. Hits score the way the electronic scoring system does: 1 point for a punch, 2 for a body kick, 3 for the head, 4 for a spinning body kick and 6 for a spinning head kick (8.3). Stamina limits how often a fighter throws big techniques. Players learn in the training dojang and spar the AI or a friend; Career then takes a created fighter from white belt at a local club to a world final, unlocking techniques rank by rank. The look is realistic: MetaHuman fighters in white doboks and blue or red gear, animated from motion capture of real practitioners.</w:t>
+        <w:t>A match is a series of short exchanges on an 8 m octagonal mat. Each fighter bounces in guard and manages distance with the left stick. The right stick, the Skill Stick, chooses the kick: up for a side or cut kick, left or right for a roundhouse or hook kick, and circles and other motions for axe, spinning and tornado kicks (7.2). Holding RT kicks with the back leg, holding RB aims at the head, and holding LB fakes the attack. Hits score the way the electronic scoring system does: 1 point for a punch, 2 for a body kick, 3 for the head, 4 for a spinning body kick and 6 for a spinning head kick (8.3). Stamina limits how often a fighter throws big techniques. Players learn in the training dojang and spar the AI or a friend; Career then takes a created fighter from white belt at a local club to a world final, unlocking techniques rank by rank. The look is realistic: MetaHuman fighters in white doboks and blue or red gear, animated from motion capture of real practitioners.</w:t>
       </w:r>
     </w:p>
     <w:p>
@@ -9854,7 +9854,7 @@
               <w:t>[Future]</w:t>
             </w:r>
             <w:r>
-              <w:t xml:space="preserve"> extend Compete and Master (section 2).</w:t>
+              <w:t xml:space="preserve"> extend Compete and Master (sections 4 and 12).</w:t>
             </w:r>
           </w:p>
         </w:tc>
@@ -21689,7 +21689,7 @@
                 <w:sz w:val="20"/>
                 <w:szCs w:val="20"/>
               </w:rPr>
-              <w:t>Sparring and local Tournament matches, and any Career event whose own venue is not built yet.</w:t>
+              <w:t>The default venue for Sparring and local Tournament matches, and for any Career event whose own venue is not built yet.</w:t>
             </w:r>
           </w:p>
         </w:tc>
@@ -45225,7 +45225,7 @@
                 <w:sz w:val="20"/>
                 <w:szCs w:val="20"/>
               </w:rPr>
-              <w:t>Adds Referee Mode with its own controls and a referee rating (3.5, 3.5.1); body types with height and weight, fighting styles, an overall rating and an OVR 99 ceiling for every Career fighter (5.4.1 to 5.4.3). Fixes contradictions: multi-season Careers are part of 1.0, holding RB takes kicks but not punches to the head, punches register on the trunk protector, rivals switch style only between seasons, and the podium moment moves to the world series final. Gives every Career tournament tier its own venue (6.2). A second pass adds the knockdown count (8.5, 11.2), head values for side kicks (9.1), Referee Mode in the main menu (7.5) and the missing Future items (17).</w:t>
+              <w:t>Adds Referee Mode with its own controls and a referee rating (3.5, 3.5.1); body types with height and weight, fighting styles, an overall rating and an OVR 99 ceiling for every Career fighter (5.4.1 to 5.4.3). Fixes contradictions: multi-season Careers are part of 1.0, holding RB takes kicks but not punches to the head, punches register on the trunk protector, rivals switch style only between seasons, and the podium moment moves to the world series final. Gives every Career tournament tier its own venue (6.2). A second pass adds the knockdown count (8.5, 11.2), head values for side kicks (9.1), Referee Mode in the main menu (7.5) and the missing Future items (17); a third pass corrects a cross-reference in 1.8 and wording in 1.6 and 6.2.</w:t>
             </w:r>
           </w:p>
         </w:tc>

--- a/Docs/GDD_Open_Stance.docx
+++ b/Docs/GDD_Open_Stance.docx
@@ -8107,7 +8107,7 @@
     </w:p>
     <w:p>
       <w:r>
-        <w:t xml:space="preserve">Phases. Everything in this document is part of 1.0, the game this capstone delivers: the First Half builds the sparring core, the Second Half adds Career (1.14). A </w:t>
+        <w:t xml:space="preserve">Phases. Everything in this document is part of v1.0, the game this capstone delivers: the First Half builds the sparring core, the Second Half adds Career (1.14). A </w:t>
       </w:r>
       <w:r>
         <w:rPr>
@@ -8118,7 +8118,7 @@
         <w:t>[Future]</w:t>
       </w:r>
       <w:r>
-        <w:t xml:space="preserve"> tag marks the exceptions: expansion planned for after 1.0.</w:t>
+        <w:t xml:space="preserve"> tag marks the exceptions: expansion planned for after v1.0.</w:t>
       </w:r>
     </w:p>
     <w:p>
@@ -9840,7 +9840,7 @@
                 <w:sz w:val="20"/>
                 <w:szCs w:val="20"/>
               </w:rPr>
-              <w:t xml:space="preserve">3. Master: harder AI, spinning and jumping kicks, clean matches without penalties. Career (1.0) </w:t>
+              <w:t xml:space="preserve">3. Master: harder AI, spinning and jumping kicks, clean matches without penalties. Career (v1.0) </w:t>
             </w:r>
             <w:r>
               <w:t xml:space="preserve">and Online </w:t>
@@ -11053,7 +11053,7 @@
                 <w:sz w:val="20"/>
                 <w:szCs w:val="20"/>
               </w:rPr>
-              <w:t>Windows 10 and 11, 64-bit PC. 1.0 is developed and demonstrated here; a console release needs a licensed developer account and devkits that the project does not have (18.1).</w:t>
+              <w:t>Windows 10 and 11, 64-bit PC. v1.0 is developed and demonstrated here; a console release needs a licensed developer account and devkits that the project does not have (18.1).</w:t>
             </w:r>
           </w:p>
         </w:tc>
@@ -12104,7 +12104,7 @@
                 <w:sz w:val="20"/>
                 <w:szCs w:val="20"/>
               </w:rPr>
-              <w:t>1.0</w:t>
+              <w:t>v1.0</w:t>
             </w:r>
           </w:p>
         </w:tc>
@@ -12122,7 +12122,7 @@
                 <w:sz w:val="20"/>
                 <w:szCs w:val="20"/>
               </w:rPr>
-              <w:t>None. 1.0 is a free portfolio and demonstration build.</w:t>
+              <w:t>None. v1.0 is a free portfolio and demonstration build.</w:t>
             </w:r>
           </w:p>
         </w:tc>
@@ -12390,7 +12390,7 @@
                 <w:sz w:val="20"/>
                 <w:szCs w:val="20"/>
               </w:rPr>
-              <w:t>1.0 content</w:t>
+              <w:t>v1.0 content</w:t>
             </w:r>
           </w:p>
         </w:tc>
@@ -27605,7 +27605,7 @@
     </w:p>
     <w:p>
       <w:r>
-        <w:t>The systems that make a sparring match: the systems 1.0 needs. The technique list is section 9 and the data behind each technique is 16.3.</w:t>
+        <w:t>The systems that make a sparring match: the systems v1.0 needs. The technique list is section 9 and the data behind each technique is 16.3.</w:t>
       </w:r>
     </w:p>
     <w:p>
@@ -30484,7 +30484,7 @@
         <w:t>Guards</w:t>
       </w:r>
       <w:r>
-        <w:t xml:space="preserve"> differ in posture, readiness and transition timing, not stat bonuses. Each guard’s posture and strengths are not defined yet (18.1). All four guards ship in 1.0; their inputs are in 7.3.</w:t>
+        <w:t xml:space="preserve"> differ in posture, readiness and transition timing, not stat bonuses. Each guard’s posture and strengths are not defined yet (18.1). All four guards ship in v1.0; their inputs are in 7.3.</w:t>
       </w:r>
     </w:p>
     <w:p>
@@ -31847,7 +31847,7 @@
     </w:p>
     <w:p>
       <w:r>
-        <w:t>1.0 work breaks down into these epics. Each story is a testable requirement for its milestone (section 20).</w:t>
+        <w:t>v1.0 work breaks down into these epics. Each story is a testable requirement for its milestone (section 20).</w:t>
       </w:r>
     </w:p>
     <w:tbl>
@@ -40318,7 +40318,7 @@
         <w:t>[Future]</w:t>
       </w:r>
       <w:r>
-        <w:t>: fixed-tick combat simulation separated from rendering and animation, so rollback netcode and input-based replays are possible. Combat code in 1.0 is structured so this refactor stays small.</w:t>
+        <w:t>: fixed-tick combat simulation separated from rendering and animation, so rollback netcode and input-based replays are possible. Combat code in v1.0 is structured so this refactor stays small.</w:t>
       </w:r>
     </w:p>
     <w:p>
@@ -40578,7 +40578,7 @@
                 <w:sz w:val="20"/>
                 <w:szCs w:val="20"/>
               </w:rPr>
-              <w:t>Authored mocap falls in 1.0; animation-to-ragdoll blending is Future work (8.10)</w:t>
+              <w:t>Authored mocap falls in v1.0; animation-to-ragdoll blending is Future work (8.10)</w:t>
             </w:r>
           </w:p>
         </w:tc>
@@ -40642,7 +40642,7 @@
                 <w:sz w:val="20"/>
                 <w:szCs w:val="20"/>
               </w:rPr>
-              <w:t>Scope grows beyond 1.0</w:t>
+              <w:t>Scope grows beyond v1.0</w:t>
             </w:r>
           </w:p>
         </w:tc>
@@ -41729,7 +41729,7 @@
     </w:p>
     <w:p>
       <w:r>
-        <w:t xml:space="preserve">Everything beyond 1.0. Throughout this document a </w:t>
+        <w:t xml:space="preserve">Everything beyond v1.0. Throughout this document a </w:t>
       </w:r>
       <w:r>
         <w:rPr>
@@ -41775,7 +41775,7 @@
                 <w:sz w:val="20"/>
                 <w:szCs w:val="20"/>
               </w:rPr>
-              <w:t>1.0: What this capstone delivers</w:t>
+              <w:t>v1.0: What this capstone delivers</w:t>
             </w:r>
           </w:p>
         </w:tc>
@@ -42302,7 +42302,7 @@
         <w:spacing w:after="60"/>
       </w:pPr>
       <w:r>
-        <w:t>Number of AI difficulty levels and their tuning values (16.7); AI complexity for 1.0.</w:t>
+        <w:t>Number of AI difficulty levels and their tuning values (16.7); AI complexity for v1.0.</w:t>
       </w:r>
     </w:p>
     <w:p>
@@ -42328,7 +42328,7 @@
         <w:spacing w:after="60"/>
       </w:pPr>
       <w:r>
-        <w:t>Final move count for 1.0.</w:t>
+        <w:t>Final move count for v1.0.</w:t>
       </w:r>
     </w:p>
     <w:p>
@@ -42508,7 +42508,7 @@
         <w:spacing w:after="60"/>
       </w:pPr>
       <w:r>
-        <w:t>Console developer accounts, devkits and certification for PlayStation 5 and Xbox Series X|S; 1.0 runs on Windows (1.11).</w:t>
+        <w:t>Console developer accounts, devkits and certification for PlayStation 5 and Xbox Series X|S; v1.0 runs on Windows (1.11).</w:t>
       </w:r>
     </w:p>
     <w:p>
@@ -43157,7 +43157,7 @@
                 <w:sz w:val="20"/>
                 <w:szCs w:val="20"/>
               </w:rPr>
-              <w:t>Authored mocap falls in 1.0; ragdoll blending is Future</w:t>
+              <w:t>Authored mocap falls in v1.0; ragdoll blending is Future</w:t>
             </w:r>
           </w:p>
         </w:tc>
@@ -43334,7 +43334,7 @@
                 <w:sz w:val="20"/>
                 <w:szCs w:val="20"/>
               </w:rPr>
-              <w:t>Two: 1.0 is what this capstone delivers, Future is after it</w:t>
+              <w:t>Two: v1.0 is what this capstone delivers, Future is after it</w:t>
             </w:r>
           </w:p>
         </w:tc>
@@ -44730,7 +44730,7 @@
     </w:p>
     <w:p>
       <w:r>
-        <w:t>Epics per milestone: 8.13. Beyond 1.0: section 17.</w:t>
+        <w:t>Epics per milestone: 8.13. Beyond v1.0: section 17.</w:t>
       </w:r>
     </w:p>
     <w:p>
@@ -45148,7 +45148,7 @@
                 <w:sz w:val="20"/>
                 <w:szCs w:val="20"/>
               </w:rPr>
-              <w:t>Two phases in place of three: 1.0 is what the capstone delivers and Future is everything after it, so only deferred items carry a tag. Online play, online tournaments, video review, challenges, replays and ragdoll blending become Future work; local Tournament against AI opponents stays in 1.0. Retargets the game to console, with Windows as the development platform. Brings Career into the Second Half, with tournament formats, event preparation and rank-gated technique unlocks. Cuts weight classes and gender divisions. Updates scoring to current WT values: a spinning kick to the head scores 6, and spin hook and tornado kicks reach the body as well as the head. Records that holding RB takes any technique to the head, and that the motion capture method is still undecided. Adds a glossary (section 22), controller notation beside the icons in section 9, and console and Career entries in the risk register. Makes the document self-contained and corrects the scope, rank, scoreboard and cross-reference errors listed in 18.2.</w:t>
+              <w:t>Two phases in place of three: v1.0 is what the capstone delivers and Future is everything after it, so only deferred items carry a tag. Online play, online tournaments, video review, challenges, replays and ragdoll blending become Future work; local Tournament against AI opponents stays in v1.0. Retargets the game to console, with Windows as the development platform. Brings Career into the Second Half, with tournament formats, event preparation and rank-gated technique unlocks. Cuts weight classes and gender divisions. Updates scoring to current WT values: a spinning kick to the head scores 6, and spin hook and tornado kicks reach the body as well as the head. Records that holding RB takes any technique to the head, and that the motion capture method is still undecided. Adds a glossary (section 22), controller notation beside the icons in section 9, and console and Career entries in the risk register. Makes the document self-contained and corrects the scope, rank, scoreboard and cross-reference errors listed in 18.2.</w:t>
             </w:r>
           </w:p>
         </w:tc>
@@ -45225,7 +45225,7 @@
                 <w:sz w:val="20"/>
                 <w:szCs w:val="20"/>
               </w:rPr>
-              <w:t>Adds Referee Mode with its own controls and a referee rating (3.5, 3.5.1); body types with height and weight, fighting styles, an overall rating and an OVR 99 ceiling for every Career fighter (5.4.1 to 5.4.3). Fixes contradictions: multi-season Careers are part of 1.0, holding RB takes kicks but not punches to the head, punches register on the trunk protector, rivals switch style only between seasons, and the podium moment moves to the world series final. Gives every Career tournament tier its own venue (6.2). A second pass adds the knockdown count (8.5, 11.2), head values for side kicks (9.1), Referee Mode in the main menu (7.5) and the missing Future items (17); a third pass corrects a cross-reference in 1.8 and wording in 1.6 and 6.2.</w:t>
+              <w:t>Adds Referee Mode with its own controls and a referee rating (3.5, 3.5.1); body types with height and weight, fighting styles, an overall rating and an OVR 99 ceiling for every Career fighter (5.4.1 to 5.4.3). Fixes contradictions: multi-season Careers are part of v1.0, holding RB takes kicks but not punches to the head, punches register on the trunk protector, rivals switch style only between seasons, and the podium moment moves to the world series final. Gives every Career tournament tier its own venue (6.2). A second pass adds the knockdown count (8.5, 11.2), head values for side kicks (9.1), Referee Mode in the main menu (7.5) and the missing Future items (17); a third pass corrects a cross-reference in 1.8 and wording in 1.6 and 6.2. The release is now written v1.0.</w:t>
             </w:r>
           </w:p>
         </w:tc>

--- a/Docs/GDD_Open_Stance.docx
+++ b/Docs/GDD_Open_Stance.docx
@@ -87,6 +87,7 @@
         <w:spacing w:before="60" w:after="260"/>
         <w:ind w:left="1440" w:right="1440"/>
       </w:pPr>
+      <w:proofErr w:type="spellStart"/>
       <w:r>
         <w:rPr>
           <w:rFonts w:ascii="Calibri Light" w:hAnsi="Calibri Light" w:cs="Calibri Light"/>
@@ -97,6 +98,7 @@
         </w:rPr>
         <w:t>겨루기</w:t>
       </w:r>
+      <w:proofErr w:type="spellEnd"/>
       <w:r>
         <w:rPr>
           <w:rFonts w:ascii="Calibri Light" w:hAnsi="Calibri Light" w:cs="Calibri Light"/>
@@ -105,7 +107,29 @@
           <w:sz w:val="34"/>
           <w:szCs w:val="34"/>
         </w:rPr>
-        <w:t xml:space="preserve"> Gyeorugi · Game Design Document</w:t>
+        <w:t xml:space="preserve"> </w:t>
+      </w:r>
+      <w:proofErr w:type="spellStart"/>
+      <w:r>
+        <w:rPr>
+          <w:rFonts w:ascii="Calibri Light" w:hAnsi="Calibri Light" w:cs="Calibri Light"/>
+          <w:color w:val="1F5AA8"/>
+          <w:spacing w:val="6"/>
+          <w:sz w:val="34"/>
+          <w:szCs w:val="34"/>
+        </w:rPr>
+        <w:t>Gyeorugi</w:t>
+      </w:r>
+      <w:proofErr w:type="spellEnd"/>
+      <w:r>
+        <w:rPr>
+          <w:rFonts w:ascii="Calibri Light" w:hAnsi="Calibri Light" w:cs="Calibri Light"/>
+          <w:color w:val="1F5AA8"/>
+          <w:spacing w:val="6"/>
+          <w:sz w:val="34"/>
+          <w:szCs w:val="34"/>
+        </w:rPr>
+        <w:t xml:space="preserve"> · Game Design Document</w:t>
       </w:r>
     </w:p>
     <w:tbl>
@@ -607,7 +631,7 @@
             <w:noProof/>
             <w:webHidden/>
           </w:rPr>
-          <w:t>60</w:t>
+          <w:t>61</w:t>
         </w:r>
         <w:r>
           <w:rPr>
@@ -7993,7 +8017,7 @@
             <w:noProof/>
             <w:webHidden/>
           </w:rPr>
-          <w:t>59</w:t>
+          <w:t>60</w:t>
         </w:r>
         <w:r>
           <w:rPr>
@@ -8063,7 +8087,7 @@
             <w:noProof/>
             <w:webHidden/>
           </w:rPr>
-          <w:t>59</w:t>
+          <w:t>60</w:t>
         </w:r>
         <w:r>
           <w:rPr>
@@ -8085,12 +8109,21 @@
         <w:pageBreakBefore/>
       </w:pPr>
       <w:r>
+        <w:lastRenderedPageBreak/>
         <w:t>1 Overview</w:t>
       </w:r>
     </w:p>
     <w:p>
       <w:r>
-        <w:t>Open Stance captures the rhythm and decision-making of real taekwondo: distance, timing, stance, guard, counters and scoring. It starts as a sparring game built around motion capture of real practitioners, and grows into the home of competitive taekwondo sparring: tournaments, team events, online competition and para taekwondo. Open Stance is only about sparring; forms (poomsae) and breaking are out of scope.</w:t>
+        <w:t xml:space="preserve">Open Stance captures the rhythm and decision-making of real taekwondo: distance, timing, stance, guard, counters and scoring. It starts as a sparring game built around motion capture of real </w:t>
+      </w:r>
+      <w:proofErr w:type="gramStart"/>
+      <w:r>
+        <w:t>practitioners, and</w:t>
+      </w:r>
+      <w:proofErr w:type="gramEnd"/>
+      <w:r>
+        <w:t xml:space="preserve"> grows into the home of competitive taekwondo sparring: tournaments, team events, online competition and para taekwondo. Open Stance is only about sparring; forms (poomsae) and breaking are out of scope.</w:t>
       </w:r>
     </w:p>
     <w:p>
@@ -8137,10 +8170,50 @@
           <w:b/>
           <w:bCs/>
         </w:rPr>
-        <w:t>Open Stance: Gyeorugi.</w:t>
-      </w:r>
-      <w:r>
-        <w:t xml:space="preserve"> In taekwondo sparring, an open stance is the position where the two fighters lead with opposite legs, so their trunks face each other and the roundhouse kick is open. Gyeorugi (겨루기) is the sport’s own word for sparring. The title tells the player that the game is about stance, position and competitive sparring, presented in taekwondo’s own terms.</w:t>
+        <w:t xml:space="preserve">Open Stance: </w:t>
+      </w:r>
+      <w:proofErr w:type="spellStart"/>
+      <w:r>
+        <w:rPr>
+          <w:b/>
+          <w:bCs/>
+        </w:rPr>
+        <w:t>Gyeorugi</w:t>
+      </w:r>
+      <w:proofErr w:type="spellEnd"/>
+      <w:r>
+        <w:rPr>
+          <w:b/>
+          <w:bCs/>
+        </w:rPr>
+        <w:t>.</w:t>
+      </w:r>
+      <w:r>
+        <w:t xml:space="preserve"> In taekwondo sparring, an open stance is the position where the two fighters lead with opposite legs, so their trunks face </w:t>
+      </w:r>
+      <w:proofErr w:type="gramStart"/>
+      <w:r>
+        <w:t>each other</w:t>
+      </w:r>
+      <w:proofErr w:type="gramEnd"/>
+      <w:r>
+        <w:t xml:space="preserve"> and the roundhouse kick is open. </w:t>
+      </w:r>
+      <w:proofErr w:type="spellStart"/>
+      <w:r>
+        <w:t>Gyeorugi</w:t>
+      </w:r>
+      <w:proofErr w:type="spellEnd"/>
+      <w:r>
+        <w:t xml:space="preserve"> (</w:t>
+      </w:r>
+      <w:proofErr w:type="spellStart"/>
+      <w:r>
+        <w:t>겨루기</w:t>
+      </w:r>
+      <w:proofErr w:type="spellEnd"/>
+      <w:r>
+        <w:t>) is the sport’s own word for sparring. The title tells the player that the game is about stance, position and competitive sparring, presented in taekwondo’s own terms.</w:t>
       </w:r>
     </w:p>
     <w:p>
@@ -8155,7 +8228,7 @@
     </w:p>
     <w:p>
       <w:r>
-        <w:t>Status on 2026-09-21: pre-production, in the proposal phase of the First Half. The design is a draft that has not been reviewed, and no gameplay prototype exists. The character and venue art pipeline works. The project is on schedule for the October 2026 proposal.</w:t>
+        <w:t>Status on 2026-09-21: pre-production, in week 3 (game systems design) of the First Half. The design is a draft that has not been reviewed, and no gameplay prototype exists. The character and venue art pipeline works. The project is on schedule for GDD Draft 1, due 21 September 2026 (section 20).</w:t>
       </w:r>
     </w:p>
     <w:tbl>
@@ -8277,7 +8350,39 @@
                 <w:sz w:val="20"/>
                 <w:szCs w:val="20"/>
               </w:rPr>
-              <w:t>Base fighter: MetaHuman body (175 cm, medium build) in seven wardrobe pieces: dobok jacket and trousers, belt, chest protector, helmet, gloves and foot guards, with Chung and Hong materials; passed a full-body range-of-motion test.</w:t>
+              <w:t xml:space="preserve">Base fighter: </w:t>
+            </w:r>
+            <w:proofErr w:type="spellStart"/>
+            <w:r>
+              <w:rPr>
+                <w:sz w:val="20"/>
+                <w:szCs w:val="20"/>
+              </w:rPr>
+              <w:t>MetaHuman</w:t>
+            </w:r>
+            <w:proofErr w:type="spellEnd"/>
+            <w:r>
+              <w:rPr>
+                <w:sz w:val="20"/>
+                <w:szCs w:val="20"/>
+              </w:rPr>
+              <w:t xml:space="preserve"> body (175 cm, medium build) in seven wardrobe pieces: </w:t>
+            </w:r>
+            <w:proofErr w:type="spellStart"/>
+            <w:r>
+              <w:rPr>
+                <w:sz w:val="20"/>
+                <w:szCs w:val="20"/>
+              </w:rPr>
+              <w:t>dobok</w:t>
+            </w:r>
+            <w:proofErr w:type="spellEnd"/>
+            <w:r>
+              <w:rPr>
+                <w:sz w:val="20"/>
+                <w:szCs w:val="20"/>
+              </w:rPr>
+              <w:t xml:space="preserve"> jacket and trousers, belt, chest protector, helmet, gloves and foot guards, with Chung and Hong materials; passed a full-body range-of-motion test.</w:t>
             </w:r>
           </w:p>
           <w:p>
@@ -8289,7 +8394,23 @@
                 <w:sz w:val="20"/>
                 <w:szCs w:val="20"/>
               </w:rPr>
-              <w:t>Referee roster: six MetaHuman referees in uniform, with Chaos cloth on ties and trousers.</w:t>
+              <w:t xml:space="preserve">Referee roster: six </w:t>
+            </w:r>
+            <w:proofErr w:type="spellStart"/>
+            <w:r>
+              <w:rPr>
+                <w:sz w:val="20"/>
+                <w:szCs w:val="20"/>
+              </w:rPr>
+              <w:t>MetaHuman</w:t>
+            </w:r>
+            <w:proofErr w:type="spellEnd"/>
+            <w:r>
+              <w:rPr>
+                <w:sz w:val="20"/>
+                <w:szCs w:val="20"/>
+              </w:rPr>
+              <w:t xml:space="preserve"> referees in uniform, with Chaos cloth on ties and trousers.</w:t>
             </w:r>
           </w:p>
           <w:p>
@@ -8301,7 +8422,39 @@
                 <w:sz w:val="20"/>
                 <w:szCs w:val="20"/>
               </w:rPr>
-              <w:t>Staging levels L_CompetitionArena (8 m octagon mat in a 12 m square) and L_TrainingDojang.</w:t>
+              <w:t xml:space="preserve">Staging levels </w:t>
+            </w:r>
+            <w:proofErr w:type="spellStart"/>
+            <w:r>
+              <w:rPr>
+                <w:sz w:val="20"/>
+                <w:szCs w:val="20"/>
+              </w:rPr>
+              <w:t>L_CompetitionArena</w:t>
+            </w:r>
+            <w:proofErr w:type="spellEnd"/>
+            <w:r>
+              <w:rPr>
+                <w:sz w:val="20"/>
+                <w:szCs w:val="20"/>
+              </w:rPr>
+              <w:t xml:space="preserve"> (8 m octagon mat in a 12 m square) and </w:t>
+            </w:r>
+            <w:proofErr w:type="spellStart"/>
+            <w:r>
+              <w:rPr>
+                <w:sz w:val="20"/>
+                <w:szCs w:val="20"/>
+              </w:rPr>
+              <w:t>L_TrainingDojang</w:t>
+            </w:r>
+            <w:proofErr w:type="spellEnd"/>
+            <w:r>
+              <w:rPr>
+                <w:sz w:val="20"/>
+                <w:szCs w:val="20"/>
+              </w:rPr>
+              <w:t>.</w:t>
             </w:r>
           </w:p>
           <w:p>
@@ -8356,7 +8509,7 @@
                 <w:sz w:val="20"/>
                 <w:szCs w:val="20"/>
               </w:rPr>
-              <w:t>BCIT proposal: requirements, research, architecture and feasibility (due October 2026).</w:t>
+              <w:t>GDD Draft 1 (this document): due 21 September, presented 28 September 2026 (section 20).</w:t>
             </w:r>
           </w:p>
           <w:p>
@@ -8368,7 +8521,7 @@
                 <w:sz w:val="20"/>
                 <w:szCs w:val="20"/>
               </w:rPr>
-              <w:t>This document.</w:t>
+              <w:t>Draft 1 presentation slides (Docs/GDD_D1P_OpenStance.pptx).</w:t>
             </w:r>
           </w:p>
         </w:tc>
@@ -8393,6 +8546,7 @@
                 <w:sz w:val="20"/>
                 <w:szCs w:val="20"/>
               </w:rPr>
+              <w:lastRenderedPageBreak/>
               <w:t>Blockers</w:t>
             </w:r>
           </w:p>
@@ -8466,7 +8620,23 @@
                 <w:sz w:val="20"/>
                 <w:szCs w:val="20"/>
               </w:rPr>
-              <w:t>The runtime module Source/OpenStance has no gameplay code yet, so the Skill Stick stays untested until Milestone 1.</w:t>
+              <w:t>The runtime module Source/</w:t>
+            </w:r>
+            <w:proofErr w:type="spellStart"/>
+            <w:r>
+              <w:rPr>
+                <w:sz w:val="20"/>
+                <w:szCs w:val="20"/>
+              </w:rPr>
+              <w:t>OpenStance</w:t>
+            </w:r>
+            <w:proofErr w:type="spellEnd"/>
+            <w:r>
+              <w:rPr>
+                <w:sz w:val="20"/>
+                <w:szCs w:val="20"/>
+              </w:rPr>
+              <w:t xml:space="preserve"> has no gameplay code yet, so the Skill Stick stays untested until Milestone 1.</w:t>
             </w:r>
           </w:p>
           <w:p>
@@ -8478,7 +8648,23 @@
                 <w:sz w:val="20"/>
                 <w:szCs w:val="20"/>
               </w:rPr>
-              <w:t>Stamina, movement and hit-reaction values are starting values that have not been playtested.</w:t>
+              <w:t xml:space="preserve">Stamina, movement and hit-reaction values are starting values that have not been </w:t>
+            </w:r>
+            <w:proofErr w:type="spellStart"/>
+            <w:r>
+              <w:rPr>
+                <w:sz w:val="20"/>
+                <w:szCs w:val="20"/>
+              </w:rPr>
+              <w:t>playtested</w:t>
+            </w:r>
+            <w:proofErr w:type="spellEnd"/>
+            <w:r>
+              <w:rPr>
+                <w:sz w:val="20"/>
+                <w:szCs w:val="20"/>
+              </w:rPr>
+              <w:t>.</w:t>
             </w:r>
           </w:p>
           <w:p>
@@ -8543,7 +8729,15 @@
         <w:t>3D one-on-one sports fighting game.</w:t>
       </w:r>
       <w:r>
-        <w:t xml:space="preserve"> From fighting games, Open Stance takes committed attacks with startup, active and recovery phases, reads, fakes and counters. From sports simulation, it takes a real ruleset: World Taekwondo scoring, electronic protectors, penalties and ranks. There is no health bar and no combo string; matches are won on points, as in the real sport.</w:t>
+        <w:t xml:space="preserve"> From fighting games, Open Stance takes committed attacks with startup, active and recovery phases, reads, fakes and counters. From sports simulation, it takes a real ruleset: World Taekwondo scoring, electronic protectors, penalties and ranks. There </w:t>
+      </w:r>
+      <w:proofErr w:type="gramStart"/>
+      <w:r>
+        <w:t>is</w:t>
+      </w:r>
+      <w:proofErr w:type="gramEnd"/>
+      <w:r>
+        <w:t xml:space="preserve"> no health bar and no combo string; matches are won on points, as in the real sport.</w:t>
       </w:r>
     </w:p>
     <w:p>
@@ -8727,7 +8921,23 @@
                 <w:sz w:val="20"/>
                 <w:szCs w:val="20"/>
               </w:rPr>
-              <w:t>Depth through spacing and timing rather than long combo strings; a high skill ceiling; local versus</w:t>
+              <w:t xml:space="preserve">Depth through spacing and timing rather than long combo strings; a </w:t>
+            </w:r>
+            <w:proofErr w:type="gramStart"/>
+            <w:r>
+              <w:rPr>
+                <w:sz w:val="20"/>
+                <w:szCs w:val="20"/>
+              </w:rPr>
+              <w:t>high skill</w:t>
+            </w:r>
+            <w:proofErr w:type="gramEnd"/>
+            <w:r>
+              <w:rPr>
+                <w:sz w:val="20"/>
+                <w:szCs w:val="20"/>
+              </w:rPr>
+              <w:t xml:space="preserve"> ceiling; local versus</w:t>
             </w:r>
           </w:p>
         </w:tc>
@@ -8981,6 +9191,7 @@
     </w:p>
     <w:p>
       <w:r>
+        <w:lastRenderedPageBreak/>
         <w:t>Motivations: mastery (a fair, readable system where skill decides the match), competition (winning on points against a friend or rival) and authenticity (real technique and rules).</w:t>
       </w:r>
     </w:p>
@@ -9008,7 +9219,23 @@
     </w:p>
     <w:p>
       <w:r>
-        <w:t>A match is a series of short exchanges on an 8 m octagonal mat. Each fighter bounces in guard and manages distance with the left stick. The right stick, the Skill Stick, chooses the kick: up for a side or cut kick, left or right for a roundhouse or hook kick, and circles and other motions for axe, spinning and tornado kicks (7.2). Holding RT kicks with the back leg, holding RB aims at the head, and holding LB fakes the attack. Hits score the way the electronic scoring system does: 1 point for a punch, 2 for a body kick, 3 for the head, 4 for a spinning body kick and 6 for a spinning head kick (8.3). Stamina limits how often a fighter throws big techniques. Players learn in the training dojang and spar the AI or a friend; Career then takes a created fighter from white belt at a local club to a world final, unlocking techniques rank by rank. The look is realistic: MetaHuman fighters in white doboks and blue or red gear, animated from motion capture of real practitioners.</w:t>
+        <w:t xml:space="preserve">A match is a series of short exchanges on an 8 m octagonal mat. Each fighter bounces in guard and manages distance with the left stick. The right stick, the Skill Stick, chooses the kick: up for a side or cut kick, left or right for a roundhouse or hook kick, and circles and other motions for axe, spinning and tornado kicks (7.2). Holding RT kicks with the back leg, holding RB aims at the head, and holding LB fakes the attack. Hits score the way the electronic scoring system does: 1 point for a punch, 2 for a body kick, 3 for the head, 4 for a spinning body kick and 6 for a spinning head kick (8.3). Stamina limits how often a fighter throws big techniques. Players learn in the training dojang and spar the AI or a friend; Career then takes a created fighter from white belt at a local club to a world final, unlocking techniques rank by rank. The look is realistic: </w:t>
+      </w:r>
+      <w:proofErr w:type="spellStart"/>
+      <w:r>
+        <w:t>MetaHuman</w:t>
+      </w:r>
+      <w:proofErr w:type="spellEnd"/>
+      <w:r>
+        <w:t xml:space="preserve"> fighters in white </w:t>
+      </w:r>
+      <w:proofErr w:type="spellStart"/>
+      <w:r>
+        <w:t>doboks</w:t>
+      </w:r>
+      <w:proofErr w:type="spellEnd"/>
+      <w:r>
+        <w:t xml:space="preserve"> and blue or red gear, animated from motion capture of real practitioners.</w:t>
       </w:r>
     </w:p>
     <w:p>
@@ -9061,7 +9288,23 @@
         <w:t>Real sparring, real scoring.</w:t>
       </w:r>
       <w:r>
-        <w:t xml:space="preserve"> World Taekwondo rules: 2-minute rounds, electronic protector scoring, 1 to 6 point techniques, gam-jeom penalties, and a 12-point gap.</w:t>
+        <w:t xml:space="preserve"> World Taekwondo rules: 2-minute rounds, electronic protector scoring, </w:t>
+      </w:r>
+      <w:proofErr w:type="gramStart"/>
+      <w:r>
+        <w:t>1 to 6 point</w:t>
+      </w:r>
+      <w:proofErr w:type="gramEnd"/>
+      <w:r>
+        <w:t xml:space="preserve"> techniques, gam-</w:t>
+      </w:r>
+      <w:proofErr w:type="spellStart"/>
+      <w:r>
+        <w:t>jeom</w:t>
+      </w:r>
+      <w:proofErr w:type="spellEnd"/>
+      <w:r>
+        <w:t xml:space="preserve"> penalties, and a 12-point gap.</w:t>
       </w:r>
     </w:p>
     <w:p>
@@ -9266,6 +9509,7 @@
                 <w:sz w:val="20"/>
                 <w:szCs w:val="20"/>
               </w:rPr>
+              <w:lastRenderedPageBreak/>
               <w:t>Distance matters</w:t>
             </w:r>
           </w:p>
@@ -9570,7 +9814,23 @@
                 <w:sz w:val="20"/>
                 <w:szCs w:val="20"/>
               </w:rPr>
-              <w:t>A taekwondo athlete at a competition, in dobok and full sparring gear. In Career the same created fighter grows from a white-belt beginner to a black-belt international competitor.</w:t>
+              <w:t xml:space="preserve">A taekwondo athlete at a competition, in </w:t>
+            </w:r>
+            <w:proofErr w:type="spellStart"/>
+            <w:r>
+              <w:rPr>
+                <w:sz w:val="20"/>
+                <w:szCs w:val="20"/>
+              </w:rPr>
+              <w:t>dobok</w:t>
+            </w:r>
+            <w:proofErr w:type="spellEnd"/>
+            <w:r>
+              <w:rPr>
+                <w:sz w:val="20"/>
+                <w:szCs w:val="20"/>
+              </w:rPr>
+              <w:t xml:space="preserve"> and full sparring gear. In Career the same created fighter grows from a white-belt beginner to a black-belt international competitor.</w:t>
             </w:r>
           </w:p>
         </w:tc>
@@ -9611,7 +9871,23 @@
                 <w:sz w:val="20"/>
                 <w:szCs w:val="20"/>
               </w:rPr>
-              <w:t>The present-day sport: a training dojang and competition venues. There is no scripted plot and no fantasy setting (6.1).</w:t>
+              <w:t xml:space="preserve">The present-day sport: a training dojang and competition venues. There </w:t>
+            </w:r>
+            <w:proofErr w:type="gramStart"/>
+            <w:r>
+              <w:rPr>
+                <w:sz w:val="20"/>
+                <w:szCs w:val="20"/>
+              </w:rPr>
+              <w:t>is</w:t>
+            </w:r>
+            <w:proofErr w:type="gramEnd"/>
+            <w:r>
+              <w:rPr>
+                <w:sz w:val="20"/>
+                <w:szCs w:val="20"/>
+              </w:rPr>
+              <w:t xml:space="preserve"> no scripted plot and no fantasy setting (6.1).</w:t>
             </w:r>
           </w:p>
         </w:tc>
@@ -10078,6 +10354,7 @@
                 <w:sz w:val="20"/>
                 <w:szCs w:val="20"/>
               </w:rPr>
+              <w:lastRenderedPageBreak/>
               <w:t>First read</w:t>
             </w:r>
           </w:p>
@@ -10269,7 +10546,23 @@
                 <w:sz w:val="20"/>
                 <w:szCs w:val="20"/>
               </w:rPr>
-              <w:t xml:space="preserve">The opponent cut-kicks every approach and the player falls 4 points behind. Fake attacks </w:t>
+              <w:t xml:space="preserve">The opponent cut-kicks every approach and the player </w:t>
+            </w:r>
+            <w:proofErr w:type="gramStart"/>
+            <w:r>
+              <w:rPr>
+                <w:sz w:val="20"/>
+                <w:szCs w:val="20"/>
+              </w:rPr>
+              <w:t>falls</w:t>
+            </w:r>
+            <w:proofErr w:type="gramEnd"/>
+            <w:r>
+              <w:rPr>
+                <w:sz w:val="20"/>
+                <w:szCs w:val="20"/>
+              </w:rPr>
+              <w:t xml:space="preserve"> 4 points behind. Fake attacks </w:t>
             </w:r>
             <w:r>
               <w:rPr>
@@ -10579,7 +10872,23 @@
                 <w:sz w:val="20"/>
                 <w:szCs w:val="20"/>
               </w:rPr>
-              <w:t>In a black dan dobok, the fighter bows to the rival who beat them two seasons earlier, then takes gold.</w:t>
+              <w:t xml:space="preserve">In a black dan </w:t>
+            </w:r>
+            <w:proofErr w:type="spellStart"/>
+            <w:r>
+              <w:rPr>
+                <w:sz w:val="20"/>
+                <w:szCs w:val="20"/>
+              </w:rPr>
+              <w:t>dobok</w:t>
+            </w:r>
+            <w:proofErr w:type="spellEnd"/>
+            <w:r>
+              <w:rPr>
+                <w:sz w:val="20"/>
+                <w:szCs w:val="20"/>
+              </w:rPr>
+              <w:t>, the fighter bows to the rival who beat them two seasons earlier, then takes gold.</w:t>
             </w:r>
           </w:p>
         </w:tc>
@@ -10609,7 +10918,23 @@
         <w:t>Visual style.</w:t>
       </w:r>
       <w:r>
-        <w:t xml:space="preserve"> Realistic and clean, like a broadcast of a World Taekwondo event. Fighters are MetaHuman bodies in white doboks with blue (Chung) or red (Hong) protectors and helmets. Arenas use bright, even light so limbs and scoring zones stay readable. The Chung-blue and Hong-red convention runs through the mat, gear, scoreboard and HUD, so the player always knows which side is which. The training dojang is warmer: daylight, wood, and walls of kicking pads.</w:t>
+        <w:t xml:space="preserve"> Realistic and clean, like a broadcast of a World Taekwondo event. Fighters are </w:t>
+      </w:r>
+      <w:proofErr w:type="spellStart"/>
+      <w:r>
+        <w:t>MetaHuman</w:t>
+      </w:r>
+      <w:proofErr w:type="spellEnd"/>
+      <w:r>
+        <w:t xml:space="preserve"> bodies in white </w:t>
+      </w:r>
+      <w:proofErr w:type="spellStart"/>
+      <w:r>
+        <w:t>doboks</w:t>
+      </w:r>
+      <w:proofErr w:type="spellEnd"/>
+      <w:r>
+        <w:t xml:space="preserve"> with blue (Chung) or red (Hong) protectors and helmets. Arenas use bright, even light so limbs and scoring zones stay readable. The Chung-blue and Hong-red convention runs through the mat, gear, scoreboard and HUD, so the player always knows which side is which. The training dojang is warmer: daylight, wood, and walls of kicking pads.</w:t>
       </w:r>
     </w:p>
     <w:p>
@@ -10677,7 +11002,15 @@
         <w:jc w:val="center"/>
       </w:pPr>
       <w:r>
-        <w:t>Fighter: dobok, Chung protector and helmet, gloves and foot guards (front, side, back)</w:t>
+        <w:t xml:space="preserve">Fighter: </w:t>
+      </w:r>
+      <w:proofErr w:type="spellStart"/>
+      <w:r>
+        <w:t>dobok</w:t>
+      </w:r>
+      <w:proofErr w:type="spellEnd"/>
+      <w:r>
+        <w:t>, Chung protector and helmet, gloves and foot guards (front, side, back)</w:t>
       </w:r>
     </w:p>
     <w:tbl>
@@ -10708,6 +11041,7 @@
               <w:rPr>
                 <w:noProof/>
               </w:rPr>
+              <w:lastRenderedPageBreak/>
               <w:drawing>
                 <wp:inline distT="0" distB="0" distL="0" distR="0" wp14:anchorId="382C40E5" wp14:editId="14C251B5">
                   <wp:extent cx="2743200" cy="1543050"/>
@@ -11117,6 +11451,7 @@
                 <w:sz w:val="20"/>
                 <w:szCs w:val="20"/>
               </w:rPr>
+              <w:lastRenderedPageBreak/>
               <w:t>Engine and graphics</w:t>
             </w:r>
           </w:p>
@@ -11237,7 +11572,29 @@
           <w:sz w:val="20"/>
           <w:szCs w:val="20"/>
         </w:rPr>
-        <w:t>A PC release on Steam and cross-play are in section 17.</w:t>
+        <w:t xml:space="preserve">A PC release on Steam and cross-play </w:t>
+      </w:r>
+      <w:proofErr w:type="gramStart"/>
+      <w:r>
+        <w:rPr>
+          <w:i/>
+          <w:iCs/>
+          <w:color w:val="595959"/>
+          <w:sz w:val="20"/>
+          <w:szCs w:val="20"/>
+        </w:rPr>
+        <w:t>are</w:t>
+      </w:r>
+      <w:proofErr w:type="gramEnd"/>
+      <w:r>
+        <w:rPr>
+          <w:i/>
+          <w:iCs/>
+          <w:color w:val="595959"/>
+          <w:sz w:val="20"/>
+          <w:szCs w:val="20"/>
+        </w:rPr>
+        <w:t xml:space="preserve"> in section 17.</w:t>
       </w:r>
     </w:p>
     <w:p>
@@ -11617,7 +11974,23 @@
                 <w:sz w:val="18"/>
                 <w:szCs w:val="18"/>
               </w:rPr>
-              <w:t>3D fighting game with a taekwondo-based character (Hwoarang); health bars, juggles and combos.</w:t>
+              <w:t>3D fighting game with a taekwondo-based character (</w:t>
+            </w:r>
+            <w:proofErr w:type="spellStart"/>
+            <w:r>
+              <w:rPr>
+                <w:sz w:val="18"/>
+                <w:szCs w:val="18"/>
+              </w:rPr>
+              <w:t>Hwoarang</w:t>
+            </w:r>
+            <w:proofErr w:type="spellEnd"/>
+            <w:r>
+              <w:rPr>
+                <w:sz w:val="18"/>
+                <w:szCs w:val="18"/>
+              </w:rPr>
+              <w:t>); health bars, juggles and combos.</w:t>
             </w:r>
           </w:p>
         </w:tc>
@@ -12013,6 +12386,7 @@
           <w:sz w:val="20"/>
           <w:szCs w:val="20"/>
         </w:rPr>
+        <w:lastRenderedPageBreak/>
         <w:t>Sources: Steam store and Metacritic (Taekwondo Grand Prix); virtualtkd.gg; Bandai Namco via Game Developer (Tekken 8); Capcom investor relations and Gematsu (Street Fighter 6); EA (UFC 5); Forbes and PlayStation Universe (Undisputed). Checked 2026-09-14.</w:t>
       </w:r>
     </w:p>
@@ -12179,7 +12553,15 @@
     </w:p>
     <w:p>
       <w:r>
-        <w:t>A premium price suits a competitive sport game built on fairness (1.7): every player has the same techniques, and Ranked would give everyone the same attributes. Free-to-play progression would put purchases between the player and techniques, which the balance rules forbid (5.6).</w:t>
+        <w:t xml:space="preserve">A premium price suits a competitive sport game built on fairness (1.7): every player has the same </w:t>
+      </w:r>
+      <w:proofErr w:type="gramStart"/>
+      <w:r>
+        <w:t>techniques, and</w:t>
+      </w:r>
+      <w:proofErr w:type="gramEnd"/>
+      <w:r>
+        <w:t xml:space="preserve"> Ranked would give everyone the same attributes. Free-to-play progression would put purchases between the player and techniques, which the balance rules forbid (5.6).</w:t>
       </w:r>
     </w:p>
     <w:p>
@@ -12367,7 +12749,7 @@
                 <w:sz w:val="20"/>
                 <w:szCs w:val="20"/>
               </w:rPr>
-              <w:t>Milestone 2, December 2026: two local players complete a basic sparring match. This is the demo gameplay that closes the First Half.</w:t>
+              <w:t>Milestone 2, due 7 December 2026: two local players complete a basic sparring match. This is the demo gameplay that closes the First Half.</w:t>
             </w:r>
           </w:p>
         </w:tc>
@@ -12510,6 +12892,7 @@
       <w:bookmarkStart w:id="15" w:name="_Toc240399291"/>
       <w:bookmarkEnd w:id="14"/>
       <w:r>
+        <w:lastRenderedPageBreak/>
         <w:t>2 Player Objectives and Progression</w:t>
       </w:r>
       <w:bookmarkEnd w:id="15"/>
@@ -12996,7 +13379,15 @@
     </w:p>
     <w:p>
       <w:r>
-        <w:t>Progression is linear only where rank gates it: Career event tiers and technique unlocks follow rank (5.3, 5.5). Everything else is the player’s choice: which events to enter, what to train and how to fight.</w:t>
+        <w:t xml:space="preserve">Progression is linear only where rank gates it: Career event tiers and technique </w:t>
+      </w:r>
+      <w:proofErr w:type="gramStart"/>
+      <w:r>
+        <w:t>unlocks</w:t>
+      </w:r>
+      <w:proofErr w:type="gramEnd"/>
+      <w:r>
+        <w:t xml:space="preserve"> follow rank (5.3, 5.5). Everything else is the player’s choice: which events to enter, what to train and how to fight.</w:t>
       </w:r>
     </w:p>
     <w:p>
@@ -13021,7 +13412,95 @@
           <w:sz w:val="20"/>
           <w:szCs w:val="20"/>
         </w:rPr>
-        <w:t>READ DISTANCE  →  SET UP  →  COMMIT  →  SCORE OR MISS  →  RESET</w:t>
+        <w:t xml:space="preserve">READ </w:t>
+      </w:r>
+      <w:proofErr w:type="gramStart"/>
+      <w:r>
+        <w:rPr>
+          <w:b/>
+          <w:bCs/>
+          <w:color w:val="404040"/>
+          <w:sz w:val="20"/>
+          <w:szCs w:val="20"/>
+        </w:rPr>
+        <w:t>DISTANCE  →</w:t>
+      </w:r>
+      <w:proofErr w:type="gramEnd"/>
+      <w:r>
+        <w:rPr>
+          <w:b/>
+          <w:bCs/>
+          <w:color w:val="404040"/>
+          <w:sz w:val="20"/>
+          <w:szCs w:val="20"/>
+        </w:rPr>
+        <w:t xml:space="preserve">  SET </w:t>
+      </w:r>
+      <w:proofErr w:type="gramStart"/>
+      <w:r>
+        <w:rPr>
+          <w:b/>
+          <w:bCs/>
+          <w:color w:val="404040"/>
+          <w:sz w:val="20"/>
+          <w:szCs w:val="20"/>
+        </w:rPr>
+        <w:t>UP  →</w:t>
+      </w:r>
+      <w:proofErr w:type="gramEnd"/>
+      <w:r>
+        <w:rPr>
+          <w:b/>
+          <w:bCs/>
+          <w:color w:val="404040"/>
+          <w:sz w:val="20"/>
+          <w:szCs w:val="20"/>
+        </w:rPr>
+        <w:t xml:space="preserve">  </w:t>
+      </w:r>
+      <w:proofErr w:type="gramStart"/>
+      <w:r>
+        <w:rPr>
+          <w:b/>
+          <w:bCs/>
+          <w:color w:val="404040"/>
+          <w:sz w:val="20"/>
+          <w:szCs w:val="20"/>
+        </w:rPr>
+        <w:t>COMMIT  →</w:t>
+      </w:r>
+      <w:proofErr w:type="gramEnd"/>
+      <w:r>
+        <w:rPr>
+          <w:b/>
+          <w:bCs/>
+          <w:color w:val="404040"/>
+          <w:sz w:val="20"/>
+          <w:szCs w:val="20"/>
+        </w:rPr>
+        <w:t xml:space="preserve">  SCORE OR </w:t>
+      </w:r>
+      <w:proofErr w:type="gramStart"/>
+      <w:r>
+        <w:rPr>
+          <w:b/>
+          <w:bCs/>
+          <w:color w:val="404040"/>
+          <w:sz w:val="20"/>
+          <w:szCs w:val="20"/>
+        </w:rPr>
+        <w:t>MISS  →</w:t>
+      </w:r>
+      <w:proofErr w:type="gramEnd"/>
+      <w:r>
+        <w:rPr>
+          <w:b/>
+          <w:bCs/>
+          <w:color w:val="404040"/>
+          <w:sz w:val="20"/>
+          <w:szCs w:val="20"/>
+        </w:rPr>
+        <w:t xml:space="preserve">  RESET</w:t>
       </w:r>
     </w:p>
     <w:p>
@@ -13298,6 +13777,7 @@
           <w:b/>
           <w:bCs/>
         </w:rPr>
+        <w:lastRenderedPageBreak/>
         <w:t>Commit.</w:t>
       </w:r>
       <w:r>
@@ -13389,7 +13869,15 @@
         </w:drawing>
       </w:r>
       <w:r>
-        <w:t xml:space="preserve"> for the head. Its startup, active and recovery phases (MoveData, 16.3) decide whether it lands before the opponent’s counter.</w:t>
+        <w:t xml:space="preserve"> for the head. Its startup, active and recovery phases (</w:t>
+      </w:r>
+      <w:proofErr w:type="spellStart"/>
+      <w:r>
+        <w:t>MoveData</w:t>
+      </w:r>
+      <w:proofErr w:type="spellEnd"/>
+      <w:r>
+        <w:t>, 16.3) decide whether it lands before the opponent’s counter.</w:t>
       </w:r>
     </w:p>
     <w:p>
@@ -14267,6 +14755,7 @@
                 <w:sz w:val="20"/>
                 <w:szCs w:val="20"/>
               </w:rPr>
+              <w:lastRenderedPageBreak/>
               <w:t>Cultural</w:t>
             </w:r>
           </w:p>
@@ -14318,7 +14807,73 @@
           <w:sz w:val="20"/>
           <w:szCs w:val="20"/>
         </w:rPr>
-        <w:t>TRAINING LESSONS  →  SPARRING VS AI  →  LOCAL VERSUS  →  CAREER</w:t>
+        <w:t xml:space="preserve">TRAINING </w:t>
+      </w:r>
+      <w:proofErr w:type="gramStart"/>
+      <w:r>
+        <w:rPr>
+          <w:b/>
+          <w:bCs/>
+          <w:color w:val="404040"/>
+          <w:sz w:val="20"/>
+          <w:szCs w:val="20"/>
+        </w:rPr>
+        <w:t>LESSONS  →</w:t>
+      </w:r>
+      <w:proofErr w:type="gramEnd"/>
+      <w:r>
+        <w:rPr>
+          <w:b/>
+          <w:bCs/>
+          <w:color w:val="404040"/>
+          <w:sz w:val="20"/>
+          <w:szCs w:val="20"/>
+        </w:rPr>
+        <w:t xml:space="preserve">  SPARRING VS </w:t>
+      </w:r>
+      <w:proofErr w:type="gramStart"/>
+      <w:r>
+        <w:rPr>
+          <w:b/>
+          <w:bCs/>
+          <w:color w:val="404040"/>
+          <w:sz w:val="20"/>
+          <w:szCs w:val="20"/>
+        </w:rPr>
+        <w:t>AI  →</w:t>
+      </w:r>
+      <w:proofErr w:type="gramEnd"/>
+      <w:r>
+        <w:rPr>
+          <w:b/>
+          <w:bCs/>
+          <w:color w:val="404040"/>
+          <w:sz w:val="20"/>
+          <w:szCs w:val="20"/>
+        </w:rPr>
+        <w:t xml:space="preserve">  LOCAL </w:t>
+      </w:r>
+      <w:proofErr w:type="gramStart"/>
+      <w:r>
+        <w:rPr>
+          <w:b/>
+          <w:bCs/>
+          <w:color w:val="404040"/>
+          <w:sz w:val="20"/>
+          <w:szCs w:val="20"/>
+        </w:rPr>
+        <w:t>VERSUS  →</w:t>
+      </w:r>
+      <w:proofErr w:type="gramEnd"/>
+      <w:r>
+        <w:rPr>
+          <w:b/>
+          <w:bCs/>
+          <w:color w:val="404040"/>
+          <w:sz w:val="20"/>
+          <w:szCs w:val="20"/>
+        </w:rPr>
+        <w:t xml:space="preserve">  CAREER</w:t>
       </w:r>
     </w:p>
     <w:p>
@@ -14335,6 +14890,7 @@
       <w:bookmarkStart w:id="23" w:name="_Toc240399298"/>
       <w:bookmarkEnd w:id="22"/>
       <w:r>
+        <w:lastRenderedPageBreak/>
         <w:t>3 Game Modes</w:t>
       </w:r>
       <w:bookmarkEnd w:id="23"/>
@@ -14480,7 +15036,23 @@
           <w:b/>
           <w:bCs/>
         </w:rPr>
-        <w:t>Training (도장 dojang)</w:t>
+        <w:t>Training (</w:t>
+      </w:r>
+      <w:proofErr w:type="spellStart"/>
+      <w:r>
+        <w:rPr>
+          <w:b/>
+          <w:bCs/>
+        </w:rPr>
+        <w:t>도장</w:t>
+      </w:r>
+      <w:proofErr w:type="spellEnd"/>
+      <w:r>
+        <w:rPr>
+          <w:b/>
+          <w:bCs/>
+        </w:rPr>
+        <w:t xml:space="preserve"> dojang)</w:t>
       </w:r>
     </w:p>
     <w:p>
@@ -14588,7 +15160,23 @@
         <w:t>[Future]</w:t>
       </w:r>
       <w:r>
-        <w:t>. Para gyeorugi under WT Para Taekwondo rules (for example, no kicks to the head), with animation captured with para athletes and classification-accurate fighters. Developed with para practitioners, not approximated.</w:t>
+        <w:t xml:space="preserve">. Para </w:t>
+      </w:r>
+      <w:proofErr w:type="spellStart"/>
+      <w:r>
+        <w:t>gyeorugi</w:t>
+      </w:r>
+      <w:proofErr w:type="spellEnd"/>
+      <w:r>
+        <w:t xml:space="preserve"> under WT Para Taekwondo rules (for example, no kicks to the head), with animation captured with </w:t>
+      </w:r>
+      <w:proofErr w:type="gramStart"/>
+      <w:r>
+        <w:t>para athletes</w:t>
+      </w:r>
+      <w:proofErr w:type="gramEnd"/>
+      <w:r>
+        <w:t xml:space="preserve"> and classification-accurate fighters. Developed with para practitioners, not approximated.</w:t>
       </w:r>
     </w:p>
     <w:p>
@@ -14658,6 +15246,7 @@
           <w:b/>
           <w:bCs/>
         </w:rPr>
+        <w:lastRenderedPageBreak/>
         <w:t>Ranked:</w:t>
       </w:r>
       <w:r>
@@ -14775,7 +15364,15 @@
         <w:t>Calls decide the match.</w:t>
       </w:r>
       <w:r>
-        <w:t xml:space="preserve"> Only the penalties the referee player declares are applied. The automatic penalty detection (8.4) still runs, but only as the answer key for grading; it never gives a gam-jeom itself.</w:t>
+        <w:t xml:space="preserve"> Only the penalties the referee player declares are applied. The automatic penalty detection (8.4) still runs, but only as the answer key for grading; it never gives a gam-</w:t>
+      </w:r>
+      <w:proofErr w:type="spellStart"/>
+      <w:r>
+        <w:t>jeom</w:t>
+      </w:r>
+      <w:proofErr w:type="spellEnd"/>
+      <w:r>
+        <w:t xml:space="preserve"> itself.</w:t>
       </w:r>
     </w:p>
     <w:p>
@@ -15437,6 +16034,7 @@
                 <w:sz w:val="20"/>
                 <w:szCs w:val="20"/>
               </w:rPr>
+              <w:lastRenderedPageBreak/>
               <w:t>GAM-JEOM to the selected fighter</w:t>
             </w:r>
           </w:p>
@@ -15999,7 +16597,15 @@
         <w:spacing w:before="120"/>
       </w:pPr>
       <w:r>
-        <w:t>The gam-jeom reasons on the right-stick wheel follow 8.4: boundary, falling, avoiding or delaying, leg lifting, kicking below the waist or punching the head, and grabbing or pushing. Like the other Korean commands, the knockdown count is shown with English subtitles.</w:t>
+        <w:t>The gam-</w:t>
+      </w:r>
+      <w:proofErr w:type="spellStart"/>
+      <w:r>
+        <w:t>jeom</w:t>
+      </w:r>
+      <w:proofErr w:type="spellEnd"/>
+      <w:r>
+        <w:t xml:space="preserve"> reasons on the right-stick wheel follow 8.4: boundary, falling, avoiding or delaying, leg lifting, kicking below the waist or punching the head, and grabbing or pushing. Like the other Korean commands, the knockdown count is shown with English subtitles.</w:t>
       </w:r>
     </w:p>
     <w:p>
@@ -16373,7 +16979,15 @@
         <w:spacing w:before="120" w:after="60"/>
       </w:pPr>
       <w:r>
-        <w:t>Wrong calls cost more than missed ones: a wrong gam-jeom changes the score, a missed one does not.</w:t>
+        <w:t>Wrong calls cost more than missed ones: a wrong gam-</w:t>
+      </w:r>
+      <w:proofErr w:type="spellStart"/>
+      <w:r>
+        <w:t>jeom</w:t>
+      </w:r>
+      <w:proofErr w:type="spellEnd"/>
+      <w:r>
+        <w:t xml:space="preserve"> changes the score, a missed one does not.</w:t>
       </w:r>
     </w:p>
     <w:p>
@@ -16430,10 +17044,19 @@
           <w:b/>
           <w:bCs/>
         </w:rPr>
+        <w:lastRenderedPageBreak/>
         <w:t>Removal.</w:t>
       </w:r>
       <w:r>
-        <w:t xml:space="preserve"> Below 20, the technical delegate stops the match at the next break in play and an AI referee takes over for the rest of the match. The player's match grade is F. The score stands: calls already made are not corrected, as in the real sport.</w:t>
+        <w:t xml:space="preserve"> Below 20, the technical delegate stops the match at the next break in </w:t>
+      </w:r>
+      <w:proofErr w:type="gramStart"/>
+      <w:r>
+        <w:t>play</w:t>
+      </w:r>
+      <w:proofErr w:type="gramEnd"/>
+      <w:r>
+        <w:t xml:space="preserve"> and an AI referee takes over for the rest of the match. The player's match grade is F. The score stands: calls already made are not corrected, as in the real sport.</w:t>
       </w:r>
     </w:p>
     <w:p>
@@ -16507,13 +17130,22 @@
       <w:bookmarkStart w:id="30" w:name="_Toc240399303"/>
       <w:bookmarkEnd w:id="29"/>
       <w:r>
+        <w:lastRenderedPageBreak/>
         <w:t>4 Career</w:t>
       </w:r>
       <w:bookmarkEnd w:id="30"/>
     </w:p>
     <w:p>
       <w:r>
-        <w:t>Career follows one created fighter through seasons of training, grading and competition. A season calendar sets training slots, grading dates and the events the fighter enters; tournaments run in several formats (4.2), and ranking points decide which tier opens next. Techniques unlock by rank and are learned in a drill (5.5), so the move list grows with the fighter. There is no scripted plot; rivals, gradings passed and titles won are the record (6.1). Career menus show the fighter out of match gear: in dobok and belt, at the club, on the podium.</w:t>
+        <w:t xml:space="preserve">Career follows one created fighter through seasons of training, grading and competition. A season calendar sets training slots, grading dates and the events the fighter enters; tournaments run in several formats (4.2), and ranking points decide which tier opens next. Techniques unlock by rank and are learned in a drill (5.5), so the move list grows with the fighter. There is no scripted plot; rivals, gradings passed and titles won are the record (6.1). Career menus show the fighter out of match gear: in </w:t>
+      </w:r>
+      <w:proofErr w:type="spellStart"/>
+      <w:r>
+        <w:t>dobok</w:t>
+      </w:r>
+      <w:proofErr w:type="spellEnd"/>
+      <w:r>
+        <w:t xml:space="preserve"> and belt, at the club, on the podium.</w:t>
       </w:r>
     </w:p>
     <w:p>
@@ -16538,7 +17170,117 @@
           <w:sz w:val="20"/>
           <w:szCs w:val="20"/>
         </w:rPr>
-        <w:t>PLAN THE WEEK  →  TRAIN  →  PREPARE  →  GRADE OR COMPETE  →  REVIEW  →  LEVEL UP</w:t>
+        <w:t xml:space="preserve">PLAN THE </w:t>
+      </w:r>
+      <w:proofErr w:type="gramStart"/>
+      <w:r>
+        <w:rPr>
+          <w:b/>
+          <w:bCs/>
+          <w:color w:val="404040"/>
+          <w:sz w:val="20"/>
+          <w:szCs w:val="20"/>
+        </w:rPr>
+        <w:t>WEEK  →</w:t>
+      </w:r>
+      <w:proofErr w:type="gramEnd"/>
+      <w:r>
+        <w:rPr>
+          <w:b/>
+          <w:bCs/>
+          <w:color w:val="404040"/>
+          <w:sz w:val="20"/>
+          <w:szCs w:val="20"/>
+        </w:rPr>
+        <w:t xml:space="preserve">  </w:t>
+      </w:r>
+      <w:proofErr w:type="gramStart"/>
+      <w:r>
+        <w:rPr>
+          <w:b/>
+          <w:bCs/>
+          <w:color w:val="404040"/>
+          <w:sz w:val="20"/>
+          <w:szCs w:val="20"/>
+        </w:rPr>
+        <w:t>TRAIN  →</w:t>
+      </w:r>
+      <w:proofErr w:type="gramEnd"/>
+      <w:r>
+        <w:rPr>
+          <w:b/>
+          <w:bCs/>
+          <w:color w:val="404040"/>
+          <w:sz w:val="20"/>
+          <w:szCs w:val="20"/>
+        </w:rPr>
+        <w:t xml:space="preserve">  </w:t>
+      </w:r>
+      <w:proofErr w:type="gramStart"/>
+      <w:r>
+        <w:rPr>
+          <w:b/>
+          <w:bCs/>
+          <w:color w:val="404040"/>
+          <w:sz w:val="20"/>
+          <w:szCs w:val="20"/>
+        </w:rPr>
+        <w:t>PREPARE  →</w:t>
+      </w:r>
+      <w:proofErr w:type="gramEnd"/>
+      <w:r>
+        <w:rPr>
+          <w:b/>
+          <w:bCs/>
+          <w:color w:val="404040"/>
+          <w:sz w:val="20"/>
+          <w:szCs w:val="20"/>
+        </w:rPr>
+        <w:t xml:space="preserve">  GRADE OR </w:t>
+      </w:r>
+      <w:proofErr w:type="gramStart"/>
+      <w:r>
+        <w:rPr>
+          <w:b/>
+          <w:bCs/>
+          <w:color w:val="404040"/>
+          <w:sz w:val="20"/>
+          <w:szCs w:val="20"/>
+        </w:rPr>
+        <w:t>COMPETE  →</w:t>
+      </w:r>
+      <w:proofErr w:type="gramEnd"/>
+      <w:r>
+        <w:rPr>
+          <w:b/>
+          <w:bCs/>
+          <w:color w:val="404040"/>
+          <w:sz w:val="20"/>
+          <w:szCs w:val="20"/>
+        </w:rPr>
+        <w:t xml:space="preserve">  </w:t>
+      </w:r>
+      <w:proofErr w:type="gramStart"/>
+      <w:r>
+        <w:rPr>
+          <w:b/>
+          <w:bCs/>
+          <w:color w:val="404040"/>
+          <w:sz w:val="20"/>
+          <w:szCs w:val="20"/>
+        </w:rPr>
+        <w:t>REVIEW  →</w:t>
+      </w:r>
+      <w:proofErr w:type="gramEnd"/>
+      <w:r>
+        <w:rPr>
+          <w:b/>
+          <w:bCs/>
+          <w:color w:val="404040"/>
+          <w:sz w:val="20"/>
+          <w:szCs w:val="20"/>
+        </w:rPr>
+        <w:t xml:space="preserve">  LEVEL UP</w:t>
       </w:r>
     </w:p>
     <w:p>
@@ -17280,6 +18022,7 @@
                 <w:sz w:val="20"/>
                 <w:szCs w:val="20"/>
               </w:rPr>
+              <w:lastRenderedPageBreak/>
               <w:t>6</w:t>
             </w:r>
           </w:p>
@@ -17573,7 +18316,15 @@
         <w:t>Age divisions:</w:t>
       </w:r>
       <w:r>
-        <w:t xml:space="preserve"> start as a cadet (12–14, poom rank, helmets with face shields) or junior (15–17) and move up to senior.</w:t>
+        <w:t xml:space="preserve"> start as a cadet (12–14, </w:t>
+      </w:r>
+      <w:proofErr w:type="spellStart"/>
+      <w:r>
+        <w:t>poom</w:t>
+      </w:r>
+      <w:proofErr w:type="spellEnd"/>
+      <w:r>
+        <w:t xml:space="preserve"> rank, helmets with face shields) or junior (15–17) and move up to senior.</w:t>
       </w:r>
     </w:p>
     <w:p>
@@ -17610,8 +18361,17 @@
           <w:b/>
           <w:bCs/>
         </w:rPr>
-        <w:t>Fatigue and minor injuries:</w:t>
-      </w:r>
+        <w:t xml:space="preserve">Fatigue and minor </w:t>
+      </w:r>
+      <w:proofErr w:type="gramStart"/>
+      <w:r>
+        <w:rPr>
+          <w:b/>
+          <w:bCs/>
+        </w:rPr>
+        <w:t>injuries:</w:t>
+      </w:r>
+      <w:proofErr w:type="gramEnd"/>
       <w:r>
         <w:t xml:space="preserve"> knocks that affect readiness, handled with rest and physio choices; never permanent or graphic.</w:t>
       </w:r>
@@ -17645,13 +18405,22 @@
       <w:bookmarkStart w:id="36" w:name="_Toc240399309"/>
       <w:bookmarkEnd w:id="35"/>
       <w:r>
+        <w:lastRenderedPageBreak/>
         <w:t>5 Progression and Levelling</w:t>
       </w:r>
       <w:bookmarkEnd w:id="36"/>
     </w:p>
     <w:p>
       <w:r>
-        <w:t>Two tracks run side by side. Fighter level comes from XP and grows attributes. Rank (belt and dan) is earned at grading exams and gates events, techniques and dobok style. Neither track lets stats beat skill.</w:t>
+        <w:t xml:space="preserve">Two tracks run side by side. Fighter level comes from XP and grows attributes. Rank (belt and dan) is earned at grading exams and gates events, techniques and </w:t>
+      </w:r>
+      <w:proofErr w:type="spellStart"/>
+      <w:r>
+        <w:t>dobok</w:t>
+      </w:r>
+      <w:proofErr w:type="spellEnd"/>
+      <w:r>
+        <w:t xml:space="preserve"> style. Neither track lets stats beat skill.</w:t>
       </w:r>
     </w:p>
     <w:p>
@@ -17685,7 +18454,23 @@
           <w:b/>
           <w:bCs/>
         </w:rPr>
-        <w:t>Fighter level, XP, attributes, ranks and technique unlocks (Career)</w:t>
+        <w:t xml:space="preserve">Fighter level, XP, attributes, ranks and technique </w:t>
+      </w:r>
+      <w:proofErr w:type="gramStart"/>
+      <w:r>
+        <w:rPr>
+          <w:b/>
+          <w:bCs/>
+        </w:rPr>
+        <w:t>unlocks</w:t>
+      </w:r>
+      <w:proofErr w:type="gramEnd"/>
+      <w:r>
+        <w:rPr>
+          <w:b/>
+          <w:bCs/>
+        </w:rPr>
+        <w:t xml:space="preserve"> (Career)</w:t>
       </w:r>
     </w:p>
     <w:p>
@@ -18064,7 +18849,23 @@
                 <w:sz w:val="20"/>
                 <w:szCs w:val="20"/>
               </w:rPr>
-              <w:t>Clean match (no gam-jeom)</w:t>
+              <w:t>Clean match (no gam-</w:t>
+            </w:r>
+            <w:proofErr w:type="spellStart"/>
+            <w:r>
+              <w:rPr>
+                <w:sz w:val="20"/>
+                <w:szCs w:val="20"/>
+              </w:rPr>
+              <w:t>jeom</w:t>
+            </w:r>
+            <w:proofErr w:type="spellEnd"/>
+            <w:r>
+              <w:rPr>
+                <w:sz w:val="20"/>
+                <w:szCs w:val="20"/>
+              </w:rPr>
+              <w:t>)</w:t>
             </w:r>
           </w:p>
         </w:tc>
@@ -18861,6 +19662,7 @@
                 <w:sz w:val="20"/>
                 <w:szCs w:val="20"/>
               </w:rPr>
+              <w:lastRenderedPageBreak/>
               <w:t>Rank</w:t>
             </w:r>
           </w:p>
@@ -19511,8 +20313,17 @@
                 <w:sz w:val="20"/>
                 <w:szCs w:val="20"/>
               </w:rPr>
-              <w:t>Tier 5 events, dan dobok</w:t>
-            </w:r>
+              <w:t xml:space="preserve">Tier 5 events, dan </w:t>
+            </w:r>
+            <w:proofErr w:type="spellStart"/>
+            <w:r>
+              <w:rPr>
+                <w:sz w:val="20"/>
+                <w:szCs w:val="20"/>
+              </w:rPr>
+              <w:t>dobok</w:t>
+            </w:r>
+            <w:proofErr w:type="spellEnd"/>
           </w:p>
         </w:tc>
       </w:tr>
@@ -19721,7 +20532,29 @@
           <w:sz w:val="20"/>
           <w:szCs w:val="20"/>
         </w:rPr>
-        <w:t>Under-15 fighters hold 품 poom rank with a red-black belt and collar (cadet careers, 4.4).</w:t>
+        <w:t xml:space="preserve">Under-15 fighters hold 품 </w:t>
+      </w:r>
+      <w:proofErr w:type="spellStart"/>
+      <w:r>
+        <w:rPr>
+          <w:i/>
+          <w:iCs/>
+          <w:color w:val="595959"/>
+          <w:sz w:val="20"/>
+          <w:szCs w:val="20"/>
+        </w:rPr>
+        <w:t>poom</w:t>
+      </w:r>
+      <w:proofErr w:type="spellEnd"/>
+      <w:r>
+        <w:rPr>
+          <w:i/>
+          <w:iCs/>
+          <w:color w:val="595959"/>
+          <w:sz w:val="20"/>
+          <w:szCs w:val="20"/>
+        </w:rPr>
+        <w:t xml:space="preserve"> rank with a red-black belt and collar (cadet careers, 4.4).</w:t>
       </w:r>
     </w:p>
     <w:p>
@@ -20078,7 +20911,23 @@
                 <w:sz w:val="20"/>
                 <w:szCs w:val="20"/>
               </w:rPr>
-              <w:t>Target zone tolerance and fake-attack cancel window</w:t>
+              <w:t xml:space="preserve">Target zone tolerance and </w:t>
+            </w:r>
+            <w:proofErr w:type="gramStart"/>
+            <w:r>
+              <w:rPr>
+                <w:sz w:val="20"/>
+                <w:szCs w:val="20"/>
+              </w:rPr>
+              <w:t>fake-attack</w:t>
+            </w:r>
+            <w:proofErr w:type="gramEnd"/>
+            <w:r>
+              <w:rPr>
+                <w:sz w:val="20"/>
+                <w:szCs w:val="20"/>
+              </w:rPr>
+              <w:t xml:space="preserve"> cancel window</w:t>
             </w:r>
           </w:p>
         </w:tc>
@@ -20157,10 +21006,19 @@
           <w:b/>
           <w:bCs/>
         </w:rPr>
+        <w:lastRenderedPageBreak/>
         <w:t>Potential.</w:t>
       </w:r>
       <w:r>
-        <w:t xml:space="preserve"> Every Career fighter can reach OVR 99, whatever the body type and style. Each attribute caps at 99 plus that attribute's body type and style modifiers, so specialized attributes pass 100 and weak ones cap lower. The modifiers add up to zero, so the caps always average exactly 99: OVR 99 means every attribute at its cap, the mark of a complete Career.</w:t>
+        <w:t xml:space="preserve"> Every Career fighter can reach OVR 99, whatever the body type and style. Each attribute caps at 99 plus that attribute's body type and style modifiers, so specialized attributes pass 100 and weak </w:t>
+      </w:r>
+      <w:proofErr w:type="gramStart"/>
+      <w:r>
+        <w:t>ones</w:t>
+      </w:r>
+      <w:proofErr w:type="gramEnd"/>
+      <w:r>
+        <w:t xml:space="preserve"> cap lower. The modifiers add up to zero, so the caps always average exactly 99: OVR 99 means every attribute at its cap, the mark of a complete Career.</w:t>
       </w:r>
     </w:p>
     <w:p>
@@ -20213,7 +21071,15 @@
     </w:p>
     <w:p>
       <w:r>
-        <w:t>Each body type has a set height and weight, built on a MetaHuman body (10.1). Height sets reach (6.4). Each body type raises some attributes and lowers others by the same total, so no body type is stronger overall: taller bodies gain reach but give up other attributes (Tall loses Speed and Footwork, Lean tall loses Power and Stamina). The same modifiers move each attribute's cap (5.4.1).</w:t>
+        <w:t xml:space="preserve">Each body type has a set height and weight, built on a </w:t>
+      </w:r>
+      <w:proofErr w:type="spellStart"/>
+      <w:r>
+        <w:t>MetaHuman</w:t>
+      </w:r>
+      <w:proofErr w:type="spellEnd"/>
+      <w:r>
+        <w:t xml:space="preserve"> body (10.1). Height sets reach (6.4). Each body type raises some attributes and lowers others by the same total, so no body type is stronger overall: taller bodies gain reach but give up other attributes (Tall loses Speed and Footwork, Lean tall loses Power and Stamina). The same modifiers move each attribute's cap (5.4.1).</w:t>
       </w:r>
     </w:p>
     <w:tbl>
@@ -20884,6 +21750,7 @@
                 <w:sz w:val="20"/>
                 <w:szCs w:val="20"/>
               </w:rPr>
+              <w:lastRenderedPageBreak/>
               <w:t>Head-kick specialist</w:t>
             </w:r>
           </w:p>
@@ -21430,6 +22297,7 @@
       <w:bookmarkStart w:id="44" w:name="_Toc240399316"/>
       <w:bookmarkEnd w:id="43"/>
       <w:r>
+        <w:lastRenderedPageBreak/>
         <w:t>6 Game World</w:t>
       </w:r>
       <w:bookmarkEnd w:id="44"/>
@@ -21446,7 +22314,15 @@
     </w:p>
     <w:p>
       <w:r>
-        <w:t>Open Stance is set in the present-day world of competitive taekwondo sparring. There is no invented backstory: the fiction is the sport itself, with its rules, ranks, etiquette and events. Clubs, event names and rival fighters are fictional so no real organization is licensed (4.2). The player meets this world through the venues and the referee and, in Career, through the coach, rivals and calendar. No separate world-fiction document is needed. Career’s writing is calendars, rankings, rival records and coach’s notes, not a script.</w:t>
+        <w:t xml:space="preserve">Open Stance is set in the present-day world of competitive taekwondo sparring. There is no invented backstory: the fiction is the sport itself, with its rules, ranks, etiquette and events. Clubs, event names and rival fighters are </w:t>
+      </w:r>
+      <w:proofErr w:type="gramStart"/>
+      <w:r>
+        <w:t>fictional</w:t>
+      </w:r>
+      <w:proofErr w:type="gramEnd"/>
+      <w:r>
+        <w:t xml:space="preserve"> so no real organization is licensed (4.2). The player meets this world through the venues and the referee and, in Career, through the coach, rivals and calendar. No separate world-fiction document is needed. Career’s writing is calendars, rankings, rival records and coach’s notes, not a script.</w:t>
       </w:r>
     </w:p>
     <w:p>
@@ -21589,6 +22465,7 @@
             <w:pPr>
               <w:spacing w:before="40" w:after="40"/>
             </w:pPr>
+            <w:proofErr w:type="spellStart"/>
             <w:r>
               <w:rPr>
                 <w:sz w:val="20"/>
@@ -21596,6 +22473,7 @@
               </w:rPr>
               <w:t>L_TrainingDojang</w:t>
             </w:r>
+            <w:proofErr w:type="spellEnd"/>
           </w:p>
         </w:tc>
         <w:tc>
@@ -21666,6 +22544,7 @@
             <w:pPr>
               <w:spacing w:before="40" w:after="40"/>
             </w:pPr>
+            <w:proofErr w:type="spellStart"/>
             <w:r>
               <w:rPr>
                 <w:sz w:val="20"/>
@@ -21673,6 +22552,7 @@
               </w:rPr>
               <w:t>L_CompetitionArena</w:t>
             </w:r>
+            <w:proofErr w:type="spellEnd"/>
           </w:p>
         </w:tc>
         <w:tc>
@@ -21743,12 +22623,21 @@
             <w:pPr>
               <w:spacing w:before="40" w:after="40"/>
             </w:pPr>
-            <w:r>
-              <w:rPr>
-                <w:sz w:val="20"/>
-                <w:szCs w:val="20"/>
-              </w:rPr>
-              <w:t>L_ClubDojang (planned)</w:t>
+            <w:proofErr w:type="spellStart"/>
+            <w:r>
+              <w:rPr>
+                <w:sz w:val="20"/>
+                <w:szCs w:val="20"/>
+              </w:rPr>
+              <w:t>L_ClubDojang</w:t>
+            </w:r>
+            <w:proofErr w:type="spellEnd"/>
+            <w:r>
+              <w:rPr>
+                <w:sz w:val="20"/>
+                <w:szCs w:val="20"/>
+              </w:rPr>
+              <w:t xml:space="preserve"> (planned)</w:t>
             </w:r>
           </w:p>
         </w:tc>
@@ -21820,12 +22709,21 @@
             <w:pPr>
               <w:spacing w:before="40" w:after="40"/>
             </w:pPr>
-            <w:r>
-              <w:rPr>
-                <w:sz w:val="20"/>
-                <w:szCs w:val="20"/>
-              </w:rPr>
-              <w:t>L_SchoolGym (planned)</w:t>
+            <w:proofErr w:type="spellStart"/>
+            <w:r>
+              <w:rPr>
+                <w:sz w:val="20"/>
+                <w:szCs w:val="20"/>
+              </w:rPr>
+              <w:t>L_SchoolGym</w:t>
+            </w:r>
+            <w:proofErr w:type="spellEnd"/>
+            <w:r>
+              <w:rPr>
+                <w:sz w:val="20"/>
+                <w:szCs w:val="20"/>
+              </w:rPr>
+              <w:t xml:space="preserve"> (planned)</w:t>
             </w:r>
           </w:p>
         </w:tc>
@@ -21897,12 +22795,21 @@
             <w:pPr>
               <w:spacing w:before="40" w:after="40"/>
             </w:pPr>
-            <w:r>
-              <w:rPr>
-                <w:sz w:val="20"/>
-                <w:szCs w:val="20"/>
-              </w:rPr>
-              <w:t>L_ProvincialHall (planned)</w:t>
+            <w:proofErr w:type="spellStart"/>
+            <w:r>
+              <w:rPr>
+                <w:sz w:val="20"/>
+                <w:szCs w:val="20"/>
+              </w:rPr>
+              <w:t>L_ProvincialHall</w:t>
+            </w:r>
+            <w:proofErr w:type="spellEnd"/>
+            <w:r>
+              <w:rPr>
+                <w:sz w:val="20"/>
+                <w:szCs w:val="20"/>
+              </w:rPr>
+              <w:t xml:space="preserve"> (planned)</w:t>
             </w:r>
           </w:p>
         </w:tc>
@@ -21974,12 +22881,21 @@
             <w:pPr>
               <w:spacing w:before="40" w:after="40"/>
             </w:pPr>
-            <w:r>
-              <w:rPr>
-                <w:sz w:val="20"/>
-                <w:szCs w:val="20"/>
-              </w:rPr>
-              <w:t>L_NationalArena (planned)</w:t>
+            <w:proofErr w:type="spellStart"/>
+            <w:r>
+              <w:rPr>
+                <w:sz w:val="20"/>
+                <w:szCs w:val="20"/>
+              </w:rPr>
+              <w:t>L_NationalArena</w:t>
+            </w:r>
+            <w:proofErr w:type="spellEnd"/>
+            <w:r>
+              <w:rPr>
+                <w:sz w:val="20"/>
+                <w:szCs w:val="20"/>
+              </w:rPr>
+              <w:t xml:space="preserve"> (planned)</w:t>
             </w:r>
           </w:p>
         </w:tc>
@@ -22051,12 +22967,21 @@
             <w:pPr>
               <w:spacing w:before="40" w:after="40"/>
             </w:pPr>
-            <w:r>
-              <w:rPr>
-                <w:sz w:val="20"/>
-                <w:szCs w:val="20"/>
-              </w:rPr>
-              <w:t>L_ContinentalArena (planned)</w:t>
+            <w:proofErr w:type="spellStart"/>
+            <w:r>
+              <w:rPr>
+                <w:sz w:val="20"/>
+                <w:szCs w:val="20"/>
+              </w:rPr>
+              <w:t>L_ContinentalArena</w:t>
+            </w:r>
+            <w:proofErr w:type="spellEnd"/>
+            <w:r>
+              <w:rPr>
+                <w:sz w:val="20"/>
+                <w:szCs w:val="20"/>
+              </w:rPr>
+              <w:t xml:space="preserve"> (planned)</w:t>
             </w:r>
           </w:p>
         </w:tc>
@@ -22128,12 +23053,21 @@
             <w:pPr>
               <w:spacing w:before="40" w:after="40"/>
             </w:pPr>
-            <w:r>
-              <w:rPr>
-                <w:sz w:val="20"/>
-                <w:szCs w:val="20"/>
-              </w:rPr>
-              <w:t>L_WorldFinalStage (planned)</w:t>
+            <w:proofErr w:type="spellStart"/>
+            <w:r>
+              <w:rPr>
+                <w:sz w:val="20"/>
+                <w:szCs w:val="20"/>
+              </w:rPr>
+              <w:t>L_WorldFinalStage</w:t>
+            </w:r>
+            <w:proofErr w:type="spellEnd"/>
+            <w:r>
+              <w:rPr>
+                <w:sz w:val="20"/>
+                <w:szCs w:val="20"/>
+              </w:rPr>
+              <w:t xml:space="preserve"> (planned)</w:t>
             </w:r>
           </w:p>
         </w:tc>
@@ -22215,12 +23149,21 @@
             <w:pPr>
               <w:spacing w:before="40" w:after="40"/>
             </w:pPr>
-            <w:r>
-              <w:rPr>
-                <w:sz w:val="20"/>
-                <w:szCs w:val="20"/>
-              </w:rPr>
-              <w:t>L_WorldGamesStadium (planned)</w:t>
+            <w:proofErr w:type="spellStart"/>
+            <w:r>
+              <w:rPr>
+                <w:sz w:val="20"/>
+                <w:szCs w:val="20"/>
+              </w:rPr>
+              <w:t>L_WorldGamesStadium</w:t>
+            </w:r>
+            <w:proofErr w:type="spellEnd"/>
+            <w:r>
+              <w:rPr>
+                <w:sz w:val="20"/>
+                <w:szCs w:val="20"/>
+              </w:rPr>
+              <w:t xml:space="preserve"> (planned)</w:t>
             </w:r>
           </w:p>
         </w:tc>
@@ -22286,6 +23229,7 @@
     </w:p>
     <w:p>
       <w:r>
+        <w:lastRenderedPageBreak/>
         <w:t>Players move between venues through menus; there is no traversal between locations. Every Career tournament tier has its own venue, and Career sets it from the event tier; crowd size, lighting and presentation grow with the tier (1.10). The venues share the contest area and props built by Tools/Unreal/build_arenas.py and differ in set dressing, lighting, crowd and scoreboards, so each new venue is set dressing, not new systems. Sparring and Tournament setup can choose any built venue (7.5).</w:t>
       </w:r>
     </w:p>
@@ -22433,7 +23377,23 @@
                 <w:sz w:val="20"/>
                 <w:szCs w:val="20"/>
               </w:rPr>
-              <w:t>The octagon’s edge. A fighter with both feet over it receives a gam-jeom (8.4).</w:t>
+              <w:t>The octagon’s edge. A fighter with both feet over it receives a gam-</w:t>
+            </w:r>
+            <w:proofErr w:type="spellStart"/>
+            <w:r>
+              <w:rPr>
+                <w:sz w:val="20"/>
+                <w:szCs w:val="20"/>
+              </w:rPr>
+              <w:t>jeom</w:t>
+            </w:r>
+            <w:proofErr w:type="spellEnd"/>
+            <w:r>
+              <w:rPr>
+                <w:sz w:val="20"/>
+                <w:szCs w:val="20"/>
+              </w:rPr>
+              <w:t xml:space="preserve"> (8.4).</w:t>
             </w:r>
           </w:p>
         </w:tc>
@@ -22857,12 +23817,21 @@
             <w:pPr>
               <w:spacing w:before="40" w:after="40"/>
             </w:pPr>
-            <w:r>
-              <w:rPr>
-                <w:sz w:val="20"/>
-                <w:szCs w:val="20"/>
-              </w:rPr>
-              <w:t>Side step or circle</w:t>
+            <w:proofErr w:type="gramStart"/>
+            <w:r>
+              <w:rPr>
+                <w:sz w:val="20"/>
+                <w:szCs w:val="20"/>
+              </w:rPr>
+              <w:t>Side step</w:t>
+            </w:r>
+            <w:proofErr w:type="gramEnd"/>
+            <w:r>
+              <w:rPr>
+                <w:sz w:val="20"/>
+                <w:szCs w:val="20"/>
+              </w:rPr>
+              <w:t xml:space="preserve"> or circle</w:t>
             </w:r>
           </w:p>
         </w:tc>
@@ -23102,6 +24071,7 @@
       </w:pPr>
       <w:bookmarkStart w:id="49" w:name="_Toc240399321"/>
       <w:r>
+        <w:lastRenderedPageBreak/>
         <w:t>6.5 Easter Eggs</w:t>
       </w:r>
       <w:bookmarkEnd w:id="49"/>
@@ -23120,6 +24090,7 @@
       <w:bookmarkStart w:id="51" w:name="_Toc240399322"/>
       <w:bookmarkEnd w:id="50"/>
       <w:r>
+        <w:lastRenderedPageBreak/>
         <w:t>7 User Interface</w:t>
       </w:r>
       <w:bookmarkEnd w:id="51"/>
@@ -24145,6 +25116,7 @@
       </w:pPr>
       <w:bookmarkStart w:id="53" w:name="_Toc240399324"/>
       <w:r>
+        <w:lastRenderedPageBreak/>
         <w:t>7.2 Skill Stick Moves</w:t>
       </w:r>
       <w:bookmarkEnd w:id="53"/>
@@ -24549,8 +25521,17 @@
                 <w:sz w:val="20"/>
                 <w:szCs w:val="20"/>
               </w:rPr>
-              <w:t>RS Left/Right Quarter Circle Forward, Down</w:t>
-            </w:r>
+              <w:t xml:space="preserve">RS Left/Right Quarter Circle Forward, </w:t>
+            </w:r>
+            <w:proofErr w:type="gramStart"/>
+            <w:r>
+              <w:rPr>
+                <w:sz w:val="20"/>
+                <w:szCs w:val="20"/>
+              </w:rPr>
+              <w:t>Down</w:t>
+            </w:r>
+            <w:proofErr w:type="gramEnd"/>
           </w:p>
         </w:tc>
       </w:tr>
@@ -24690,8 +25671,17 @@
                 <w:sz w:val="20"/>
                 <w:szCs w:val="20"/>
               </w:rPr>
-              <w:t>RS Down, Up</w:t>
-            </w:r>
+              <w:t xml:space="preserve">RS Down, </w:t>
+            </w:r>
+            <w:proofErr w:type="gramStart"/>
+            <w:r>
+              <w:rPr>
+                <w:sz w:val="20"/>
+                <w:szCs w:val="20"/>
+              </w:rPr>
+              <w:t>Up</w:t>
+            </w:r>
+            <w:proofErr w:type="gramEnd"/>
           </w:p>
         </w:tc>
       </w:tr>
@@ -24913,7 +25903,23 @@
                 <w:sz w:val="20"/>
                 <w:szCs w:val="20"/>
               </w:rPr>
-              <w:t xml:space="preserve">  then  hold </w:t>
+              <w:t xml:space="preserve">  </w:t>
+            </w:r>
+            <w:proofErr w:type="gramStart"/>
+            <w:r>
+              <w:rPr>
+                <w:sz w:val="20"/>
+                <w:szCs w:val="20"/>
+              </w:rPr>
+              <w:t>then  hold</w:t>
+            </w:r>
+            <w:proofErr w:type="gramEnd"/>
+            <w:r>
+              <w:rPr>
+                <w:sz w:val="20"/>
+                <w:szCs w:val="20"/>
+              </w:rPr>
+              <w:t xml:space="preserve"> </w:t>
             </w:r>
             <w:r>
               <w:rPr>
@@ -25911,6 +26917,7 @@
       </w:pPr>
       <w:bookmarkStart w:id="56" w:name="_Toc240399327"/>
       <w:r>
+        <w:lastRenderedPageBreak/>
         <w:t>7.5 Screen Flow</w:t>
       </w:r>
       <w:bookmarkEnd w:id="56"/>
@@ -25919,6 +26926,7 @@
       <w:pPr>
         <w:spacing w:before="60" w:after="200"/>
       </w:pPr>
+      <w:proofErr w:type="gramStart"/>
       <w:r>
         <w:rPr>
           <w:b/>
@@ -25927,7 +26935,106 @@
           <w:sz w:val="20"/>
           <w:szCs w:val="20"/>
         </w:rPr>
-        <w:t>TITLE  →  MAIN MENU  →  MODE SETUP  →  FIGHTER SELECT  →  MATCH  →  RESULTS</w:t>
+        <w:t>TITLE  →</w:t>
+      </w:r>
+      <w:proofErr w:type="gramEnd"/>
+      <w:r>
+        <w:rPr>
+          <w:b/>
+          <w:bCs/>
+          <w:color w:val="404040"/>
+          <w:sz w:val="20"/>
+          <w:szCs w:val="20"/>
+        </w:rPr>
+        <w:t xml:space="preserve">  MAIN </w:t>
+      </w:r>
+      <w:proofErr w:type="gramStart"/>
+      <w:r>
+        <w:rPr>
+          <w:b/>
+          <w:bCs/>
+          <w:color w:val="404040"/>
+          <w:sz w:val="20"/>
+          <w:szCs w:val="20"/>
+        </w:rPr>
+        <w:t>MENU  →</w:t>
+      </w:r>
+      <w:proofErr w:type="gramEnd"/>
+      <w:r>
+        <w:rPr>
+          <w:b/>
+          <w:bCs/>
+          <w:color w:val="404040"/>
+          <w:sz w:val="20"/>
+          <w:szCs w:val="20"/>
+        </w:rPr>
+        <w:t xml:space="preserve">  MODE </w:t>
+      </w:r>
+      <w:proofErr w:type="gramStart"/>
+      <w:r>
+        <w:rPr>
+          <w:b/>
+          <w:bCs/>
+          <w:color w:val="404040"/>
+          <w:sz w:val="20"/>
+          <w:szCs w:val="20"/>
+        </w:rPr>
+        <w:t>SETUP  →</w:t>
+      </w:r>
+      <w:proofErr w:type="gramEnd"/>
+      <w:r>
+        <w:rPr>
+          <w:b/>
+          <w:bCs/>
+          <w:color w:val="404040"/>
+          <w:sz w:val="20"/>
+          <w:szCs w:val="20"/>
+        </w:rPr>
+        <w:t xml:space="preserve">  FIGHTER </w:t>
+      </w:r>
+      <w:proofErr w:type="gramStart"/>
+      <w:r>
+        <w:rPr>
+          <w:b/>
+          <w:bCs/>
+          <w:color w:val="404040"/>
+          <w:sz w:val="20"/>
+          <w:szCs w:val="20"/>
+        </w:rPr>
+        <w:t>SELECT  →</w:t>
+      </w:r>
+      <w:proofErr w:type="gramEnd"/>
+      <w:r>
+        <w:rPr>
+          <w:b/>
+          <w:bCs/>
+          <w:color w:val="404040"/>
+          <w:sz w:val="20"/>
+          <w:szCs w:val="20"/>
+        </w:rPr>
+        <w:t xml:space="preserve">  </w:t>
+      </w:r>
+      <w:proofErr w:type="gramStart"/>
+      <w:r>
+        <w:rPr>
+          <w:b/>
+          <w:bCs/>
+          <w:color w:val="404040"/>
+          <w:sz w:val="20"/>
+          <w:szCs w:val="20"/>
+        </w:rPr>
+        <w:t>MATCH  →</w:t>
+      </w:r>
+      <w:proofErr w:type="gramEnd"/>
+      <w:r>
+        <w:rPr>
+          <w:b/>
+          <w:bCs/>
+          <w:color w:val="404040"/>
+          <w:sz w:val="20"/>
+          <w:szCs w:val="20"/>
+        </w:rPr>
+        <w:t xml:space="preserve">  RESULTS</w:t>
       </w:r>
     </w:p>
     <w:tbl>
@@ -26164,12 +27271,21 @@
             <w:pPr>
               <w:spacing w:before="40" w:after="40"/>
             </w:pPr>
-            <w:r>
-              <w:rPr>
-                <w:sz w:val="20"/>
-                <w:szCs w:val="20"/>
-              </w:rPr>
-              <w:t>Fighter select</w:t>
+            <w:proofErr w:type="gramStart"/>
+            <w:r>
+              <w:rPr>
+                <w:sz w:val="20"/>
+                <w:szCs w:val="20"/>
+              </w:rPr>
+              <w:t>Fighter</w:t>
+            </w:r>
+            <w:proofErr w:type="gramEnd"/>
+            <w:r>
+              <w:rPr>
+                <w:sz w:val="20"/>
+                <w:szCs w:val="20"/>
+              </w:rPr>
+              <w:t xml:space="preserve"> select</w:t>
             </w:r>
           </w:p>
         </w:tc>
@@ -26487,7 +27603,15 @@
     </w:p>
     <w:p>
       <w:r>
-        <w:t>Wireframe mockups for each screen are not drawn yet (18.1).</w:t>
+        <w:t xml:space="preserve">Wireframe </w:t>
+      </w:r>
+      <w:proofErr w:type="spellStart"/>
+      <w:r>
+        <w:t>mockups</w:t>
+      </w:r>
+      <w:proofErr w:type="spellEnd"/>
+      <w:r>
+        <w:t xml:space="preserve"> for each screen are not drawn yet (18.1).</w:t>
       </w:r>
     </w:p>
     <w:p>
@@ -26691,7 +27815,23 @@
                 <w:sz w:val="20"/>
                 <w:szCs w:val="20"/>
               </w:rPr>
-              <w:t>Gam-jeom count for that side</w:t>
+              <w:t>Gam-</w:t>
+            </w:r>
+            <w:proofErr w:type="spellStart"/>
+            <w:r>
+              <w:rPr>
+                <w:sz w:val="20"/>
+                <w:szCs w:val="20"/>
+              </w:rPr>
+              <w:t>jeom</w:t>
+            </w:r>
+            <w:proofErr w:type="spellEnd"/>
+            <w:r>
+              <w:rPr>
+                <w:sz w:val="20"/>
+                <w:szCs w:val="20"/>
+              </w:rPr>
+              <w:t xml:space="preserve"> count for that side</w:t>
             </w:r>
           </w:p>
         </w:tc>
@@ -27014,6 +28154,7 @@
       </w:pPr>
       <w:bookmarkStart w:id="58" w:name="_Toc240399329"/>
       <w:r>
+        <w:lastRenderedPageBreak/>
         <w:t>7.7 Help System</w:t>
       </w:r>
       <w:bookmarkEnd w:id="58"/>
@@ -27072,8 +28213,17 @@
           <w:b/>
           <w:bCs/>
         </w:rPr>
-        <w:t>Input display:</w:t>
-      </w:r>
+        <w:t xml:space="preserve">Input </w:t>
+      </w:r>
+      <w:proofErr w:type="gramStart"/>
+      <w:r>
+        <w:rPr>
+          <w:b/>
+          <w:bCs/>
+        </w:rPr>
+        <w:t>display:</w:t>
+      </w:r>
+      <w:proofErr w:type="gramEnd"/>
       <w:r>
         <w:t xml:space="preserve"> shows the player’s stick gestures and buttons as icons in Training, so a failed input is visible.</w:t>
       </w:r>
@@ -27599,6 +28749,7 @@
       <w:bookmarkStart w:id="62" w:name="_Toc240399332"/>
       <w:bookmarkEnd w:id="61"/>
       <w:r>
+        <w:lastRenderedPageBreak/>
         <w:t>8 Core Sparring Systems</w:t>
       </w:r>
       <w:bookmarkEnd w:id="62"/>
@@ -28551,7 +29702,15 @@
     </w:p>
     <w:p>
       <w:r>
-        <w:t>The default ruleset follows World Taekwondo (WT) sparring. Values here are the game’s reference; confirm them against the current WT Competition Rules before locking a release, and update them when WT revises its rules.</w:t>
+        <w:t xml:space="preserve">The default ruleset follows World Taekwondo (WT) sparring. Values here are the game’s reference; confirm them against the current WT Competition Rules before locking a </w:t>
+      </w:r>
+      <w:proofErr w:type="gramStart"/>
+      <w:r>
+        <w:t>release, and</w:t>
+      </w:r>
+      <w:proofErr w:type="gramEnd"/>
+      <w:r>
+        <w:t xml:space="preserve"> update them when WT revises its rules.</w:t>
       </w:r>
     </w:p>
     <w:tbl>
@@ -28827,6 +29986,7 @@
                 <w:sz w:val="20"/>
                 <w:szCs w:val="20"/>
               </w:rPr>
+              <w:lastRenderedPageBreak/>
               <w:t>Round win</w:t>
             </w:r>
           </w:p>
@@ -29457,7 +30617,39 @@
                 <w:sz w:val="20"/>
                 <w:szCs w:val="20"/>
               </w:rPr>
-              <w:t>Opponent penalty (감점 gam-jeom)</w:t>
+              <w:t>Opponent penalty (</w:t>
+            </w:r>
+            <w:proofErr w:type="spellStart"/>
+            <w:r>
+              <w:rPr>
+                <w:sz w:val="20"/>
+                <w:szCs w:val="20"/>
+              </w:rPr>
+              <w:t>감점</w:t>
+            </w:r>
+            <w:proofErr w:type="spellEnd"/>
+            <w:r>
+              <w:rPr>
+                <w:sz w:val="20"/>
+                <w:szCs w:val="20"/>
+              </w:rPr>
+              <w:t xml:space="preserve"> gam-</w:t>
+            </w:r>
+            <w:proofErr w:type="spellStart"/>
+            <w:r>
+              <w:rPr>
+                <w:sz w:val="20"/>
+                <w:szCs w:val="20"/>
+              </w:rPr>
+              <w:t>jeom</w:t>
+            </w:r>
+            <w:proofErr w:type="spellEnd"/>
+            <w:r>
+              <w:rPr>
+                <w:sz w:val="20"/>
+                <w:szCs w:val="20"/>
+              </w:rPr>
+              <w:t>)</w:t>
             </w:r>
           </w:p>
         </w:tc>
@@ -29531,7 +30723,15 @@
         <w:spacing w:after="60"/>
       </w:pPr>
       <w:r>
-        <w:t>A gam-jeom gives the opponent one point, and a fighter who reaches the penalty limit loses the round. Penalties the game detects:</w:t>
+        <w:t>A gam-</w:t>
+      </w:r>
+      <w:proofErr w:type="spellStart"/>
+      <w:r>
+        <w:t>jeom</w:t>
+      </w:r>
+      <w:proofErr w:type="spellEnd"/>
+      <w:r>
+        <w:t xml:space="preserve"> gives the opponent one point, and a fighter who reaches the penalty limit loses the round. Penalties the game detects:</w:t>
       </w:r>
     </w:p>
     <w:p>
@@ -29556,8 +30756,13 @@
         </w:numPr>
         <w:spacing w:after="60"/>
       </w:pPr>
-      <w:r>
-        <w:t>Falling down, when not caused by an opponent’s penalized action.</w:t>
+      <w:proofErr w:type="gramStart"/>
+      <w:r>
+        <w:t>Falling down</w:t>
+      </w:r>
+      <w:proofErr w:type="gramEnd"/>
+      <w:r>
+        <w:t>, when not caused by an opponent’s penalized action.</w:t>
       </w:r>
     </w:p>
     <w:p>
@@ -29570,7 +30775,15 @@
         <w:spacing w:after="60"/>
       </w:pPr>
       <w:r>
-        <w:t>Avoiding or delaying: turning the back, crouching, or not engaging (a passivity timer).</w:t>
+        <w:t xml:space="preserve">Avoiding or </w:t>
+      </w:r>
+      <w:proofErr w:type="gramStart"/>
+      <w:r>
+        <w:t>delaying:</w:t>
+      </w:r>
+      <w:proofErr w:type="gramEnd"/>
+      <w:r>
+        <w:t xml:space="preserve"> turning the back, crouching, or not engaging (a passivity timer).</w:t>
       </w:r>
     </w:p>
     <w:p>
@@ -29596,7 +30809,15 @@
         <w:spacing w:after="60"/>
       </w:pPr>
       <w:r>
-        <w:t>Kicking below the waist, or striking the head with the hand.</w:t>
+        <w:t xml:space="preserve">Kicking below the </w:t>
+      </w:r>
+      <w:proofErr w:type="gramStart"/>
+      <w:r>
+        <w:t>waist, or</w:t>
+      </w:r>
+      <w:proofErr w:type="gramEnd"/>
+      <w:r>
+        <w:t xml:space="preserve"> striking the head with the hand.</w:t>
       </w:r>
     </w:p>
     <w:p>
@@ -29618,6 +30839,7 @@
       </w:pPr>
       <w:bookmarkStart w:id="67" w:name="_Toc240399337"/>
       <w:r>
+        <w:lastRenderedPageBreak/>
         <w:t>8.5 Referee Commands</w:t>
       </w:r>
       <w:bookmarkEnd w:id="67"/>
@@ -29748,8 +30970,17 @@
                 <w:sz w:val="20"/>
                 <w:szCs w:val="20"/>
               </w:rPr>
-              <w:t xml:space="preserve"> 차렷</w:t>
-            </w:r>
+              <w:t xml:space="preserve"> </w:t>
+            </w:r>
+            <w:proofErr w:type="spellStart"/>
+            <w:r>
+              <w:rPr>
+                <w:sz w:val="20"/>
+                <w:szCs w:val="20"/>
+              </w:rPr>
+              <w:t>차렷</w:t>
+            </w:r>
+            <w:proofErr w:type="spellEnd"/>
           </w:p>
         </w:tc>
         <w:tc>
@@ -29793,8 +31024,17 @@
                 <w:sz w:val="20"/>
                 <w:szCs w:val="20"/>
               </w:rPr>
-              <w:t xml:space="preserve"> 갈려</w:t>
-            </w:r>
+              <w:t xml:space="preserve"> </w:t>
+            </w:r>
+            <w:proofErr w:type="spellStart"/>
+            <w:r>
+              <w:rPr>
+                <w:sz w:val="20"/>
+                <w:szCs w:val="20"/>
+              </w:rPr>
+              <w:t>갈려</w:t>
+            </w:r>
+            <w:proofErr w:type="spellEnd"/>
           </w:p>
         </w:tc>
         <w:tc>
@@ -29843,8 +31083,17 @@
                 <w:sz w:val="20"/>
                 <w:szCs w:val="20"/>
               </w:rPr>
-              <w:t xml:space="preserve"> 경례</w:t>
-            </w:r>
+              <w:t xml:space="preserve"> </w:t>
+            </w:r>
+            <w:proofErr w:type="spellStart"/>
+            <w:r>
+              <w:rPr>
+                <w:sz w:val="20"/>
+                <w:szCs w:val="20"/>
+              </w:rPr>
+              <w:t>경례</w:t>
+            </w:r>
+            <w:proofErr w:type="spellEnd"/>
           </w:p>
         </w:tc>
         <w:tc>
@@ -29888,8 +31137,17 @@
                 <w:sz w:val="20"/>
                 <w:szCs w:val="20"/>
               </w:rPr>
-              <w:t xml:space="preserve"> 계속</w:t>
-            </w:r>
+              <w:t xml:space="preserve"> </w:t>
+            </w:r>
+            <w:proofErr w:type="spellStart"/>
+            <w:r>
+              <w:rPr>
+                <w:sz w:val="20"/>
+                <w:szCs w:val="20"/>
+              </w:rPr>
+              <w:t>계속</w:t>
+            </w:r>
+            <w:proofErr w:type="spellEnd"/>
           </w:p>
         </w:tc>
         <w:tc>
@@ -29938,8 +31196,17 @@
                 <w:sz w:val="20"/>
                 <w:szCs w:val="20"/>
               </w:rPr>
-              <w:t xml:space="preserve"> 준비</w:t>
-            </w:r>
+              <w:t xml:space="preserve"> </w:t>
+            </w:r>
+            <w:proofErr w:type="spellStart"/>
+            <w:r>
+              <w:rPr>
+                <w:sz w:val="20"/>
+                <w:szCs w:val="20"/>
+              </w:rPr>
+              <w:t>준비</w:t>
+            </w:r>
+            <w:proofErr w:type="spellEnd"/>
           </w:p>
         </w:tc>
         <w:tc>
@@ -29983,8 +31250,17 @@
                 <w:sz w:val="20"/>
                 <w:szCs w:val="20"/>
               </w:rPr>
-              <w:t xml:space="preserve"> 그만</w:t>
-            </w:r>
+              <w:t xml:space="preserve"> </w:t>
+            </w:r>
+            <w:proofErr w:type="spellStart"/>
+            <w:r>
+              <w:rPr>
+                <w:sz w:val="20"/>
+                <w:szCs w:val="20"/>
+              </w:rPr>
+              <w:t>그만</w:t>
+            </w:r>
+            <w:proofErr w:type="spellEnd"/>
           </w:p>
         </w:tc>
         <w:tc>
@@ -30033,8 +31309,17 @@
                 <w:sz w:val="20"/>
                 <w:szCs w:val="20"/>
               </w:rPr>
-              <w:t xml:space="preserve"> 시작</w:t>
-            </w:r>
+              <w:t xml:space="preserve"> </w:t>
+            </w:r>
+            <w:proofErr w:type="spellStart"/>
+            <w:r>
+              <w:rPr>
+                <w:sz w:val="20"/>
+                <w:szCs w:val="20"/>
+              </w:rPr>
+              <w:t>시작</w:t>
+            </w:r>
+            <w:proofErr w:type="spellEnd"/>
           </w:p>
         </w:tc>
         <w:tc>
@@ -30078,8 +31363,17 @@
                 <w:sz w:val="20"/>
                 <w:szCs w:val="20"/>
               </w:rPr>
-              <w:t xml:space="preserve"> 감점</w:t>
-            </w:r>
+              <w:t xml:space="preserve"> </w:t>
+            </w:r>
+            <w:proofErr w:type="spellStart"/>
+            <w:r>
+              <w:rPr>
+                <w:sz w:val="20"/>
+                <w:szCs w:val="20"/>
+              </w:rPr>
+              <w:t>감점</w:t>
+            </w:r>
+            <w:proofErr w:type="spellEnd"/>
           </w:p>
         </w:tc>
         <w:tc>
@@ -30128,8 +31422,33 @@
                 <w:sz w:val="20"/>
                 <w:szCs w:val="20"/>
               </w:rPr>
-              <w:t xml:space="preserve"> 하나 … 여덟</w:t>
-            </w:r>
+              <w:t xml:space="preserve"> </w:t>
+            </w:r>
+            <w:proofErr w:type="spellStart"/>
+            <w:r>
+              <w:rPr>
+                <w:sz w:val="20"/>
+                <w:szCs w:val="20"/>
+              </w:rPr>
+              <w:t>하나</w:t>
+            </w:r>
+            <w:proofErr w:type="spellEnd"/>
+            <w:r>
+              <w:rPr>
+                <w:sz w:val="20"/>
+                <w:szCs w:val="20"/>
+              </w:rPr>
+              <w:t xml:space="preserve"> … </w:t>
+            </w:r>
+            <w:proofErr w:type="spellStart"/>
+            <w:r>
+              <w:rPr>
+                <w:sz w:val="20"/>
+                <w:szCs w:val="20"/>
+              </w:rPr>
+              <w:t>여덟</w:t>
+            </w:r>
+            <w:proofErr w:type="spellEnd"/>
           </w:p>
         </w:tc>
         <w:tc>
@@ -30382,6 +31701,7 @@
       <w:pPr>
         <w:spacing w:before="60" w:after="200"/>
       </w:pPr>
+      <w:proofErr w:type="gramStart"/>
       <w:r>
         <w:rPr>
           <w:b/>
@@ -30390,7 +31710,106 @@
           <w:sz w:val="20"/>
           <w:szCs w:val="20"/>
         </w:rPr>
-        <w:t>BOUNCE  →  CHAMBER  →  TECHNIQUE  →  RECHAMBER  →  LAND  →  BOUNCE</w:t>
+        <w:t>BOUNCE  →</w:t>
+      </w:r>
+      <w:proofErr w:type="gramEnd"/>
+      <w:r>
+        <w:rPr>
+          <w:b/>
+          <w:bCs/>
+          <w:color w:val="404040"/>
+          <w:sz w:val="20"/>
+          <w:szCs w:val="20"/>
+        </w:rPr>
+        <w:t xml:space="preserve">  </w:t>
+      </w:r>
+      <w:proofErr w:type="gramStart"/>
+      <w:r>
+        <w:rPr>
+          <w:b/>
+          <w:bCs/>
+          <w:color w:val="404040"/>
+          <w:sz w:val="20"/>
+          <w:szCs w:val="20"/>
+        </w:rPr>
+        <w:t>CHAMBER  →</w:t>
+      </w:r>
+      <w:proofErr w:type="gramEnd"/>
+      <w:r>
+        <w:rPr>
+          <w:b/>
+          <w:bCs/>
+          <w:color w:val="404040"/>
+          <w:sz w:val="20"/>
+          <w:szCs w:val="20"/>
+        </w:rPr>
+        <w:t xml:space="preserve">  </w:t>
+      </w:r>
+      <w:proofErr w:type="gramStart"/>
+      <w:r>
+        <w:rPr>
+          <w:b/>
+          <w:bCs/>
+          <w:color w:val="404040"/>
+          <w:sz w:val="20"/>
+          <w:szCs w:val="20"/>
+        </w:rPr>
+        <w:t>TECHNIQUE  →</w:t>
+      </w:r>
+      <w:proofErr w:type="gramEnd"/>
+      <w:r>
+        <w:rPr>
+          <w:b/>
+          <w:bCs/>
+          <w:color w:val="404040"/>
+          <w:sz w:val="20"/>
+          <w:szCs w:val="20"/>
+        </w:rPr>
+        <w:t xml:space="preserve">  </w:t>
+      </w:r>
+      <w:proofErr w:type="gramStart"/>
+      <w:r>
+        <w:rPr>
+          <w:b/>
+          <w:bCs/>
+          <w:color w:val="404040"/>
+          <w:sz w:val="20"/>
+          <w:szCs w:val="20"/>
+        </w:rPr>
+        <w:t>RECHAMBER  →</w:t>
+      </w:r>
+      <w:proofErr w:type="gramEnd"/>
+      <w:r>
+        <w:rPr>
+          <w:b/>
+          <w:bCs/>
+          <w:color w:val="404040"/>
+          <w:sz w:val="20"/>
+          <w:szCs w:val="20"/>
+        </w:rPr>
+        <w:t xml:space="preserve">  </w:t>
+      </w:r>
+      <w:proofErr w:type="gramStart"/>
+      <w:r>
+        <w:rPr>
+          <w:b/>
+          <w:bCs/>
+          <w:color w:val="404040"/>
+          <w:sz w:val="20"/>
+          <w:szCs w:val="20"/>
+        </w:rPr>
+        <w:t>LAND  →</w:t>
+      </w:r>
+      <w:proofErr w:type="gramEnd"/>
+      <w:r>
+        <w:rPr>
+          <w:b/>
+          <w:bCs/>
+          <w:color w:val="404040"/>
+          <w:sz w:val="20"/>
+          <w:szCs w:val="20"/>
+        </w:rPr>
+        <w:t xml:space="preserve">  BOUNCE</w:t>
       </w:r>
     </w:p>
     <w:p>
@@ -30557,6 +31976,7 @@
       </w:pPr>
       <w:bookmarkStart w:id="71" w:name="_Toc240399341"/>
       <w:r>
+        <w:lastRenderedPageBreak/>
         <w:t>8.9 Stamina</w:t>
       </w:r>
       <w:bookmarkEnd w:id="71"/>
@@ -31763,6 +33183,7 @@
       </w:pPr>
       <w:bookmarkStart w:id="74" w:name="_Toc240399344"/>
       <w:r>
+        <w:lastRenderedPageBreak/>
         <w:t xml:space="preserve">8.12 Rulesets </w:t>
       </w:r>
       <w:r>
@@ -31964,7 +33385,23 @@
                 <w:sz w:val="20"/>
                 <w:szCs w:val="20"/>
               </w:rPr>
-              <w:t>As a player, I push the right stick up to throw a side kick, and hold RT to throw it with my back leg.</w:t>
+              <w:t xml:space="preserve">As a player, I push the right stick up to throw a side </w:t>
+            </w:r>
+            <w:proofErr w:type="gramStart"/>
+            <w:r>
+              <w:rPr>
+                <w:sz w:val="20"/>
+                <w:szCs w:val="20"/>
+              </w:rPr>
+              <w:t>kick, and</w:t>
+            </w:r>
+            <w:proofErr w:type="gramEnd"/>
+            <w:r>
+              <w:rPr>
+                <w:sz w:val="20"/>
+                <w:szCs w:val="20"/>
+              </w:rPr>
+              <w:t xml:space="preserve"> hold RT to throw it with my back leg.</w:t>
             </w:r>
           </w:p>
           <w:p>
@@ -32094,7 +33531,23 @@
                 <w:sz w:val="20"/>
                 <w:szCs w:val="20"/>
               </w:rPr>
-              <w:t>As a player, a kick that reaches the protector during its active phase scores, and a kick thrown from out of range misses.</w:t>
+              <w:t xml:space="preserve">As a player, a kick that reaches the protector during its active phase scores, and a kick thrown from </w:t>
+            </w:r>
+            <w:proofErr w:type="gramStart"/>
+            <w:r>
+              <w:rPr>
+                <w:sz w:val="20"/>
+                <w:szCs w:val="20"/>
+              </w:rPr>
+              <w:t>out of range</w:t>
+            </w:r>
+            <w:proofErr w:type="gramEnd"/>
+            <w:r>
+              <w:rPr>
+                <w:sz w:val="20"/>
+                <w:szCs w:val="20"/>
+              </w:rPr>
+              <w:t xml:space="preserve"> misses.</w:t>
             </w:r>
           </w:p>
         </w:tc>
@@ -32153,7 +33606,23 @@
                 <w:sz w:val="20"/>
                 <w:szCs w:val="20"/>
               </w:rPr>
-              <w:t>As the developer, I turn one captured roundhouse kick into a retargeted MetaHuman animation in Unreal, by whichever capture method Milestone 1 selects.</w:t>
+              <w:t xml:space="preserve">As the developer, I turn one captured roundhouse kick into a retargeted </w:t>
+            </w:r>
+            <w:proofErr w:type="spellStart"/>
+            <w:r>
+              <w:rPr>
+                <w:sz w:val="20"/>
+                <w:szCs w:val="20"/>
+              </w:rPr>
+              <w:t>MetaHuman</w:t>
+            </w:r>
+            <w:proofErr w:type="spellEnd"/>
+            <w:r>
+              <w:rPr>
+                <w:sz w:val="20"/>
+                <w:szCs w:val="20"/>
+              </w:rPr>
+              <w:t xml:space="preserve"> animation in Unreal, by whichever capture method Milestone 1 selects.</w:t>
             </w:r>
           </w:p>
         </w:tc>
@@ -32666,6 +34135,7 @@
                 <w:sz w:val="20"/>
                 <w:szCs w:val="20"/>
               </w:rPr>
+              <w:lastRenderedPageBreak/>
               <w:t>E13 Balance and polish</w:t>
             </w:r>
           </w:p>
@@ -32684,7 +34154,23 @@
                 <w:sz w:val="20"/>
                 <w:szCs w:val="20"/>
               </w:rPr>
-              <w:t>As a tester, my beta feedback changes MoveData tuning values without code changes.</w:t>
+              <w:t xml:space="preserve">As a tester, my beta feedback changes </w:t>
+            </w:r>
+            <w:proofErr w:type="spellStart"/>
+            <w:r>
+              <w:rPr>
+                <w:sz w:val="20"/>
+                <w:szCs w:val="20"/>
+              </w:rPr>
+              <w:t>MoveData</w:t>
+            </w:r>
+            <w:proofErr w:type="spellEnd"/>
+            <w:r>
+              <w:rPr>
+                <w:sz w:val="20"/>
+                <w:szCs w:val="20"/>
+              </w:rPr>
+              <w:t xml:space="preserve"> tuning values without code changes.</w:t>
             </w:r>
           </w:p>
         </w:tc>
@@ -32722,6 +34208,7 @@
       <w:bookmarkStart w:id="77" w:name="_Toc240399346"/>
       <w:bookmarkEnd w:id="76"/>
       <w:r>
+        <w:lastRenderedPageBreak/>
         <w:t>9 Techniques</w:t>
       </w:r>
       <w:bookmarkEnd w:id="77"/>
@@ -33887,8 +35374,17 @@
                 <w:sz w:val="20"/>
                 <w:szCs w:val="20"/>
               </w:rPr>
-              <w:t>RS Left/Right Quarter Circle Forward, Down</w:t>
-            </w:r>
+              <w:t xml:space="preserve">RS Left/Right Quarter Circle Forward, </w:t>
+            </w:r>
+            <w:proofErr w:type="gramStart"/>
+            <w:r>
+              <w:rPr>
+                <w:sz w:val="20"/>
+                <w:szCs w:val="20"/>
+              </w:rPr>
+              <w:t>Down</w:t>
+            </w:r>
+            <w:proofErr w:type="gramEnd"/>
           </w:p>
         </w:tc>
       </w:tr>
@@ -34161,7 +35657,23 @@
                 <w:sz w:val="20"/>
                 <w:szCs w:val="20"/>
               </w:rPr>
-              <w:t>RS Down, Up; RB for the head</w:t>
+              <w:t xml:space="preserve">RS Down, </w:t>
+            </w:r>
+            <w:proofErr w:type="gramStart"/>
+            <w:r>
+              <w:rPr>
+                <w:sz w:val="20"/>
+                <w:szCs w:val="20"/>
+              </w:rPr>
+              <w:t>Up</w:t>
+            </w:r>
+            <w:proofErr w:type="gramEnd"/>
+            <w:r>
+              <w:rPr>
+                <w:sz w:val="20"/>
+                <w:szCs w:val="20"/>
+              </w:rPr>
+              <w:t>; RB for the head</w:t>
             </w:r>
           </w:p>
         </w:tc>
@@ -34663,6 +36175,7 @@
           <w:sz w:val="20"/>
           <w:szCs w:val="20"/>
         </w:rPr>
+        <w:lastRenderedPageBreak/>
         <w:t>Spinning kicks score the higher trunk and head values (4 and 6) when they register as spinning techniques.</w:t>
       </w:r>
     </w:p>
@@ -35830,7 +37343,39 @@
                 <w:sz w:val="20"/>
                 <w:szCs w:val="20"/>
               </w:rPr>
-              <w:t>D-pad: Up high, Left cross, Right mixed, Down low</w:t>
+              <w:t xml:space="preserve">D-pad: Up high, Left cross, </w:t>
+            </w:r>
+            <w:proofErr w:type="gramStart"/>
+            <w:r>
+              <w:rPr>
+                <w:sz w:val="20"/>
+                <w:szCs w:val="20"/>
+              </w:rPr>
+              <w:t>Right</w:t>
+            </w:r>
+            <w:proofErr w:type="gramEnd"/>
+            <w:r>
+              <w:rPr>
+                <w:sz w:val="20"/>
+                <w:szCs w:val="20"/>
+              </w:rPr>
+              <w:t xml:space="preserve"> mixed, </w:t>
+            </w:r>
+            <w:proofErr w:type="gramStart"/>
+            <w:r>
+              <w:rPr>
+                <w:sz w:val="20"/>
+                <w:szCs w:val="20"/>
+              </w:rPr>
+              <w:t>Down</w:t>
+            </w:r>
+            <w:proofErr w:type="gramEnd"/>
+            <w:r>
+              <w:rPr>
+                <w:sz w:val="20"/>
+                <w:szCs w:val="20"/>
+              </w:rPr>
+              <w:t xml:space="preserve"> low</w:t>
             </w:r>
           </w:p>
         </w:tc>
@@ -35877,13 +37422,38 @@
       <w:bookmarkStart w:id="83" w:name="_Toc240399351"/>
       <w:bookmarkEnd w:id="82"/>
       <w:r>
+        <w:lastRenderedPageBreak/>
         <w:t>10 Customization</w:t>
       </w:r>
       <w:bookmarkEnd w:id="83"/>
     </w:p>
     <w:p>
       <w:r>
-        <w:t>Fighters are MetaHuman bodies wearing the dobok and sparring gear, refit to each body. Gear is a removable layer: matches show full gear; menus and Career show the fighter in dobok.</w:t>
+        <w:t xml:space="preserve">Fighters are </w:t>
+      </w:r>
+      <w:proofErr w:type="spellStart"/>
+      <w:r>
+        <w:t>MetaHuman</w:t>
+      </w:r>
+      <w:proofErr w:type="spellEnd"/>
+      <w:r>
+        <w:t xml:space="preserve"> bodies wearing the </w:t>
+      </w:r>
+      <w:proofErr w:type="spellStart"/>
+      <w:r>
+        <w:t>dobok</w:t>
+      </w:r>
+      <w:proofErr w:type="spellEnd"/>
+      <w:r>
+        <w:t xml:space="preserve"> and sparring gear, refit to each body. Gear is a removable layer: matches show full gear; menus and Career show the fighter in </w:t>
+      </w:r>
+      <w:proofErr w:type="spellStart"/>
+      <w:r>
+        <w:t>dobok</w:t>
+      </w:r>
+      <w:proofErr w:type="spellEnd"/>
+      <w:r>
+        <w:t>.</w:t>
       </w:r>
     </w:p>
     <w:p>
@@ -36010,7 +37580,23 @@
                 <w:sz w:val="20"/>
                 <w:szCs w:val="20"/>
               </w:rPr>
-              <w:t>Five MetaHuman body types, each with a set height and weight (5.4.2)</w:t>
+              <w:t xml:space="preserve">Five </w:t>
+            </w:r>
+            <w:proofErr w:type="spellStart"/>
+            <w:r>
+              <w:rPr>
+                <w:sz w:val="20"/>
+                <w:szCs w:val="20"/>
+              </w:rPr>
+              <w:t>MetaHuman</w:t>
+            </w:r>
+            <w:proofErr w:type="spellEnd"/>
+            <w:r>
+              <w:rPr>
+                <w:sz w:val="20"/>
+                <w:szCs w:val="20"/>
+              </w:rPr>
+              <w:t xml:space="preserve"> body types, each with a set height and weight (5.4.2)</w:t>
             </w:r>
           </w:p>
         </w:tc>
@@ -36023,12 +37609,21 @@
             <w:pPr>
               <w:spacing w:before="40" w:after="40"/>
             </w:pPr>
-            <w:r>
-              <w:rPr>
-                <w:sz w:val="20"/>
-                <w:szCs w:val="20"/>
-              </w:rPr>
-              <w:t>Sets reach, build and Career base ratings</w:t>
+            <w:proofErr w:type="gramStart"/>
+            <w:r>
+              <w:rPr>
+                <w:sz w:val="20"/>
+                <w:szCs w:val="20"/>
+              </w:rPr>
+              <w:t>Sets</w:t>
+            </w:r>
+            <w:proofErr w:type="gramEnd"/>
+            <w:r>
+              <w:rPr>
+                <w:sz w:val="20"/>
+                <w:szCs w:val="20"/>
+              </w:rPr>
+              <w:t xml:space="preserve"> reach, build and Career base ratings</w:t>
             </w:r>
           </w:p>
         </w:tc>
@@ -36123,12 +37718,21 @@
             <w:pPr>
               <w:spacing w:before="40" w:after="40"/>
             </w:pPr>
-            <w:r>
-              <w:rPr>
-                <w:sz w:val="20"/>
-                <w:szCs w:val="20"/>
-              </w:rPr>
-              <w:t>MetaHuman face presets and blends</w:t>
+            <w:proofErr w:type="spellStart"/>
+            <w:r>
+              <w:rPr>
+                <w:sz w:val="20"/>
+                <w:szCs w:val="20"/>
+              </w:rPr>
+              <w:t>MetaHuman</w:t>
+            </w:r>
+            <w:proofErr w:type="spellEnd"/>
+            <w:r>
+              <w:rPr>
+                <w:sz w:val="20"/>
+                <w:szCs w:val="20"/>
+              </w:rPr>
+              <w:t xml:space="preserve"> face presets and blends</w:t>
             </w:r>
           </w:p>
         </w:tc>
@@ -36182,12 +37786,21 @@
             <w:pPr>
               <w:spacing w:before="40" w:after="40"/>
             </w:pPr>
-            <w:r>
-              <w:rPr>
-                <w:sz w:val="20"/>
-                <w:szCs w:val="20"/>
-              </w:rPr>
-              <w:t>MetaHuman skin-tone chart</w:t>
+            <w:proofErr w:type="spellStart"/>
+            <w:r>
+              <w:rPr>
+                <w:sz w:val="20"/>
+                <w:szCs w:val="20"/>
+              </w:rPr>
+              <w:t>MetaHuman</w:t>
+            </w:r>
+            <w:proofErr w:type="spellEnd"/>
+            <w:r>
+              <w:rPr>
+                <w:sz w:val="20"/>
+                <w:szCs w:val="20"/>
+              </w:rPr>
+              <w:t xml:space="preserve"> skin-tone chart</w:t>
             </w:r>
           </w:p>
         </w:tc>
@@ -36241,12 +37854,21 @@
             <w:pPr>
               <w:spacing w:before="40" w:after="40"/>
             </w:pPr>
-            <w:r>
-              <w:rPr>
-                <w:sz w:val="20"/>
-                <w:szCs w:val="20"/>
-              </w:rPr>
-              <w:t>MetaHuman grooms</w:t>
+            <w:proofErr w:type="spellStart"/>
+            <w:r>
+              <w:rPr>
+                <w:sz w:val="20"/>
+                <w:szCs w:val="20"/>
+              </w:rPr>
+              <w:t>MetaHuman</w:t>
+            </w:r>
+            <w:proofErr w:type="spellEnd"/>
+            <w:r>
+              <w:rPr>
+                <w:sz w:val="20"/>
+                <w:szCs w:val="20"/>
+              </w:rPr>
+              <w:t xml:space="preserve"> grooms</w:t>
             </w:r>
           </w:p>
         </w:tc>
@@ -36459,12 +38081,21 @@
             <w:pPr>
               <w:spacing w:before="40" w:after="40"/>
             </w:pPr>
-            <w:r>
-              <w:rPr>
-                <w:sz w:val="20"/>
-                <w:szCs w:val="20"/>
-              </w:rPr>
-              <w:t>Dobok collar</w:t>
+            <w:proofErr w:type="spellStart"/>
+            <w:r>
+              <w:rPr>
+                <w:sz w:val="20"/>
+                <w:szCs w:val="20"/>
+              </w:rPr>
+              <w:t>Dobok</w:t>
+            </w:r>
+            <w:proofErr w:type="spellEnd"/>
+            <w:r>
+              <w:rPr>
+                <w:sz w:val="20"/>
+                <w:szCs w:val="20"/>
+              </w:rPr>
+              <w:t xml:space="preserve"> collar</w:t>
             </w:r>
           </w:p>
         </w:tc>
@@ -36482,8 +38113,33 @@
                 <w:sz w:val="20"/>
                 <w:szCs w:val="20"/>
               </w:rPr>
-              <w:t>White, black; red-black for poom</w:t>
-            </w:r>
+              <w:t xml:space="preserve">White, black; </w:t>
+            </w:r>
+            <w:proofErr w:type="gramStart"/>
+            <w:r>
+              <w:rPr>
+                <w:sz w:val="20"/>
+                <w:szCs w:val="20"/>
+              </w:rPr>
+              <w:t>red-black</w:t>
+            </w:r>
+            <w:proofErr w:type="gramEnd"/>
+            <w:r>
+              <w:rPr>
+                <w:sz w:val="20"/>
+                <w:szCs w:val="20"/>
+              </w:rPr>
+              <w:t xml:space="preserve"> for </w:t>
+            </w:r>
+            <w:proofErr w:type="spellStart"/>
+            <w:r>
+              <w:rPr>
+                <w:sz w:val="20"/>
+                <w:szCs w:val="20"/>
+              </w:rPr>
+              <w:t>poom</w:t>
+            </w:r>
+            <w:proofErr w:type="spellEnd"/>
           </w:p>
         </w:tc>
         <w:tc>
@@ -36518,12 +38174,21 @@
             <w:pPr>
               <w:spacing w:before="40" w:after="40"/>
             </w:pPr>
-            <w:r>
-              <w:rPr>
-                <w:sz w:val="20"/>
-                <w:szCs w:val="20"/>
-              </w:rPr>
-              <w:t>Dobok back</w:t>
+            <w:proofErr w:type="spellStart"/>
+            <w:r>
+              <w:rPr>
+                <w:sz w:val="20"/>
+                <w:szCs w:val="20"/>
+              </w:rPr>
+              <w:t>Dobok</w:t>
+            </w:r>
+            <w:proofErr w:type="spellEnd"/>
+            <w:r>
+              <w:rPr>
+                <w:sz w:val="20"/>
+                <w:szCs w:val="20"/>
+              </w:rPr>
+              <w:t xml:space="preserve"> back</w:t>
             </w:r>
           </w:p>
         </w:tc>
@@ -36559,8 +38224,17 @@
                 <w:sz w:val="20"/>
                 <w:szCs w:val="20"/>
               </w:rPr>
-              <w:t>As printed on competition doboks</w:t>
-            </w:r>
+              <w:t xml:space="preserve">As printed on competition </w:t>
+            </w:r>
+            <w:proofErr w:type="spellStart"/>
+            <w:r>
+              <w:rPr>
+                <w:sz w:val="20"/>
+                <w:szCs w:val="20"/>
+              </w:rPr>
+              <w:t>doboks</w:t>
+            </w:r>
+            <w:proofErr w:type="spellEnd"/>
           </w:p>
         </w:tc>
       </w:tr>
@@ -36884,7 +38558,15 @@
         <w:t>Skin:</w:t>
       </w:r>
       <w:r>
-        <w:t xml:space="preserve"> MetaHuman skin-tone chart only; no free tint.</w:t>
+        <w:t xml:space="preserve"> </w:t>
+      </w:r>
+      <w:proofErr w:type="spellStart"/>
+      <w:r>
+        <w:t>MetaHuman</w:t>
+      </w:r>
+      <w:proofErr w:type="spellEnd"/>
+      <w:r>
+        <w:t xml:space="preserve"> skin-tone chart only; no free tint.</w:t>
       </w:r>
     </w:p>
     <w:p>
@@ -36921,6 +38603,7 @@
           <w:b/>
           <w:bCs/>
         </w:rPr>
+        <w:lastRenderedPageBreak/>
         <w:t>Eyes:</w:t>
       </w:r>
       <w:r>
@@ -37007,6 +38690,7 @@
       <w:bookmarkStart w:id="89" w:name="_Toc240399356"/>
       <w:bookmarkEnd w:id="88"/>
       <w:r>
+        <w:lastRenderedPageBreak/>
         <w:t>11 Game Objects and AI</w:t>
       </w:r>
       <w:bookmarkEnd w:id="89"/>
@@ -37364,7 +39048,15 @@
     </w:p>
     <w:p>
       <w:r>
-        <w:t xml:space="preserve">The referee is a non-playable character on the mat. Six referees built from MetaHuman presets (Kelvin, Bo, Jorge, Omari, Walter and Vivian) wear a light-blue shirt, navy tie, beige trousers, brown belt and white sneakers (1.10). Each match picks one at random. The referee speaks only the commands in 8.5. In Referee Mode the player controls the referee instead </w:t>
+        <w:t xml:space="preserve">The referee is a non-playable character on the mat. Six referees built from </w:t>
+      </w:r>
+      <w:proofErr w:type="spellStart"/>
+      <w:r>
+        <w:t>MetaHuman</w:t>
+      </w:r>
+      <w:proofErr w:type="spellEnd"/>
+      <w:r>
+        <w:t xml:space="preserve"> presets (Kelvin, Bo, Jorge, Omari, Walter and Vivian) wear a light-blue shirt, navy tie, beige trousers, brown belt and white sneakers (1.10). Each match picks one at random. The referee speaks only the commands in 8.5. In Referee Mode the player controls the referee instead </w:t>
       </w:r>
       <w:r>
         <w:rPr>
@@ -37471,7 +39163,71 @@
                 <w:sz w:val="20"/>
                 <w:szCs w:val="20"/>
               </w:rPr>
-              <w:t>Calls charyeot, kyeongrye, joon-bi and shi-jak from between the fighters, then steps back</w:t>
+              <w:t xml:space="preserve">Calls </w:t>
+            </w:r>
+            <w:proofErr w:type="spellStart"/>
+            <w:r>
+              <w:rPr>
+                <w:sz w:val="20"/>
+                <w:szCs w:val="20"/>
+              </w:rPr>
+              <w:t>charyeot</w:t>
+            </w:r>
+            <w:proofErr w:type="spellEnd"/>
+            <w:r>
+              <w:rPr>
+                <w:sz w:val="20"/>
+                <w:szCs w:val="20"/>
+              </w:rPr>
+              <w:t xml:space="preserve">, </w:t>
+            </w:r>
+            <w:proofErr w:type="spellStart"/>
+            <w:r>
+              <w:rPr>
+                <w:sz w:val="20"/>
+                <w:szCs w:val="20"/>
+              </w:rPr>
+              <w:t>kyeongrye</w:t>
+            </w:r>
+            <w:proofErr w:type="spellEnd"/>
+            <w:r>
+              <w:rPr>
+                <w:sz w:val="20"/>
+                <w:szCs w:val="20"/>
+              </w:rPr>
+              <w:t xml:space="preserve">, </w:t>
+            </w:r>
+            <w:proofErr w:type="spellStart"/>
+            <w:r>
+              <w:rPr>
+                <w:sz w:val="20"/>
+                <w:szCs w:val="20"/>
+              </w:rPr>
+              <w:t>joon</w:t>
+            </w:r>
+            <w:proofErr w:type="spellEnd"/>
+            <w:r>
+              <w:rPr>
+                <w:sz w:val="20"/>
+                <w:szCs w:val="20"/>
+              </w:rPr>
+              <w:t xml:space="preserve">-bi and </w:t>
+            </w:r>
+            <w:proofErr w:type="spellStart"/>
+            <w:r>
+              <w:rPr>
+                <w:sz w:val="20"/>
+                <w:szCs w:val="20"/>
+              </w:rPr>
+              <w:t>shi</w:t>
+            </w:r>
+            <w:proofErr w:type="spellEnd"/>
+            <w:r>
+              <w:rPr>
+                <w:sz w:val="20"/>
+                <w:szCs w:val="20"/>
+              </w:rPr>
+              <w:t>-jak from between the fighters, then steps back</w:t>
             </w:r>
           </w:p>
         </w:tc>
@@ -37553,8 +39309,17 @@
                 <w:sz w:val="20"/>
                 <w:szCs w:val="20"/>
               </w:rPr>
-              <w:t>Calls kal-yeo, steps between the fighters, then calls kye-sok</w:t>
-            </w:r>
+              <w:t>Calls kal-yeo, steps between the fighters, then calls kye-</w:t>
+            </w:r>
+            <w:proofErr w:type="spellStart"/>
+            <w:r>
+              <w:rPr>
+                <w:sz w:val="20"/>
+                <w:szCs w:val="20"/>
+              </w:rPr>
+              <w:t>sok</w:t>
+            </w:r>
+            <w:proofErr w:type="spellEnd"/>
           </w:p>
         </w:tc>
       </w:tr>
@@ -37594,8 +39359,33 @@
                 <w:sz w:val="20"/>
                 <w:szCs w:val="20"/>
               </w:rPr>
-              <w:t>Stops play with kal-yeo and declares gam-jeom toward the penalized fighter, including for stalling (8.4), then calls kye-sok</w:t>
-            </w:r>
+              <w:t>Stops play with kal-yeo and declares gam-</w:t>
+            </w:r>
+            <w:proofErr w:type="spellStart"/>
+            <w:r>
+              <w:rPr>
+                <w:sz w:val="20"/>
+                <w:szCs w:val="20"/>
+              </w:rPr>
+              <w:t>jeom</w:t>
+            </w:r>
+            <w:proofErr w:type="spellEnd"/>
+            <w:r>
+              <w:rPr>
+                <w:sz w:val="20"/>
+                <w:szCs w:val="20"/>
+              </w:rPr>
+              <w:t xml:space="preserve"> toward the penalized fighter, including for stalling (8.4), then calls kye-</w:t>
+            </w:r>
+            <w:proofErr w:type="spellStart"/>
+            <w:r>
+              <w:rPr>
+                <w:sz w:val="20"/>
+                <w:szCs w:val="20"/>
+              </w:rPr>
+              <w:t>sok</w:t>
+            </w:r>
+            <w:proofErr w:type="spellEnd"/>
           </w:p>
         </w:tc>
       </w:tr>
@@ -37635,8 +39425,49 @@
                 <w:sz w:val="20"/>
                 <w:szCs w:val="20"/>
               </w:rPr>
-              <w:t>Counts hana to yeodeol (one to eight) while the fighter gets up, then calls kye-sok</w:t>
-            </w:r>
+              <w:t xml:space="preserve">Counts </w:t>
+            </w:r>
+            <w:proofErr w:type="spellStart"/>
+            <w:r>
+              <w:rPr>
+                <w:sz w:val="20"/>
+                <w:szCs w:val="20"/>
+              </w:rPr>
+              <w:t>hana</w:t>
+            </w:r>
+            <w:proofErr w:type="spellEnd"/>
+            <w:r>
+              <w:rPr>
+                <w:sz w:val="20"/>
+                <w:szCs w:val="20"/>
+              </w:rPr>
+              <w:t xml:space="preserve"> to </w:t>
+            </w:r>
+            <w:proofErr w:type="spellStart"/>
+            <w:r>
+              <w:rPr>
+                <w:sz w:val="20"/>
+                <w:szCs w:val="20"/>
+              </w:rPr>
+              <w:t>yeodeol</w:t>
+            </w:r>
+            <w:proofErr w:type="spellEnd"/>
+            <w:r>
+              <w:rPr>
+                <w:sz w:val="20"/>
+                <w:szCs w:val="20"/>
+              </w:rPr>
+              <w:t xml:space="preserve"> (one to eight) while the fighter gets up, then calls kye-</w:t>
+            </w:r>
+            <w:proofErr w:type="spellStart"/>
+            <w:r>
+              <w:rPr>
+                <w:sz w:val="20"/>
+                <w:szCs w:val="20"/>
+              </w:rPr>
+              <w:t>sok</w:t>
+            </w:r>
+            <w:proofErr w:type="spellEnd"/>
           </w:p>
         </w:tc>
       </w:tr>
@@ -37676,7 +39507,23 @@
                 <w:sz w:val="20"/>
                 <w:szCs w:val="20"/>
               </w:rPr>
-              <w:t>Calls keu-man; at match end raises the winner’s hand</w:t>
+              <w:t xml:space="preserve">Calls </w:t>
+            </w:r>
+            <w:proofErr w:type="spellStart"/>
+            <w:r>
+              <w:rPr>
+                <w:sz w:val="20"/>
+                <w:szCs w:val="20"/>
+              </w:rPr>
+              <w:t>keu</w:t>
+            </w:r>
+            <w:proofErr w:type="spellEnd"/>
+            <w:r>
+              <w:rPr>
+                <w:sz w:val="20"/>
+                <w:szCs w:val="20"/>
+              </w:rPr>
+              <w:t>-man; at match end raises the winner’s hand</w:t>
             </w:r>
           </w:p>
         </w:tc>
@@ -37970,6 +39817,7 @@
                 <w:sz w:val="20"/>
                 <w:szCs w:val="20"/>
               </w:rPr>
+              <w:lastRenderedPageBreak/>
               <w:t>Mat and boundary</w:t>
             </w:r>
           </w:p>
@@ -38196,7 +40044,15 @@
     </w:p>
     <w:p>
       <w:r>
-        <w:t>Technique and object values live in a MoveData data table (16.3) that exports to CSV for review. The table does not exist yet (18.1).</w:t>
+        <w:t xml:space="preserve">Technique and object values live in a </w:t>
+      </w:r>
+      <w:proofErr w:type="spellStart"/>
+      <w:r>
+        <w:t>MoveData</w:t>
+      </w:r>
+      <w:proofErr w:type="spellEnd"/>
+      <w:r>
+        <w:t xml:space="preserve"> data table (16.3) that exports to CSV for review. The table does not exist yet (18.1).</w:t>
       </w:r>
     </w:p>
     <w:p>
@@ -38208,6 +40064,7 @@
       <w:bookmarkStart w:id="94" w:name="_Toc240399360"/>
       <w:bookmarkEnd w:id="93"/>
       <w:r>
+        <w:lastRenderedPageBreak/>
         <w:t xml:space="preserve">12 Online and Community </w:t>
       </w:r>
       <w:r>
@@ -38295,8 +40152,17 @@
                 <w:sz w:val="20"/>
                 <w:szCs w:val="20"/>
               </w:rPr>
-              <w:t>Rollback netcode</w:t>
-            </w:r>
+              <w:t xml:space="preserve">Rollback </w:t>
+            </w:r>
+            <w:proofErr w:type="spellStart"/>
+            <w:r>
+              <w:rPr>
+                <w:sz w:val="20"/>
+                <w:szCs w:val="20"/>
+              </w:rPr>
+              <w:t>netcode</w:t>
+            </w:r>
+            <w:proofErr w:type="spellEnd"/>
           </w:p>
         </w:tc>
         <w:tc>
@@ -38579,6 +40445,7 @@
       <w:bookmarkStart w:id="96" w:name="_Toc240399361"/>
       <w:bookmarkEnd w:id="95"/>
       <w:r>
+        <w:lastRenderedPageBreak/>
         <w:t>13 Presentation</w:t>
       </w:r>
       <w:bookmarkEnd w:id="96"/>
@@ -38637,7 +40504,15 @@
         <w:t>Menus:</w:t>
       </w:r>
       <w:r>
-        <w:t xml:space="preserve"> the player’s fighter out of gear in dobok, in a dojang or locker-room setting.</w:t>
+        <w:t xml:space="preserve"> the player’s fighter out of gear in </w:t>
+      </w:r>
+      <w:proofErr w:type="spellStart"/>
+      <w:r>
+        <w:t>dobok</w:t>
+      </w:r>
+      <w:proofErr w:type="spellEnd"/>
+      <w:r>
+        <w:t>, in a dojang or locker-room setting.</w:t>
       </w:r>
     </w:p>
     <w:p>
@@ -38697,6 +40572,7 @@
       <w:bookmarkStart w:id="98" w:name="_Toc240399362"/>
       <w:bookmarkEnd w:id="97"/>
       <w:r>
+        <w:lastRenderedPageBreak/>
         <w:t>14 Localization</w:t>
       </w:r>
       <w:bookmarkEnd w:id="98"/>
@@ -38738,7 +40614,15 @@
         <w:t>Korean terminology:</w:t>
       </w:r>
       <w:r>
-        <w:t xml:space="preserve"> referee commands, rank names and technique names appear in romanization with English meaning, for example KAL-YEO 갈려: Break. They are the sport’s terms, not translations.</w:t>
+        <w:t xml:space="preserve"> referee commands, rank names and technique names appear in romanization with English meaning, for example KAL-YEO </w:t>
+      </w:r>
+      <w:proofErr w:type="spellStart"/>
+      <w:r>
+        <w:t>갈려</w:t>
+      </w:r>
+      <w:proofErr w:type="spellEnd"/>
+      <w:r>
+        <w:t>: Break. They are the sport’s terms, not translations.</w:t>
       </w:r>
     </w:p>
     <w:p>
@@ -38758,7 +40642,28 @@
         <w:t>String syntax:</w:t>
       </w:r>
       <w:r>
-        <w:t xml:space="preserve"> all player-facing text is FText stored in Unreal String Tables, never hard-coded in Blueprints or C++. Values inside strings use FText::Format arguments, for example {Points}.</w:t>
+        <w:t xml:space="preserve"> all player-facing text is </w:t>
+      </w:r>
+      <w:proofErr w:type="spellStart"/>
+      <w:r>
+        <w:t>FText</w:t>
+      </w:r>
+      <w:proofErr w:type="spellEnd"/>
+      <w:r>
+        <w:t xml:space="preserve"> stored in Unreal String Tables, never hard-coded in Blueprints or C++. Values inside strings use </w:t>
+      </w:r>
+      <w:proofErr w:type="spellStart"/>
+      <w:proofErr w:type="gramStart"/>
+      <w:r>
+        <w:t>FText</w:t>
+      </w:r>
+      <w:proofErr w:type="spellEnd"/>
+      <w:r>
+        <w:t>::</w:t>
+      </w:r>
+      <w:proofErr w:type="gramEnd"/>
+      <w:r>
+        <w:t>Format arguments, for example {Points}.</w:t>
       </w:r>
     </w:p>
     <w:p>
@@ -38778,7 +40683,39 @@
         <w:t>String tables:</w:t>
       </w:r>
       <w:r>
-        <w:t xml:space="preserve"> ST_UI, ST_Techniques, ST_Referee and ST_Career, in Content/Localization/StringTables (planned; the folder does not exist yet).</w:t>
+        <w:t xml:space="preserve"> ST_UI, </w:t>
+      </w:r>
+      <w:proofErr w:type="spellStart"/>
+      <w:r>
+        <w:t>ST_Techniques</w:t>
+      </w:r>
+      <w:proofErr w:type="spellEnd"/>
+      <w:r>
+        <w:t xml:space="preserve">, </w:t>
+      </w:r>
+      <w:proofErr w:type="spellStart"/>
+      <w:r>
+        <w:t>ST_Referee</w:t>
+      </w:r>
+      <w:proofErr w:type="spellEnd"/>
+      <w:r>
+        <w:t xml:space="preserve"> and </w:t>
+      </w:r>
+      <w:proofErr w:type="spellStart"/>
+      <w:r>
+        <w:t>ST_Career</w:t>
+      </w:r>
+      <w:proofErr w:type="spellEnd"/>
+      <w:r>
+        <w:t>, in Content/Localization/</w:t>
+      </w:r>
+      <w:proofErr w:type="spellStart"/>
+      <w:r>
+        <w:t>StringTables</w:t>
+      </w:r>
+      <w:proofErr w:type="spellEnd"/>
+      <w:r>
+        <w:t xml:space="preserve"> (planned; the folder does not exist yet).</w:t>
       </w:r>
     </w:p>
     <w:p>
@@ -38798,7 +40735,47 @@
         <w:t>Key names:</w:t>
       </w:r>
       <w:r>
-        <w:t xml:space="preserve"> Area.Group.Item, for example UI.MainMenu.Play, Technique.RoundhouseKick.Name, Referee.KalYeo.Subtitle.</w:t>
+        <w:t xml:space="preserve"> </w:t>
+      </w:r>
+      <w:proofErr w:type="spellStart"/>
+      <w:proofErr w:type="gramStart"/>
+      <w:r>
+        <w:t>Area.Group.Item</w:t>
+      </w:r>
+      <w:proofErr w:type="spellEnd"/>
+      <w:proofErr w:type="gramEnd"/>
+      <w:r>
+        <w:t xml:space="preserve">, for example </w:t>
+      </w:r>
+      <w:proofErr w:type="spellStart"/>
+      <w:proofErr w:type="gramStart"/>
+      <w:r>
+        <w:t>UI.MainMenu.Play</w:t>
+      </w:r>
+      <w:proofErr w:type="spellEnd"/>
+      <w:proofErr w:type="gramEnd"/>
+      <w:r>
+        <w:t xml:space="preserve">, </w:t>
+      </w:r>
+      <w:proofErr w:type="spellStart"/>
+      <w:proofErr w:type="gramStart"/>
+      <w:r>
+        <w:t>Technique.RoundhouseKick.Name</w:t>
+      </w:r>
+      <w:proofErr w:type="spellEnd"/>
+      <w:proofErr w:type="gramEnd"/>
+      <w:r>
+        <w:t xml:space="preserve">, </w:t>
+      </w:r>
+      <w:proofErr w:type="spellStart"/>
+      <w:proofErr w:type="gramStart"/>
+      <w:r>
+        <w:t>Referee.KalYeo.Subtitle</w:t>
+      </w:r>
+      <w:proofErr w:type="spellEnd"/>
+      <w:proofErr w:type="gramEnd"/>
+      <w:r>
+        <w:t>.</w:t>
       </w:r>
     </w:p>
     <w:p>
@@ -38830,6 +40807,7 @@
       <w:bookmarkStart w:id="100" w:name="_Toc240399363"/>
       <w:bookmarkEnd w:id="99"/>
       <w:r>
+        <w:lastRenderedPageBreak/>
         <w:t>15 Tools</w:t>
       </w:r>
       <w:bookmarkEnd w:id="100"/>
@@ -38925,12 +40903,21 @@
             <w:pPr>
               <w:spacing w:before="40" w:after="40"/>
             </w:pPr>
-            <w:r>
-              <w:rPr>
-                <w:sz w:val="20"/>
-                <w:szCs w:val="20"/>
-              </w:rPr>
-              <w:t>MetaHuman Creator</w:t>
+            <w:proofErr w:type="spellStart"/>
+            <w:r>
+              <w:rPr>
+                <w:sz w:val="20"/>
+                <w:szCs w:val="20"/>
+              </w:rPr>
+              <w:t>MetaHuman</w:t>
+            </w:r>
+            <w:proofErr w:type="spellEnd"/>
+            <w:r>
+              <w:rPr>
+                <w:sz w:val="20"/>
+                <w:szCs w:val="20"/>
+              </w:rPr>
+              <w:t xml:space="preserve"> Creator</w:t>
             </w:r>
           </w:p>
         </w:tc>
@@ -39007,7 +40994,39 @@
                 <w:sz w:val="20"/>
                 <w:szCs w:val="20"/>
               </w:rPr>
-              <w:t>Rig, split, mask and refit the dobok and gear onto MetaHuman bodies; bake hidden face maps; build referee outfits and environment meshes</w:t>
+              <w:t xml:space="preserve">Rig, split, mask and refit the </w:t>
+            </w:r>
+            <w:proofErr w:type="spellStart"/>
+            <w:r>
+              <w:rPr>
+                <w:sz w:val="20"/>
+                <w:szCs w:val="20"/>
+              </w:rPr>
+              <w:t>dobok</w:t>
+            </w:r>
+            <w:proofErr w:type="spellEnd"/>
+            <w:r>
+              <w:rPr>
+                <w:sz w:val="20"/>
+                <w:szCs w:val="20"/>
+              </w:rPr>
+              <w:t xml:space="preserve"> and gear onto </w:t>
+            </w:r>
+            <w:proofErr w:type="spellStart"/>
+            <w:r>
+              <w:rPr>
+                <w:sz w:val="20"/>
+                <w:szCs w:val="20"/>
+              </w:rPr>
+              <w:t>MetaHuman</w:t>
+            </w:r>
+            <w:proofErr w:type="spellEnd"/>
+            <w:r>
+              <w:rPr>
+                <w:sz w:val="20"/>
+                <w:szCs w:val="20"/>
+              </w:rPr>
+              <w:t xml:space="preserve"> bodies; bake hidden face maps; build referee outfits and environment meshes</w:t>
             </w:r>
           </w:p>
         </w:tc>
@@ -39161,6 +41180,7 @@
             <w:pPr>
               <w:spacing w:before="40" w:after="40"/>
             </w:pPr>
+            <w:proofErr w:type="spellStart"/>
             <w:r>
               <w:rPr>
                 <w:sz w:val="20"/>
@@ -39168,6 +41188,7 @@
               </w:rPr>
               <w:t>OpenStanceEditorTools</w:t>
             </w:r>
+            <w:proofErr w:type="spellEnd"/>
           </w:p>
         </w:tc>
         <w:tc>
@@ -39202,8 +41223,17 @@
                 <w:sz w:val="20"/>
                 <w:szCs w:val="20"/>
               </w:rPr>
-              <w:t>Source/OpenStanceEditorTools</w:t>
-            </w:r>
+              <w:t>Source/</w:t>
+            </w:r>
+            <w:proofErr w:type="spellStart"/>
+            <w:r>
+              <w:rPr>
+                <w:sz w:val="20"/>
+                <w:szCs w:val="20"/>
+              </w:rPr>
+              <w:t>OpenStanceEditorTools</w:t>
+            </w:r>
+            <w:proofErr w:type="spellEnd"/>
           </w:p>
         </w:tc>
       </w:tr>
@@ -39284,8 +41314,17 @@
                 <w:sz w:val="20"/>
                 <w:szCs w:val="20"/>
               </w:rPr>
-              <w:t>IK Rig and IK Retargeter</w:t>
-            </w:r>
+              <w:t xml:space="preserve">IK Rig and IK </w:t>
+            </w:r>
+            <w:proofErr w:type="spellStart"/>
+            <w:r>
+              <w:rPr>
+                <w:sz w:val="20"/>
+                <w:szCs w:val="20"/>
+              </w:rPr>
+              <w:t>Retargeter</w:t>
+            </w:r>
+            <w:proofErr w:type="spellEnd"/>
           </w:p>
         </w:tc>
         <w:tc>
@@ -39302,7 +41341,23 @@
                 <w:sz w:val="20"/>
                 <w:szCs w:val="20"/>
               </w:rPr>
-              <w:t>Retarget mocap onto the MetaHuman skeleton</w:t>
+              <w:t xml:space="preserve">Retarget mocap onto the </w:t>
+            </w:r>
+            <w:proofErr w:type="spellStart"/>
+            <w:r>
+              <w:rPr>
+                <w:sz w:val="20"/>
+                <w:szCs w:val="20"/>
+              </w:rPr>
+              <w:t>MetaHuman</w:t>
+            </w:r>
+            <w:proofErr w:type="spellEnd"/>
+            <w:r>
+              <w:rPr>
+                <w:sz w:val="20"/>
+                <w:szCs w:val="20"/>
+              </w:rPr>
+              <w:t xml:space="preserve"> skeleton</w:t>
             </w:r>
           </w:p>
         </w:tc>
@@ -39338,12 +41393,21 @@
             <w:pPr>
               <w:spacing w:before="40" w:after="40"/>
             </w:pPr>
-            <w:r>
-              <w:rPr>
-                <w:sz w:val="20"/>
-                <w:szCs w:val="20"/>
-              </w:rPr>
-              <w:t>MoveData table</w:t>
+            <w:proofErr w:type="spellStart"/>
+            <w:r>
+              <w:rPr>
+                <w:sz w:val="20"/>
+                <w:szCs w:val="20"/>
+              </w:rPr>
+              <w:t>MoveData</w:t>
+            </w:r>
+            <w:proofErr w:type="spellEnd"/>
+            <w:r>
+              <w:rPr>
+                <w:sz w:val="20"/>
+                <w:szCs w:val="20"/>
+              </w:rPr>
+              <w:t xml:space="preserve"> table</w:t>
             </w:r>
           </w:p>
         </w:tc>
@@ -39517,6 +41581,7 @@
       <w:bookmarkStart w:id="102" w:name="_Toc240399364"/>
       <w:bookmarkEnd w:id="101"/>
       <w:r>
+        <w:lastRenderedPageBreak/>
         <w:t>16 Technical Design</w:t>
       </w:r>
       <w:bookmarkEnd w:id="102"/>
@@ -39624,8 +41689,17 @@
                 <w:sz w:val="20"/>
                 <w:szCs w:val="20"/>
               </w:rPr>
-              <w:t>Unreal Engine 5.8 (source build), OpenStance.uproject</w:t>
-            </w:r>
+              <w:t xml:space="preserve">Unreal Engine 5.8 (source build), </w:t>
+            </w:r>
+            <w:proofErr w:type="spellStart"/>
+            <w:r>
+              <w:rPr>
+                <w:sz w:val="20"/>
+                <w:szCs w:val="20"/>
+              </w:rPr>
+              <w:t>OpenStance.uproject</w:t>
+            </w:r>
+            <w:proofErr w:type="spellEnd"/>
           </w:p>
         </w:tc>
       </w:tr>
@@ -39660,12 +41734,37 @@
             <w:pPr>
               <w:spacing w:before="40" w:after="40"/>
             </w:pPr>
-            <w:r>
-              <w:rPr>
-                <w:sz w:val="20"/>
-                <w:szCs w:val="20"/>
-              </w:rPr>
-              <w:t>MetaHuman Creator; dobok and gear as outfit pieces refit per body (Tools/Blender)</w:t>
+            <w:proofErr w:type="spellStart"/>
+            <w:r>
+              <w:rPr>
+                <w:sz w:val="20"/>
+                <w:szCs w:val="20"/>
+              </w:rPr>
+              <w:t>MetaHuman</w:t>
+            </w:r>
+            <w:proofErr w:type="spellEnd"/>
+            <w:r>
+              <w:rPr>
+                <w:sz w:val="20"/>
+                <w:szCs w:val="20"/>
+              </w:rPr>
+              <w:t xml:space="preserve"> Creator; </w:t>
+            </w:r>
+            <w:proofErr w:type="spellStart"/>
+            <w:r>
+              <w:rPr>
+                <w:sz w:val="20"/>
+                <w:szCs w:val="20"/>
+              </w:rPr>
+              <w:t>dobok</w:t>
+            </w:r>
+            <w:proofErr w:type="spellEnd"/>
+            <w:r>
+              <w:rPr>
+                <w:sz w:val="20"/>
+                <w:szCs w:val="20"/>
+              </w:rPr>
+              <w:t xml:space="preserve"> and gear as outfit pieces refit per body (Tools/Blender)</w:t>
             </w:r>
           </w:p>
         </w:tc>
@@ -39701,13 +41800,31 @@
             <w:pPr>
               <w:spacing w:before="40" w:after="40"/>
             </w:pPr>
-            <w:r>
-              <w:rPr>
-                <w:sz w:val="20"/>
-                <w:szCs w:val="20"/>
-              </w:rPr>
-              <w:t>MetaHuman body skeleton; gear follows with Leader Pose; mocap retargets with the IK Retargeter</w:t>
-            </w:r>
+            <w:proofErr w:type="spellStart"/>
+            <w:r>
+              <w:rPr>
+                <w:sz w:val="20"/>
+                <w:szCs w:val="20"/>
+              </w:rPr>
+              <w:t>MetaHuman</w:t>
+            </w:r>
+            <w:proofErr w:type="spellEnd"/>
+            <w:r>
+              <w:rPr>
+                <w:sz w:val="20"/>
+                <w:szCs w:val="20"/>
+              </w:rPr>
+              <w:t xml:space="preserve"> body skeleton; gear follows with Leader Pose; mocap retargets with the IK </w:t>
+            </w:r>
+            <w:proofErr w:type="spellStart"/>
+            <w:r>
+              <w:rPr>
+                <w:sz w:val="20"/>
+                <w:szCs w:val="20"/>
+              </w:rPr>
+              <w:t>Retargeter</w:t>
+            </w:r>
+            <w:proofErr w:type="spellEnd"/>
           </w:p>
         </w:tc>
       </w:tr>
@@ -39747,7 +41864,55 @@
                 <w:sz w:val="20"/>
                 <w:szCs w:val="20"/>
               </w:rPr>
-              <w:t>Method not yet chosen. Markerless video capture (MetaHuman Animator, Rokoko Vision) and suit-based capture are both candidates; the Milestone 1 feasibility test decides (18.1, section 19)</w:t>
+              <w:t xml:space="preserve">Method not yet chosen. </w:t>
+            </w:r>
+            <w:proofErr w:type="spellStart"/>
+            <w:r>
+              <w:rPr>
+                <w:sz w:val="20"/>
+                <w:szCs w:val="20"/>
+              </w:rPr>
+              <w:t>Markerless</w:t>
+            </w:r>
+            <w:proofErr w:type="spellEnd"/>
+            <w:r>
+              <w:rPr>
+                <w:sz w:val="20"/>
+                <w:szCs w:val="20"/>
+              </w:rPr>
+              <w:t xml:space="preserve"> video capture (</w:t>
+            </w:r>
+            <w:proofErr w:type="spellStart"/>
+            <w:r>
+              <w:rPr>
+                <w:sz w:val="20"/>
+                <w:szCs w:val="20"/>
+              </w:rPr>
+              <w:t>MetaHuman</w:t>
+            </w:r>
+            <w:proofErr w:type="spellEnd"/>
+            <w:r>
+              <w:rPr>
+                <w:sz w:val="20"/>
+                <w:szCs w:val="20"/>
+              </w:rPr>
+              <w:t xml:space="preserve"> Animator, </w:t>
+            </w:r>
+            <w:proofErr w:type="spellStart"/>
+            <w:r>
+              <w:rPr>
+                <w:sz w:val="20"/>
+                <w:szCs w:val="20"/>
+              </w:rPr>
+              <w:t>Rokoko</w:t>
+            </w:r>
+            <w:proofErr w:type="spellEnd"/>
+            <w:r>
+              <w:rPr>
+                <w:sz w:val="20"/>
+                <w:szCs w:val="20"/>
+              </w:rPr>
+              <w:t xml:space="preserve"> Vision) and suit-based capture are both candidates; the Milestone 1 feasibility test decides (18.1, section 19)</w:t>
             </w:r>
           </w:p>
         </w:tc>
@@ -40066,8 +42231,17 @@
                 <w:sz w:val="20"/>
                 <w:szCs w:val="20"/>
               </w:rPr>
-              <w:t>IK Rig and IK Retargeter</w:t>
-            </w:r>
+              <w:t xml:space="preserve">IK Rig and IK </w:t>
+            </w:r>
+            <w:proofErr w:type="spellStart"/>
+            <w:r>
+              <w:rPr>
+                <w:sz w:val="20"/>
+                <w:szCs w:val="20"/>
+              </w:rPr>
+              <w:t>Retargeter</w:t>
+            </w:r>
+            <w:proofErr w:type="spellEnd"/>
           </w:p>
         </w:tc>
       </w:tr>
@@ -40219,12 +42393,21 @@
         </w:numPr>
         <w:spacing w:after="60"/>
       </w:pPr>
+      <w:proofErr w:type="spellStart"/>
       <w:r>
         <w:rPr>
           <w:b/>
           <w:bCs/>
         </w:rPr>
-        <w:t>MoveData:</w:t>
+        <w:t>MoveData</w:t>
+      </w:r>
+      <w:proofErr w:type="spellEnd"/>
+      <w:r>
+        <w:rPr>
+          <w:b/>
+          <w:bCs/>
+        </w:rPr>
+        <w:t>:</w:t>
       </w:r>
       <w:r>
         <w:t xml:space="preserve"> animation, input gesture and modifiers, startup / active / recovery timing, stamina cost, point value, target, range, reaction properties. Separate from animation assets so placeholders swap for final mocap without changing combat logic.</w:t>
@@ -40304,6 +42487,7 @@
           <w:b/>
           <w:bCs/>
         </w:rPr>
+        <w:lastRenderedPageBreak/>
         <w:t>Deterministic combat step</w:t>
       </w:r>
       <w:r>
@@ -40318,7 +42502,15 @@
         <w:t>[Future]</w:t>
       </w:r>
       <w:r>
-        <w:t>: fixed-tick combat simulation separated from rendering and animation, so rollback netcode and input-based replays are possible. Combat code in v1.0 is structured so this refactor stays small.</w:t>
+        <w:t xml:space="preserve">: fixed-tick combat simulation separated from rendering and animation, so rollback </w:t>
+      </w:r>
+      <w:proofErr w:type="spellStart"/>
+      <w:r>
+        <w:t>netcode</w:t>
+      </w:r>
+      <w:proofErr w:type="spellEnd"/>
+      <w:r>
+        <w:t xml:space="preserve"> and input-based replays are possible. Combat code in v1.0 is structured so this refactor stays small.</w:t>
       </w:r>
     </w:p>
     <w:p>
@@ -40974,12 +43166,37 @@
             <w:pPr>
               <w:spacing w:before="40" w:after="40"/>
             </w:pPr>
-            <w:r>
-              <w:rPr>
-                <w:sz w:val="20"/>
-                <w:szCs w:val="20"/>
-              </w:rPr>
-              <w:t>L_CompetitionArena, L_TrainingDojang; the Career venues in 6.2 are planned</w:t>
+            <w:proofErr w:type="spellStart"/>
+            <w:r>
+              <w:rPr>
+                <w:sz w:val="20"/>
+                <w:szCs w:val="20"/>
+              </w:rPr>
+              <w:t>L_CompetitionArena</w:t>
+            </w:r>
+            <w:proofErr w:type="spellEnd"/>
+            <w:r>
+              <w:rPr>
+                <w:sz w:val="20"/>
+                <w:szCs w:val="20"/>
+              </w:rPr>
+              <w:t xml:space="preserve">, </w:t>
+            </w:r>
+            <w:proofErr w:type="spellStart"/>
+            <w:r>
+              <w:rPr>
+                <w:sz w:val="20"/>
+                <w:szCs w:val="20"/>
+              </w:rPr>
+              <w:t>L_TrainingDojang</w:t>
+            </w:r>
+            <w:proofErr w:type="spellEnd"/>
+            <w:r>
+              <w:rPr>
+                <w:sz w:val="20"/>
+                <w:szCs w:val="20"/>
+              </w:rPr>
+              <w:t>; the Career venues in 6.2 are planned</w:t>
             </w:r>
           </w:p>
         </w:tc>
@@ -41002,8 +43219,17 @@
                 <w:sz w:val="20"/>
                 <w:szCs w:val="20"/>
               </w:rPr>
-              <w:t>Source/OpenStance</w:t>
-            </w:r>
+              <w:t>Source/</w:t>
+            </w:r>
+            <w:proofErr w:type="spellStart"/>
+            <w:r>
+              <w:rPr>
+                <w:sz w:val="20"/>
+                <w:szCs w:val="20"/>
+              </w:rPr>
+              <w:t>OpenStance</w:t>
+            </w:r>
+            <w:proofErr w:type="spellEnd"/>
           </w:p>
         </w:tc>
         <w:tc>
@@ -41043,8 +43269,18 @@
                 <w:sz w:val="20"/>
                 <w:szCs w:val="20"/>
               </w:rPr>
-              <w:t>Source/OpenStanceEditorTools</w:t>
-            </w:r>
+              <w:lastRenderedPageBreak/>
+              <w:t>Source/</w:t>
+            </w:r>
+            <w:proofErr w:type="spellStart"/>
+            <w:r>
+              <w:rPr>
+                <w:sz w:val="20"/>
+                <w:szCs w:val="20"/>
+              </w:rPr>
+              <w:t>OpenStanceEditorTools</w:t>
+            </w:r>
+            <w:proofErr w:type="spellEnd"/>
           </w:p>
         </w:tc>
         <w:tc>
@@ -41197,7 +43433,15 @@
     </w:p>
     <w:p>
       <w:r>
-        <w:t>Asset prefixes follow the Unreal conventions already used in the project: L_ levels, MH_ MetaHumans, SK_ skeletal meshes, M_ materials, MI_ material instances, T_ textures, WI_ wardrobe items. Planned: DT_ data tables, AM_ animation montages, ABP_ animation blueprints, BS_ blend spaces, ST_ string tables.</w:t>
+        <w:t xml:space="preserve">Asset prefixes follow the Unreal conventions already used in the project: L_ levels, MH_ </w:t>
+      </w:r>
+      <w:proofErr w:type="spellStart"/>
+      <w:r>
+        <w:t>MetaHumans</w:t>
+      </w:r>
+      <w:proofErr w:type="spellEnd"/>
+      <w:r>
+        <w:t>, SK_ skeletal meshes, M_ materials, MI_ material instances, T_ textures, WI_ wardrobe items. Planned: DT_ data tables, AM_ animation montages, ABP_ animation blueprints, BS_ blend spaces, ST_ string tables.</w:t>
       </w:r>
     </w:p>
     <w:p>
@@ -41219,15 +43463,32 @@
         </w:numPr>
         <w:spacing w:after="60"/>
       </w:pPr>
+      <w:proofErr w:type="spellStart"/>
       <w:r>
         <w:rPr>
           <w:b/>
           <w:bCs/>
         </w:rPr>
-        <w:t>MoveData:</w:t>
-      </w:r>
-      <w:r>
-        <w:t xml:space="preserve"> an Unreal Data Table of a C++ row struct, one row per technique; exports to CSV.</w:t>
+        <w:t>MoveData</w:t>
+      </w:r>
+      <w:proofErr w:type="spellEnd"/>
+      <w:r>
+        <w:rPr>
+          <w:b/>
+          <w:bCs/>
+        </w:rPr>
+        <w:t>:</w:t>
+      </w:r>
+      <w:r>
+        <w:t xml:space="preserve"> an Unreal Data Table of a C++ row </w:t>
+      </w:r>
+      <w:proofErr w:type="gramStart"/>
+      <w:r>
+        <w:t>struct</w:t>
+      </w:r>
+      <w:proofErr w:type="gramEnd"/>
+      <w:r>
+        <w:t>, one row per technique; exports to CSV.</w:t>
       </w:r>
     </w:p>
     <w:p>
@@ -41247,7 +43508,15 @@
         <w:t>Saves:</w:t>
       </w:r>
       <w:r>
-        <w:t xml:space="preserve"> settings and fighter profiles as Unreal SaveGame objects; Career slots use the same format.</w:t>
+        <w:t xml:space="preserve"> settings and fighter profiles as Unreal </w:t>
+      </w:r>
+      <w:proofErr w:type="spellStart"/>
+      <w:r>
+        <w:t>SaveGame</w:t>
+      </w:r>
+      <w:proofErr w:type="spellEnd"/>
+      <w:r>
+        <w:t xml:space="preserve"> objects; Career slots use the same format.</w:t>
       </w:r>
     </w:p>
     <w:p>
@@ -41267,7 +43536,23 @@
         <w:t>Animation and gear imports:</w:t>
       </w:r>
       <w:r>
-        <w:t xml:space="preserve"> FBX in centimetres (UnitScaleFactor 1), matching the MetaHuman export.</w:t>
+        <w:t xml:space="preserve"> FBX in centimetres (</w:t>
+      </w:r>
+      <w:proofErr w:type="spellStart"/>
+      <w:r>
+        <w:t>UnitScaleFactor</w:t>
+      </w:r>
+      <w:proofErr w:type="spellEnd"/>
+      <w:r>
+        <w:t xml:space="preserve"> 1), matching the </w:t>
+      </w:r>
+      <w:proofErr w:type="spellStart"/>
+      <w:r>
+        <w:t>MetaHuman</w:t>
+      </w:r>
+      <w:proofErr w:type="spellEnd"/>
+      <w:r>
+        <w:t xml:space="preserve"> export.</w:t>
       </w:r>
     </w:p>
     <w:p>
@@ -41302,7 +43587,39 @@
     </w:p>
     <w:p>
       <w:r>
-        <w:t>The AI opponent (11.1) sends the same inputs as a player and uses the same MoveData; it never reads the player’s inputs. Planned structure: a State Tree picks a tactic (keep distance, pressure, fake, counter) and a utility score picks a technique from distance, stamina, score and clock. Difficulty scales reaction time from 450 ms at the easiest level to 180 ms at the hardest (starting values), read accuracy, stamina management and technique variety. The game needs no procedural world, no pathfinding beyond the mat and no economy.</w:t>
+        <w:t xml:space="preserve">The AI opponent (11.1) sends the same inputs as a player and uses the same </w:t>
+      </w:r>
+      <w:proofErr w:type="spellStart"/>
+      <w:r>
+        <w:t>MoveData</w:t>
+      </w:r>
+      <w:proofErr w:type="spellEnd"/>
+      <w:r>
+        <w:t xml:space="preserve">; it never reads the player’s inputs. Planned structure: a State Tree picks a tactic (keep distance, pressure, fake, counter) and a utility score picks a technique from distance, stamina, score and clock. Difficulty </w:t>
+      </w:r>
+      <w:proofErr w:type="gramStart"/>
+      <w:r>
+        <w:t>scales</w:t>
+      </w:r>
+      <w:proofErr w:type="gramEnd"/>
+      <w:r>
+        <w:t xml:space="preserve"> reaction time from 450 </w:t>
+      </w:r>
+      <w:proofErr w:type="spellStart"/>
+      <w:r>
+        <w:t>ms</w:t>
+      </w:r>
+      <w:proofErr w:type="spellEnd"/>
+      <w:r>
+        <w:t xml:space="preserve"> at the easiest level to 180 </w:t>
+      </w:r>
+      <w:proofErr w:type="spellStart"/>
+      <w:r>
+        <w:t>ms</w:t>
+      </w:r>
+      <w:proofErr w:type="spellEnd"/>
+      <w:r>
+        <w:t xml:space="preserve"> at the hardest (starting values), read accuracy, stamina management and technique variety. The game needs no procedural world, no pathfinding beyond the mat and no economy.</w:t>
       </w:r>
     </w:p>
     <w:p>
@@ -41393,12 +43710,23 @@
             <w:pPr>
               <w:spacing w:before="40" w:after="40"/>
             </w:pPr>
-            <w:r>
-              <w:rPr>
-                <w:sz w:val="20"/>
-                <w:szCs w:val="20"/>
-              </w:rPr>
-              <w:t>os.InfiniteStamina 0|1</w:t>
+            <w:proofErr w:type="spellStart"/>
+            <w:proofErr w:type="gramStart"/>
+            <w:r>
+              <w:rPr>
+                <w:sz w:val="20"/>
+                <w:szCs w:val="20"/>
+              </w:rPr>
+              <w:t>os.InfiniteStamina</w:t>
+            </w:r>
+            <w:proofErr w:type="spellEnd"/>
+            <w:proofErr w:type="gramEnd"/>
+            <w:r>
+              <w:rPr>
+                <w:sz w:val="20"/>
+                <w:szCs w:val="20"/>
+              </w:rPr>
+              <w:t xml:space="preserve"> 0|1</w:t>
             </w:r>
           </w:p>
         </w:tc>
@@ -41434,12 +43762,23 @@
             <w:pPr>
               <w:spacing w:before="40" w:after="40"/>
             </w:pPr>
-            <w:r>
-              <w:rPr>
-                <w:sz w:val="20"/>
-                <w:szCs w:val="20"/>
-              </w:rPr>
-              <w:t>os.SetScore &lt;Chung&gt; &lt;Hong&gt;</w:t>
+            <w:proofErr w:type="spellStart"/>
+            <w:proofErr w:type="gramStart"/>
+            <w:r>
+              <w:rPr>
+                <w:sz w:val="20"/>
+                <w:szCs w:val="20"/>
+              </w:rPr>
+              <w:t>os.SetScore</w:t>
+            </w:r>
+            <w:proofErr w:type="spellEnd"/>
+            <w:proofErr w:type="gramEnd"/>
+            <w:r>
+              <w:rPr>
+                <w:sz w:val="20"/>
+                <w:szCs w:val="20"/>
+              </w:rPr>
+              <w:t xml:space="preserve"> &lt;Chung&gt; &lt;Hong&gt;</w:t>
             </w:r>
           </w:p>
         </w:tc>
@@ -41475,12 +43814,23 @@
             <w:pPr>
               <w:spacing w:before="40" w:after="40"/>
             </w:pPr>
-            <w:r>
-              <w:rPr>
-                <w:sz w:val="20"/>
-                <w:szCs w:val="20"/>
-              </w:rPr>
-              <w:t>os.SetClock &lt;seconds&gt;</w:t>
+            <w:proofErr w:type="spellStart"/>
+            <w:proofErr w:type="gramStart"/>
+            <w:r>
+              <w:rPr>
+                <w:sz w:val="20"/>
+                <w:szCs w:val="20"/>
+              </w:rPr>
+              <w:t>os.SetClock</w:t>
+            </w:r>
+            <w:proofErr w:type="spellEnd"/>
+            <w:proofErr w:type="gramEnd"/>
+            <w:r>
+              <w:rPr>
+                <w:sz w:val="20"/>
+                <w:szCs w:val="20"/>
+              </w:rPr>
+              <w:t xml:space="preserve"> &lt;seconds&gt;</w:t>
             </w:r>
           </w:p>
         </w:tc>
@@ -41516,13 +43866,33 @@
             <w:pPr>
               <w:spacing w:before="40" w:after="40"/>
             </w:pPr>
-            <w:r>
-              <w:rPr>
-                <w:sz w:val="20"/>
-                <w:szCs w:val="20"/>
-              </w:rPr>
-              <w:t>os.AIMode idle|block|mirror|normal</w:t>
-            </w:r>
+            <w:proofErr w:type="spellStart"/>
+            <w:proofErr w:type="gramStart"/>
+            <w:r>
+              <w:rPr>
+                <w:sz w:val="20"/>
+                <w:szCs w:val="20"/>
+              </w:rPr>
+              <w:t>os.AIMode</w:t>
+            </w:r>
+            <w:proofErr w:type="spellEnd"/>
+            <w:proofErr w:type="gramEnd"/>
+            <w:r>
+              <w:rPr>
+                <w:sz w:val="20"/>
+                <w:szCs w:val="20"/>
+              </w:rPr>
+              <w:t xml:space="preserve"> </w:t>
+            </w:r>
+            <w:proofErr w:type="spellStart"/>
+            <w:r>
+              <w:rPr>
+                <w:sz w:val="20"/>
+                <w:szCs w:val="20"/>
+              </w:rPr>
+              <w:t>idle|block|mirror|normal</w:t>
+            </w:r>
+            <w:proofErr w:type="spellEnd"/>
           </w:p>
         </w:tc>
         <w:tc>
@@ -41557,12 +43927,24 @@
             <w:pPr>
               <w:spacing w:before="40" w:after="40"/>
             </w:pPr>
-            <w:r>
-              <w:rPr>
-                <w:sz w:val="20"/>
-                <w:szCs w:val="20"/>
-              </w:rPr>
-              <w:t>os.ShowHitboxes 0|1</w:t>
+            <w:proofErr w:type="spellStart"/>
+            <w:proofErr w:type="gramStart"/>
+            <w:r>
+              <w:rPr>
+                <w:sz w:val="20"/>
+                <w:szCs w:val="20"/>
+              </w:rPr>
+              <w:lastRenderedPageBreak/>
+              <w:t>os.ShowHitboxes</w:t>
+            </w:r>
+            <w:proofErr w:type="spellEnd"/>
+            <w:proofErr w:type="gramEnd"/>
+            <w:r>
+              <w:rPr>
+                <w:sz w:val="20"/>
+                <w:szCs w:val="20"/>
+              </w:rPr>
+              <w:t xml:space="preserve"> 0|1</w:t>
             </w:r>
           </w:p>
         </w:tc>
@@ -41598,12 +43980,23 @@
             <w:pPr>
               <w:spacing w:before="40" w:after="40"/>
             </w:pPr>
-            <w:r>
-              <w:rPr>
-                <w:sz w:val="20"/>
-                <w:szCs w:val="20"/>
-              </w:rPr>
-              <w:t>os.CombatDebug 0|1</w:t>
+            <w:proofErr w:type="spellStart"/>
+            <w:proofErr w:type="gramStart"/>
+            <w:r>
+              <w:rPr>
+                <w:sz w:val="20"/>
+                <w:szCs w:val="20"/>
+              </w:rPr>
+              <w:t>os.CombatDebug</w:t>
+            </w:r>
+            <w:proofErr w:type="spellEnd"/>
+            <w:proofErr w:type="gramEnd"/>
+            <w:r>
+              <w:rPr>
+                <w:sz w:val="20"/>
+                <w:szCs w:val="20"/>
+              </w:rPr>
+              <w:t xml:space="preserve"> 0|1</w:t>
             </w:r>
           </w:p>
         </w:tc>
@@ -41680,12 +44073,23 @@
             <w:pPr>
               <w:spacing w:before="40" w:after="40"/>
             </w:pPr>
-            <w:r>
-              <w:rPr>
-                <w:sz w:val="20"/>
-                <w:szCs w:val="20"/>
-              </w:rPr>
-              <w:t>os.SetRank &lt;rank&gt;</w:t>
+            <w:proofErr w:type="spellStart"/>
+            <w:proofErr w:type="gramStart"/>
+            <w:r>
+              <w:rPr>
+                <w:sz w:val="20"/>
+                <w:szCs w:val="20"/>
+              </w:rPr>
+              <w:t>os.SetRank</w:t>
+            </w:r>
+            <w:proofErr w:type="spellEnd"/>
+            <w:proofErr w:type="gramEnd"/>
+            <w:r>
+              <w:rPr>
+                <w:sz w:val="20"/>
+                <w:szCs w:val="20"/>
+              </w:rPr>
+              <w:t xml:space="preserve"> &lt;rank&gt;</w:t>
             </w:r>
           </w:p>
         </w:tc>
@@ -41703,7 +44107,23 @@
                 <w:sz w:val="20"/>
                 <w:szCs w:val="20"/>
               </w:rPr>
-              <w:t>Sets Career rank and its unlocks</w:t>
+              <w:t xml:space="preserve">Sets Career rank and </w:t>
+            </w:r>
+            <w:proofErr w:type="gramStart"/>
+            <w:r>
+              <w:rPr>
+                <w:sz w:val="20"/>
+                <w:szCs w:val="20"/>
+              </w:rPr>
+              <w:t>its</w:t>
+            </w:r>
+            <w:proofErr w:type="gramEnd"/>
+            <w:r>
+              <w:rPr>
+                <w:sz w:val="20"/>
+                <w:szCs w:val="20"/>
+              </w:rPr>
+              <w:t xml:space="preserve"> unlocks</w:t>
             </w:r>
           </w:p>
         </w:tc>
@@ -41723,6 +44143,7 @@
       <w:bookmarkStart w:id="112" w:name="_Toc240399373"/>
       <w:bookmarkEnd w:id="111"/>
       <w:r>
+        <w:lastRenderedPageBreak/>
         <w:t>17 Ideas and Expansions</w:t>
       </w:r>
       <w:bookmarkEnd w:id="112"/>
@@ -41740,7 +44161,15 @@
         <w:t>[Future]</w:t>
       </w:r>
       <w:r>
-        <w:t xml:space="preserve"> tag marks a deferred feature where it belongs in a system, so each system reads as a whole; this section summarizes them.</w:t>
+        <w:t xml:space="preserve"> tag </w:t>
+      </w:r>
+      <w:proofErr w:type="gramStart"/>
+      <w:r>
+        <w:t>marks</w:t>
+      </w:r>
+      <w:proofErr w:type="gramEnd"/>
+      <w:r>
+        <w:t xml:space="preserve"> a deferred feature where it belongs in a system, so each system reads as a whole; this section summarizes them.</w:t>
       </w:r>
     </w:p>
     <w:tbl>
@@ -41884,8 +44313,17 @@
                 <w:sz w:val="20"/>
                 <w:szCs w:val="20"/>
               </w:rPr>
-              <w:t>Online casual and ranked, rollback netcode</w:t>
-            </w:r>
+              <w:t xml:space="preserve">Online casual and ranked, rollback </w:t>
+            </w:r>
+            <w:proofErr w:type="spellStart"/>
+            <w:r>
+              <w:rPr>
+                <w:sz w:val="20"/>
+                <w:szCs w:val="20"/>
+              </w:rPr>
+              <w:t>netcode</w:t>
+            </w:r>
+            <w:proofErr w:type="spellEnd"/>
           </w:p>
           <w:p>
             <w:pPr>
@@ -41944,7 +44382,23 @@
                 <w:sz w:val="20"/>
                 <w:szCs w:val="20"/>
               </w:rPr>
-              <w:t>Team Championship, para gyeorugi, cadet and junior careers</w:t>
+              <w:t xml:space="preserve">Team Championship, para </w:t>
+            </w:r>
+            <w:proofErr w:type="spellStart"/>
+            <w:r>
+              <w:rPr>
+                <w:sz w:val="20"/>
+                <w:szCs w:val="20"/>
+              </w:rPr>
+              <w:t>gyeorugi</w:t>
+            </w:r>
+            <w:proofErr w:type="spellEnd"/>
+            <w:r>
+              <w:rPr>
+                <w:sz w:val="20"/>
+                <w:szCs w:val="20"/>
+              </w:rPr>
+              <w:t>, cadet and junior careers</w:t>
             </w:r>
           </w:p>
           <w:p>
@@ -42104,6 +44558,7 @@
       <w:bookmarkStart w:id="115" w:name="_Toc240399375"/>
       <w:bookmarkEnd w:id="114"/>
       <w:r>
+        <w:lastRenderedPageBreak/>
         <w:t>18 Unresolved Questions</w:t>
       </w:r>
       <w:bookmarkEnd w:id="115"/>
@@ -42404,7 +44859,31 @@
         <w:spacing w:after="60"/>
       </w:pPr>
       <w:r>
-        <w:t>Motion capture method and solver: markerless video capture (MetaHuman Animator, Rokoko Vision) or a suit-based system. Milestone 1 decides (section 19).</w:t>
+        <w:t xml:space="preserve">Motion capture method and solver: </w:t>
+      </w:r>
+      <w:proofErr w:type="spellStart"/>
+      <w:r>
+        <w:t>markerless</w:t>
+      </w:r>
+      <w:proofErr w:type="spellEnd"/>
+      <w:r>
+        <w:t xml:space="preserve"> video capture (</w:t>
+      </w:r>
+      <w:proofErr w:type="spellStart"/>
+      <w:r>
+        <w:t>MetaHuman</w:t>
+      </w:r>
+      <w:proofErr w:type="spellEnd"/>
+      <w:r>
+        <w:t xml:space="preserve"> Animator, </w:t>
+      </w:r>
+      <w:proofErr w:type="spellStart"/>
+      <w:r>
+        <w:t>Rokoko</w:t>
+      </w:r>
+      <w:proofErr w:type="spellEnd"/>
+      <w:r>
+        <w:t xml:space="preserve"> Vision) or a suit-based system. Milestone 1 decides (section 19).</w:t>
       </w:r>
     </w:p>
     <w:p>
@@ -42417,6 +44896,7 @@
         <w:spacing w:after="60"/>
       </w:pPr>
       <w:r>
+        <w:lastRenderedPageBreak/>
         <w:t>Amount of Motion Warping.</w:t>
       </w:r>
     </w:p>
@@ -42443,7 +44923,15 @@
         <w:spacing w:after="60"/>
       </w:pPr>
       <w:r>
-        <w:t>Wireframe mockups for every screen (7.5).</w:t>
+        <w:t xml:space="preserve">Wireframe </w:t>
+      </w:r>
+      <w:proofErr w:type="spellStart"/>
+      <w:r>
+        <w:t>mockups</w:t>
+      </w:r>
+      <w:proofErr w:type="spellEnd"/>
+      <w:r>
+        <w:t xml:space="preserve"> for every screen (7.5).</w:t>
       </w:r>
     </w:p>
     <w:p>
@@ -42456,7 +44944,15 @@
         <w:spacing w:after="60"/>
       </w:pPr>
       <w:r>
-        <w:t>Create the art and audio asset spreadsheet (1.10) and the MoveData table (16.3).</w:t>
+        <w:t xml:space="preserve">Create the art and audio asset spreadsheet (1.10) and the </w:t>
+      </w:r>
+      <w:proofErr w:type="spellStart"/>
+      <w:r>
+        <w:t>MoveData</w:t>
+      </w:r>
+      <w:proofErr w:type="spellEnd"/>
+      <w:r>
+        <w:t xml:space="preserve"> table (16.3).</w:t>
       </w:r>
     </w:p>
     <w:p>
@@ -43034,12 +45530,21 @@
             <w:pPr>
               <w:spacing w:before="40" w:after="40"/>
             </w:pPr>
-            <w:r>
-              <w:rPr>
-                <w:sz w:val="20"/>
-                <w:szCs w:val="20"/>
-              </w:rPr>
-              <w:t>MetaHuman body skeleton; gear follows with Leader Pose</w:t>
+            <w:proofErr w:type="spellStart"/>
+            <w:r>
+              <w:rPr>
+                <w:sz w:val="20"/>
+                <w:szCs w:val="20"/>
+              </w:rPr>
+              <w:t>MetaHuman</w:t>
+            </w:r>
+            <w:proofErr w:type="spellEnd"/>
+            <w:r>
+              <w:rPr>
+                <w:sz w:val="20"/>
+                <w:szCs w:val="20"/>
+              </w:rPr>
+              <w:t xml:space="preserve"> body skeleton; gear follows with Leader Pose</w:t>
             </w:r>
           </w:p>
         </w:tc>
@@ -43490,6 +45995,7 @@
       <w:bookmarkStart w:id="119" w:name="_Toc240399378"/>
       <w:bookmarkEnd w:id="118"/>
       <w:r>
+        <w:lastRenderedPageBreak/>
         <w:t>19 Prototypes</w:t>
       </w:r>
       <w:bookmarkEnd w:id="119"/>
@@ -43724,12 +46230,21 @@
             <w:pPr>
               <w:spacing w:before="40" w:after="40"/>
             </w:pPr>
-            <w:r>
-              <w:rPr>
-                <w:sz w:val="20"/>
-                <w:szCs w:val="20"/>
-              </w:rPr>
-              <w:t>Greybox arena, mannequin fighters, idle and movement, side kick, roundhouse kick, spin side kick, Skill Stick and modifier recognition, stance-based leg resolution, attack phases, foot traces for head, body or miss, basic scoring and stamina, one retargeted capture</w:t>
+            <w:proofErr w:type="spellStart"/>
+            <w:r>
+              <w:rPr>
+                <w:sz w:val="20"/>
+                <w:szCs w:val="20"/>
+              </w:rPr>
+              <w:t>Greybox</w:t>
+            </w:r>
+            <w:proofErr w:type="spellEnd"/>
+            <w:r>
+              <w:rPr>
+                <w:sz w:val="20"/>
+                <w:szCs w:val="20"/>
+              </w:rPr>
+              <w:t xml:space="preserve"> arena, mannequin fighters, idle and movement, side kick, roundhouse kick, spin side kick, Skill Stick and modifier recognition, stance-based leg resolution, attack phases, foot traces for head, body or miss, basic scoring and stamina, one retargeted capture</w:t>
             </w:r>
           </w:p>
         </w:tc>
@@ -43844,13 +46359,14 @@
       <w:bookmarkStart w:id="121" w:name="_Toc240399379"/>
       <w:bookmarkEnd w:id="120"/>
       <w:r>
+        <w:lastRenderedPageBreak/>
         <w:t>20 Development Schedule and Milestones</w:t>
       </w:r>
       <w:bookmarkEnd w:id="121"/>
     </w:p>
     <w:p>
       <w:r>
-        <w:t>The capstone runs to five milestones across two halves. The First Half (September to December 2026) covers the proposal and Milestones 1 and 2, and ends with playable demo gameplay; the Second Half (January to spring 2027) covers Milestones 3 to 5, Career and the gold build. Exact Second Half dates are added when BCIT publishes the 2027 schedule (18.1).</w:t>
+        <w:t>The capstone runs to five milestones across two halves. The First Half is COMP 8800 Major Project 1, from 7 September to 7 December 2026: design, prototyping, Milestones 1 and 2 and four GDD drafts, ending with playable demo gameplay. Its dates follow the COMP 8800 course schedule. The Second Half (January to spring 2027) covers Milestones 3 to 5, Career and the gold build; its dates are added when BCIT publishes the 2027 schedule (18.1).</w:t>
       </w:r>
     </w:p>
     <w:tbl>
@@ -43949,7 +46465,35 @@
                 <w:sz w:val="20"/>
                 <w:szCs w:val="20"/>
               </w:rPr>
-              <w:t>September–October 2026</w:t>
+              <w:t>Weeks 1–3</w:t>
+            </w:r>
+            <w:r>
+              <w:rPr>
+                <w:sz w:val="20"/>
+                <w:szCs w:val="20"/>
+              </w:rPr>
+              <w:t xml:space="preserve">: </w:t>
+            </w:r>
+            <w:r>
+              <w:rPr>
+                <w:sz w:val="20"/>
+                <w:szCs w:val="20"/>
+              </w:rPr>
+              <w:t>Sep</w:t>
+            </w:r>
+            <w:r>
+              <w:rPr>
+                <w:sz w:val="20"/>
+                <w:szCs w:val="20"/>
+              </w:rPr>
+              <w:t>t 7-21</w:t>
+            </w:r>
+            <w:r>
+              <w:rPr>
+                <w:sz w:val="20"/>
+                <w:szCs w:val="20"/>
+              </w:rPr>
+              <w:t xml:space="preserve"> 2026</w:t>
             </w:r>
           </w:p>
         </w:tc>
@@ -43967,7 +46511,7 @@
                 <w:sz w:val="20"/>
                 <w:szCs w:val="20"/>
               </w:rPr>
-              <w:t>Proposal</w:t>
+              <w:t>Design</w:t>
             </w:r>
           </w:p>
         </w:tc>
@@ -43985,7 +46529,7 @@
                 <w:sz w:val="20"/>
                 <w:szCs w:val="20"/>
               </w:rPr>
-              <w:t>Requirements, research, architecture, feasibility, scope and test plan</w:t>
+              <w:t>High-level concept (week 1), product design (week 2) and game systems design (week 3). GDD Draft 1 due 21 September</w:t>
             </w:r>
           </w:p>
         </w:tc>
@@ -44008,7 +46552,49 @@
                 <w:sz w:val="20"/>
                 <w:szCs w:val="20"/>
               </w:rPr>
-              <w:t>Fall 2026</w:t>
+              <w:t>Weeks 4–6</w:t>
+            </w:r>
+            <w:r>
+              <w:rPr>
+                <w:sz w:val="20"/>
+                <w:szCs w:val="20"/>
+              </w:rPr>
+              <w:t>:</w:t>
+            </w:r>
+            <w:r>
+              <w:rPr>
+                <w:sz w:val="20"/>
+                <w:szCs w:val="20"/>
+              </w:rPr>
+              <w:t xml:space="preserve"> Sep</w:t>
+            </w:r>
+            <w:r>
+              <w:rPr>
+                <w:sz w:val="20"/>
+                <w:szCs w:val="20"/>
+              </w:rPr>
+              <w:t>t 28</w:t>
+            </w:r>
+            <w:r>
+              <w:rPr>
+                <w:sz w:val="20"/>
+                <w:szCs w:val="20"/>
+              </w:rPr>
+              <w:t xml:space="preserve"> – Oct</w:t>
+            </w:r>
+            <w:r>
+              <w:rPr>
+                <w:sz w:val="20"/>
+                <w:szCs w:val="20"/>
+              </w:rPr>
+              <w:t xml:space="preserve"> 12</w:t>
+            </w:r>
+            <w:r>
+              <w:rPr>
+                <w:sz w:val="20"/>
+                <w:szCs w:val="20"/>
+              </w:rPr>
+              <w:t xml:space="preserve"> 2026</w:t>
             </w:r>
           </w:p>
         </w:tc>
@@ -44026,7 +46612,7 @@
                 <w:sz w:val="20"/>
                 <w:szCs w:val="20"/>
               </w:rPr>
-              <w:t>Milestone 1</w:t>
+              <w:t>Prototype</w:t>
             </w:r>
           </w:p>
         </w:tc>
@@ -44044,7 +46630,7 @@
                 <w:sz w:val="20"/>
                 <w:szCs w:val="20"/>
               </w:rPr>
-              <w:t>Skill Stick and motion capture proof of concept (section 19)</w:t>
+              <w:t>Prototyping toward Milestone 1. Draft 1 presented 28 September, with instructor and second-reader feedback</w:t>
             </w:r>
           </w:p>
         </w:tc>
@@ -44067,7 +46653,49 @@
                 <w:sz w:val="20"/>
                 <w:szCs w:val="20"/>
               </w:rPr>
-              <w:t>Fall 2026</w:t>
+              <w:t>Weeks 7–10</w:t>
+            </w:r>
+            <w:r>
+              <w:rPr>
+                <w:sz w:val="20"/>
+                <w:szCs w:val="20"/>
+              </w:rPr>
+              <w:t>:</w:t>
+            </w:r>
+            <w:r>
+              <w:rPr>
+                <w:sz w:val="20"/>
+                <w:szCs w:val="20"/>
+              </w:rPr>
+              <w:t xml:space="preserve"> Oct</w:t>
+            </w:r>
+            <w:r>
+              <w:rPr>
+                <w:sz w:val="20"/>
+                <w:szCs w:val="20"/>
+              </w:rPr>
+              <w:t xml:space="preserve"> 19</w:t>
+            </w:r>
+            <w:r>
+              <w:rPr>
+                <w:sz w:val="20"/>
+                <w:szCs w:val="20"/>
+              </w:rPr>
+              <w:t xml:space="preserve"> – Nov</w:t>
+            </w:r>
+            <w:r>
+              <w:rPr>
+                <w:sz w:val="20"/>
+                <w:szCs w:val="20"/>
+              </w:rPr>
+              <w:t xml:space="preserve"> 9</w:t>
+            </w:r>
+            <w:r>
+              <w:rPr>
+                <w:sz w:val="20"/>
+                <w:szCs w:val="20"/>
+              </w:rPr>
+              <w:t xml:space="preserve"> 2026</w:t>
             </w:r>
           </w:p>
         </w:tc>
@@ -44085,6 +46713,107 @@
                 <w:sz w:val="20"/>
                 <w:szCs w:val="20"/>
               </w:rPr>
+              <w:t>Milestone 1</w:t>
+            </w:r>
+          </w:p>
+        </w:tc>
+        <w:tc>
+          <w:tcPr>
+            <w:tcW w:w="4960" w:type="dxa"/>
+            <w:vAlign w:val="center"/>
+          </w:tcPr>
+          <w:p>
+            <w:pPr>
+              <w:spacing w:before="40" w:after="40"/>
+            </w:pPr>
+            <w:r>
+              <w:rPr>
+                <w:sz w:val="20"/>
+                <w:szCs w:val="20"/>
+              </w:rPr>
+              <w:t>Skill Stick and motion capture proof of concept (section 19). GDD Draft 2 due 19 October, presented 26 October, feedback 2 November. Milestone 1 due 9 November</w:t>
+            </w:r>
+          </w:p>
+        </w:tc>
+      </w:tr>
+      <w:tr>
+        <w:trPr>
+          <w:cantSplit/>
+        </w:trPr>
+        <w:tc>
+          <w:tcPr>
+            <w:tcW w:w="2600" w:type="dxa"/>
+            <w:vAlign w:val="center"/>
+          </w:tcPr>
+          <w:p>
+            <w:pPr>
+              <w:spacing w:before="40" w:after="40"/>
+            </w:pPr>
+            <w:r>
+              <w:rPr>
+                <w:sz w:val="20"/>
+                <w:szCs w:val="20"/>
+              </w:rPr>
+              <w:t>Weeks 11–13</w:t>
+            </w:r>
+            <w:r>
+              <w:rPr>
+                <w:sz w:val="20"/>
+                <w:szCs w:val="20"/>
+              </w:rPr>
+              <w:t>:</w:t>
+            </w:r>
+            <w:r>
+              <w:rPr>
+                <w:sz w:val="20"/>
+                <w:szCs w:val="20"/>
+              </w:rPr>
+              <w:t xml:space="preserve"> Nov</w:t>
+            </w:r>
+            <w:r>
+              <w:rPr>
+                <w:sz w:val="20"/>
+                <w:szCs w:val="20"/>
+              </w:rPr>
+              <w:t xml:space="preserve"> 16 </w:t>
+            </w:r>
+            <w:r>
+              <w:rPr>
+                <w:sz w:val="20"/>
+                <w:szCs w:val="20"/>
+              </w:rPr>
+              <w:t xml:space="preserve">– </w:t>
+            </w:r>
+            <w:r>
+              <w:rPr>
+                <w:sz w:val="20"/>
+                <w:szCs w:val="20"/>
+              </w:rPr>
+              <w:t>30</w:t>
+            </w:r>
+            <w:r>
+              <w:rPr>
+                <w:sz w:val="20"/>
+                <w:szCs w:val="20"/>
+              </w:rPr>
+              <w:t xml:space="preserve"> 2026</w:t>
+            </w:r>
+          </w:p>
+        </w:tc>
+        <w:tc>
+          <w:tcPr>
+            <w:tcW w:w="1800" w:type="dxa"/>
+            <w:vAlign w:val="center"/>
+          </w:tcPr>
+          <w:p>
+            <w:pPr>
+              <w:spacing w:before="40" w:after="40"/>
+            </w:pPr>
+            <w:r>
+              <w:rPr>
+                <w:sz w:val="20"/>
+                <w:szCs w:val="20"/>
+              </w:rPr>
               <w:t>Milestone 2</w:t>
             </w:r>
           </w:p>
@@ -44103,7 +46832,94 @@
                 <w:sz w:val="20"/>
                 <w:szCs w:val="20"/>
               </w:rPr>
-              <w:t>Playable two-player combat prototype: the demo gameplay that closes the First Half (section 19)</w:t>
+              <w:t>Playable two-player combat prototype: the demo gameplay that closes the First Half (section 19). Milestone 1 presented, with feedback, 16 November. GDD Draft 3 due 23 November; Final Draft due 30 November</w:t>
+            </w:r>
+          </w:p>
+        </w:tc>
+      </w:tr>
+      <w:tr>
+        <w:trPr>
+          <w:cantSplit/>
+        </w:trPr>
+        <w:tc>
+          <w:tcPr>
+            <w:tcW w:w="2600" w:type="dxa"/>
+            <w:vAlign w:val="center"/>
+          </w:tcPr>
+          <w:p>
+            <w:pPr>
+              <w:spacing w:before="40" w:after="40"/>
+            </w:pPr>
+            <w:r>
+              <w:rPr>
+                <w:sz w:val="20"/>
+                <w:szCs w:val="20"/>
+              </w:rPr>
+              <w:t>Week 14</w:t>
+            </w:r>
+            <w:r>
+              <w:rPr>
+                <w:sz w:val="20"/>
+                <w:szCs w:val="20"/>
+              </w:rPr>
+              <w:t>:</w:t>
+            </w:r>
+            <w:r>
+              <w:rPr>
+                <w:sz w:val="20"/>
+                <w:szCs w:val="20"/>
+              </w:rPr>
+              <w:t xml:space="preserve"> Dec</w:t>
+            </w:r>
+            <w:r>
+              <w:rPr>
+                <w:sz w:val="20"/>
+                <w:szCs w:val="20"/>
+              </w:rPr>
+              <w:t xml:space="preserve"> 7</w:t>
+            </w:r>
+            <w:r>
+              <w:rPr>
+                <w:sz w:val="20"/>
+                <w:szCs w:val="20"/>
+              </w:rPr>
+              <w:t xml:space="preserve"> 2026</w:t>
+            </w:r>
+          </w:p>
+        </w:tc>
+        <w:tc>
+          <w:tcPr>
+            <w:tcW w:w="1800" w:type="dxa"/>
+            <w:vAlign w:val="center"/>
+          </w:tcPr>
+          <w:p>
+            <w:pPr>
+              <w:spacing w:before="40" w:after="40"/>
+            </w:pPr>
+            <w:r>
+              <w:rPr>
+                <w:sz w:val="20"/>
+                <w:szCs w:val="20"/>
+              </w:rPr>
+              <w:t>Presentation week</w:t>
+            </w:r>
+          </w:p>
+        </w:tc>
+        <w:tc>
+          <w:tcPr>
+            <w:tcW w:w="4960" w:type="dxa"/>
+            <w:vAlign w:val="center"/>
+          </w:tcPr>
+          <w:p>
+            <w:pPr>
+              <w:spacing w:before="40" w:after="40"/>
+            </w:pPr>
+            <w:r>
+              <w:rPr>
+                <w:sz w:val="20"/>
+                <w:szCs w:val="20"/>
+              </w:rPr>
+              <w:t>Milestone 2 due and presented, with feedback on Milestone 2 and the final GDD draft</w:t>
             </w:r>
           </w:p>
         </w:tc>
@@ -44494,7 +47310,7 @@
                 <w:sz w:val="20"/>
                 <w:szCs w:val="20"/>
               </w:rPr>
-              <w:t>Proposal</w:t>
+              <w:t>GDD drafts</w:t>
             </w:r>
           </w:p>
         </w:tc>
@@ -44512,7 +47328,7 @@
                 <w:sz w:val="20"/>
                 <w:szCs w:val="20"/>
               </w:rPr>
-              <w:t>Approved proposal</w:t>
+              <w:t>Draft 1 (21 September), Draft 2 (19 October), Draft 3 (23 November) and the Final Draft (30 November) submitted on time, with instructor and second-reader feedback addressed</w:t>
             </w:r>
           </w:p>
         </w:tc>
@@ -44535,7 +47351,21 @@
                 <w:sz w:val="20"/>
                 <w:szCs w:val="20"/>
               </w:rPr>
-              <w:t>M1</w:t>
+              <w:t>M1 · due Nov</w:t>
+            </w:r>
+            <w:r>
+              <w:rPr>
+                <w:sz w:val="20"/>
+                <w:szCs w:val="20"/>
+              </w:rPr>
+              <w:t xml:space="preserve"> 9</w:t>
+            </w:r>
+            <w:r>
+              <w:rPr>
+                <w:sz w:val="20"/>
+                <w:szCs w:val="20"/>
+              </w:rPr>
+              <w:t xml:space="preserve"> 2026</w:t>
             </w:r>
           </w:p>
         </w:tc>
@@ -44576,7 +47406,21 @@
                 <w:sz w:val="20"/>
                 <w:szCs w:val="20"/>
               </w:rPr>
-              <w:t>M2</w:t>
+              <w:t>M2 · due Dec</w:t>
+            </w:r>
+            <w:r>
+              <w:rPr>
+                <w:sz w:val="20"/>
+                <w:szCs w:val="20"/>
+              </w:rPr>
+              <w:t xml:space="preserve"> 7</w:t>
+            </w:r>
+            <w:r>
+              <w:rPr>
+                <w:sz w:val="20"/>
+                <w:szCs w:val="20"/>
+              </w:rPr>
+              <w:t xml:space="preserve"> 2026</w:t>
             </w:r>
           </w:p>
         </w:tc>
@@ -44658,6 +47502,7 @@
                 <w:sz w:val="20"/>
                 <w:szCs w:val="20"/>
               </w:rPr>
+              <w:lastRenderedPageBreak/>
               <w:t>M4</w:t>
             </w:r>
           </w:p>
@@ -44742,6 +47587,7 @@
       <w:bookmarkStart w:id="124" w:name="_Toc240399381"/>
       <w:bookmarkEnd w:id="123"/>
       <w:r>
+        <w:lastRenderedPageBreak/>
         <w:t>21 Change Log</w:t>
       </w:r>
       <w:bookmarkEnd w:id="124"/>
@@ -45148,7 +47994,23 @@
                 <w:sz w:val="20"/>
                 <w:szCs w:val="20"/>
               </w:rPr>
-              <w:t>Two phases in place of three: v1.0 is what the capstone delivers and Future is everything after it, so only deferred items carry a tag. Online play, online tournaments, video review, challenges, replays and ragdoll blending become Future work; local Tournament against AI opponents stays in v1.0. Retargets the game to console, with Windows as the development platform. Brings Career into the Second Half, with tournament formats, event preparation and rank-gated technique unlocks. Cuts weight classes and gender divisions. Updates scoring to current WT values: a spinning kick to the head scores 6, and spin hook and tornado kicks reach the body as well as the head. Records that holding RB takes any technique to the head, and that the motion capture method is still undecided. Adds a glossary (section 22), controller notation beside the icons in section 9, and console and Career entries in the risk register. Makes the document self-contained and corrects the scope, rank, scoreboard and cross-reference errors listed in 18.2.</w:t>
+              <w:t xml:space="preserve">Two phases in place of three: v1.0 is what the capstone </w:t>
+            </w:r>
+            <w:proofErr w:type="gramStart"/>
+            <w:r>
+              <w:rPr>
+                <w:sz w:val="20"/>
+                <w:szCs w:val="20"/>
+              </w:rPr>
+              <w:t>delivers</w:t>
+            </w:r>
+            <w:proofErr w:type="gramEnd"/>
+            <w:r>
+              <w:rPr>
+                <w:sz w:val="20"/>
+                <w:szCs w:val="20"/>
+              </w:rPr>
+              <w:t xml:space="preserve"> and Future is everything after it, so only deferred items carry a tag. Online play, online tournaments, video review, challenges, replays and ragdoll blending become Future work; local Tournament against AI opponents stays in v1.0. Retargets the game to console, with Windows as the development platform. Brings Career into the Second Half, with tournament formats, event preparation and rank-gated technique unlocks. Cuts weight classes and gender divisions. Updates scoring to current WT values: a spinning kick to the head scores 6, and spin hook and tornado kicks reach the body as well as the head. Records that holding RB takes any technique to the head, and that the motion capture method is still undecided. Adds a glossary (section 22), controller notation beside the icons in section 9, and console and Career entries in the risk register. Makes the document self-contained and corrects the scope, rank, scoreboard and cross-reference errors listed in 18.2.</w:t>
             </w:r>
           </w:p>
         </w:tc>
@@ -45225,7 +48087,23 @@
                 <w:sz w:val="20"/>
                 <w:szCs w:val="20"/>
               </w:rPr>
-              <w:t>Adds Referee Mode with its own controls and a referee rating (3.5, 3.5.1); body types with height and weight, fighting styles, an overall rating and an OVR 99 ceiling for every Career fighter (5.4.1 to 5.4.3). Fixes contradictions: multi-season Careers are part of v1.0, holding RB takes kicks but not punches to the head, punches register on the trunk protector, rivals switch style only between seasons, and the podium moment moves to the world series final. Gives every Career tournament tier its own venue (6.2). A second pass adds the knockdown count (8.5, 11.2), head values for side kicks (9.1), Referee Mode in the main menu (7.5) and the missing Future items (17); a third pass corrects a cross-reference in 1.8 and wording in 1.6 and 6.2. The release is now written v1.0.</w:t>
+              <w:t xml:space="preserve">Adds Referee Mode with its own controls and a referee rating (3.5, 3.5.1); body types with height and weight, fighting styles, an overall rating and an OVR 99 ceiling for every Career fighter (5.4.1 to 5.4.3). Fixes contradictions: multi-season Careers are part of v1.0, holding RB takes kicks but not punches to the head, punches register on the trunk protector, rivals switch style only between seasons, and the podium moment moves to the world series final. Gives every Career tournament </w:t>
+            </w:r>
+            <w:proofErr w:type="gramStart"/>
+            <w:r>
+              <w:rPr>
+                <w:sz w:val="20"/>
+                <w:szCs w:val="20"/>
+              </w:rPr>
+              <w:t>tier</w:t>
+            </w:r>
+            <w:proofErr w:type="gramEnd"/>
+            <w:r>
+              <w:rPr>
+                <w:sz w:val="20"/>
+                <w:szCs w:val="20"/>
+              </w:rPr>
+              <w:t xml:space="preserve"> its own venue (6.2). A second pass adds the knockdown count (8.5, 11.2), head values for side kicks (9.1), Referee Mode in the main menu (7.5) and the missing Future items (17); a third pass corrects a cross-reference in 1.8 and wording in 1.6 and 6.2. The release is now written v1.0. Section 20 follows the COMP 8800 course schedule: four GDD drafts, Milestone 1 due 9 November and Milestone 2 due 7 December 2026.</w:t>
             </w:r>
           </w:p>
         </w:tc>
@@ -45245,13 +48123,22 @@
       <w:bookmarkStart w:id="126" w:name="_Toc240399276"/>
       <w:bookmarkEnd w:id="125"/>
       <w:r>
+        <w:lastRenderedPageBreak/>
         <w:t>22 Glossary</w:t>
       </w:r>
       <w:bookmarkEnd w:id="126"/>
     </w:p>
     <w:p>
       <w:r>
-        <w:t>Taekwondo, competition and engine terms as this document uses them. Korean terms are romanized, with the hangul where the sport writes it.</w:t>
+        <w:t xml:space="preserve">Taekwondo, competition and engine terms as this document uses them. Korean terms are </w:t>
+      </w:r>
+      <w:proofErr w:type="spellStart"/>
+      <w:r>
+        <w:t>romanized</w:t>
+      </w:r>
+      <w:proofErr w:type="spellEnd"/>
+      <w:r>
+        <w:t>, with the hangul where the sport writes it.</w:t>
       </w:r>
     </w:p>
     <w:tbl>
@@ -45367,6 +48254,7 @@
             <w:pPr>
               <w:spacing w:before="40" w:after="40"/>
             </w:pPr>
+            <w:proofErr w:type="spellStart"/>
             <w:r>
               <w:rPr>
                 <w:b/>
@@ -45374,7 +48262,37 @@
                 <w:sz w:val="20"/>
                 <w:szCs w:val="20"/>
               </w:rPr>
-              <w:t>charyeot (차렷)</w:t>
+              <w:t>charyeot</w:t>
+            </w:r>
+            <w:proofErr w:type="spellEnd"/>
+            <w:r>
+              <w:rPr>
+                <w:b/>
+                <w:bCs/>
+                <w:sz w:val="20"/>
+                <w:szCs w:val="20"/>
+              </w:rPr>
+              <w:t xml:space="preserve"> (</w:t>
+            </w:r>
+            <w:proofErr w:type="spellStart"/>
+            <w:r>
+              <w:rPr>
+                <w:b/>
+                <w:bCs/>
+                <w:sz w:val="20"/>
+                <w:szCs w:val="20"/>
+              </w:rPr>
+              <w:t>차렷</w:t>
+            </w:r>
+            <w:proofErr w:type="spellEnd"/>
+            <w:r>
+              <w:rPr>
+                <w:b/>
+                <w:bCs/>
+                <w:sz w:val="20"/>
+                <w:szCs w:val="20"/>
+              </w:rPr>
+              <w:t>)</w:t>
             </w:r>
           </w:p>
         </w:tc>
@@ -45521,7 +48439,23 @@
                 <w:sz w:val="20"/>
                 <w:szCs w:val="20"/>
               </w:rPr>
-              <w:t>Black-belt grade, counting up from 1st dan (5.3).</w:t>
+              <w:t xml:space="preserve">Black-belt grade, </w:t>
+            </w:r>
+            <w:proofErr w:type="gramStart"/>
+            <w:r>
+              <w:rPr>
+                <w:sz w:val="20"/>
+                <w:szCs w:val="20"/>
+              </w:rPr>
+              <w:t>counting up</w:t>
+            </w:r>
+            <w:proofErr w:type="gramEnd"/>
+            <w:r>
+              <w:rPr>
+                <w:sz w:val="20"/>
+                <w:szCs w:val="20"/>
+              </w:rPr>
+              <w:t xml:space="preserve"> from 1st dan (5.3).</w:t>
             </w:r>
           </w:p>
         </w:tc>
@@ -45539,6 +48473,7 @@
             <w:pPr>
               <w:spacing w:before="40" w:after="40"/>
             </w:pPr>
+            <w:proofErr w:type="spellStart"/>
             <w:r>
               <w:rPr>
                 <w:b/>
@@ -45548,6 +48483,7 @@
               </w:rPr>
               <w:t>dobok</w:t>
             </w:r>
+            <w:proofErr w:type="spellEnd"/>
           </w:p>
         </w:tc>
         <w:tc>
@@ -45589,7 +48525,27 @@
                 <w:sz w:val="20"/>
                 <w:szCs w:val="20"/>
               </w:rPr>
-              <w:t>dojang (도장)</w:t>
+              <w:t>dojang (</w:t>
+            </w:r>
+            <w:proofErr w:type="spellStart"/>
+            <w:r>
+              <w:rPr>
+                <w:b/>
+                <w:bCs/>
+                <w:sz w:val="20"/>
+                <w:szCs w:val="20"/>
+              </w:rPr>
+              <w:t>도장</w:t>
+            </w:r>
+            <w:proofErr w:type="spellEnd"/>
+            <w:r>
+              <w:rPr>
+                <w:b/>
+                <w:bCs/>
+                <w:sz w:val="20"/>
+                <w:szCs w:val="20"/>
+              </w:rPr>
+              <w:t>)</w:t>
             </w:r>
           </w:p>
         </w:tc>
@@ -45675,7 +48631,47 @@
                 <w:sz w:val="20"/>
                 <w:szCs w:val="20"/>
               </w:rPr>
-              <w:t>gam-jeom (감점)</w:t>
+              <w:t>gam-</w:t>
+            </w:r>
+            <w:proofErr w:type="spellStart"/>
+            <w:r>
+              <w:rPr>
+                <w:b/>
+                <w:bCs/>
+                <w:sz w:val="20"/>
+                <w:szCs w:val="20"/>
+              </w:rPr>
+              <w:t>jeom</w:t>
+            </w:r>
+            <w:proofErr w:type="spellEnd"/>
+            <w:r>
+              <w:rPr>
+                <w:b/>
+                <w:bCs/>
+                <w:sz w:val="20"/>
+                <w:szCs w:val="20"/>
+              </w:rPr>
+              <w:t xml:space="preserve"> (</w:t>
+            </w:r>
+            <w:proofErr w:type="spellStart"/>
+            <w:r>
+              <w:rPr>
+                <w:b/>
+                <w:bCs/>
+                <w:sz w:val="20"/>
+                <w:szCs w:val="20"/>
+              </w:rPr>
+              <w:t>감점</w:t>
+            </w:r>
+            <w:proofErr w:type="spellEnd"/>
+            <w:r>
+              <w:rPr>
+                <w:b/>
+                <w:bCs/>
+                <w:sz w:val="20"/>
+                <w:szCs w:val="20"/>
+              </w:rPr>
+              <w:t>)</w:t>
             </w:r>
           </w:p>
         </w:tc>
@@ -45754,6 +48750,7 @@
             <w:pPr>
               <w:spacing w:before="40" w:after="40"/>
             </w:pPr>
+            <w:proofErr w:type="spellStart"/>
             <w:r>
               <w:rPr>
                 <w:b/>
@@ -45761,7 +48758,37 @@
                 <w:sz w:val="20"/>
                 <w:szCs w:val="20"/>
               </w:rPr>
-              <w:t>gyeorugi (겨루기)</w:t>
+              <w:t>gyeorugi</w:t>
+            </w:r>
+            <w:proofErr w:type="spellEnd"/>
+            <w:r>
+              <w:rPr>
+                <w:b/>
+                <w:bCs/>
+                <w:sz w:val="20"/>
+                <w:szCs w:val="20"/>
+              </w:rPr>
+              <w:t xml:space="preserve"> (</w:t>
+            </w:r>
+            <w:proofErr w:type="spellStart"/>
+            <w:r>
+              <w:rPr>
+                <w:b/>
+                <w:bCs/>
+                <w:sz w:val="20"/>
+                <w:szCs w:val="20"/>
+              </w:rPr>
+              <w:t>겨루기</w:t>
+            </w:r>
+            <w:proofErr w:type="spellEnd"/>
+            <w:r>
+              <w:rPr>
+                <w:b/>
+                <w:bCs/>
+                <w:sz w:val="20"/>
+                <w:szCs w:val="20"/>
+              </w:rPr>
+              <w:t>)</w:t>
             </w:r>
           </w:p>
         </w:tc>
@@ -45797,6 +48824,7 @@
             <w:pPr>
               <w:spacing w:before="40" w:after="40"/>
             </w:pPr>
+            <w:proofErr w:type="spellStart"/>
             <w:r>
               <w:rPr>
                 <w:b/>
@@ -45806,6 +48834,7 @@
               </w:rPr>
               <w:t>hogu</w:t>
             </w:r>
+            <w:proofErr w:type="spellEnd"/>
           </w:p>
         </w:tc>
         <w:tc>
@@ -45883,6 +48912,7 @@
             <w:pPr>
               <w:spacing w:before="40" w:after="40"/>
             </w:pPr>
+            <w:proofErr w:type="spellStart"/>
             <w:r>
               <w:rPr>
                 <w:b/>
@@ -45890,7 +48920,37 @@
                 <w:sz w:val="20"/>
                 <w:szCs w:val="20"/>
               </w:rPr>
-              <w:t>joon-bi (준비)</w:t>
+              <w:t>joon</w:t>
+            </w:r>
+            <w:proofErr w:type="spellEnd"/>
+            <w:r>
+              <w:rPr>
+                <w:b/>
+                <w:bCs/>
+                <w:sz w:val="20"/>
+                <w:szCs w:val="20"/>
+              </w:rPr>
+              <w:t>-bi (</w:t>
+            </w:r>
+            <w:proofErr w:type="spellStart"/>
+            <w:r>
+              <w:rPr>
+                <w:b/>
+                <w:bCs/>
+                <w:sz w:val="20"/>
+                <w:szCs w:val="20"/>
+              </w:rPr>
+              <w:t>준비</w:t>
+            </w:r>
+            <w:proofErr w:type="spellEnd"/>
+            <w:r>
+              <w:rPr>
+                <w:b/>
+                <w:bCs/>
+                <w:sz w:val="20"/>
+                <w:szCs w:val="20"/>
+              </w:rPr>
+              <w:t>)</w:t>
             </w:r>
           </w:p>
         </w:tc>
@@ -45933,7 +48993,27 @@
                 <w:sz w:val="20"/>
                 <w:szCs w:val="20"/>
               </w:rPr>
-              <w:t>kal-yeo (갈려)</w:t>
+              <w:t>kal-yeo (</w:t>
+            </w:r>
+            <w:proofErr w:type="spellStart"/>
+            <w:r>
+              <w:rPr>
+                <w:b/>
+                <w:bCs/>
+                <w:sz w:val="20"/>
+                <w:szCs w:val="20"/>
+              </w:rPr>
+              <w:t>갈려</w:t>
+            </w:r>
+            <w:proofErr w:type="spellEnd"/>
+            <w:r>
+              <w:rPr>
+                <w:b/>
+                <w:bCs/>
+                <w:sz w:val="20"/>
+                <w:szCs w:val="20"/>
+              </w:rPr>
+              <w:t>)</w:t>
             </w:r>
           </w:p>
         </w:tc>
@@ -45969,6 +49049,7 @@
             <w:pPr>
               <w:spacing w:before="40" w:after="40"/>
             </w:pPr>
+            <w:proofErr w:type="spellStart"/>
             <w:r>
               <w:rPr>
                 <w:b/>
@@ -45976,7 +49057,37 @@
                 <w:sz w:val="20"/>
                 <w:szCs w:val="20"/>
               </w:rPr>
-              <w:t>keu-man (그만)</w:t>
+              <w:t>keu</w:t>
+            </w:r>
+            <w:proofErr w:type="spellEnd"/>
+            <w:r>
+              <w:rPr>
+                <w:b/>
+                <w:bCs/>
+                <w:sz w:val="20"/>
+                <w:szCs w:val="20"/>
+              </w:rPr>
+              <w:t>-man (</w:t>
+            </w:r>
+            <w:proofErr w:type="spellStart"/>
+            <w:r>
+              <w:rPr>
+                <w:b/>
+                <w:bCs/>
+                <w:sz w:val="20"/>
+                <w:szCs w:val="20"/>
+              </w:rPr>
+              <w:t>그만</w:t>
+            </w:r>
+            <w:proofErr w:type="spellEnd"/>
+            <w:r>
+              <w:rPr>
+                <w:b/>
+                <w:bCs/>
+                <w:sz w:val="20"/>
+                <w:szCs w:val="20"/>
+              </w:rPr>
+              <w:t>)</w:t>
             </w:r>
           </w:p>
         </w:tc>
@@ -46019,7 +49130,47 @@
                 <w:sz w:val="20"/>
                 <w:szCs w:val="20"/>
               </w:rPr>
-              <w:t>kye-sok (계속)</w:t>
+              <w:t>kye-</w:t>
+            </w:r>
+            <w:proofErr w:type="spellStart"/>
+            <w:r>
+              <w:rPr>
+                <w:b/>
+                <w:bCs/>
+                <w:sz w:val="20"/>
+                <w:szCs w:val="20"/>
+              </w:rPr>
+              <w:t>sok</w:t>
+            </w:r>
+            <w:proofErr w:type="spellEnd"/>
+            <w:r>
+              <w:rPr>
+                <w:b/>
+                <w:bCs/>
+                <w:sz w:val="20"/>
+                <w:szCs w:val="20"/>
+              </w:rPr>
+              <w:t xml:space="preserve"> (</w:t>
+            </w:r>
+            <w:proofErr w:type="spellStart"/>
+            <w:r>
+              <w:rPr>
+                <w:b/>
+                <w:bCs/>
+                <w:sz w:val="20"/>
+                <w:szCs w:val="20"/>
+              </w:rPr>
+              <w:t>계속</w:t>
+            </w:r>
+            <w:proofErr w:type="spellEnd"/>
+            <w:r>
+              <w:rPr>
+                <w:b/>
+                <w:bCs/>
+                <w:sz w:val="20"/>
+                <w:szCs w:val="20"/>
+              </w:rPr>
+              <w:t>)</w:t>
             </w:r>
           </w:p>
         </w:tc>
@@ -46055,6 +49206,7 @@
             <w:pPr>
               <w:spacing w:before="40" w:after="40"/>
             </w:pPr>
+            <w:proofErr w:type="spellStart"/>
             <w:r>
               <w:rPr>
                 <w:b/>
@@ -46062,7 +49214,37 @@
                 <w:sz w:val="20"/>
                 <w:szCs w:val="20"/>
               </w:rPr>
-              <w:t>kyeongrye (경례)</w:t>
+              <w:t>kyeongrye</w:t>
+            </w:r>
+            <w:proofErr w:type="spellEnd"/>
+            <w:r>
+              <w:rPr>
+                <w:b/>
+                <w:bCs/>
+                <w:sz w:val="20"/>
+                <w:szCs w:val="20"/>
+              </w:rPr>
+              <w:t xml:space="preserve"> (</w:t>
+            </w:r>
+            <w:proofErr w:type="spellStart"/>
+            <w:r>
+              <w:rPr>
+                <w:b/>
+                <w:bCs/>
+                <w:sz w:val="20"/>
+                <w:szCs w:val="20"/>
+              </w:rPr>
+              <w:t>경례</w:t>
+            </w:r>
+            <w:proofErr w:type="spellEnd"/>
+            <w:r>
+              <w:rPr>
+                <w:b/>
+                <w:bCs/>
+                <w:sz w:val="20"/>
+                <w:szCs w:val="20"/>
+              </w:rPr>
+              <w:t>)</w:t>
             </w:r>
           </w:p>
         </w:tc>
@@ -46141,6 +49323,7 @@
             <w:pPr>
               <w:spacing w:before="40" w:after="40"/>
             </w:pPr>
+            <w:proofErr w:type="spellStart"/>
             <w:r>
               <w:rPr>
                 <w:b/>
@@ -46150,6 +49333,7 @@
               </w:rPr>
               <w:t>MetaHuman</w:t>
             </w:r>
+            <w:proofErr w:type="spellEnd"/>
           </w:p>
         </w:tc>
         <w:tc>
@@ -46184,6 +49368,7 @@
             <w:pPr>
               <w:spacing w:before="40" w:after="40"/>
             </w:pPr>
+            <w:proofErr w:type="spellStart"/>
             <w:r>
               <w:rPr>
                 <w:b/>
@@ -46193,6 +49378,7 @@
               </w:rPr>
               <w:t>MoveData</w:t>
             </w:r>
+            <w:proofErr w:type="spellEnd"/>
           </w:p>
         </w:tc>
         <w:tc>
@@ -46252,7 +49438,23 @@
                 <w:sz w:val="20"/>
                 <w:szCs w:val="20"/>
               </w:rPr>
-              <w:t>The two fighters lead with opposite legs, so their trunks face each other and the roundhouse kick is open. The game takes its name from it (1.1).</w:t>
+              <w:t xml:space="preserve">The two fighters lead with opposite legs, so their trunks face </w:t>
+            </w:r>
+            <w:proofErr w:type="gramStart"/>
+            <w:r>
+              <w:rPr>
+                <w:sz w:val="20"/>
+                <w:szCs w:val="20"/>
+              </w:rPr>
+              <w:t>each other</w:t>
+            </w:r>
+            <w:proofErr w:type="gramEnd"/>
+            <w:r>
+              <w:rPr>
+                <w:sz w:val="20"/>
+                <w:szCs w:val="20"/>
+              </w:rPr>
+              <w:t xml:space="preserve"> and the roundhouse kick is open. The game takes its name from it (1.1).</w:t>
             </w:r>
           </w:p>
         </w:tc>
@@ -46313,6 +49515,7 @@
             <w:pPr>
               <w:spacing w:before="40" w:after="40"/>
             </w:pPr>
+            <w:proofErr w:type="spellStart"/>
             <w:r>
               <w:rPr>
                 <w:b/>
@@ -46320,7 +49523,18 @@
                 <w:sz w:val="20"/>
                 <w:szCs w:val="20"/>
               </w:rPr>
-              <w:t>poom (품)</w:t>
+              <w:lastRenderedPageBreak/>
+              <w:t>poom</w:t>
+            </w:r>
+            <w:proofErr w:type="spellEnd"/>
+            <w:r>
+              <w:rPr>
+                <w:b/>
+                <w:bCs/>
+                <w:sz w:val="20"/>
+                <w:szCs w:val="20"/>
+              </w:rPr>
+              <w:t xml:space="preserve"> (품)</w:t>
             </w:r>
           </w:p>
         </w:tc>
@@ -46399,6 +49613,7 @@
             <w:pPr>
               <w:spacing w:before="40" w:after="40"/>
             </w:pPr>
+            <w:proofErr w:type="spellStart"/>
             <w:r>
               <w:rPr>
                 <w:b/>
@@ -46406,7 +49621,37 @@
                 <w:sz w:val="20"/>
                 <w:szCs w:val="20"/>
               </w:rPr>
-              <w:t>shi-jak (시작)</w:t>
+              <w:t>shi</w:t>
+            </w:r>
+            <w:proofErr w:type="spellEnd"/>
+            <w:r>
+              <w:rPr>
+                <w:b/>
+                <w:bCs/>
+                <w:sz w:val="20"/>
+                <w:szCs w:val="20"/>
+              </w:rPr>
+              <w:t>-jak (</w:t>
+            </w:r>
+            <w:proofErr w:type="spellStart"/>
+            <w:r>
+              <w:rPr>
+                <w:b/>
+                <w:bCs/>
+                <w:sz w:val="20"/>
+                <w:szCs w:val="20"/>
+              </w:rPr>
+              <w:t>시작</w:t>
+            </w:r>
+            <w:proofErr w:type="spellEnd"/>
+            <w:r>
+              <w:rPr>
+                <w:b/>
+                <w:bCs/>
+                <w:sz w:val="20"/>
+                <w:szCs w:val="20"/>
+              </w:rPr>
+              <w:t>)</w:t>
             </w:r>
           </w:p>
         </w:tc>
@@ -46564,7 +49809,23 @@
         <w:color w:val="7F7F7F"/>
         <w:sz w:val="18"/>
       </w:rPr>
-      <w:t xml:space="preserve">Open Stance: Gyeorugi · Game Design Document · v0.5 draft · Page </w:t>
+      <w:t xml:space="preserve">Open Stance: </w:t>
+    </w:r>
+    <w:proofErr w:type="spellStart"/>
+    <w:r>
+      <w:rPr>
+        <w:color w:val="7F7F7F"/>
+        <w:sz w:val="18"/>
+      </w:rPr>
+      <w:t>Gyeorugi</w:t>
+    </w:r>
+    <w:proofErr w:type="spellEnd"/>
+    <w:r>
+      <w:rPr>
+        <w:color w:val="7F7F7F"/>
+        <w:sz w:val="18"/>
+      </w:rPr>
+      <w:t xml:space="preserve"> · Game Design Document · v0.5 draft · Page </w:t>
     </w:r>
     <w:r>
       <w:rPr>

--- a/Docs/GDD_Open_Stance.docx
+++ b/Docs/GDD_Open_Stance.docx
@@ -211,7 +211,7 @@
                 <w:sz w:val="21"/>
                 <w:szCs w:val="21"/>
               </w:rPr>
-              <w:t>0.7 draft · updated 2026-09-28</w:t>
+              <w:t>0.8 draft · updated 2026-09-29</w:t>
             </w:r>
           </w:p>
         </w:tc>
@@ -4671,7 +4671,7 @@
                 <w:sz w:val="20"/>
                 <w:szCs w:val="20"/>
               </w:rPr>
-              <w:t>The controller layout leaves several details open, such as which right-stick direction gives a roundhouse or hook kick and what Active Defense Mode does (18.1).</w:t>
+              <w:t>Active Defense, the roundhouse/hook stick direction and the Tornado Kick's modifier conflict with Fake Attack are now defined (7.2, 8.8, 18.2); they still need playtesting once Milestone 1 code exists.</w:t>
             </w:r>
           </w:p>
           <w:p>
@@ -5226,7 +5226,7 @@
     </w:p>
     <w:p>
       <w:r>
-        <w:t>A match is a series of short exchanges on an 8 m octagonal mat. Each fighter bounces in guard and manages distance with the left stick. The right stick, the Skill Stick, chooses the kick: up for a side or cut kick, left or right for a roundhouse or hook kick, and circles and other motions for axe, spinning and tornado kicks (7.2). Holding RT kicks with the back leg, holding RB aims at the head, and holding LB fakes the attack. Hits score the way the electronic scoring system does: 1 point for a punch, 2 for a body kick, 3 for the head, 4 for a spinning body kick and 6 for a spinning head kick (8.3). Stamina limits how often a fighter throws big techniques. Players learn in the training dojang and spar the AI or a friend; Career then takes a created fighter from white belt at a local club to a world final, unlocking techniques rank by rank. The look is realistic: MetaHuman fighters in white doboks and blue or red gear, animated from motion capture of real practitioners.</w:t>
+        <w:t>A match is a series of short exchanges on an 8 m octagonal mat. Each fighter bounces in guard and manages distance with the left stick. The right stick, the Skill Stick, chooses the kick: up for a side or cut kick, toward the lead leg for a roundhouse kick or the other side for a hook kick, and circles and other motions for axe, spinning and tornado kicks (7.2). Holding RT kicks with the back leg, holding RB aims at the head, holding LB fakes whatever kick the gesture would throw, and holding LT reads the Skill Stick as Active Defense instead of offense (8.8). Hits score the way the electronic scoring system does: 1 point for a punch, 2 for a body kick, 3 for the head, 4 for a spinning body kick and 6 for a spinning head kick (8.3). Stamina limits how often a fighter throws big techniques. Players learn in the training dojang and spar the AI or a friend; Career then takes a created fighter from white belt at a local club to a world final, unlocking techniques rank by rank. The look is realistic: MetaHuman fighters in white doboks and blue or red gear, animated from motion capture of real practitioners.</w:t>
       </w:r>
     </w:p>
     <w:p>
@@ -7278,7 +7278,7 @@
                 <w:sz w:val="20"/>
                 <w:szCs w:val="20"/>
               </w:rPr>
-              <w:t>Windows 10 and 11, 64-bit PC. v1.0 is developed and demonstrated here; a console release needs a licensed developer account and devkits that the project does not have (18.1).</w:t>
+              <w:t>Windows 10 and 11, 64-bit PC. The First Half milestones (M1, M2; ending December 2026) are developed and demonstrated here. A console release needs a licensed developer account and devkits that the project does not have yet (18.1); PlayStation 5 and Xbox Series X|S remain the v1.0 target for the finished capstone in Spring 2027.</w:t>
             </w:r>
           </w:p>
         </w:tc>
@@ -17614,7 +17614,7 @@
                 <w:sz w:val="20"/>
                 <w:szCs w:val="20"/>
               </w:rPr>
-              <w:t>Spin hook kick, jump</w:t>
+              <w:t>Spin hook kick, jump kicks (side, roundhouse, hook, axe, spin hook)</w:t>
             </w:r>
           </w:p>
         </w:tc>
@@ -23219,7 +23219,7 @@
                 <w:sz w:val="20"/>
                 <w:szCs w:val="20"/>
               </w:rPr>
-              <w:t>1.0 m in 0.3 s</w:t>
+              <w:t>1.0 m in 0.3 s; closing to contact range starts a clinch automatically (above)</w:t>
             </w:r>
           </w:p>
         </w:tc>
@@ -23465,7 +23465,7 @@
                 <w:sz w:val="20"/>
                 <w:szCs w:val="20"/>
               </w:rPr>
-              <w:t>Capsule radius 35 cm; fighters never overlap, and chest-to-chest contact while both fighters press forward starts a clinch</w:t>
+              <w:t>Capsule radius 35 cm; fighters never overlap, and chest-to-chest contact starts a clinch — whether both fighters press forward into it or one closes the gap with a Dash (9.3) that lands them in contact range</w:t>
             </w:r>
           </w:p>
         </w:tc>
@@ -24888,7 +24888,7 @@
                 <w:sz w:val="20"/>
                 <w:szCs w:val="20"/>
               </w:rPr>
-              <w:t>Jump</w:t>
+              <w:t>Jump kicks: tap, then a kick’s motion, including the Tornado Kick’s full circle (9.1, 9.2)</w:t>
             </w:r>
           </w:p>
         </w:tc>
@@ -25476,7 +25476,7 @@
                 <w:sz w:val="20"/>
                 <w:szCs w:val="20"/>
               </w:rPr>
-              <w:t>RS Left/Right</w:t>
+              <w:t>RS Left/Right: toward the lead leg for roundhouse, the other side for hook — mirrored when RT selects the back leg (18.2)</w:t>
             </w:r>
           </w:p>
         </w:tc>
@@ -25981,55 +25981,7 @@
                 <w:sz w:val="20"/>
                 <w:szCs w:val="20"/>
               </w:rPr>
-              <w:t xml:space="preserve">  then  hold </w:t>
-            </w:r>
-            <w:r>
-              <w:rPr>
-                <w:noProof/>
-                <w:position w:val="-13"/>
-              </w:rPr>
-              <w:drawing>
-                <wp:inline distT="0" distB="0" distL="0" distR="0" wp14:anchorId="2B677E78" wp14:editId="3C6B91EB">
-                  <wp:extent cx="388620" cy="274320"/>
-                  <wp:effectExtent l="0" t="0" r="0" b="0"/>
-                  <wp:docPr id="7038" name="LB"/>
-                  <wp:cNvGraphicFramePr>
-                    <a:graphicFrameLocks xmlns:a="http://schemas.openxmlformats.org/drawingml/2006/main" noChangeAspect="1"/>
-                  </wp:cNvGraphicFramePr>
-                  <a:graphic xmlns:a="http://schemas.openxmlformats.org/drawingml/2006/main">
-                    <a:graphicData uri="http://schemas.openxmlformats.org/drawingml/2006/picture">
-                      <pic:pic xmlns:pic="http://schemas.openxmlformats.org/drawingml/2006/picture">
-                        <pic:nvPicPr>
-                          <pic:cNvPr id="7038" name="LB"/>
-                          <pic:cNvPicPr/>
-                        </pic:nvPicPr>
-                        <pic:blipFill>
-                          <a:blip r:embed="rId11"/>
-                          <a:stretch>
-                            <a:fillRect/>
-                          </a:stretch>
-                        </pic:blipFill>
-                        <pic:spPr>
-                          <a:xfrm>
-                            <a:off x="0" y="0"/>
-                            <a:ext cx="388620" cy="274320"/>
-                          </a:xfrm>
-                          <a:prstGeom prst="rect">
-                            <a:avLst/>
-                          </a:prstGeom>
-                        </pic:spPr>
-                      </pic:pic>
-                    </a:graphicData>
-                  </a:graphic>
-                </wp:inline>
-              </w:drawing>
-            </w:r>
-            <w:r>
-              <w:rPr>
-                <w:sz w:val="20"/>
-                <w:szCs w:val="20"/>
-              </w:rPr>
-              <w:t xml:space="preserve"> + </w:t>
+              <w:t xml:space="preserve">,  then  </w:t>
             </w:r>
             <w:r>
               <w:rPr>
@@ -26077,55 +26029,7 @@
                 <w:sz w:val="20"/>
                 <w:szCs w:val="20"/>
               </w:rPr>
-              <w:t xml:space="preserve">  then  release </w:t>
-            </w:r>
-            <w:r>
-              <w:rPr>
-                <w:noProof/>
-                <w:position w:val="-13"/>
-              </w:rPr>
-              <w:drawing>
-                <wp:inline distT="0" distB="0" distL="0" distR="0" wp14:anchorId="43573304" wp14:editId="034D0576">
-                  <wp:extent cx="388620" cy="274320"/>
-                  <wp:effectExtent l="0" t="0" r="0" b="0"/>
-                  <wp:docPr id="7040" name="LB"/>
-                  <wp:cNvGraphicFramePr>
-                    <a:graphicFrameLocks xmlns:a="http://schemas.openxmlformats.org/drawingml/2006/main" noChangeAspect="1"/>
-                  </wp:cNvGraphicFramePr>
-                  <a:graphic xmlns:a="http://schemas.openxmlformats.org/drawingml/2006/main">
-                    <a:graphicData uri="http://schemas.openxmlformats.org/drawingml/2006/picture">
-                      <pic:pic xmlns:pic="http://schemas.openxmlformats.org/drawingml/2006/picture">
-                        <pic:nvPicPr>
-                          <pic:cNvPr id="7040" name="LB"/>
-                          <pic:cNvPicPr/>
-                        </pic:nvPicPr>
-                        <pic:blipFill>
-                          <a:blip r:embed="rId11"/>
-                          <a:stretch>
-                            <a:fillRect/>
-                          </a:stretch>
-                        </pic:blipFill>
-                        <pic:spPr>
-                          <a:xfrm>
-                            <a:off x="0" y="0"/>
-                            <a:ext cx="388620" cy="274320"/>
-                          </a:xfrm>
-                          <a:prstGeom prst="rect">
-                            <a:avLst/>
-                          </a:prstGeom>
-                        </pic:spPr>
-                      </pic:pic>
-                    </a:graphicData>
-                  </a:graphic>
-                </wp:inline>
-              </w:drawing>
-            </w:r>
-            <w:r>
-              <w:rPr>
-                <w:sz w:val="20"/>
-                <w:szCs w:val="20"/>
-              </w:rPr>
-              <w:t xml:space="preserve"> + </w:t>
+              <w:t xml:space="preserve">  then  </w:t>
             </w:r>
             <w:r>
               <w:rPr>
@@ -26184,7 +26088,7 @@
                 <w:sz w:val="20"/>
                 <w:szCs w:val="20"/>
               </w:rPr>
-              <w:t>Y, Hold LB + RS Left/Right Half Circle Down, Release LB + RS Left/Right Half Circle Up</w:t>
+              <w:t>Y, then RS Left/Right Half Circle Down, then Half Circle Up</w:t>
             </w:r>
           </w:p>
         </w:tc>
@@ -26872,6 +26776,26 @@
           <w:b/>
           <w:bCs/>
         </w:rPr>
+        <w:t>The left stick decides standing versus sliding.</w:t>
+      </w:r>
+      <w:r>
+        <w:t xml:space="preserve"> Leaving the left stick neutral while a kick or punch is thrown keeps the fighter rooted in place, the standing version of the technique. Holding the left stick in a direction through the technique instead slides the fighter that way during it — forward to close distance on the strike, back to step out while still attacking — at the technique’s normal step speed (6.4); the technique itself, its target and its points don’t change.</w:t>
+      </w:r>
+    </w:p>
+    <w:p>
+      <w:pPr>
+        <w:pStyle w:val="ListParagraph"/>
+        <w:numPr>
+          <w:ilvl w:val="0"/>
+          <w:numId w:val="1"/>
+        </w:numPr>
+        <w:spacing w:after="60"/>
+      </w:pPr>
+      <w:r>
+        <w:rPr>
+          <w:b/>
+          <w:bCs/>
+        </w:rPr>
         <w:t>Legs follow stance.</w:t>
       </w:r>
       <w:r>
@@ -26936,6 +26860,46 @@
           <w:b/>
           <w:bCs/>
         </w:rPr>
+        <w:t>Roundhouse and hook resolve by the leg that throws them.</w:t>
+      </w:r>
+      <w:r>
+        <w:t xml:space="preserve"> RS toward the side of the leg throwing the kick is the roundhouse; the other side is the hook (7.2, 9.1). In Right Lead that’s RS Right for a lead-leg roundhouse and RS Left for a lead-leg hook, mirrored in Left Lead; holding RT for the back leg mirrors both again, since the back leg is on the opposite side (8.7).</w:t>
+      </w:r>
+    </w:p>
+    <w:p>
+      <w:pPr>
+        <w:pStyle w:val="ListParagraph"/>
+        <w:numPr>
+          <w:ilvl w:val="0"/>
+          <w:numId w:val="1"/>
+        </w:numPr>
+        <w:spacing w:after="60"/>
+      </w:pPr>
+      <w:r>
+        <w:rPr>
+          <w:b/>
+          <w:bCs/>
+        </w:rPr>
+        <w:t>Fake and jump are modifiers, not separate moves.</w:t>
+      </w:r>
+      <w:r>
+        <w:t xml:space="preserve"> Holding LB through any kick’s gesture fakes that specific technique; holding LB alone with no gesture is a generic fake attack (2.3, 9.3). Y is a jump tap, not a held modifier. The right thumb can't hold Y and steer the Skill Stick at once, so tapping Y just before a side, roundhouse, hook, axe or spin hook kick's gesture throws it airborne (9.1, 9.2); without the tap, the same gesture throws grounded. The Tornado Kick uses the very same tap as every other jump kick; a full circle starting downward is what makes it the hardest input in the game, on purpose (9.2).</w:t>
+      </w:r>
+    </w:p>
+    <w:p>
+      <w:pPr>
+        <w:pStyle w:val="ListParagraph"/>
+        <w:numPr>
+          <w:ilvl w:val="0"/>
+          <w:numId w:val="1"/>
+        </w:numPr>
+        <w:spacing w:after="60"/>
+      </w:pPr>
+      <w:r>
+        <w:rPr>
+          <w:b/>
+          <w:bCs/>
+        </w:rPr>
         <w:t>Distance still decides.</w:t>
       </w:r>
       <w:r>
@@ -28666,6 +28630,3699 @@
     </w:p>
     <w:p>
       <w:pPr>
+        <w:pStyle w:val="Heading2"/>
+      </w:pPr>
+      <w:r>
+        <w:t xml:space="preserve">7.10 Controls Menu</w:t>
+      </w:r>
+    </w:p>
+    <w:p>
+      <w:pPr>
+        <w:spacing w:after="60"/>
+      </w:pPr>
+      <w:r>
+        <w:t xml:space="preserve">The pause menu's move list (7.7) and Options (7.8) both draw from the reference below, split into the tabs a player would flip through without leaving the pause screen. Modifiers (RT, RB, LB, Y, LT) work exactly as in section 9; every technique row already spells out which ones apply, so this screen needs no cross-referencing during a match. Icons for every input are in 7.1, 7.2, 3.5 and section 9; this is the exhaustive text reference the Controls tab is built from.</w:t>
+      </w:r>
+    </w:p>
+    <w:p>
+      <w:pPr>
+        <w:pStyle w:val="Heading3"/>
+      </w:pPr>
+      <w:r>
+        <w:t xml:space="preserve">Movement &amp; Guards</w:t>
+      </w:r>
+    </w:p>
+    <w:tbl>
+      <w:tblPr>
+        <w:tblStyle w:val="TableGrid"/>
+        <w:tblW w:w="9360" w:type="dxa"/>
+        <w:tblLayout w:type="fixed"/>
+        <w:tblLook w:val="04A0" w:firstRow="1" w:lastRow="0" w:firstColumn="1" w:lastColumn="0" w:noHBand="0" w:noVBand="1"/>
+      </w:tblPr>
+      <w:tblGrid>
+        <w:gridCol w:w="3000"/>
+        <w:gridCol w:w="3000"/>
+        <w:gridCol w:w="3360"/>
+      </w:tblGrid>
+      <w:tr>
+        <w:trPr>
+          <w:cantSplit/>
+          <w:tblHeader/>
+        </w:trPr>
+        <w:tc>
+          <w:tcPr>
+            <w:tcW w:w="3000" w:type="dxa"/>
+            <w:shd w:val="clear" w:color="auto" w:fill="E7ECF2"/>
+            <w:vAlign w:val="center"/>
+          </w:tcPr>
+          <w:p>
+            <w:pPr>
+              <w:spacing w:before="40" w:after="40"/>
+            </w:pPr>
+            <w:r>
+              <w:rPr>
+                <w:b/>
+                <w:bCs/>
+                <w:sz w:val="20"/>
+                <w:szCs w:val="20"/>
+              </w:rPr>
+              <w:t xml:space="preserve">Action</w:t>
+            </w:r>
+          </w:p>
+        </w:tc>
+        <w:tc>
+          <w:tcPr>
+            <w:tcW w:w="3000" w:type="dxa"/>
+            <w:shd w:val="clear" w:color="auto" w:fill="E7ECF2"/>
+            <w:vAlign w:val="center"/>
+          </w:tcPr>
+          <w:p>
+            <w:pPr>
+              <w:spacing w:before="40" w:after="40"/>
+            </w:pPr>
+            <w:r>
+              <w:rPr>
+                <w:b/>
+                <w:bCs/>
+                <w:sz w:val="20"/>
+                <w:szCs w:val="20"/>
+              </w:rPr>
+              <w:t xml:space="preserve">Input</w:t>
+            </w:r>
+          </w:p>
+        </w:tc>
+        <w:tc>
+          <w:tcPr>
+            <w:tcW w:w="3360" w:type="dxa"/>
+            <w:shd w:val="clear" w:color="auto" w:fill="E7ECF2"/>
+            <w:vAlign w:val="center"/>
+          </w:tcPr>
+          <w:p>
+            <w:pPr>
+              <w:spacing w:before="40" w:after="40"/>
+            </w:pPr>
+            <w:r>
+              <w:rPr>
+                <w:b/>
+                <w:bCs/>
+                <w:sz w:val="20"/>
+                <w:szCs w:val="20"/>
+              </w:rPr>
+              <w:t xml:space="preserve">Notation</w:t>
+            </w:r>
+          </w:p>
+        </w:tc>
+      </w:tr>
+      <w:tr>
+        <w:trPr>
+          <w:cantSplit/>
+        </w:trPr>
+        <w:tc>
+          <w:tcPr>
+            <w:tcW w:w="3000" w:type="dxa"/>
+            <w:vAlign w:val="center"/>
+          </w:tcPr>
+          <w:p>
+            <w:pPr>
+              <w:spacing w:before="40" w:after="40"/>
+            </w:pPr>
+            <w:r>
+              <w:rPr>
+                <w:sz w:val="20"/>
+                <w:szCs w:val="20"/>
+              </w:rPr>
+              <w:t xml:space="preserve">Movement</w:t>
+            </w:r>
+          </w:p>
+        </w:tc>
+        <w:tc>
+          <w:tcPr>
+            <w:tcW w:w="3000" w:type="dxa"/>
+            <w:vAlign w:val="center"/>
+          </w:tcPr>
+          <w:p>
+            <w:pPr>
+              <w:spacing w:before="40" w:after="40"/>
+            </w:pPr>
+            <w:r>
+              <w:rPr>
+                <w:sz w:val="20"/>
+                <w:szCs w:val="20"/>
+              </w:rPr>
+              <w:t xml:space="preserve">Left stick</w:t>
+            </w:r>
+          </w:p>
+        </w:tc>
+        <w:tc>
+          <w:tcPr>
+            <w:tcW w:w="3360" w:type="dxa"/>
+            <w:vAlign w:val="center"/>
+          </w:tcPr>
+          <w:p>
+            <w:pPr>
+              <w:spacing w:before="40" w:after="40"/>
+            </w:pPr>
+            <w:r>
+              <w:rPr>
+                <w:sz w:val="20"/>
+                <w:szCs w:val="20"/>
+              </w:rPr>
+              <w:t xml:space="preserve">Left stick (assumed, 18.1)</w:t>
+            </w:r>
+          </w:p>
+        </w:tc>
+      </w:tr>
+      <w:tr>
+        <w:trPr>
+          <w:cantSplit/>
+        </w:trPr>
+        <w:tc>
+          <w:tcPr>
+            <w:tcW w:w="3000" w:type="dxa"/>
+            <w:vAlign w:val="center"/>
+          </w:tcPr>
+          <w:p>
+            <w:pPr>
+              <w:spacing w:before="40" w:after="40"/>
+            </w:pPr>
+            <w:r>
+              <w:rPr>
+                <w:sz w:val="20"/>
+                <w:szCs w:val="20"/>
+              </w:rPr>
+              <w:t xml:space="preserve">Switch Sides</w:t>
+            </w:r>
+          </w:p>
+        </w:tc>
+        <w:tc>
+          <w:tcPr>
+            <w:tcW w:w="3000" w:type="dxa"/>
+            <w:vAlign w:val="center"/>
+          </w:tcPr>
+          <w:p>
+            <w:pPr>
+              <w:spacing w:before="40" w:after="40"/>
+            </w:pPr>
+            <w:r>
+              <w:rPr>
+                <w:sz w:val="20"/>
+                <w:szCs w:val="20"/>
+              </w:rPr>
+              <w:t xml:space="preserve">A</w:t>
+            </w:r>
+          </w:p>
+        </w:tc>
+        <w:tc>
+          <w:tcPr>
+            <w:tcW w:w="3360" w:type="dxa"/>
+            <w:vAlign w:val="center"/>
+          </w:tcPr>
+          <w:p>
+            <w:pPr>
+              <w:spacing w:before="40" w:after="40"/>
+            </w:pPr>
+            <w:r>
+              <w:rPr>
+                <w:sz w:val="20"/>
+                <w:szCs w:val="20"/>
+              </w:rPr>
+              <w:t xml:space="preserve">A</w:t>
+            </w:r>
+          </w:p>
+        </w:tc>
+      </w:tr>
+      <w:tr>
+        <w:trPr>
+          <w:cantSplit/>
+        </w:trPr>
+        <w:tc>
+          <w:tcPr>
+            <w:tcW w:w="3000" w:type="dxa"/>
+            <w:vAlign w:val="center"/>
+          </w:tcPr>
+          <w:p>
+            <w:pPr>
+              <w:spacing w:before="40" w:after="40"/>
+            </w:pPr>
+            <w:r>
+              <w:rPr>
+                <w:sz w:val="20"/>
+                <w:szCs w:val="20"/>
+              </w:rPr>
+              <w:t xml:space="preserve">Dash</w:t>
+            </w:r>
+          </w:p>
+        </w:tc>
+        <w:tc>
+          <w:tcPr>
+            <w:tcW w:w="3000" w:type="dxa"/>
+            <w:vAlign w:val="center"/>
+          </w:tcPr>
+          <w:p>
+            <w:pPr>
+              <w:spacing w:before="40" w:after="40"/>
+            </w:pPr>
+            <w:r>
+              <w:rPr>
+                <w:sz w:val="20"/>
+                <w:szCs w:val="20"/>
+              </w:rPr>
+              <w:t xml:space="preserve">B</w:t>
+            </w:r>
+          </w:p>
+        </w:tc>
+        <w:tc>
+          <w:tcPr>
+            <w:tcW w:w="3360" w:type="dxa"/>
+            <w:vAlign w:val="center"/>
+          </w:tcPr>
+          <w:p>
+            <w:pPr>
+              <w:spacing w:before="40" w:after="40"/>
+            </w:pPr>
+            <w:r>
+              <w:rPr>
+                <w:sz w:val="20"/>
+                <w:szCs w:val="20"/>
+              </w:rPr>
+              <w:t xml:space="preserve">B</w:t>
+            </w:r>
+          </w:p>
+        </w:tc>
+      </w:tr>
+      <w:tr>
+        <w:trPr>
+          <w:cantSplit/>
+        </w:trPr>
+        <w:tc>
+          <w:tcPr>
+            <w:tcW w:w="3000" w:type="dxa"/>
+            <w:vAlign w:val="center"/>
+          </w:tcPr>
+          <w:p>
+            <w:pPr>
+              <w:spacing w:before="40" w:after="40"/>
+            </w:pPr>
+            <w:r>
+              <w:rPr>
+                <w:sz w:val="20"/>
+                <w:szCs w:val="20"/>
+              </w:rPr>
+              <w:t xml:space="preserve">High Guard</w:t>
+            </w:r>
+          </w:p>
+        </w:tc>
+        <w:tc>
+          <w:tcPr>
+            <w:tcW w:w="3000" w:type="dxa"/>
+            <w:vAlign w:val="center"/>
+          </w:tcPr>
+          <w:p>
+            <w:pPr>
+              <w:spacing w:before="40" w:after="40"/>
+            </w:pPr>
+            <w:r>
+              <w:rPr>
+                <w:sz w:val="20"/>
+                <w:szCs w:val="20"/>
+              </w:rPr>
+              <w:t xml:space="preserve">D-pad Up</w:t>
+            </w:r>
+          </w:p>
+        </w:tc>
+        <w:tc>
+          <w:tcPr>
+            <w:tcW w:w="3360" w:type="dxa"/>
+            <w:vAlign w:val="center"/>
+          </w:tcPr>
+          <w:p>
+            <w:pPr>
+              <w:spacing w:before="40" w:after="40"/>
+            </w:pPr>
+            <w:r>
+              <w:rPr>
+                <w:sz w:val="20"/>
+                <w:szCs w:val="20"/>
+              </w:rPr>
+              <w:t xml:space="preserve">D-pad Up</w:t>
+            </w:r>
+          </w:p>
+        </w:tc>
+      </w:tr>
+      <w:tr>
+        <w:trPr>
+          <w:cantSplit/>
+        </w:trPr>
+        <w:tc>
+          <w:tcPr>
+            <w:tcW w:w="3000" w:type="dxa"/>
+            <w:vAlign w:val="center"/>
+          </w:tcPr>
+          <w:p>
+            <w:pPr>
+              <w:spacing w:before="40" w:after="40"/>
+            </w:pPr>
+            <w:r>
+              <w:rPr>
+                <w:sz w:val="20"/>
+                <w:szCs w:val="20"/>
+              </w:rPr>
+              <w:t xml:space="preserve">Cross Guard</w:t>
+            </w:r>
+          </w:p>
+        </w:tc>
+        <w:tc>
+          <w:tcPr>
+            <w:tcW w:w="3000" w:type="dxa"/>
+            <w:vAlign w:val="center"/>
+          </w:tcPr>
+          <w:p>
+            <w:pPr>
+              <w:spacing w:before="40" w:after="40"/>
+            </w:pPr>
+            <w:r>
+              <w:rPr>
+                <w:sz w:val="20"/>
+                <w:szCs w:val="20"/>
+              </w:rPr>
+              <w:t xml:space="preserve">D-pad Left</w:t>
+            </w:r>
+          </w:p>
+        </w:tc>
+        <w:tc>
+          <w:tcPr>
+            <w:tcW w:w="3360" w:type="dxa"/>
+            <w:vAlign w:val="center"/>
+          </w:tcPr>
+          <w:p>
+            <w:pPr>
+              <w:spacing w:before="40" w:after="40"/>
+            </w:pPr>
+            <w:r>
+              <w:rPr>
+                <w:sz w:val="20"/>
+                <w:szCs w:val="20"/>
+              </w:rPr>
+              <w:t xml:space="preserve">D-pad Left</w:t>
+            </w:r>
+          </w:p>
+        </w:tc>
+      </w:tr>
+      <w:tr>
+        <w:trPr>
+          <w:cantSplit/>
+        </w:trPr>
+        <w:tc>
+          <w:tcPr>
+            <w:tcW w:w="3000" w:type="dxa"/>
+            <w:vAlign w:val="center"/>
+          </w:tcPr>
+          <w:p>
+            <w:pPr>
+              <w:spacing w:before="40" w:after="40"/>
+            </w:pPr>
+            <w:r>
+              <w:rPr>
+                <w:sz w:val="20"/>
+                <w:szCs w:val="20"/>
+              </w:rPr>
+              <w:t xml:space="preserve">Mixed Guard</w:t>
+            </w:r>
+          </w:p>
+        </w:tc>
+        <w:tc>
+          <w:tcPr>
+            <w:tcW w:w="3000" w:type="dxa"/>
+            <w:vAlign w:val="center"/>
+          </w:tcPr>
+          <w:p>
+            <w:pPr>
+              <w:spacing w:before="40" w:after="40"/>
+            </w:pPr>
+            <w:r>
+              <w:rPr>
+                <w:sz w:val="20"/>
+                <w:szCs w:val="20"/>
+              </w:rPr>
+              <w:t xml:space="preserve">D-pad Right</w:t>
+            </w:r>
+          </w:p>
+        </w:tc>
+        <w:tc>
+          <w:tcPr>
+            <w:tcW w:w="3360" w:type="dxa"/>
+            <w:vAlign w:val="center"/>
+          </w:tcPr>
+          <w:p>
+            <w:pPr>
+              <w:spacing w:before="40" w:after="40"/>
+            </w:pPr>
+            <w:r>
+              <w:rPr>
+                <w:sz w:val="20"/>
+                <w:szCs w:val="20"/>
+              </w:rPr>
+              <w:t xml:space="preserve">D-pad Right</w:t>
+            </w:r>
+          </w:p>
+        </w:tc>
+      </w:tr>
+      <w:tr>
+        <w:trPr>
+          <w:cantSplit/>
+        </w:trPr>
+        <w:tc>
+          <w:tcPr>
+            <w:tcW w:w="3000" w:type="dxa"/>
+            <w:vAlign w:val="center"/>
+          </w:tcPr>
+          <w:p>
+            <w:pPr>
+              <w:spacing w:before="40" w:after="40"/>
+            </w:pPr>
+            <w:r>
+              <w:rPr>
+                <w:sz w:val="20"/>
+                <w:szCs w:val="20"/>
+              </w:rPr>
+              <w:t xml:space="preserve">Low Guard</w:t>
+            </w:r>
+          </w:p>
+        </w:tc>
+        <w:tc>
+          <w:tcPr>
+            <w:tcW w:w="3000" w:type="dxa"/>
+            <w:vAlign w:val="center"/>
+          </w:tcPr>
+          <w:p>
+            <w:pPr>
+              <w:spacing w:before="40" w:after="40"/>
+            </w:pPr>
+            <w:r>
+              <w:rPr>
+                <w:sz w:val="20"/>
+                <w:szCs w:val="20"/>
+              </w:rPr>
+              <w:t xml:space="preserve">D-pad Down</w:t>
+            </w:r>
+          </w:p>
+        </w:tc>
+        <w:tc>
+          <w:tcPr>
+            <w:tcW w:w="3360" w:type="dxa"/>
+            <w:vAlign w:val="center"/>
+          </w:tcPr>
+          <w:p>
+            <w:pPr>
+              <w:spacing w:before="40" w:after="40"/>
+            </w:pPr>
+            <w:r>
+              <w:rPr>
+                <w:sz w:val="20"/>
+                <w:szCs w:val="20"/>
+              </w:rPr>
+              <w:t xml:space="preserve">D-pad Down — a normal guard, never a foul (8.4)</w:t>
+            </w:r>
+          </w:p>
+        </w:tc>
+      </w:tr>
+    </w:tbl>
+    <w:p>
+      <w:pPr>
+        <w:spacing w:after="120"/>
+      </w:pPr>
+    </w:p>
+    <w:p>
+      <w:pPr>
+        <w:pStyle w:val="Heading3"/>
+      </w:pPr>
+      <w:r>
+        <w:t xml:space="preserve">Modifiers (quick reference)</w:t>
+      </w:r>
+    </w:p>
+    <w:tbl>
+      <w:tblPr>
+        <w:tblStyle w:val="TableGrid"/>
+        <w:tblW w:w="9360" w:type="dxa"/>
+        <w:tblLayout w:type="fixed"/>
+        <w:tblLook w:val="04A0" w:firstRow="1" w:lastRow="0" w:firstColumn="1" w:lastColumn="0" w:noHBand="0" w:noVBand="1"/>
+      </w:tblPr>
+      <w:tblGrid>
+        <w:gridCol w:w="3000"/>
+        <w:gridCol w:w="3000"/>
+        <w:gridCol w:w="3360"/>
+      </w:tblGrid>
+      <w:tr>
+        <w:trPr>
+          <w:cantSplit/>
+          <w:tblHeader/>
+        </w:trPr>
+        <w:tc>
+          <w:tcPr>
+            <w:tcW w:w="3000" w:type="dxa"/>
+            <w:shd w:val="clear" w:color="auto" w:fill="E7ECF2"/>
+            <w:vAlign w:val="center"/>
+          </w:tcPr>
+          <w:p>
+            <w:pPr>
+              <w:spacing w:before="40" w:after="40"/>
+            </w:pPr>
+            <w:r>
+              <w:rPr>
+                <w:b/>
+                <w:bCs/>
+                <w:sz w:val="20"/>
+                <w:szCs w:val="20"/>
+              </w:rPr>
+              <w:t xml:space="preserve">Modifier</w:t>
+            </w:r>
+          </w:p>
+        </w:tc>
+        <w:tc>
+          <w:tcPr>
+            <w:tcW w:w="3000" w:type="dxa"/>
+            <w:shd w:val="clear" w:color="auto" w:fill="E7ECF2"/>
+            <w:vAlign w:val="center"/>
+          </w:tcPr>
+          <w:p>
+            <w:pPr>
+              <w:spacing w:before="40" w:after="40"/>
+            </w:pPr>
+            <w:r>
+              <w:rPr>
+                <w:b/>
+                <w:bCs/>
+                <w:sz w:val="20"/>
+                <w:szCs w:val="20"/>
+              </w:rPr>
+              <w:t xml:space="preserve">Input</w:t>
+            </w:r>
+          </w:p>
+        </w:tc>
+        <w:tc>
+          <w:tcPr>
+            <w:tcW w:w="3360" w:type="dxa"/>
+            <w:shd w:val="clear" w:color="auto" w:fill="E7ECF2"/>
+            <w:vAlign w:val="center"/>
+          </w:tcPr>
+          <w:p>
+            <w:pPr>
+              <w:spacing w:before="40" w:after="40"/>
+            </w:pPr>
+            <w:r>
+              <w:rPr>
+                <w:b/>
+                <w:bCs/>
+                <w:sz w:val="20"/>
+                <w:szCs w:val="20"/>
+              </w:rPr>
+              <w:t xml:space="preserve">Effect</w:t>
+            </w:r>
+          </w:p>
+        </w:tc>
+      </w:tr>
+      <w:tr>
+        <w:trPr>
+          <w:cantSplit/>
+        </w:trPr>
+        <w:tc>
+          <w:tcPr>
+            <w:tcW w:w="3000" w:type="dxa"/>
+            <w:vAlign w:val="center"/>
+          </w:tcPr>
+          <w:p>
+            <w:pPr>
+              <w:spacing w:before="40" w:after="40"/>
+            </w:pPr>
+            <w:r>
+              <w:rPr>
+                <w:sz w:val="20"/>
+                <w:szCs w:val="20"/>
+              </w:rPr>
+              <w:t xml:space="preserve">Back leg</w:t>
+            </w:r>
+          </w:p>
+        </w:tc>
+        <w:tc>
+          <w:tcPr>
+            <w:tcW w:w="3000" w:type="dxa"/>
+            <w:vAlign w:val="center"/>
+          </w:tcPr>
+          <w:p>
+            <w:pPr>
+              <w:spacing w:before="40" w:after="40"/>
+            </w:pPr>
+            <w:r>
+              <w:rPr>
+                <w:sz w:val="20"/>
+                <w:szCs w:val="20"/>
+              </w:rPr>
+              <w:t xml:space="preserve">Hold RT</w:t>
+            </w:r>
+          </w:p>
+        </w:tc>
+        <w:tc>
+          <w:tcPr>
+            <w:tcW w:w="3360" w:type="dxa"/>
+            <w:vAlign w:val="center"/>
+          </w:tcPr>
+          <w:p>
+            <w:pPr>
+              <w:spacing w:before="40" w:after="40"/>
+            </w:pPr>
+            <w:r>
+              <w:rPr>
+                <w:sz w:val="20"/>
+                <w:szCs w:val="20"/>
+              </w:rPr>
+              <w:t xml:space="preserve">Throws the technique with the back leg instead of the lead leg</w:t>
+            </w:r>
+          </w:p>
+        </w:tc>
+      </w:tr>
+      <w:tr>
+        <w:trPr>
+          <w:cantSplit/>
+        </w:trPr>
+        <w:tc>
+          <w:tcPr>
+            <w:tcW w:w="3000" w:type="dxa"/>
+            <w:vAlign w:val="center"/>
+          </w:tcPr>
+          <w:p>
+            <w:pPr>
+              <w:spacing w:before="40" w:after="40"/>
+            </w:pPr>
+            <w:r>
+              <w:rPr>
+                <w:sz w:val="20"/>
+                <w:szCs w:val="20"/>
+              </w:rPr>
+              <w:t xml:space="preserve">Head</w:t>
+            </w:r>
+          </w:p>
+        </w:tc>
+        <w:tc>
+          <w:tcPr>
+            <w:tcW w:w="3000" w:type="dxa"/>
+            <w:vAlign w:val="center"/>
+          </w:tcPr>
+          <w:p>
+            <w:pPr>
+              <w:spacing w:before="40" w:after="40"/>
+            </w:pPr>
+            <w:r>
+              <w:rPr>
+                <w:sz w:val="20"/>
+                <w:szCs w:val="20"/>
+              </w:rPr>
+              <w:t xml:space="preserve">Hold RB</w:t>
+            </w:r>
+          </w:p>
+        </w:tc>
+        <w:tc>
+          <w:tcPr>
+            <w:tcW w:w="3360" w:type="dxa"/>
+            <w:vAlign w:val="center"/>
+          </w:tcPr>
+          <w:p>
+            <w:pPr>
+              <w:spacing w:before="40" w:after="40"/>
+            </w:pPr>
+            <w:r>
+              <w:rPr>
+                <w:sz w:val="20"/>
+                <w:szCs w:val="20"/>
+              </w:rPr>
+              <w:t xml:space="preserve">Aims the technique at the head instead of the trunk</w:t>
+            </w:r>
+          </w:p>
+        </w:tc>
+      </w:tr>
+      <w:tr>
+        <w:trPr>
+          <w:cantSplit/>
+        </w:trPr>
+        <w:tc>
+          <w:tcPr>
+            <w:tcW w:w="3000" w:type="dxa"/>
+            <w:vAlign w:val="center"/>
+          </w:tcPr>
+          <w:p>
+            <w:pPr>
+              <w:spacing w:before="40" w:after="40"/>
+            </w:pPr>
+            <w:r>
+              <w:rPr>
+                <w:sz w:val="20"/>
+                <w:szCs w:val="20"/>
+              </w:rPr>
+              <w:t xml:space="preserve">Fake (generic)</w:t>
+            </w:r>
+          </w:p>
+        </w:tc>
+        <w:tc>
+          <w:tcPr>
+            <w:tcW w:w="3000" w:type="dxa"/>
+            <w:vAlign w:val="center"/>
+          </w:tcPr>
+          <w:p>
+            <w:pPr>
+              <w:spacing w:before="40" w:after="40"/>
+            </w:pPr>
+            <w:r>
+              <w:rPr>
+                <w:sz w:val="20"/>
+                <w:szCs w:val="20"/>
+              </w:rPr>
+              <w:t xml:space="preserve">Hold LB, no stick motion</w:t>
+            </w:r>
+          </w:p>
+        </w:tc>
+        <w:tc>
+          <w:tcPr>
+            <w:tcW w:w="3360" w:type="dxa"/>
+            <w:vAlign w:val="center"/>
+          </w:tcPr>
+          <w:p>
+            <w:pPr>
+              <w:spacing w:before="40" w:after="40"/>
+            </w:pPr>
+            <w:r>
+              <w:rPr>
+                <w:sz w:val="20"/>
+                <w:szCs w:val="20"/>
+              </w:rPr>
+              <w:t xml:space="preserve">Feints without committing to a specific technique (2.3)</w:t>
+            </w:r>
+          </w:p>
+        </w:tc>
+      </w:tr>
+      <w:tr>
+        <w:trPr>
+          <w:cantSplit/>
+        </w:trPr>
+        <w:tc>
+          <w:tcPr>
+            <w:tcW w:w="3000" w:type="dxa"/>
+            <w:vAlign w:val="center"/>
+          </w:tcPr>
+          <w:p>
+            <w:pPr>
+              <w:spacing w:before="40" w:after="40"/>
+            </w:pPr>
+            <w:r>
+              <w:rPr>
+                <w:sz w:val="20"/>
+                <w:szCs w:val="20"/>
+              </w:rPr>
+              <w:t xml:space="preserve">Fake (a technique)</w:t>
+            </w:r>
+          </w:p>
+        </w:tc>
+        <w:tc>
+          <w:tcPr>
+            <w:tcW w:w="3000" w:type="dxa"/>
+            <w:vAlign w:val="center"/>
+          </w:tcPr>
+          <w:p>
+            <w:pPr>
+              <w:spacing w:before="40" w:after="40"/>
+            </w:pPr>
+            <w:r>
+              <w:rPr>
+                <w:sz w:val="20"/>
+                <w:szCs w:val="20"/>
+              </w:rPr>
+              <w:t xml:space="preserve">Hold LB through a kick’s gesture</w:t>
+            </w:r>
+          </w:p>
+        </w:tc>
+        <w:tc>
+          <w:tcPr>
+            <w:tcW w:w="3360" w:type="dxa"/>
+            <w:vAlign w:val="center"/>
+          </w:tcPr>
+          <w:p>
+            <w:pPr>
+              <w:spacing w:before="40" w:after="40"/>
+            </w:pPr>
+            <w:r>
+              <w:rPr>
+                <w:sz w:val="20"/>
+                <w:szCs w:val="20"/>
+              </w:rPr>
+              <w:t xml:space="preserve">Feints that specific kick: startup plays, no active phase, no score (7.4, 8.6)</w:t>
+            </w:r>
+          </w:p>
+        </w:tc>
+      </w:tr>
+      <w:tr>
+        <w:trPr>
+          <w:cantSplit/>
+        </w:trPr>
+        <w:tc>
+          <w:tcPr>
+            <w:tcW w:w="3000" w:type="dxa"/>
+            <w:vAlign w:val="center"/>
+          </w:tcPr>
+          <w:p>
+            <w:pPr>
+              <w:spacing w:before="40" w:after="40"/>
+            </w:pPr>
+            <w:r>
+              <w:rPr>
+                <w:sz w:val="20"/>
+                <w:szCs w:val="20"/>
+              </w:rPr>
+              <w:t xml:space="preserve">Jump</w:t>
+            </w:r>
+          </w:p>
+        </w:tc>
+        <w:tc>
+          <w:tcPr>
+            <w:tcW w:w="3000" w:type="dxa"/>
+            <w:vAlign w:val="center"/>
+          </w:tcPr>
+          <w:p>
+            <w:pPr>
+              <w:spacing w:before="40" w:after="40"/>
+            </w:pPr>
+            <w:r>
+              <w:rPr>
+                <w:sz w:val="20"/>
+                <w:szCs w:val="20"/>
+              </w:rPr>
+              <w:t xml:space="preserve">Tap Y before a kick’s gesture</w:t>
+            </w:r>
+          </w:p>
+        </w:tc>
+        <w:tc>
+          <w:tcPr>
+            <w:tcW w:w="3360" w:type="dxa"/>
+            <w:vAlign w:val="center"/>
+          </w:tcPr>
+          <w:p>
+            <w:pPr>
+              <w:spacing w:before="40" w:after="40"/>
+            </w:pPr>
+            <w:r>
+              <w:rPr>
+                <w:sz w:val="20"/>
+                <w:szCs w:val="20"/>
+              </w:rPr>
+              <w:t xml:space="preserve">Throws that kick, or the Tornado Kick, airborne instead of grounded (7.4, 9.1, 9.2)</w:t>
+            </w:r>
+          </w:p>
+        </w:tc>
+      </w:tr>
+      <w:tr>
+        <w:trPr>
+          <w:cantSplit/>
+        </w:trPr>
+        <w:tc>
+          <w:tcPr>
+            <w:tcW w:w="3000" w:type="dxa"/>
+            <w:vAlign w:val="center"/>
+          </w:tcPr>
+          <w:p>
+            <w:pPr>
+              <w:spacing w:before="40" w:after="40"/>
+            </w:pPr>
+            <w:r>
+              <w:rPr>
+                <w:sz w:val="20"/>
+                <w:szCs w:val="20"/>
+              </w:rPr>
+              <w:t xml:space="preserve">Active Defense</w:t>
+            </w:r>
+          </w:p>
+        </w:tc>
+        <w:tc>
+          <w:tcPr>
+            <w:tcW w:w="3000" w:type="dxa"/>
+            <w:vAlign w:val="center"/>
+          </w:tcPr>
+          <w:p>
+            <w:pPr>
+              <w:spacing w:before="40" w:after="40"/>
+            </w:pPr>
+            <w:r>
+              <w:rPr>
+                <w:sz w:val="20"/>
+                <w:szCs w:val="20"/>
+              </w:rPr>
+              <w:t xml:space="preserve">Hold LT</w:t>
+            </w:r>
+          </w:p>
+        </w:tc>
+        <w:tc>
+          <w:tcPr>
+            <w:tcW w:w="3360" w:type="dxa"/>
+            <w:vAlign w:val="center"/>
+          </w:tcPr>
+          <w:p>
+            <w:pPr>
+              <w:spacing w:before="40" w:after="40"/>
+            </w:pPr>
+            <w:r>
+              <w:rPr>
+                <w:sz w:val="20"/>
+                <w:szCs w:val="20"/>
+              </w:rPr>
+              <w:t xml:space="preserve">Reads the Skill Stick as defense instead of offense (8.8)</w:t>
+            </w:r>
+          </w:p>
+        </w:tc>
+      </w:tr>
+      <w:tr>
+        <w:trPr>
+          <w:cantSplit/>
+        </w:trPr>
+        <w:tc>
+          <w:tcPr>
+            <w:tcW w:w="3000" w:type="dxa"/>
+            <w:vAlign w:val="center"/>
+          </w:tcPr>
+          <w:p>
+            <w:pPr>
+              <w:spacing w:before="40" w:after="40"/>
+            </w:pPr>
+            <w:r>
+              <w:rPr>
+                <w:sz w:val="20"/>
+                <w:szCs w:val="20"/>
+              </w:rPr>
+              <w:t xml:space="preserve">Standing vs. sliding</w:t>
+            </w:r>
+          </w:p>
+        </w:tc>
+        <w:tc>
+          <w:tcPr>
+            <w:tcW w:w="3000" w:type="dxa"/>
+            <w:vAlign w:val="center"/>
+          </w:tcPr>
+          <w:p>
+            <w:pPr>
+              <w:spacing w:before="40" w:after="40"/>
+            </w:pPr>
+            <w:r>
+              <w:rPr>
+                <w:sz w:val="20"/>
+                <w:szCs w:val="20"/>
+              </w:rPr>
+              <w:t xml:space="preserve">Left stick neutral vs. held</w:t>
+            </w:r>
+          </w:p>
+        </w:tc>
+        <w:tc>
+          <w:tcPr>
+            <w:tcW w:w="3360" w:type="dxa"/>
+            <w:vAlign w:val="center"/>
+          </w:tcPr>
+          <w:p>
+            <w:pPr>
+              <w:spacing w:before="40" w:after="40"/>
+            </w:pPr>
+            <w:r>
+              <w:rPr>
+                <w:sz w:val="20"/>
+                <w:szCs w:val="20"/>
+              </w:rPr>
+              <w:t xml:space="preserve">Neutral keeps the technique rooted in place; holding a direction slides or steps the fighter that way during it (7.4)</w:t>
+            </w:r>
+          </w:p>
+        </w:tc>
+      </w:tr>
+    </w:tbl>
+    <w:p>
+      <w:pPr>
+        <w:spacing w:after="120"/>
+      </w:pPr>
+    </w:p>
+    <w:p>
+      <w:pPr>
+        <w:pStyle w:val="Heading3"/>
+      </w:pPr>
+      <w:r>
+        <w:t xml:space="preserve">Standing Kicks</w:t>
+      </w:r>
+    </w:p>
+    <w:tbl>
+      <w:tblPr>
+        <w:tblStyle w:val="TableGrid"/>
+        <w:tblW w:w="9360" w:type="dxa"/>
+        <w:tblLayout w:type="fixed"/>
+        <w:tblLook w:val="04A0" w:firstRow="1" w:lastRow="0" w:firstColumn="1" w:lastColumn="0" w:noHBand="0" w:noVBand="1"/>
+      </w:tblPr>
+      <w:tblGrid>
+        <w:gridCol w:w="3000"/>
+        <w:gridCol w:w="3000"/>
+        <w:gridCol w:w="3360"/>
+      </w:tblGrid>
+      <w:tr>
+        <w:trPr>
+          <w:cantSplit/>
+          <w:tblHeader/>
+        </w:trPr>
+        <w:tc>
+          <w:tcPr>
+            <w:tcW w:w="3000" w:type="dxa"/>
+            <w:shd w:val="clear" w:color="auto" w:fill="E7ECF2"/>
+            <w:vAlign w:val="center"/>
+          </w:tcPr>
+          <w:p>
+            <w:pPr>
+              <w:spacing w:before="40" w:after="40"/>
+            </w:pPr>
+            <w:r>
+              <w:rPr>
+                <w:b/>
+                <w:bCs/>
+                <w:sz w:val="20"/>
+                <w:szCs w:val="20"/>
+              </w:rPr>
+              <w:t xml:space="preserve">Technique</w:t>
+            </w:r>
+          </w:p>
+        </w:tc>
+        <w:tc>
+          <w:tcPr>
+            <w:tcW w:w="3000" w:type="dxa"/>
+            <w:shd w:val="clear" w:color="auto" w:fill="E7ECF2"/>
+            <w:vAlign w:val="center"/>
+          </w:tcPr>
+          <w:p>
+            <w:pPr>
+              <w:spacing w:before="40" w:after="40"/>
+            </w:pPr>
+            <w:r>
+              <w:rPr>
+                <w:b/>
+                <w:bCs/>
+                <w:sz w:val="20"/>
+                <w:szCs w:val="20"/>
+              </w:rPr>
+              <w:t xml:space="preserve">Input</w:t>
+            </w:r>
+          </w:p>
+        </w:tc>
+        <w:tc>
+          <w:tcPr>
+            <w:tcW w:w="3360" w:type="dxa"/>
+            <w:shd w:val="clear" w:color="auto" w:fill="E7ECF2"/>
+            <w:vAlign w:val="center"/>
+          </w:tcPr>
+          <w:p>
+            <w:pPr>
+              <w:spacing w:before="40" w:after="40"/>
+            </w:pPr>
+            <w:r>
+              <w:rPr>
+                <w:b/>
+                <w:bCs/>
+                <w:sz w:val="20"/>
+                <w:szCs w:val="20"/>
+              </w:rPr>
+              <w:t xml:space="preserve">Target · points</w:t>
+            </w:r>
+          </w:p>
+        </w:tc>
+      </w:tr>
+      <w:tr>
+        <w:trPr>
+          <w:cantSplit/>
+        </w:trPr>
+        <w:tc>
+          <w:tcPr>
+            <w:tcW w:w="3000" w:type="dxa"/>
+            <w:vAlign w:val="center"/>
+          </w:tcPr>
+          <w:p>
+            <w:pPr>
+              <w:spacing w:before="40" w:after="40"/>
+            </w:pPr>
+            <w:r>
+              <w:rPr>
+                <w:sz w:val="20"/>
+                <w:szCs w:val="20"/>
+              </w:rPr>
+              <w:t xml:space="preserve">Side kick / cut kick</w:t>
+            </w:r>
+          </w:p>
+        </w:tc>
+        <w:tc>
+          <w:tcPr>
+            <w:tcW w:w="3000" w:type="dxa"/>
+            <w:vAlign w:val="center"/>
+          </w:tcPr>
+          <w:p>
+            <w:pPr>
+              <w:spacing w:before="40" w:after="40"/>
+            </w:pPr>
+            <w:r>
+              <w:rPr>
+                <w:sz w:val="20"/>
+                <w:szCs w:val="20"/>
+              </w:rPr>
+              <w:t xml:space="preserve">RS Up</w:t>
+            </w:r>
+          </w:p>
+        </w:tc>
+        <w:tc>
+          <w:tcPr>
+            <w:tcW w:w="3360" w:type="dxa"/>
+            <w:vAlign w:val="center"/>
+          </w:tcPr>
+          <w:p>
+            <w:pPr>
+              <w:spacing w:before="40" w:after="40"/>
+            </w:pPr>
+            <w:r>
+              <w:rPr>
+                <w:sz w:val="20"/>
+                <w:szCs w:val="20"/>
+              </w:rPr>
+              <w:t xml:space="preserve">Body · 2 / Head · 3; RB for the head</w:t>
+            </w:r>
+          </w:p>
+        </w:tc>
+      </w:tr>
+      <w:tr>
+        <w:trPr>
+          <w:cantSplit/>
+        </w:trPr>
+        <w:tc>
+          <w:tcPr>
+            <w:tcW w:w="3000" w:type="dxa"/>
+            <w:vAlign w:val="center"/>
+          </w:tcPr>
+          <w:p>
+            <w:pPr>
+              <w:spacing w:before="40" w:after="40"/>
+            </w:pPr>
+            <w:r>
+              <w:rPr>
+                <w:sz w:val="20"/>
+                <w:szCs w:val="20"/>
+              </w:rPr>
+              <w:t xml:space="preserve">Side kick, back leg</w:t>
+            </w:r>
+          </w:p>
+        </w:tc>
+        <w:tc>
+          <w:tcPr>
+            <w:tcW w:w="3000" w:type="dxa"/>
+            <w:vAlign w:val="center"/>
+          </w:tcPr>
+          <w:p>
+            <w:pPr>
+              <w:spacing w:before="40" w:after="40"/>
+            </w:pPr>
+            <w:r>
+              <w:rPr>
+                <w:sz w:val="20"/>
+                <w:szCs w:val="20"/>
+              </w:rPr>
+              <w:t xml:space="preserve">Hold RT + RS Up</w:t>
+            </w:r>
+          </w:p>
+        </w:tc>
+        <w:tc>
+          <w:tcPr>
+            <w:tcW w:w="3360" w:type="dxa"/>
+            <w:vAlign w:val="center"/>
+          </w:tcPr>
+          <w:p>
+            <w:pPr>
+              <w:spacing w:before="40" w:after="40"/>
+            </w:pPr>
+            <w:r>
+              <w:rPr>
+                <w:sz w:val="20"/>
+                <w:szCs w:val="20"/>
+              </w:rPr>
+              <w:t xml:space="preserve">Body · 2 / Head · 3; RB for the head</w:t>
+            </w:r>
+          </w:p>
+        </w:tc>
+      </w:tr>
+      <w:tr>
+        <w:trPr>
+          <w:cantSplit/>
+        </w:trPr>
+        <w:tc>
+          <w:tcPr>
+            <w:tcW w:w="3000" w:type="dxa"/>
+            <w:vAlign w:val="center"/>
+          </w:tcPr>
+          <w:p>
+            <w:pPr>
+              <w:spacing w:before="40" w:after="40"/>
+            </w:pPr>
+            <w:r>
+              <w:rPr>
+                <w:sz w:val="20"/>
+                <w:szCs w:val="20"/>
+              </w:rPr>
+              <w:t xml:space="preserve">Roundhouse kick</w:t>
+            </w:r>
+          </w:p>
+        </w:tc>
+        <w:tc>
+          <w:tcPr>
+            <w:tcW w:w="3000" w:type="dxa"/>
+            <w:vAlign w:val="center"/>
+          </w:tcPr>
+          <w:p>
+            <w:pPr>
+              <w:spacing w:before="40" w:after="40"/>
+            </w:pPr>
+            <w:r>
+              <w:rPr>
+                <w:sz w:val="20"/>
+                <w:szCs w:val="20"/>
+              </w:rPr>
+              <w:t xml:space="preserve">RS Left/Right, toward the lead leg</w:t>
+            </w:r>
+          </w:p>
+        </w:tc>
+        <w:tc>
+          <w:tcPr>
+            <w:tcW w:w="3360" w:type="dxa"/>
+            <w:vAlign w:val="center"/>
+          </w:tcPr>
+          <w:p>
+            <w:pPr>
+              <w:spacing w:before="40" w:after="40"/>
+            </w:pPr>
+            <w:r>
+              <w:rPr>
+                <w:sz w:val="20"/>
+                <w:szCs w:val="20"/>
+              </w:rPr>
+              <w:t xml:space="preserve">Body · 2</w:t>
+            </w:r>
+          </w:p>
+        </w:tc>
+      </w:tr>
+      <w:tr>
+        <w:trPr>
+          <w:cantSplit/>
+        </w:trPr>
+        <w:tc>
+          <w:tcPr>
+            <w:tcW w:w="3000" w:type="dxa"/>
+            <w:vAlign w:val="center"/>
+          </w:tcPr>
+          <w:p>
+            <w:pPr>
+              <w:spacing w:before="40" w:after="40"/>
+            </w:pPr>
+            <w:r>
+              <w:rPr>
+                <w:sz w:val="20"/>
+                <w:szCs w:val="20"/>
+              </w:rPr>
+              <w:t xml:space="preserve">Roundhouse kick, back leg</w:t>
+            </w:r>
+          </w:p>
+        </w:tc>
+        <w:tc>
+          <w:tcPr>
+            <w:tcW w:w="3000" w:type="dxa"/>
+            <w:vAlign w:val="center"/>
+          </w:tcPr>
+          <w:p>
+            <w:pPr>
+              <w:spacing w:before="40" w:after="40"/>
+            </w:pPr>
+            <w:r>
+              <w:rPr>
+                <w:sz w:val="20"/>
+                <w:szCs w:val="20"/>
+              </w:rPr>
+              <w:t xml:space="preserve">Hold RT + RS Left/Right, toward the back leg</w:t>
+            </w:r>
+          </w:p>
+        </w:tc>
+        <w:tc>
+          <w:tcPr>
+            <w:tcW w:w="3360" w:type="dxa"/>
+            <w:vAlign w:val="center"/>
+          </w:tcPr>
+          <w:p>
+            <w:pPr>
+              <w:spacing w:before="40" w:after="40"/>
+            </w:pPr>
+            <w:r>
+              <w:rPr>
+                <w:sz w:val="20"/>
+                <w:szCs w:val="20"/>
+              </w:rPr>
+              <w:t xml:space="preserve">Body · 2 / Head · 3; RB for the head</w:t>
+            </w:r>
+          </w:p>
+        </w:tc>
+      </w:tr>
+      <w:tr>
+        <w:trPr>
+          <w:cantSplit/>
+        </w:trPr>
+        <w:tc>
+          <w:tcPr>
+            <w:tcW w:w="3000" w:type="dxa"/>
+            <w:vAlign w:val="center"/>
+          </w:tcPr>
+          <w:p>
+            <w:pPr>
+              <w:spacing w:before="40" w:after="40"/>
+            </w:pPr>
+            <w:r>
+              <w:rPr>
+                <w:sz w:val="20"/>
+                <w:szCs w:val="20"/>
+              </w:rPr>
+              <w:t xml:space="preserve">Roundhouse kick, head</w:t>
+            </w:r>
+          </w:p>
+        </w:tc>
+        <w:tc>
+          <w:tcPr>
+            <w:tcW w:w="3000" w:type="dxa"/>
+            <w:vAlign w:val="center"/>
+          </w:tcPr>
+          <w:p>
+            <w:pPr>
+              <w:spacing w:before="40" w:after="40"/>
+            </w:pPr>
+            <w:r>
+              <w:rPr>
+                <w:sz w:val="20"/>
+                <w:szCs w:val="20"/>
+              </w:rPr>
+              <w:t xml:space="preserve">Hold RB + RS Left/Right, toward the lead leg</w:t>
+            </w:r>
+          </w:p>
+        </w:tc>
+        <w:tc>
+          <w:tcPr>
+            <w:tcW w:w="3360" w:type="dxa"/>
+            <w:vAlign w:val="center"/>
+          </w:tcPr>
+          <w:p>
+            <w:pPr>
+              <w:spacing w:before="40" w:after="40"/>
+            </w:pPr>
+            <w:r>
+              <w:rPr>
+                <w:sz w:val="20"/>
+                <w:szCs w:val="20"/>
+              </w:rPr>
+              <w:t xml:space="preserve">Head · 3</w:t>
+            </w:r>
+          </w:p>
+        </w:tc>
+      </w:tr>
+      <w:tr>
+        <w:trPr>
+          <w:cantSplit/>
+        </w:trPr>
+        <w:tc>
+          <w:tcPr>
+            <w:tcW w:w="3000" w:type="dxa"/>
+            <w:vAlign w:val="center"/>
+          </w:tcPr>
+          <w:p>
+            <w:pPr>
+              <w:spacing w:before="40" w:after="40"/>
+            </w:pPr>
+            <w:r>
+              <w:rPr>
+                <w:sz w:val="20"/>
+                <w:szCs w:val="20"/>
+              </w:rPr>
+              <w:t xml:space="preserve">Hook kick</w:t>
+            </w:r>
+          </w:p>
+        </w:tc>
+        <w:tc>
+          <w:tcPr>
+            <w:tcW w:w="3000" w:type="dxa"/>
+            <w:vAlign w:val="center"/>
+          </w:tcPr>
+          <w:p>
+            <w:pPr>
+              <w:spacing w:before="40" w:after="40"/>
+            </w:pPr>
+            <w:r>
+              <w:rPr>
+                <w:sz w:val="20"/>
+                <w:szCs w:val="20"/>
+              </w:rPr>
+              <w:t xml:space="preserve">RS Left/Right, toward the side opposite the lead leg</w:t>
+            </w:r>
+          </w:p>
+        </w:tc>
+        <w:tc>
+          <w:tcPr>
+            <w:tcW w:w="3360" w:type="dxa"/>
+            <w:vAlign w:val="center"/>
+          </w:tcPr>
+          <w:p>
+            <w:pPr>
+              <w:spacing w:before="40" w:after="40"/>
+            </w:pPr>
+            <w:r>
+              <w:rPr>
+                <w:sz w:val="20"/>
+                <w:szCs w:val="20"/>
+              </w:rPr>
+              <w:t xml:space="preserve">Body · 2 / Head · 3; RT mirrors it to the lead leg’s side for the back leg; RB for the head</w:t>
+            </w:r>
+          </w:p>
+        </w:tc>
+      </w:tr>
+      <w:tr>
+        <w:trPr>
+          <w:cantSplit/>
+        </w:trPr>
+        <w:tc>
+          <w:tcPr>
+            <w:tcW w:w="3000" w:type="dxa"/>
+            <w:vAlign w:val="center"/>
+          </w:tcPr>
+          <w:p>
+            <w:pPr>
+              <w:spacing w:before="40" w:after="40"/>
+            </w:pPr>
+            <w:r>
+              <w:rPr>
+                <w:sz w:val="20"/>
+                <w:szCs w:val="20"/>
+              </w:rPr>
+              <w:t xml:space="preserve">Axe kick</w:t>
+            </w:r>
+          </w:p>
+        </w:tc>
+        <w:tc>
+          <w:tcPr>
+            <w:tcW w:w="3000" w:type="dxa"/>
+            <w:vAlign w:val="center"/>
+          </w:tcPr>
+          <w:p>
+            <w:pPr>
+              <w:spacing w:before="40" w:after="40"/>
+            </w:pPr>
+            <w:r>
+              <w:rPr>
+                <w:sz w:val="20"/>
+                <w:szCs w:val="20"/>
+              </w:rPr>
+              <w:t xml:space="preserve">RS Left/Right Quarter Circle Forward, Down</w:t>
+            </w:r>
+          </w:p>
+        </w:tc>
+        <w:tc>
+          <w:tcPr>
+            <w:tcW w:w="3360" w:type="dxa"/>
+            <w:vAlign w:val="center"/>
+          </w:tcPr>
+          <w:p>
+            <w:pPr>
+              <w:spacing w:before="40" w:after="40"/>
+            </w:pPr>
+            <w:r>
+              <w:rPr>
+                <w:sz w:val="20"/>
+                <w:szCs w:val="20"/>
+              </w:rPr>
+              <w:t xml:space="preserve">Head · 3</w:t>
+            </w:r>
+          </w:p>
+        </w:tc>
+      </w:tr>
+    </w:tbl>
+    <w:p>
+      <w:pPr>
+        <w:spacing w:after="120"/>
+      </w:pPr>
+    </w:p>
+    <w:p>
+      <w:pPr>
+        <w:pStyle w:val="Heading3"/>
+      </w:pPr>
+      <w:r>
+        <w:t xml:space="preserve">Spinning &amp; Jump Kicks</w:t>
+      </w:r>
+    </w:p>
+    <w:tbl>
+      <w:tblPr>
+        <w:tblStyle w:val="TableGrid"/>
+        <w:tblW w:w="9360" w:type="dxa"/>
+        <w:tblLayout w:type="fixed"/>
+        <w:tblLook w:val="04A0" w:firstRow="1" w:lastRow="0" w:firstColumn="1" w:lastColumn="0" w:noHBand="0" w:noVBand="1"/>
+      </w:tblPr>
+      <w:tblGrid>
+        <w:gridCol w:w="3000"/>
+        <w:gridCol w:w="3000"/>
+        <w:gridCol w:w="3360"/>
+      </w:tblGrid>
+      <w:tr>
+        <w:trPr>
+          <w:cantSplit/>
+          <w:tblHeader/>
+        </w:trPr>
+        <w:tc>
+          <w:tcPr>
+            <w:tcW w:w="3000" w:type="dxa"/>
+            <w:shd w:val="clear" w:color="auto" w:fill="E7ECF2"/>
+            <w:vAlign w:val="center"/>
+          </w:tcPr>
+          <w:p>
+            <w:pPr>
+              <w:spacing w:before="40" w:after="40"/>
+            </w:pPr>
+            <w:r>
+              <w:rPr>
+                <w:b/>
+                <w:bCs/>
+                <w:sz w:val="20"/>
+                <w:szCs w:val="20"/>
+              </w:rPr>
+              <w:t xml:space="preserve">Technique</w:t>
+            </w:r>
+          </w:p>
+        </w:tc>
+        <w:tc>
+          <w:tcPr>
+            <w:tcW w:w="3000" w:type="dxa"/>
+            <w:shd w:val="clear" w:color="auto" w:fill="E7ECF2"/>
+            <w:vAlign w:val="center"/>
+          </w:tcPr>
+          <w:p>
+            <w:pPr>
+              <w:spacing w:before="40" w:after="40"/>
+            </w:pPr>
+            <w:r>
+              <w:rPr>
+                <w:b/>
+                <w:bCs/>
+                <w:sz w:val="20"/>
+                <w:szCs w:val="20"/>
+              </w:rPr>
+              <w:t xml:space="preserve">Input</w:t>
+            </w:r>
+          </w:p>
+        </w:tc>
+        <w:tc>
+          <w:tcPr>
+            <w:tcW w:w="3360" w:type="dxa"/>
+            <w:shd w:val="clear" w:color="auto" w:fill="E7ECF2"/>
+            <w:vAlign w:val="center"/>
+          </w:tcPr>
+          <w:p>
+            <w:pPr>
+              <w:spacing w:before="40" w:after="40"/>
+            </w:pPr>
+            <w:r>
+              <w:rPr>
+                <w:b/>
+                <w:bCs/>
+                <w:sz w:val="20"/>
+                <w:szCs w:val="20"/>
+              </w:rPr>
+              <w:t xml:space="preserve">Target · points</w:t>
+            </w:r>
+          </w:p>
+        </w:tc>
+      </w:tr>
+      <w:tr>
+        <w:trPr>
+          <w:cantSplit/>
+        </w:trPr>
+        <w:tc>
+          <w:tcPr>
+            <w:tcW w:w="3000" w:type="dxa"/>
+            <w:vAlign w:val="center"/>
+          </w:tcPr>
+          <w:p>
+            <w:pPr>
+              <w:spacing w:before="40" w:after="40"/>
+            </w:pPr>
+            <w:r>
+              <w:rPr>
+                <w:sz w:val="20"/>
+                <w:szCs w:val="20"/>
+              </w:rPr>
+              <w:t xml:space="preserve">Spin side kick</w:t>
+            </w:r>
+          </w:p>
+        </w:tc>
+        <w:tc>
+          <w:tcPr>
+            <w:tcW w:w="3000" w:type="dxa"/>
+            <w:vAlign w:val="center"/>
+          </w:tcPr>
+          <w:p>
+            <w:pPr>
+              <w:spacing w:before="40" w:after="40"/>
+            </w:pPr>
+            <w:r>
+              <w:rPr>
+                <w:sz w:val="20"/>
+                <w:szCs w:val="20"/>
+              </w:rPr>
+              <w:t xml:space="preserve">RS Down, Up</w:t>
+            </w:r>
+          </w:p>
+        </w:tc>
+        <w:tc>
+          <w:tcPr>
+            <w:tcW w:w="3360" w:type="dxa"/>
+            <w:vAlign w:val="center"/>
+          </w:tcPr>
+          <w:p>
+            <w:pPr>
+              <w:spacing w:before="40" w:after="40"/>
+            </w:pPr>
+            <w:r>
+              <w:rPr>
+                <w:sz w:val="20"/>
+                <w:szCs w:val="20"/>
+              </w:rPr>
+              <w:t xml:space="preserve">Body · 4 / Head · 6; RB for the head</w:t>
+            </w:r>
+          </w:p>
+        </w:tc>
+      </w:tr>
+      <w:tr>
+        <w:trPr>
+          <w:cantSplit/>
+        </w:trPr>
+        <w:tc>
+          <w:tcPr>
+            <w:tcW w:w="3000" w:type="dxa"/>
+            <w:vAlign w:val="center"/>
+          </w:tcPr>
+          <w:p>
+            <w:pPr>
+              <w:spacing w:before="40" w:after="40"/>
+            </w:pPr>
+            <w:r>
+              <w:rPr>
+                <w:sz w:val="20"/>
+                <w:szCs w:val="20"/>
+              </w:rPr>
+              <w:t xml:space="preserve">Spin hook kick</w:t>
+            </w:r>
+          </w:p>
+        </w:tc>
+        <w:tc>
+          <w:tcPr>
+            <w:tcW w:w="3000" w:type="dxa"/>
+            <w:vAlign w:val="center"/>
+          </w:tcPr>
+          <w:p>
+            <w:pPr>
+              <w:spacing w:before="40" w:after="40"/>
+            </w:pPr>
+            <w:r>
+              <w:rPr>
+                <w:sz w:val="20"/>
+                <w:szCs w:val="20"/>
+              </w:rPr>
+              <w:t xml:space="preserve">Hold RT + RS Left/Right Half Circle Down</w:t>
+            </w:r>
+          </w:p>
+        </w:tc>
+        <w:tc>
+          <w:tcPr>
+            <w:tcW w:w="3360" w:type="dxa"/>
+            <w:vAlign w:val="center"/>
+          </w:tcPr>
+          <w:p>
+            <w:pPr>
+              <w:spacing w:before="40" w:after="40"/>
+            </w:pPr>
+            <w:r>
+              <w:rPr>
+                <w:sz w:val="20"/>
+                <w:szCs w:val="20"/>
+              </w:rPr>
+              <w:t xml:space="preserve">Body · 4 / Head · 6; RB for the head</w:t>
+            </w:r>
+          </w:p>
+        </w:tc>
+      </w:tr>
+      <w:tr>
+        <w:trPr>
+          <w:cantSplit/>
+        </w:trPr>
+        <w:tc>
+          <w:tcPr>
+            <w:tcW w:w="3000" w:type="dxa"/>
+            <w:vAlign w:val="center"/>
+          </w:tcPr>
+          <w:p>
+            <w:pPr>
+              <w:spacing w:before="40" w:after="40"/>
+            </w:pPr>
+            <w:r>
+              <w:rPr>
+                <w:sz w:val="20"/>
+                <w:szCs w:val="20"/>
+              </w:rPr>
+              <w:t xml:space="preserve">Tornado kick</w:t>
+            </w:r>
+          </w:p>
+        </w:tc>
+        <w:tc>
+          <w:tcPr>
+            <w:tcW w:w="3000" w:type="dxa"/>
+            <w:vAlign w:val="center"/>
+          </w:tcPr>
+          <w:p>
+            <w:pPr>
+              <w:spacing w:before="40" w:after="40"/>
+            </w:pPr>
+            <w:r>
+              <w:rPr>
+                <w:sz w:val="20"/>
+                <w:szCs w:val="20"/>
+              </w:rPr>
+              <w:t xml:space="preserve">Y, then RS Left/Right Half Circle Down, then Half Circle Up</w:t>
+            </w:r>
+          </w:p>
+        </w:tc>
+        <w:tc>
+          <w:tcPr>
+            <w:tcW w:w="3360" w:type="dxa"/>
+            <w:vAlign w:val="center"/>
+          </w:tcPr>
+          <w:p>
+            <w:pPr>
+              <w:spacing w:before="40" w:after="40"/>
+            </w:pPr>
+            <w:r>
+              <w:rPr>
+                <w:sz w:val="20"/>
+                <w:szCs w:val="20"/>
+              </w:rPr>
+              <w:t xml:space="preserve">Body · 4 / Head · 6; RB for the head</w:t>
+            </w:r>
+          </w:p>
+        </w:tc>
+      </w:tr>
+      <w:tr>
+        <w:trPr>
+          <w:cantSplit/>
+        </w:trPr>
+        <w:tc>
+          <w:tcPr>
+            <w:tcW w:w="3000" w:type="dxa"/>
+            <w:vAlign w:val="center"/>
+          </w:tcPr>
+          <w:p>
+            <w:pPr>
+              <w:spacing w:before="40" w:after="40"/>
+            </w:pPr>
+            <w:r>
+              <w:rPr>
+                <w:sz w:val="20"/>
+                <w:szCs w:val="20"/>
+              </w:rPr>
+              <w:t xml:space="preserve">Jump side kick</w:t>
+            </w:r>
+          </w:p>
+        </w:tc>
+        <w:tc>
+          <w:tcPr>
+            <w:tcW w:w="3000" w:type="dxa"/>
+            <w:vAlign w:val="center"/>
+          </w:tcPr>
+          <w:p>
+            <w:pPr>
+              <w:spacing w:before="40" w:after="40"/>
+            </w:pPr>
+            <w:r>
+              <w:rPr>
+                <w:sz w:val="20"/>
+                <w:szCs w:val="20"/>
+              </w:rPr>
+              <w:t xml:space="preserve">Y, then RS Up</w:t>
+            </w:r>
+          </w:p>
+        </w:tc>
+        <w:tc>
+          <w:tcPr>
+            <w:tcW w:w="3360" w:type="dxa"/>
+            <w:vAlign w:val="center"/>
+          </w:tcPr>
+          <w:p>
+            <w:pPr>
+              <w:spacing w:before="40" w:after="40"/>
+            </w:pPr>
+            <w:r>
+              <w:rPr>
+                <w:sz w:val="20"/>
+                <w:szCs w:val="20"/>
+              </w:rPr>
+              <w:t xml:space="preserve">Body · 2 / Head · 3; RT for the back leg; RB for the head</w:t>
+            </w:r>
+          </w:p>
+        </w:tc>
+      </w:tr>
+      <w:tr>
+        <w:trPr>
+          <w:cantSplit/>
+        </w:trPr>
+        <w:tc>
+          <w:tcPr>
+            <w:tcW w:w="3000" w:type="dxa"/>
+            <w:vAlign w:val="center"/>
+          </w:tcPr>
+          <w:p>
+            <w:pPr>
+              <w:spacing w:before="40" w:after="40"/>
+            </w:pPr>
+            <w:r>
+              <w:rPr>
+                <w:sz w:val="20"/>
+                <w:szCs w:val="20"/>
+              </w:rPr>
+              <w:t xml:space="preserve">Jump roundhouse kick</w:t>
+            </w:r>
+          </w:p>
+        </w:tc>
+        <w:tc>
+          <w:tcPr>
+            <w:tcW w:w="3000" w:type="dxa"/>
+            <w:vAlign w:val="center"/>
+          </w:tcPr>
+          <w:p>
+            <w:pPr>
+              <w:spacing w:before="40" w:after="40"/>
+            </w:pPr>
+            <w:r>
+              <w:rPr>
+                <w:sz w:val="20"/>
+                <w:szCs w:val="20"/>
+              </w:rPr>
+              <w:t xml:space="preserve">Y, then RS Left/Right, toward the lead leg</w:t>
+            </w:r>
+          </w:p>
+        </w:tc>
+        <w:tc>
+          <w:tcPr>
+            <w:tcW w:w="3360" w:type="dxa"/>
+            <w:vAlign w:val="center"/>
+          </w:tcPr>
+          <w:p>
+            <w:pPr>
+              <w:spacing w:before="40" w:after="40"/>
+            </w:pPr>
+            <w:r>
+              <w:rPr>
+                <w:sz w:val="20"/>
+                <w:szCs w:val="20"/>
+              </w:rPr>
+              <w:t xml:space="preserve">Body · 2 / Head · 3; RT mirrors it to the back leg; RB for the head</w:t>
+            </w:r>
+          </w:p>
+        </w:tc>
+      </w:tr>
+      <w:tr>
+        <w:trPr>
+          <w:cantSplit/>
+        </w:trPr>
+        <w:tc>
+          <w:tcPr>
+            <w:tcW w:w="3000" w:type="dxa"/>
+            <w:vAlign w:val="center"/>
+          </w:tcPr>
+          <w:p>
+            <w:pPr>
+              <w:spacing w:before="40" w:after="40"/>
+            </w:pPr>
+            <w:r>
+              <w:rPr>
+                <w:sz w:val="20"/>
+                <w:szCs w:val="20"/>
+              </w:rPr>
+              <w:t xml:space="preserve">Jump hook kick</w:t>
+            </w:r>
+          </w:p>
+        </w:tc>
+        <w:tc>
+          <w:tcPr>
+            <w:tcW w:w="3000" w:type="dxa"/>
+            <w:vAlign w:val="center"/>
+          </w:tcPr>
+          <w:p>
+            <w:pPr>
+              <w:spacing w:before="40" w:after="40"/>
+            </w:pPr>
+            <w:r>
+              <w:rPr>
+                <w:sz w:val="20"/>
+                <w:szCs w:val="20"/>
+              </w:rPr>
+              <w:t xml:space="preserve">Y, then RS Left/Right, toward the side opposite the lead leg</w:t>
+            </w:r>
+          </w:p>
+        </w:tc>
+        <w:tc>
+          <w:tcPr>
+            <w:tcW w:w="3360" w:type="dxa"/>
+            <w:vAlign w:val="center"/>
+          </w:tcPr>
+          <w:p>
+            <w:pPr>
+              <w:spacing w:before="40" w:after="40"/>
+            </w:pPr>
+            <w:r>
+              <w:rPr>
+                <w:sz w:val="20"/>
+                <w:szCs w:val="20"/>
+              </w:rPr>
+              <w:t xml:space="preserve">Body · 2 / Head · 3; RT mirrors it to the lead leg’s side; RB for the head</w:t>
+            </w:r>
+          </w:p>
+        </w:tc>
+      </w:tr>
+      <w:tr>
+        <w:trPr>
+          <w:cantSplit/>
+        </w:trPr>
+        <w:tc>
+          <w:tcPr>
+            <w:tcW w:w="3000" w:type="dxa"/>
+            <w:vAlign w:val="center"/>
+          </w:tcPr>
+          <w:p>
+            <w:pPr>
+              <w:spacing w:before="40" w:after="40"/>
+            </w:pPr>
+            <w:r>
+              <w:rPr>
+                <w:sz w:val="20"/>
+                <w:szCs w:val="20"/>
+              </w:rPr>
+              <w:t xml:space="preserve">Jump axe kick</w:t>
+            </w:r>
+          </w:p>
+        </w:tc>
+        <w:tc>
+          <w:tcPr>
+            <w:tcW w:w="3000" w:type="dxa"/>
+            <w:vAlign w:val="center"/>
+          </w:tcPr>
+          <w:p>
+            <w:pPr>
+              <w:spacing w:before="40" w:after="40"/>
+            </w:pPr>
+            <w:r>
+              <w:rPr>
+                <w:sz w:val="20"/>
+                <w:szCs w:val="20"/>
+              </w:rPr>
+              <w:t xml:space="preserve">Y, then RS Left/Right Quarter Circle Forward, Down</w:t>
+            </w:r>
+          </w:p>
+        </w:tc>
+        <w:tc>
+          <w:tcPr>
+            <w:tcW w:w="3360" w:type="dxa"/>
+            <w:vAlign w:val="center"/>
+          </w:tcPr>
+          <w:p>
+            <w:pPr>
+              <w:spacing w:before="40" w:after="40"/>
+            </w:pPr>
+            <w:r>
+              <w:rPr>
+                <w:sz w:val="20"/>
+                <w:szCs w:val="20"/>
+              </w:rPr>
+              <w:t xml:space="preserve">Head · 3</w:t>
+            </w:r>
+          </w:p>
+        </w:tc>
+      </w:tr>
+      <w:tr>
+        <w:trPr>
+          <w:cantSplit/>
+        </w:trPr>
+        <w:tc>
+          <w:tcPr>
+            <w:tcW w:w="3000" w:type="dxa"/>
+            <w:vAlign w:val="center"/>
+          </w:tcPr>
+          <w:p>
+            <w:pPr>
+              <w:spacing w:before="40" w:after="40"/>
+            </w:pPr>
+            <w:r>
+              <w:rPr>
+                <w:sz w:val="20"/>
+                <w:szCs w:val="20"/>
+              </w:rPr>
+              <w:t xml:space="preserve">Jump spin hook kick</w:t>
+            </w:r>
+          </w:p>
+        </w:tc>
+        <w:tc>
+          <w:tcPr>
+            <w:tcW w:w="3000" w:type="dxa"/>
+            <w:vAlign w:val="center"/>
+          </w:tcPr>
+          <w:p>
+            <w:pPr>
+              <w:spacing w:before="40" w:after="40"/>
+            </w:pPr>
+            <w:r>
+              <w:rPr>
+                <w:sz w:val="20"/>
+                <w:szCs w:val="20"/>
+              </w:rPr>
+              <w:t xml:space="preserve">Y, then Hold RT + RS Left/Right Half Circle Down</w:t>
+            </w:r>
+          </w:p>
+        </w:tc>
+        <w:tc>
+          <w:tcPr>
+            <w:tcW w:w="3360" w:type="dxa"/>
+            <w:vAlign w:val="center"/>
+          </w:tcPr>
+          <w:p>
+            <w:pPr>
+              <w:spacing w:before="40" w:after="40"/>
+            </w:pPr>
+            <w:r>
+              <w:rPr>
+                <w:sz w:val="20"/>
+                <w:szCs w:val="20"/>
+              </w:rPr>
+              <w:t xml:space="preserve">Body · 4 / Head · 6; RB for the head</w:t>
+            </w:r>
+          </w:p>
+        </w:tc>
+      </w:tr>
+    </w:tbl>
+    <w:p>
+      <w:pPr>
+        <w:spacing w:after="120"/>
+      </w:pPr>
+    </w:p>
+    <w:p>
+      <w:pPr>
+        <w:pStyle w:val="Heading3"/>
+      </w:pPr>
+      <w:r>
+        <w:t xml:space="preserve">Punches &amp; Defense</w:t>
+      </w:r>
+    </w:p>
+    <w:tbl>
+      <w:tblPr>
+        <w:tblStyle w:val="TableGrid"/>
+        <w:tblW w:w="9360" w:type="dxa"/>
+        <w:tblLayout w:type="fixed"/>
+        <w:tblLook w:val="04A0" w:firstRow="1" w:lastRow="0" w:firstColumn="1" w:lastColumn="0" w:noHBand="0" w:noVBand="1"/>
+      </w:tblPr>
+      <w:tblGrid>
+        <w:gridCol w:w="3000"/>
+        <w:gridCol w:w="3000"/>
+        <w:gridCol w:w="3360"/>
+      </w:tblGrid>
+      <w:tr>
+        <w:trPr>
+          <w:cantSplit/>
+          <w:tblHeader/>
+        </w:trPr>
+        <w:tc>
+          <w:tcPr>
+            <w:tcW w:w="3000" w:type="dxa"/>
+            <w:shd w:val="clear" w:color="auto" w:fill="E7ECF2"/>
+            <w:vAlign w:val="center"/>
+          </w:tcPr>
+          <w:p>
+            <w:pPr>
+              <w:spacing w:before="40" w:after="40"/>
+            </w:pPr>
+            <w:r>
+              <w:rPr>
+                <w:b/>
+                <w:bCs/>
+                <w:sz w:val="20"/>
+                <w:szCs w:val="20"/>
+              </w:rPr>
+              <w:t xml:space="preserve">Action</w:t>
+            </w:r>
+          </w:p>
+        </w:tc>
+        <w:tc>
+          <w:tcPr>
+            <w:tcW w:w="3000" w:type="dxa"/>
+            <w:shd w:val="clear" w:color="auto" w:fill="E7ECF2"/>
+            <w:vAlign w:val="center"/>
+          </w:tcPr>
+          <w:p>
+            <w:pPr>
+              <w:spacing w:before="40" w:after="40"/>
+            </w:pPr>
+            <w:r>
+              <w:rPr>
+                <w:b/>
+                <w:bCs/>
+                <w:sz w:val="20"/>
+                <w:szCs w:val="20"/>
+              </w:rPr>
+              <w:t xml:space="preserve">Input</w:t>
+            </w:r>
+          </w:p>
+        </w:tc>
+        <w:tc>
+          <w:tcPr>
+            <w:tcW w:w="3360" w:type="dxa"/>
+            <w:shd w:val="clear" w:color="auto" w:fill="E7ECF2"/>
+            <w:vAlign w:val="center"/>
+          </w:tcPr>
+          <w:p>
+            <w:pPr>
+              <w:spacing w:before="40" w:after="40"/>
+            </w:pPr>
+            <w:r>
+              <w:rPr>
+                <w:b/>
+                <w:bCs/>
+                <w:sz w:val="20"/>
+                <w:szCs w:val="20"/>
+              </w:rPr>
+              <w:t xml:space="preserve">Notation</w:t>
+            </w:r>
+          </w:p>
+        </w:tc>
+      </w:tr>
+      <w:tr>
+        <w:trPr>
+          <w:cantSplit/>
+        </w:trPr>
+        <w:tc>
+          <w:tcPr>
+            <w:tcW w:w="3000" w:type="dxa"/>
+            <w:vAlign w:val="center"/>
+          </w:tcPr>
+          <w:p>
+            <w:pPr>
+              <w:spacing w:before="40" w:after="40"/>
+            </w:pPr>
+            <w:r>
+              <w:rPr>
+                <w:sz w:val="20"/>
+                <w:szCs w:val="20"/>
+              </w:rPr>
+              <w:t xml:space="preserve">Punch</w:t>
+            </w:r>
+          </w:p>
+        </w:tc>
+        <w:tc>
+          <w:tcPr>
+            <w:tcW w:w="3000" w:type="dxa"/>
+            <w:vAlign w:val="center"/>
+          </w:tcPr>
+          <w:p>
+            <w:pPr>
+              <w:spacing w:before="40" w:after="40"/>
+            </w:pPr>
+            <w:r>
+              <w:rPr>
+                <w:sz w:val="20"/>
+                <w:szCs w:val="20"/>
+              </w:rPr>
+              <w:t xml:space="preserve">X</w:t>
+            </w:r>
+          </w:p>
+        </w:tc>
+        <w:tc>
+          <w:tcPr>
+            <w:tcW w:w="3360" w:type="dxa"/>
+            <w:vAlign w:val="center"/>
+          </w:tcPr>
+          <w:p>
+            <w:pPr>
+              <w:spacing w:before="40" w:after="40"/>
+            </w:pPr>
+            <w:r>
+              <w:rPr>
+                <w:sz w:val="20"/>
+                <w:szCs w:val="20"/>
+              </w:rPr>
+              <w:t xml:space="preserve">Trunk · 1</w:t>
+            </w:r>
+          </w:p>
+        </w:tc>
+      </w:tr>
+      <w:tr>
+        <w:trPr>
+          <w:cantSplit/>
+        </w:trPr>
+        <w:tc>
+          <w:tcPr>
+            <w:tcW w:w="3000" w:type="dxa"/>
+            <w:vAlign w:val="center"/>
+          </w:tcPr>
+          <w:p>
+            <w:pPr>
+              <w:spacing w:before="40" w:after="40"/>
+            </w:pPr>
+            <w:r>
+              <w:rPr>
+                <w:sz w:val="20"/>
+                <w:szCs w:val="20"/>
+              </w:rPr>
+              <w:t xml:space="preserve">Fake attack (generic)</w:t>
+            </w:r>
+          </w:p>
+        </w:tc>
+        <w:tc>
+          <w:tcPr>
+            <w:tcW w:w="3000" w:type="dxa"/>
+            <w:vAlign w:val="center"/>
+          </w:tcPr>
+          <w:p>
+            <w:pPr>
+              <w:spacing w:before="40" w:after="40"/>
+            </w:pPr>
+            <w:r>
+              <w:rPr>
+                <w:sz w:val="20"/>
+                <w:szCs w:val="20"/>
+              </w:rPr>
+              <w:t xml:space="preserve">Hold LB</w:t>
+            </w:r>
+          </w:p>
+        </w:tc>
+        <w:tc>
+          <w:tcPr>
+            <w:tcW w:w="3360" w:type="dxa"/>
+            <w:vAlign w:val="center"/>
+          </w:tcPr>
+          <w:p>
+            <w:pPr>
+              <w:spacing w:before="40" w:after="40"/>
+            </w:pPr>
+            <w:r>
+              <w:rPr>
+                <w:sz w:val="20"/>
+                <w:szCs w:val="20"/>
+              </w:rPr>
+              <w:t xml:space="preserve">See Modifiers for faking a specific kick</w:t>
+            </w:r>
+          </w:p>
+        </w:tc>
+      </w:tr>
+      <w:tr>
+        <w:trPr>
+          <w:cantSplit/>
+        </w:trPr>
+        <w:tc>
+          <w:tcPr>
+            <w:tcW w:w="3000" w:type="dxa"/>
+            <w:vAlign w:val="center"/>
+          </w:tcPr>
+          <w:p>
+            <w:pPr>
+              <w:spacing w:before="40" w:after="40"/>
+            </w:pPr>
+            <w:r>
+              <w:rPr>
+                <w:sz w:val="20"/>
+                <w:szCs w:val="20"/>
+              </w:rPr>
+              <w:t xml:space="preserve">Active Defense: high block</w:t>
+            </w:r>
+          </w:p>
+        </w:tc>
+        <w:tc>
+          <w:tcPr>
+            <w:tcW w:w="3000" w:type="dxa"/>
+            <w:vAlign w:val="center"/>
+          </w:tcPr>
+          <w:p>
+            <w:pPr>
+              <w:spacing w:before="40" w:after="40"/>
+            </w:pPr>
+            <w:r>
+              <w:rPr>
+                <w:sz w:val="20"/>
+                <w:szCs w:val="20"/>
+              </w:rPr>
+              <w:t xml:space="preserve">Hold LT, then RS Up</w:t>
+            </w:r>
+          </w:p>
+        </w:tc>
+        <w:tc>
+          <w:tcPr>
+            <w:tcW w:w="3360" w:type="dxa"/>
+            <w:vAlign w:val="center"/>
+          </w:tcPr>
+          <w:p>
+            <w:pPr>
+              <w:spacing w:before="40" w:after="40"/>
+            </w:pPr>
+            <w:r>
+              <w:rPr>
+                <w:sz w:val="20"/>
+                <w:szCs w:val="20"/>
+              </w:rPr>
+              <w:t xml:space="preserve">Stops head-height attacks (8.8)</w:t>
+            </w:r>
+          </w:p>
+        </w:tc>
+      </w:tr>
+      <w:tr>
+        <w:trPr>
+          <w:cantSplit/>
+        </w:trPr>
+        <w:tc>
+          <w:tcPr>
+            <w:tcW w:w="3000" w:type="dxa"/>
+            <w:vAlign w:val="center"/>
+          </w:tcPr>
+          <w:p>
+            <w:pPr>
+              <w:spacing w:before="40" w:after="40"/>
+            </w:pPr>
+            <w:r>
+              <w:rPr>
+                <w:sz w:val="20"/>
+                <w:szCs w:val="20"/>
+              </w:rPr>
+              <w:t xml:space="preserve">Active Defense: body block</w:t>
+            </w:r>
+          </w:p>
+        </w:tc>
+        <w:tc>
+          <w:tcPr>
+            <w:tcW w:w="3000" w:type="dxa"/>
+            <w:vAlign w:val="center"/>
+          </w:tcPr>
+          <w:p>
+            <w:pPr>
+              <w:spacing w:before="40" w:after="40"/>
+            </w:pPr>
+            <w:r>
+              <w:rPr>
+                <w:sz w:val="20"/>
+                <w:szCs w:val="20"/>
+              </w:rPr>
+              <w:t xml:space="preserve">Hold LT</w:t>
+            </w:r>
+          </w:p>
+        </w:tc>
+        <w:tc>
+          <w:tcPr>
+            <w:tcW w:w="3360" w:type="dxa"/>
+            <w:vAlign w:val="center"/>
+          </w:tcPr>
+          <w:p>
+            <w:pPr>
+              <w:spacing w:before="40" w:after="40"/>
+            </w:pPr>
+            <w:r>
+              <w:rPr>
+                <w:sz w:val="20"/>
+                <w:szCs w:val="20"/>
+              </w:rPr>
+              <w:t xml:space="preserve">Blocks punches and body kicks by closing the guard (8.8)</w:t>
+            </w:r>
+          </w:p>
+        </w:tc>
+      </w:tr>
+      <w:tr>
+        <w:trPr>
+          <w:cantSplit/>
+        </w:trPr>
+        <w:tc>
+          <w:tcPr>
+            <w:tcW w:w="3000" w:type="dxa"/>
+            <w:vAlign w:val="center"/>
+          </w:tcPr>
+          <w:p>
+            <w:pPr>
+              <w:spacing w:before="40" w:after="40"/>
+            </w:pPr>
+            <w:r>
+              <w:rPr>
+                <w:sz w:val="20"/>
+                <w:szCs w:val="20"/>
+              </w:rPr>
+              <w:t xml:space="preserve">Active Defense: leg check</w:t>
+            </w:r>
+          </w:p>
+        </w:tc>
+        <w:tc>
+          <w:tcPr>
+            <w:tcW w:w="3000" w:type="dxa"/>
+            <w:vAlign w:val="center"/>
+          </w:tcPr>
+          <w:p>
+            <w:pPr>
+              <w:spacing w:before="40" w:after="40"/>
+            </w:pPr>
+            <w:r>
+              <w:rPr>
+                <w:sz w:val="20"/>
+                <w:szCs w:val="20"/>
+              </w:rPr>
+              <w:t xml:space="preserve">Hold LT, then RS Down</w:t>
+            </w:r>
+          </w:p>
+        </w:tc>
+        <w:tc>
+          <w:tcPr>
+            <w:tcW w:w="3360" w:type="dxa"/>
+            <w:vAlign w:val="center"/>
+          </w:tcPr>
+          <w:p>
+            <w:pPr>
+              <w:spacing w:before="40" w:after="40"/>
+            </w:pPr>
+            <w:r>
+              <w:rPr>
+                <w:sz w:val="20"/>
+                <w:szCs w:val="20"/>
+              </w:rPr>
+              <w:t xml:space="preserve">Stops a body kick by lifting the leg; risks the leg-lifting penalty if held too long (8.4, 8.8)</w:t>
+            </w:r>
+          </w:p>
+        </w:tc>
+      </w:tr>
+      <w:tr>
+        <w:trPr>
+          <w:cantSplit/>
+        </w:trPr>
+        <w:tc>
+          <w:tcPr>
+            <w:tcW w:w="3000" w:type="dxa"/>
+            <w:vAlign w:val="center"/>
+          </w:tcPr>
+          <w:p>
+            <w:pPr>
+              <w:spacing w:before="40" w:after="40"/>
+            </w:pPr>
+            <w:r>
+              <w:rPr>
+                <w:sz w:val="20"/>
+                <w:szCs w:val="20"/>
+              </w:rPr>
+              <w:t xml:space="preserve">Active Defense: sway / step</w:t>
+            </w:r>
+          </w:p>
+        </w:tc>
+        <w:tc>
+          <w:tcPr>
+            <w:tcW w:w="3000" w:type="dxa"/>
+            <w:vAlign w:val="center"/>
+          </w:tcPr>
+          <w:p>
+            <w:pPr>
+              <w:spacing w:before="40" w:after="40"/>
+            </w:pPr>
+            <w:r>
+              <w:rPr>
+                <w:sz w:val="20"/>
+                <w:szCs w:val="20"/>
+              </w:rPr>
+              <w:t xml:space="preserve">Hold LT, then RS Left/Right</w:t>
+            </w:r>
+          </w:p>
+        </w:tc>
+        <w:tc>
+          <w:tcPr>
+            <w:tcW w:w="3360" w:type="dxa"/>
+            <w:vAlign w:val="center"/>
+          </w:tcPr>
+          <w:p>
+            <w:pPr>
+              <w:spacing w:before="40" w:after="40"/>
+            </w:pPr>
+            <w:r>
+              <w:rPr>
+                <w:sz w:val="20"/>
+                <w:szCs w:val="20"/>
+              </w:rPr>
+              <w:t xml:space="preserve">Moves out of range without a block (8.8)</w:t>
+            </w:r>
+          </w:p>
+        </w:tc>
+      </w:tr>
+    </w:tbl>
+    <w:p>
+      <w:pPr>
+        <w:spacing w:after="120"/>
+      </w:pPr>
+    </w:p>
+    <w:p>
+      <w:pPr>
+        <w:pStyle w:val="Heading3"/>
+      </w:pPr>
+      <w:r>
+        <w:t xml:space="preserve">Referee Mode [Future]</w:t>
+      </w:r>
+    </w:p>
+    <w:p>
+      <w:pPr>
+        <w:spacing w:after="60"/>
+      </w:pPr>
+      <w:r>
+        <w:t xml:space="preserve">Its own tab, since these controls only apply in Referee Mode (3.5) and never overlap with a fighter's inputs above.</w:t>
+      </w:r>
+    </w:p>
+    <w:tbl>
+      <w:tblPr>
+        <w:tblStyle w:val="TableGrid"/>
+        <w:tblW w:w="9360" w:type="dxa"/>
+        <w:tblLayout w:type="fixed"/>
+        <w:tblLook w:val="04A0" w:firstRow="1" w:lastRow="0" w:firstColumn="1" w:lastColumn="0" w:noHBand="0" w:noVBand="1"/>
+      </w:tblPr>
+      <w:tblGrid>
+        <w:gridCol w:w="3000"/>
+        <w:gridCol w:w="3000"/>
+        <w:gridCol w:w="3360"/>
+      </w:tblGrid>
+      <w:tr>
+        <w:trPr>
+          <w:cantSplit/>
+          <w:tblHeader/>
+        </w:trPr>
+        <w:tc>
+          <w:tcPr>
+            <w:tcW w:w="3000" w:type="dxa"/>
+            <w:shd w:val="clear" w:color="auto" w:fill="E7ECF2"/>
+            <w:vAlign w:val="center"/>
+          </w:tcPr>
+          <w:p>
+            <w:pPr>
+              <w:spacing w:before="40" w:after="40"/>
+            </w:pPr>
+            <w:r>
+              <w:rPr>
+                <w:b/>
+                <w:bCs/>
+                <w:sz w:val="20"/>
+                <w:szCs w:val="20"/>
+              </w:rPr>
+              <w:t xml:space="preserve">Action</w:t>
+            </w:r>
+          </w:p>
+        </w:tc>
+        <w:tc>
+          <w:tcPr>
+            <w:tcW w:w="3000" w:type="dxa"/>
+            <w:shd w:val="clear" w:color="auto" w:fill="E7ECF2"/>
+            <w:vAlign w:val="center"/>
+          </w:tcPr>
+          <w:p>
+            <w:pPr>
+              <w:spacing w:before="40" w:after="40"/>
+            </w:pPr>
+            <w:r>
+              <w:rPr>
+                <w:b/>
+                <w:bCs/>
+                <w:sz w:val="20"/>
+                <w:szCs w:val="20"/>
+              </w:rPr>
+              <w:t xml:space="preserve">Input</w:t>
+            </w:r>
+          </w:p>
+        </w:tc>
+        <w:tc>
+          <w:tcPr>
+            <w:tcW w:w="3360" w:type="dxa"/>
+            <w:shd w:val="clear" w:color="auto" w:fill="E7ECF2"/>
+            <w:vAlign w:val="center"/>
+          </w:tcPr>
+          <w:p>
+            <w:pPr>
+              <w:spacing w:before="40" w:after="40"/>
+            </w:pPr>
+            <w:r>
+              <w:rPr>
+                <w:b/>
+                <w:bCs/>
+                <w:sz w:val="20"/>
+                <w:szCs w:val="20"/>
+              </w:rPr>
+              <w:t xml:space="preserve">Notation</w:t>
+            </w:r>
+          </w:p>
+        </w:tc>
+      </w:tr>
+      <w:tr>
+        <w:trPr>
+          <w:cantSplit/>
+        </w:trPr>
+        <w:tc>
+          <w:tcPr>
+            <w:tcW w:w="3000" w:type="dxa"/>
+            <w:vAlign w:val="center"/>
+          </w:tcPr>
+          <w:p>
+            <w:pPr>
+              <w:spacing w:before="40" w:after="40"/>
+            </w:pPr>
+            <w:r>
+              <w:rPr>
+                <w:sz w:val="20"/>
+                <w:szCs w:val="20"/>
+              </w:rPr>
+              <w:t xml:space="preserve">Move on the mat</w:t>
+            </w:r>
+          </w:p>
+        </w:tc>
+        <w:tc>
+          <w:tcPr>
+            <w:tcW w:w="3000" w:type="dxa"/>
+            <w:vAlign w:val="center"/>
+          </w:tcPr>
+          <w:p>
+            <w:pPr>
+              <w:spacing w:before="40" w:after="40"/>
+            </w:pPr>
+            <w:r>
+              <w:rPr>
+                <w:sz w:val="20"/>
+                <w:szCs w:val="20"/>
+              </w:rPr>
+              <w:t xml:space="preserve">Left stick</w:t>
+            </w:r>
+          </w:p>
+        </w:tc>
+        <w:tc>
+          <w:tcPr>
+            <w:tcW w:w="3360" w:type="dxa"/>
+            <w:vAlign w:val="center"/>
+          </w:tcPr>
+          <w:p>
+            <w:pPr>
+              <w:spacing w:before="40" w:after="40"/>
+            </w:pPr>
+            <w:r>
+              <w:rPr>
+                <w:sz w:val="20"/>
+                <w:szCs w:val="20"/>
+              </w:rPr>
+              <w:t xml:space="preserve">Left stick</w:t>
+            </w:r>
+          </w:p>
+        </w:tc>
+      </w:tr>
+      <w:tr>
+        <w:trPr>
+          <w:cantSplit/>
+        </w:trPr>
+        <w:tc>
+          <w:tcPr>
+            <w:tcW w:w="3000" w:type="dxa"/>
+            <w:vAlign w:val="center"/>
+          </w:tcPr>
+          <w:p>
+            <w:pPr>
+              <w:spacing w:before="40" w:after="40"/>
+            </w:pPr>
+            <w:r>
+              <w:rPr>
+                <w:sz w:val="20"/>
+                <w:szCs w:val="20"/>
+              </w:rPr>
+              <w:t xml:space="preserve">Turn and look</w:t>
+            </w:r>
+          </w:p>
+        </w:tc>
+        <w:tc>
+          <w:tcPr>
+            <w:tcW w:w="3000" w:type="dxa"/>
+            <w:vAlign w:val="center"/>
+          </w:tcPr>
+          <w:p>
+            <w:pPr>
+              <w:spacing w:before="40" w:after="40"/>
+            </w:pPr>
+            <w:r>
+              <w:rPr>
+                <w:sz w:val="20"/>
+                <w:szCs w:val="20"/>
+              </w:rPr>
+              <w:t xml:space="preserve">Right stick</w:t>
+            </w:r>
+          </w:p>
+        </w:tc>
+        <w:tc>
+          <w:tcPr>
+            <w:tcW w:w="3360" w:type="dxa"/>
+            <w:vAlign w:val="center"/>
+          </w:tcPr>
+          <w:p>
+            <w:pPr>
+              <w:spacing w:before="40" w:after="40"/>
+            </w:pPr>
+            <w:r>
+              <w:rPr>
+                <w:sz w:val="20"/>
+                <w:szCs w:val="20"/>
+              </w:rPr>
+              <w:t xml:space="preserve">Right stick</w:t>
+            </w:r>
+          </w:p>
+        </w:tc>
+      </w:tr>
+      <w:tr>
+        <w:trPr>
+          <w:cantSplit/>
+        </w:trPr>
+        <w:tc>
+          <w:tcPr>
+            <w:tcW w:w="3000" w:type="dxa"/>
+            <w:vAlign w:val="center"/>
+          </w:tcPr>
+          <w:p>
+            <w:pPr>
+              <w:spacing w:before="40" w:after="40"/>
+            </w:pPr>
+            <w:r>
+              <w:rPr>
+                <w:sz w:val="20"/>
+                <w:szCs w:val="20"/>
+              </w:rPr>
+              <w:t xml:space="preserve">Select Chung</w:t>
+            </w:r>
+          </w:p>
+        </w:tc>
+        <w:tc>
+          <w:tcPr>
+            <w:tcW w:w="3000" w:type="dxa"/>
+            <w:vAlign w:val="center"/>
+          </w:tcPr>
+          <w:p>
+            <w:pPr>
+              <w:spacing w:before="40" w:after="40"/>
+            </w:pPr>
+            <w:r>
+              <w:rPr>
+                <w:sz w:val="20"/>
+                <w:szCs w:val="20"/>
+              </w:rPr>
+              <w:t xml:space="preserve">LB</w:t>
+            </w:r>
+          </w:p>
+        </w:tc>
+        <w:tc>
+          <w:tcPr>
+            <w:tcW w:w="3360" w:type="dxa"/>
+            <w:vAlign w:val="center"/>
+          </w:tcPr>
+          <w:p>
+            <w:pPr>
+              <w:spacing w:before="40" w:after="40"/>
+            </w:pPr>
+            <w:r>
+              <w:rPr>
+                <w:sz w:val="20"/>
+                <w:szCs w:val="20"/>
+              </w:rPr>
+              <w:t xml:space="preserve">LB</w:t>
+            </w:r>
+          </w:p>
+        </w:tc>
+      </w:tr>
+      <w:tr>
+        <w:trPr>
+          <w:cantSplit/>
+        </w:trPr>
+        <w:tc>
+          <w:tcPr>
+            <w:tcW w:w="3000" w:type="dxa"/>
+            <w:vAlign w:val="center"/>
+          </w:tcPr>
+          <w:p>
+            <w:pPr>
+              <w:spacing w:before="40" w:after="40"/>
+            </w:pPr>
+            <w:r>
+              <w:rPr>
+                <w:sz w:val="20"/>
+                <w:szCs w:val="20"/>
+              </w:rPr>
+              <w:t xml:space="preserve">Select Hong</w:t>
+            </w:r>
+          </w:p>
+        </w:tc>
+        <w:tc>
+          <w:tcPr>
+            <w:tcW w:w="3000" w:type="dxa"/>
+            <w:vAlign w:val="center"/>
+          </w:tcPr>
+          <w:p>
+            <w:pPr>
+              <w:spacing w:before="40" w:after="40"/>
+            </w:pPr>
+            <w:r>
+              <w:rPr>
+                <w:sz w:val="20"/>
+                <w:szCs w:val="20"/>
+              </w:rPr>
+              <w:t xml:space="preserve">RB</w:t>
+            </w:r>
+          </w:p>
+        </w:tc>
+        <w:tc>
+          <w:tcPr>
+            <w:tcW w:w="3360" w:type="dxa"/>
+            <w:vAlign w:val="center"/>
+          </w:tcPr>
+          <w:p>
+            <w:pPr>
+              <w:spacing w:before="40" w:after="40"/>
+            </w:pPr>
+            <w:r>
+              <w:rPr>
+                <w:sz w:val="20"/>
+                <w:szCs w:val="20"/>
+              </w:rPr>
+              <w:t xml:space="preserve">RB</w:t>
+            </w:r>
+          </w:p>
+        </w:tc>
+      </w:tr>
+      <w:tr>
+        <w:trPr>
+          <w:cantSplit/>
+        </w:trPr>
+        <w:tc>
+          <w:tcPr>
+            <w:tcW w:w="3000" w:type="dxa"/>
+            <w:vAlign w:val="center"/>
+          </w:tcPr>
+          <w:p>
+            <w:pPr>
+              <w:spacing w:before="40" w:after="40"/>
+            </w:pPr>
+            <w:r>
+              <w:rPr>
+                <w:sz w:val="20"/>
+                <w:szCs w:val="20"/>
+              </w:rPr>
+              <w:t xml:space="preserve">SHI-JAK (start) or KYE-SOK (continue)</w:t>
+            </w:r>
+          </w:p>
+        </w:tc>
+        <w:tc>
+          <w:tcPr>
+            <w:tcW w:w="3000" w:type="dxa"/>
+            <w:vAlign w:val="center"/>
+          </w:tcPr>
+          <w:p>
+            <w:pPr>
+              <w:spacing w:before="40" w:after="40"/>
+            </w:pPr>
+            <w:r>
+              <w:rPr>
+                <w:sz w:val="20"/>
+                <w:szCs w:val="20"/>
+              </w:rPr>
+              <w:t xml:space="preserve">A</w:t>
+            </w:r>
+          </w:p>
+        </w:tc>
+        <w:tc>
+          <w:tcPr>
+            <w:tcW w:w="3360" w:type="dxa"/>
+            <w:vAlign w:val="center"/>
+          </w:tcPr>
+          <w:p>
+            <w:pPr>
+              <w:spacing w:before="40" w:after="40"/>
+            </w:pPr>
+            <w:r>
+              <w:rPr>
+                <w:sz w:val="20"/>
+                <w:szCs w:val="20"/>
+              </w:rPr>
+              <w:t xml:space="preserve">A</w:t>
+            </w:r>
+          </w:p>
+        </w:tc>
+      </w:tr>
+      <w:tr>
+        <w:trPr>
+          <w:cantSplit/>
+        </w:trPr>
+        <w:tc>
+          <w:tcPr>
+            <w:tcW w:w="3000" w:type="dxa"/>
+            <w:vAlign w:val="center"/>
+          </w:tcPr>
+          <w:p>
+            <w:pPr>
+              <w:spacing w:before="40" w:after="40"/>
+            </w:pPr>
+            <w:r>
+              <w:rPr>
+                <w:sz w:val="20"/>
+                <w:szCs w:val="20"/>
+              </w:rPr>
+              <w:t xml:space="preserve">KAL-YEO (break)</w:t>
+            </w:r>
+          </w:p>
+        </w:tc>
+        <w:tc>
+          <w:tcPr>
+            <w:tcW w:w="3000" w:type="dxa"/>
+            <w:vAlign w:val="center"/>
+          </w:tcPr>
+          <w:p>
+            <w:pPr>
+              <w:spacing w:before="40" w:after="40"/>
+            </w:pPr>
+            <w:r>
+              <w:rPr>
+                <w:sz w:val="20"/>
+                <w:szCs w:val="20"/>
+              </w:rPr>
+              <w:t xml:space="preserve">B</w:t>
+            </w:r>
+          </w:p>
+        </w:tc>
+        <w:tc>
+          <w:tcPr>
+            <w:tcW w:w="3360" w:type="dxa"/>
+            <w:vAlign w:val="center"/>
+          </w:tcPr>
+          <w:p>
+            <w:pPr>
+              <w:spacing w:before="40" w:after="40"/>
+            </w:pPr>
+            <w:r>
+              <w:rPr>
+                <w:sz w:val="20"/>
+                <w:szCs w:val="20"/>
+              </w:rPr>
+              <w:t xml:space="preserve">B</w:t>
+            </w:r>
+          </w:p>
+        </w:tc>
+      </w:tr>
+      <w:tr>
+        <w:trPr>
+          <w:cantSplit/>
+        </w:trPr>
+        <w:tc>
+          <w:tcPr>
+            <w:tcW w:w="3000" w:type="dxa"/>
+            <w:vAlign w:val="center"/>
+          </w:tcPr>
+          <w:p>
+            <w:pPr>
+              <w:spacing w:before="40" w:after="40"/>
+            </w:pPr>
+            <w:r>
+              <w:rPr>
+                <w:sz w:val="20"/>
+                <w:szCs w:val="20"/>
+              </w:rPr>
+              <w:t xml:space="preserve">GAM-JEOM to the selected fighter</w:t>
+            </w:r>
+          </w:p>
+        </w:tc>
+        <w:tc>
+          <w:tcPr>
+            <w:tcW w:w="3000" w:type="dxa"/>
+            <w:vAlign w:val="center"/>
+          </w:tcPr>
+          <w:p>
+            <w:pPr>
+              <w:spacing w:before="40" w:after="40"/>
+            </w:pPr>
+            <w:r>
+              <w:rPr>
+                <w:sz w:val="20"/>
+                <w:szCs w:val="20"/>
+              </w:rPr>
+              <w:t xml:space="preserve">Hold X, choose the reason with RS, release</w:t>
+            </w:r>
+          </w:p>
+        </w:tc>
+        <w:tc>
+          <w:tcPr>
+            <w:tcW w:w="3360" w:type="dxa"/>
+            <w:vAlign w:val="center"/>
+          </w:tcPr>
+          <w:p>
+            <w:pPr>
+              <w:spacing w:before="40" w:after="40"/>
+            </w:pPr>
+            <w:r>
+              <w:rPr>
+                <w:sz w:val="20"/>
+                <w:szCs w:val="20"/>
+              </w:rPr>
+              <w:t xml:space="preserve">Hold X, choose with RS, release</w:t>
+            </w:r>
+          </w:p>
+        </w:tc>
+      </w:tr>
+      <w:tr>
+        <w:trPr>
+          <w:cantSplit/>
+        </w:trPr>
+        <w:tc>
+          <w:tcPr>
+            <w:tcW w:w="3000" w:type="dxa"/>
+            <w:vAlign w:val="center"/>
+          </w:tcPr>
+          <w:p>
+            <w:pPr>
+              <w:spacing w:before="40" w:after="40"/>
+            </w:pPr>
+            <w:r>
+              <w:rPr>
+                <w:sz w:val="20"/>
+                <w:szCs w:val="20"/>
+              </w:rPr>
+              <w:t xml:space="preserve">KEU-MAN (stop)</w:t>
+            </w:r>
+          </w:p>
+        </w:tc>
+        <w:tc>
+          <w:tcPr>
+            <w:tcW w:w="3000" w:type="dxa"/>
+            <w:vAlign w:val="center"/>
+          </w:tcPr>
+          <w:p>
+            <w:pPr>
+              <w:spacing w:before="40" w:after="40"/>
+            </w:pPr>
+            <w:r>
+              <w:rPr>
+                <w:sz w:val="20"/>
+                <w:szCs w:val="20"/>
+              </w:rPr>
+              <w:t xml:space="preserve">Y</w:t>
+            </w:r>
+          </w:p>
+        </w:tc>
+        <w:tc>
+          <w:tcPr>
+            <w:tcW w:w="3360" w:type="dxa"/>
+            <w:vAlign w:val="center"/>
+          </w:tcPr>
+          <w:p>
+            <w:pPr>
+              <w:spacing w:before="40" w:after="40"/>
+            </w:pPr>
+            <w:r>
+              <w:rPr>
+                <w:sz w:val="20"/>
+                <w:szCs w:val="20"/>
+              </w:rPr>
+              <w:t xml:space="preserve">Y</w:t>
+            </w:r>
+          </w:p>
+        </w:tc>
+      </w:tr>
+      <w:tr>
+        <w:trPr>
+          <w:cantSplit/>
+        </w:trPr>
+        <w:tc>
+          <w:tcPr>
+            <w:tcW w:w="3000" w:type="dxa"/>
+            <w:vAlign w:val="center"/>
+          </w:tcPr>
+          <w:p>
+            <w:pPr>
+              <w:spacing w:before="40" w:after="40"/>
+            </w:pPr>
+            <w:r>
+              <w:rPr>
+                <w:sz w:val="20"/>
+                <w:szCs w:val="20"/>
+              </w:rPr>
+              <w:t xml:space="preserve">Knockdown count</w:t>
+            </w:r>
+          </w:p>
+        </w:tc>
+        <w:tc>
+          <w:tcPr>
+            <w:tcW w:w="3000" w:type="dxa"/>
+            <w:vAlign w:val="center"/>
+          </w:tcPr>
+          <w:p>
+            <w:pPr>
+              <w:spacing w:before="40" w:after="40"/>
+            </w:pPr>
+            <w:r>
+              <w:rPr>
+                <w:sz w:val="20"/>
+                <w:szCs w:val="20"/>
+              </w:rPr>
+              <w:t xml:space="preserve">Hold LT</w:t>
+            </w:r>
+          </w:p>
+        </w:tc>
+        <w:tc>
+          <w:tcPr>
+            <w:tcW w:w="3360" w:type="dxa"/>
+            <w:vAlign w:val="center"/>
+          </w:tcPr>
+          <w:p>
+            <w:pPr>
+              <w:spacing w:before="40" w:after="40"/>
+            </w:pPr>
+            <w:r>
+              <w:rPr>
+                <w:sz w:val="20"/>
+                <w:szCs w:val="20"/>
+              </w:rPr>
+              <w:t xml:space="preserve">Hold LT</w:t>
+            </w:r>
+          </w:p>
+        </w:tc>
+      </w:tr>
+      <w:tr>
+        <w:trPr>
+          <w:cantSplit/>
+        </w:trPr>
+        <w:tc>
+          <w:tcPr>
+            <w:tcW w:w="3000" w:type="dxa"/>
+            <w:vAlign w:val="center"/>
+          </w:tcPr>
+          <w:p>
+            <w:pPr>
+              <w:spacing w:before="40" w:after="40"/>
+            </w:pPr>
+            <w:r>
+              <w:rPr>
+                <w:sz w:val="20"/>
+                <w:szCs w:val="20"/>
+              </w:rPr>
+              <w:t xml:space="preserve">Raise the selected fighter’s hand</w:t>
+            </w:r>
+          </w:p>
+        </w:tc>
+        <w:tc>
+          <w:tcPr>
+            <w:tcW w:w="3000" w:type="dxa"/>
+            <w:vAlign w:val="center"/>
+          </w:tcPr>
+          <w:p>
+            <w:pPr>
+              <w:spacing w:before="40" w:after="40"/>
+            </w:pPr>
+            <w:r>
+              <w:rPr>
+                <w:sz w:val="20"/>
+                <w:szCs w:val="20"/>
+              </w:rPr>
+              <w:t xml:space="preserve">RT, after the final KEU-MAN</w:t>
+            </w:r>
+          </w:p>
+        </w:tc>
+        <w:tc>
+          <w:tcPr>
+            <w:tcW w:w="3360" w:type="dxa"/>
+            <w:vAlign w:val="center"/>
+          </w:tcPr>
+          <w:p>
+            <w:pPr>
+              <w:spacing w:before="40" w:after="40"/>
+            </w:pPr>
+            <w:r>
+              <w:rPr>
+                <w:sz w:val="20"/>
+                <w:szCs w:val="20"/>
+              </w:rPr>
+              <w:t xml:space="preserve">RT</w:t>
+            </w:r>
+          </w:p>
+        </w:tc>
+      </w:tr>
+      <w:tr>
+        <w:trPr>
+          <w:cantSplit/>
+        </w:trPr>
+        <w:tc>
+          <w:tcPr>
+            <w:tcW w:w="3000" w:type="dxa"/>
+            <w:vAlign w:val="center"/>
+          </w:tcPr>
+          <w:p>
+            <w:pPr>
+              <w:spacing w:before="40" w:after="40"/>
+            </w:pPr>
+            <w:r>
+              <w:rPr>
+                <w:sz w:val="20"/>
+                <w:szCs w:val="20"/>
+              </w:rPr>
+              <w:t xml:space="preserve">CHARYEOT and KYEONGRYE</w:t>
+            </w:r>
+          </w:p>
+        </w:tc>
+        <w:tc>
+          <w:tcPr>
+            <w:tcW w:w="3000" w:type="dxa"/>
+            <w:vAlign w:val="center"/>
+          </w:tcPr>
+          <w:p>
+            <w:pPr>
+              <w:spacing w:before="40" w:after="40"/>
+            </w:pPr>
+            <w:r>
+              <w:rPr>
+                <w:sz w:val="20"/>
+                <w:szCs w:val="20"/>
+              </w:rPr>
+              <w:t xml:space="preserve">D-pad Up</w:t>
+            </w:r>
+          </w:p>
+        </w:tc>
+        <w:tc>
+          <w:tcPr>
+            <w:tcW w:w="3360" w:type="dxa"/>
+            <w:vAlign w:val="center"/>
+          </w:tcPr>
+          <w:p>
+            <w:pPr>
+              <w:spacing w:before="40" w:after="40"/>
+            </w:pPr>
+            <w:r>
+              <w:rPr>
+                <w:sz w:val="20"/>
+                <w:szCs w:val="20"/>
+              </w:rPr>
+              <w:t xml:space="preserve">D-pad Up</w:t>
+            </w:r>
+          </w:p>
+        </w:tc>
+      </w:tr>
+      <w:tr>
+        <w:trPr>
+          <w:cantSplit/>
+        </w:trPr>
+        <w:tc>
+          <w:tcPr>
+            <w:tcW w:w="3000" w:type="dxa"/>
+            <w:vAlign w:val="center"/>
+          </w:tcPr>
+          <w:p>
+            <w:pPr>
+              <w:spacing w:before="40" w:after="40"/>
+            </w:pPr>
+            <w:r>
+              <w:rPr>
+                <w:sz w:val="20"/>
+                <w:szCs w:val="20"/>
+              </w:rPr>
+              <w:t xml:space="preserve">JOON-BI (ready)</w:t>
+            </w:r>
+          </w:p>
+        </w:tc>
+        <w:tc>
+          <w:tcPr>
+            <w:tcW w:w="3000" w:type="dxa"/>
+            <w:vAlign w:val="center"/>
+          </w:tcPr>
+          <w:p>
+            <w:pPr>
+              <w:spacing w:before="40" w:after="40"/>
+            </w:pPr>
+            <w:r>
+              <w:rPr>
+                <w:sz w:val="20"/>
+                <w:szCs w:val="20"/>
+              </w:rPr>
+              <w:t xml:space="preserve">D-pad Down</w:t>
+            </w:r>
+          </w:p>
+        </w:tc>
+        <w:tc>
+          <w:tcPr>
+            <w:tcW w:w="3360" w:type="dxa"/>
+            <w:vAlign w:val="center"/>
+          </w:tcPr>
+          <w:p>
+            <w:pPr>
+              <w:spacing w:before="40" w:after="40"/>
+            </w:pPr>
+            <w:r>
+              <w:rPr>
+                <w:sz w:val="20"/>
+                <w:szCs w:val="20"/>
+              </w:rPr>
+              <w:t xml:space="preserve">D-pad Down</w:t>
+            </w:r>
+          </w:p>
+        </w:tc>
+      </w:tr>
+      <w:tr>
+        <w:trPr>
+          <w:cantSplit/>
+        </w:trPr>
+        <w:tc>
+          <w:tcPr>
+            <w:tcW w:w="3000" w:type="dxa"/>
+            <w:vAlign w:val="center"/>
+          </w:tcPr>
+          <w:p>
+            <w:pPr>
+              <w:spacing w:before="40" w:after="40"/>
+            </w:pPr>
+            <w:r>
+              <w:rPr>
+                <w:sz w:val="20"/>
+                <w:szCs w:val="20"/>
+              </w:rPr>
+              <w:t xml:space="preserve">Pause</w:t>
+            </w:r>
+          </w:p>
+        </w:tc>
+        <w:tc>
+          <w:tcPr>
+            <w:tcW w:w="3000" w:type="dxa"/>
+            <w:vAlign w:val="center"/>
+          </w:tcPr>
+          <w:p>
+            <w:pPr>
+              <w:spacing w:before="40" w:after="40"/>
+            </w:pPr>
+            <w:r>
+              <w:rPr>
+                <w:sz w:val="20"/>
+                <w:szCs w:val="20"/>
+              </w:rPr>
+              <w:t xml:space="preserve">Menu button</w:t>
+            </w:r>
+          </w:p>
+        </w:tc>
+        <w:tc>
+          <w:tcPr>
+            <w:tcW w:w="3360" w:type="dxa"/>
+            <w:vAlign w:val="center"/>
+          </w:tcPr>
+          <w:p>
+            <w:pPr>
+              <w:spacing w:before="40" w:after="40"/>
+            </w:pPr>
+            <w:r>
+              <w:rPr>
+                <w:sz w:val="20"/>
+                <w:szCs w:val="20"/>
+              </w:rPr>
+              <w:t xml:space="preserve">Menu button</w:t>
+            </w:r>
+          </w:p>
+        </w:tc>
+      </w:tr>
+    </w:tbl>
+    <w:p>
+      <w:pPr>
+        <w:spacing w:after="120"/>
+      </w:pPr>
+    </w:p>
+    <w:p>
+      <w:pPr>
+        <w:pStyle w:val="Heading3"/>
+      </w:pPr>
+      <w:r>
+        <w:t xml:space="preserve">Menus &amp; System</w:t>
+      </w:r>
+    </w:p>
+    <w:tbl>
+      <w:tblPr>
+        <w:tblStyle w:val="TableGrid"/>
+        <w:tblW w:w="9360" w:type="dxa"/>
+        <w:tblLayout w:type="fixed"/>
+        <w:tblLook w:val="04A0" w:firstRow="1" w:lastRow="0" w:firstColumn="1" w:lastColumn="0" w:noHBand="0" w:noVBand="1"/>
+      </w:tblPr>
+      <w:tblGrid>
+        <w:gridCol w:w="3000"/>
+        <w:gridCol w:w="3000"/>
+        <w:gridCol w:w="3360"/>
+      </w:tblGrid>
+      <w:tr>
+        <w:trPr>
+          <w:cantSplit/>
+          <w:tblHeader/>
+        </w:trPr>
+        <w:tc>
+          <w:tcPr>
+            <w:tcW w:w="3000" w:type="dxa"/>
+            <w:shd w:val="clear" w:color="auto" w:fill="E7ECF2"/>
+            <w:vAlign w:val="center"/>
+          </w:tcPr>
+          <w:p>
+            <w:pPr>
+              <w:spacing w:before="40" w:after="40"/>
+            </w:pPr>
+            <w:r>
+              <w:rPr>
+                <w:b/>
+                <w:bCs/>
+                <w:sz w:val="20"/>
+                <w:szCs w:val="20"/>
+              </w:rPr>
+              <w:t xml:space="preserve">Action</w:t>
+            </w:r>
+          </w:p>
+        </w:tc>
+        <w:tc>
+          <w:tcPr>
+            <w:tcW w:w="3000" w:type="dxa"/>
+            <w:shd w:val="clear" w:color="auto" w:fill="E7ECF2"/>
+            <w:vAlign w:val="center"/>
+          </w:tcPr>
+          <w:p>
+            <w:pPr>
+              <w:spacing w:before="40" w:after="40"/>
+            </w:pPr>
+            <w:r>
+              <w:rPr>
+                <w:b/>
+                <w:bCs/>
+                <w:sz w:val="20"/>
+                <w:szCs w:val="20"/>
+              </w:rPr>
+              <w:t xml:space="preserve">Input</w:t>
+            </w:r>
+          </w:p>
+        </w:tc>
+        <w:tc>
+          <w:tcPr>
+            <w:tcW w:w="3360" w:type="dxa"/>
+            <w:shd w:val="clear" w:color="auto" w:fill="E7ECF2"/>
+            <w:vAlign w:val="center"/>
+          </w:tcPr>
+          <w:p>
+            <w:pPr>
+              <w:spacing w:before="40" w:after="40"/>
+            </w:pPr>
+            <w:r>
+              <w:rPr>
+                <w:b/>
+                <w:bCs/>
+                <w:sz w:val="20"/>
+                <w:szCs w:val="20"/>
+              </w:rPr>
+              <w:t xml:space="preserve">Notation</w:t>
+            </w:r>
+          </w:p>
+        </w:tc>
+      </w:tr>
+      <w:tr>
+        <w:trPr>
+          <w:cantSplit/>
+        </w:trPr>
+        <w:tc>
+          <w:tcPr>
+            <w:tcW w:w="3000" w:type="dxa"/>
+            <w:vAlign w:val="center"/>
+          </w:tcPr>
+          <w:p>
+            <w:pPr>
+              <w:spacing w:before="40" w:after="40"/>
+            </w:pPr>
+            <w:r>
+              <w:rPr>
+                <w:sz w:val="20"/>
+                <w:szCs w:val="20"/>
+              </w:rPr>
+              <w:t xml:space="preserve">Confirm</w:t>
+            </w:r>
+          </w:p>
+        </w:tc>
+        <w:tc>
+          <w:tcPr>
+            <w:tcW w:w="3000" w:type="dxa"/>
+            <w:vAlign w:val="center"/>
+          </w:tcPr>
+          <w:p>
+            <w:pPr>
+              <w:spacing w:before="40" w:after="40"/>
+            </w:pPr>
+            <w:r>
+              <w:rPr>
+                <w:sz w:val="20"/>
+                <w:szCs w:val="20"/>
+              </w:rPr>
+              <w:t xml:space="preserve">A</w:t>
+            </w:r>
+          </w:p>
+        </w:tc>
+        <w:tc>
+          <w:tcPr>
+            <w:tcW w:w="3360" w:type="dxa"/>
+            <w:vAlign w:val="center"/>
+          </w:tcPr>
+          <w:p>
+            <w:pPr>
+              <w:spacing w:before="40" w:after="40"/>
+            </w:pPr>
+            <w:r>
+              <w:rPr>
+                <w:sz w:val="20"/>
+                <w:szCs w:val="20"/>
+              </w:rPr>
+              <w:t xml:space="preserve">A</w:t>
+            </w:r>
+          </w:p>
+        </w:tc>
+      </w:tr>
+      <w:tr>
+        <w:trPr>
+          <w:cantSplit/>
+        </w:trPr>
+        <w:tc>
+          <w:tcPr>
+            <w:tcW w:w="3000" w:type="dxa"/>
+            <w:vAlign w:val="center"/>
+          </w:tcPr>
+          <w:p>
+            <w:pPr>
+              <w:spacing w:before="40" w:after="40"/>
+            </w:pPr>
+            <w:r>
+              <w:rPr>
+                <w:sz w:val="20"/>
+                <w:szCs w:val="20"/>
+              </w:rPr>
+              <w:t xml:space="preserve">Back</w:t>
+            </w:r>
+          </w:p>
+        </w:tc>
+        <w:tc>
+          <w:tcPr>
+            <w:tcW w:w="3000" w:type="dxa"/>
+            <w:vAlign w:val="center"/>
+          </w:tcPr>
+          <w:p>
+            <w:pPr>
+              <w:spacing w:before="40" w:after="40"/>
+            </w:pPr>
+            <w:r>
+              <w:rPr>
+                <w:sz w:val="20"/>
+                <w:szCs w:val="20"/>
+              </w:rPr>
+              <w:t xml:space="preserve">B</w:t>
+            </w:r>
+          </w:p>
+        </w:tc>
+        <w:tc>
+          <w:tcPr>
+            <w:tcW w:w="3360" w:type="dxa"/>
+            <w:vAlign w:val="center"/>
+          </w:tcPr>
+          <w:p>
+            <w:pPr>
+              <w:spacing w:before="40" w:after="40"/>
+            </w:pPr>
+            <w:r>
+              <w:rPr>
+                <w:sz w:val="20"/>
+                <w:szCs w:val="20"/>
+              </w:rPr>
+              <w:t xml:space="preserve">B</w:t>
+            </w:r>
+          </w:p>
+        </w:tc>
+      </w:tr>
+      <w:tr>
+        <w:trPr>
+          <w:cantSplit/>
+        </w:trPr>
+        <w:tc>
+          <w:tcPr>
+            <w:tcW w:w="3000" w:type="dxa"/>
+            <w:vAlign w:val="center"/>
+          </w:tcPr>
+          <w:p>
+            <w:pPr>
+              <w:spacing w:before="40" w:after="40"/>
+            </w:pPr>
+            <w:r>
+              <w:rPr>
+                <w:sz w:val="20"/>
+                <w:szCs w:val="20"/>
+              </w:rPr>
+              <w:t xml:space="preserve">Pause</w:t>
+            </w:r>
+          </w:p>
+        </w:tc>
+        <w:tc>
+          <w:tcPr>
+            <w:tcW w:w="3000" w:type="dxa"/>
+            <w:vAlign w:val="center"/>
+          </w:tcPr>
+          <w:p>
+            <w:pPr>
+              <w:spacing w:before="40" w:after="40"/>
+            </w:pPr>
+            <w:r>
+              <w:rPr>
+                <w:sz w:val="20"/>
+                <w:szCs w:val="20"/>
+              </w:rPr>
+              <w:t xml:space="preserve">Menu button</w:t>
+            </w:r>
+          </w:p>
+        </w:tc>
+        <w:tc>
+          <w:tcPr>
+            <w:tcW w:w="3360" w:type="dxa"/>
+            <w:vAlign w:val="center"/>
+          </w:tcPr>
+          <w:p>
+            <w:pPr>
+              <w:spacing w:before="40" w:after="40"/>
+            </w:pPr>
+            <w:r>
+              <w:rPr>
+                <w:sz w:val="20"/>
+                <w:szCs w:val="20"/>
+              </w:rPr>
+              <w:t xml:space="preserve">Menu button</w:t>
+            </w:r>
+          </w:p>
+        </w:tc>
+      </w:tr>
+    </w:tbl>
+    <w:p>
+      <w:pPr>
         <w:pStyle w:val="Heading1"/>
         <w:pageBreakBefore/>
       </w:pPr>
@@ -30609,7 +34266,7 @@
         <w:spacing w:after="60"/>
       </w:pPr>
       <w:r>
-        <w:t>A gam-jeom gives the opponent one point, and a fighter who reaches the penalty limit loses the round. Penalties the game detects:</w:t>
+        <w:t>A gam-jeom gives the opponent one point, and a fighter who reaches 5 gam-jeom in a round loses it (starting value; verify the current WT per-round limit, 18.1). Penalties the game detects, and exactly what triggers each one:</w:t>
       </w:r>
     </w:p>
     <w:p>
@@ -30622,7 +34279,7 @@
         <w:spacing w:after="60"/>
       </w:pPr>
       <w:r>
-        <w:t>Stepping both feet over the boundary line.</w:t>
+        <w:t>Boundary: both of the fighter’s feet are completely outside the mat’s edge (6.3) at the same instant. One foot outside, or a foot only touching the line, does not trigger it.</w:t>
       </w:r>
     </w:p>
     <w:p>
@@ -30635,7 +34292,7 @@
         <w:spacing w:after="60"/>
       </w:pPr>
       <w:r>
-        <w:t>Falling down, when not caused by an opponent’s penalized action.</w:t>
+        <w:t>Falling: the fighter enters the Knocked Down combat state (16.3) from any trigger other than the opponent’s landed technique. See 8.10 for exactly how the game tells a foul fall apart from a real knockdown.</w:t>
       </w:r>
     </w:p>
     <w:p>
@@ -30648,7 +34305,7 @@
         <w:spacing w:after="60"/>
       </w:pPr>
       <w:r>
-        <w:t>Avoiding or delaying: turning the back, crouching, or not engaging (a passivity timer).</w:t>
+        <w:t>Avoiding or delaying: the fighter’s forward facing points more than 90° away from the opponent for more than 1.0 s (turning the back); the fighter’s stance height drops below Low Guard’s own posture (7.3) — lower than any of the four guards allow — for more than 1.0 s without attacking (crouching, never triggered by Low Guard itself, a normal guard choice); or neither fighter’s technique reaches its active phase for 6 s straight, the passivity timer (not engaging) — starting values; verify against current WT rules (18.1).</w:t>
       </w:r>
     </w:p>
     <w:p>
@@ -30661,7 +34318,7 @@
         <w:spacing w:after="60"/>
       </w:pPr>
       <w:r>
-        <w:t>Lifting the leg to block or impede kicks for more than 3 seconds.</w:t>
+        <w:t>Leg lifting: the lead or back leg held above hip height for more than 3 continuous seconds while outside that leg’s own technique (Attack Active or Attack Recovery, 16.3).</w:t>
       </w:r>
     </w:p>
     <w:p>
@@ -30674,7 +34331,7 @@
         <w:spacing w:after="60"/>
       </w:pPr>
       <w:r>
-        <w:t>Kicking below the waist, or striking the head with the hand.</w:t>
+        <w:t>Kicking below the waist: a kick’s Attack Active trace (16.3) registers below the belt-line height on the target’s collider (11.3). Striking the head with the hand: a punch’s Attack Active trace registers on the head hitbox instead of the trunk — already unscorable (8.3), and a foul here too.</w:t>
       </w:r>
     </w:p>
     <w:p>
@@ -30687,7 +34344,7 @@
         <w:spacing w:after="60"/>
       </w:pPr>
       <w:r>
-        <w:t>Grabbing, holding or pushing, detected from contact in a clinch.</w:t>
+        <w:t>Grabbing, holding or pushing: sustained contact between the fighters for more than 1.0 s while both are inside clinch range (11.3), outside either fighter’s Attack Active phase.</w:t>
       </w:r>
     </w:p>
     <w:p>
@@ -31446,7 +35103,7 @@
         </w:drawing>
       </w:r>
       <w:r>
-        <w:t xml:space="preserve"> turns the input into a fake attack. Every technique with an input is listed in section 9.</w:t>
+        <w:t xml:space="preserve"> turns the technique into a fake: its startup plays, then the fighter recovers without reaching the active phase, no score and no commitment. Y adds a jump: tap it just before a side, roundhouse, hook, axe or spin hook kick's gesture and that kick throws airborne instead of grounded, same target and points, at the Jump cost tier (8.9). Y can't be held through the motion like RT, RB or LB, since the same right thumb drives the Skill Stick and can't hold a face button and steer the stick at once — so it has to be a tap, released before the gesture starts. The Tornado Kick uses that same tap; what makes it the hardest technique in the game is the motion that follows — a full circle, starting downward, swept in one clean motion (9.2). Holding LT instead reads the Skill Stick as Active Defense, not offense (8.8). Every technique with an input is listed in section 9.</w:t>
       </w:r>
     </w:p>
     <w:p>
@@ -31627,7 +35284,7 @@
         </w:drawing>
       </w:r>
       <w:r>
-        <w:t xml:space="preserve"> puts the fighter in Active Defense Mode. What the mode does (blocking, parrying, evading, or reading the Skill Stick as defensive directions) is not defined yet (18.1). Candidates are arm blocks to the head and body, a sway, a leg check and stepping out of range.</w:t>
+        <w:t xml:space="preserve"> puts the fighter in Active Defense Mode: the Skill Stick reads as defense instead of offense. Holding LT alone closes the guard with the hands and arms, blocking punches and body kicks; RS Up instead reads as a high guard block, stopping head-height attacks; RS Down is a leg check, lifting the leg to block a body kick instead — held too long it risks the leg-lifting penalty (8.4), the same trade-off a real leg check makes; RS Left/Right is a sway or step off the line, moving out of range without committing to a block. Releasing LT returns the Skill Stick to offense. Active Defense costs stamina like an attack and has its own recovery, so a mistimed block or sway still leaves an opening (8.9, tuned in playtests).</w:t>
       </w:r>
     </w:p>
     <w:p>
@@ -32812,6 +36469,18 @@
       </w:tr>
     </w:tbl>
     <w:p>
+      <w:r>
+        <w:rPr>
+          <w:b/>
+          <w:bCs/>
+        </w:rPr>
+        <w:t>What triggers Knocked Down.</w:t>
+      </w:r>
+      <w:r>
+        <w:t xml:space="preserve"> Two paths lead to the same Knocked Down state (16.3), and the Penalty system (8.4) tells them apart by which one fired. From a landed hit: a technique’s impact (MoveData, 16.3), weighed against the defender’s Composure and remaining stamina (5.4, 8.9), resolves to Knockdown severity (above), and Hit Reaction transitions straight into Knocked Down — the referee starts the count (8.5, 11.2), never a penalty. Without a landed hit: a high-commitment technique thrown from bad distance can fail its own landing, so its Attack Recovery transitions into Knocked Down directly instead of returning to Idle/Movement — a per-technique failure chance in MoveData (16.3, starting at 0 for grounded kicks, non-zero for spinning, jumping and the Tornado Kick), tuned in playtests. Any Knocked Down entry that did not come from a Hit Reaction is the Falling penalty (8.4).</w:t>
+      </w:r>
+    </w:p>
+    <w:p>
       <w:pPr>
         <w:spacing w:after="120"/>
       </w:pPr>
@@ -34308,7 +37977,7 @@
                 <w:sz w:val="20"/>
                 <w:szCs w:val="20"/>
               </w:rPr>
-              <w:t>RS Left/Right</w:t>
+              <w:t>RS Left/Right, toward the lead leg (18.2)</w:t>
             </w:r>
           </w:p>
         </w:tc>
@@ -34474,7 +38143,7 @@
                 <w:sz w:val="20"/>
                 <w:szCs w:val="20"/>
               </w:rPr>
-              <w:t>RT + RS Left/Right; RB for the head</w:t>
+              <w:t>RT + RS Left/Right, toward the back leg — mirrored from the lead-leg version (18.2); RB for the head</w:t>
             </w:r>
           </w:p>
         </w:tc>
@@ -34640,7 +38309,7 @@
                 <w:sz w:val="20"/>
                 <w:szCs w:val="20"/>
               </w:rPr>
-              <w:t>RB + RS Left/Right</w:t>
+              <w:t>RB + RS Left/Right, toward the lead leg</w:t>
             </w:r>
           </w:p>
         </w:tc>
@@ -34694,61 +38363,6 @@
             <w:pPr>
               <w:spacing w:before="40" w:after="40"/>
             </w:pPr>
-            <w:r>
-              <w:rPr>
-                <w:sz w:val="20"/>
-                <w:szCs w:val="20"/>
-              </w:rPr>
-              <w:t xml:space="preserve">Hold </w:t>
-            </w:r>
-            <w:r>
-              <w:rPr>
-                <w:noProof/>
-                <w:position w:val="-13"/>
-              </w:rPr>
-              <w:drawing>
-                <wp:inline distT="0" distB="0" distL="0" distR="0" wp14:anchorId="51A387FC" wp14:editId="09A4A026">
-                  <wp:extent cx="388620" cy="274320"/>
-                  <wp:effectExtent l="0" t="0" r="0" b="0"/>
-                  <wp:docPr id="7081" name="RB"/>
-                  <wp:cNvGraphicFramePr>
-                    <a:graphicFrameLocks xmlns:a="http://schemas.openxmlformats.org/drawingml/2006/main" noChangeAspect="1"/>
-                  </wp:cNvGraphicFramePr>
-                  <a:graphic xmlns:a="http://schemas.openxmlformats.org/drawingml/2006/main">
-                    <a:graphicData uri="http://schemas.openxmlformats.org/drawingml/2006/picture">
-                      <pic:pic xmlns:pic="http://schemas.openxmlformats.org/drawingml/2006/picture">
-                        <pic:nvPicPr>
-                          <pic:cNvPr id="7081" name="RB"/>
-                          <pic:cNvPicPr/>
-                        </pic:nvPicPr>
-                        <pic:blipFill>
-                          <a:blip r:embed="rId21"/>
-                          <a:stretch>
-                            <a:fillRect/>
-                          </a:stretch>
-                        </pic:blipFill>
-                        <pic:spPr>
-                          <a:xfrm>
-                            <a:off x="0" y="0"/>
-                            <a:ext cx="388620" cy="274320"/>
-                          </a:xfrm>
-                          <a:prstGeom prst="rect">
-                            <a:avLst/>
-                          </a:prstGeom>
-                        </pic:spPr>
-                      </pic:pic>
-                    </a:graphicData>
-                  </a:graphic>
-                </wp:inline>
-              </w:drawing>
-            </w:r>
-            <w:r>
-              <w:rPr>
-                <w:sz w:val="20"/>
-                <w:szCs w:val="20"/>
-              </w:rPr>
-              <w:t xml:space="preserve"> + </w:t>
-            </w:r>
             <w:r>
               <w:rPr>
                 <w:noProof/>
@@ -34795,7 +38409,7 @@
                 <w:sz w:val="20"/>
                 <w:szCs w:val="20"/>
               </w:rPr>
-              <w:t xml:space="preserve"> (which direction gives the hook: 18.1)</w:t>
+              <w:t xml:space="preserve"> toward the side opposite the lead leg; RT mirrors it to the lead leg’s side for the back leg (18.2)</w:t>
             </w:r>
           </w:p>
         </w:tc>
@@ -34813,7 +38427,7 @@
                 <w:sz w:val="20"/>
                 <w:szCs w:val="20"/>
               </w:rPr>
-              <w:t>RS Left/Right; RB for the head</w:t>
+              <w:t>RS Left/Right, toward the side opposite the lead leg; RB for the head</w:t>
             </w:r>
           </w:p>
         </w:tc>
@@ -35509,55 +39123,7 @@
                 <w:sz w:val="20"/>
                 <w:szCs w:val="20"/>
               </w:rPr>
-              <w:t xml:space="preserve">  then hold </w:t>
-            </w:r>
-            <w:r>
-              <w:rPr>
-                <w:noProof/>
-                <w:position w:val="-13"/>
-              </w:rPr>
-              <w:drawing>
-                <wp:inline distT="0" distB="0" distL="0" distR="0" wp14:anchorId="4BD0B3DE" wp14:editId="20913A52">
-                  <wp:extent cx="388620" cy="274320"/>
-                  <wp:effectExtent l="0" t="0" r="0" b="0"/>
-                  <wp:docPr id="7090" name="LB"/>
-                  <wp:cNvGraphicFramePr>
-                    <a:graphicFrameLocks xmlns:a="http://schemas.openxmlformats.org/drawingml/2006/main" noChangeAspect="1"/>
-                  </wp:cNvGraphicFramePr>
-                  <a:graphic xmlns:a="http://schemas.openxmlformats.org/drawingml/2006/main">
-                    <a:graphicData uri="http://schemas.openxmlformats.org/drawingml/2006/picture">
-                      <pic:pic xmlns:pic="http://schemas.openxmlformats.org/drawingml/2006/picture">
-                        <pic:nvPicPr>
-                          <pic:cNvPr id="7090" name="LB"/>
-                          <pic:cNvPicPr/>
-                        </pic:nvPicPr>
-                        <pic:blipFill>
-                          <a:blip r:embed="rId11"/>
-                          <a:stretch>
-                            <a:fillRect/>
-                          </a:stretch>
-                        </pic:blipFill>
-                        <pic:spPr>
-                          <a:xfrm>
-                            <a:off x="0" y="0"/>
-                            <a:ext cx="388620" cy="274320"/>
-                          </a:xfrm>
-                          <a:prstGeom prst="rect">
-                            <a:avLst/>
-                          </a:prstGeom>
-                        </pic:spPr>
-                      </pic:pic>
-                    </a:graphicData>
-                  </a:graphic>
-                </wp:inline>
-              </w:drawing>
-            </w:r>
-            <w:r>
-              <w:rPr>
-                <w:sz w:val="20"/>
-                <w:szCs w:val="20"/>
-              </w:rPr>
-              <w:t xml:space="preserve"> + </w:t>
+              <w:t xml:space="preserve">,  then  </w:t>
             </w:r>
             <w:r>
               <w:rPr>
@@ -35621,7 +39187,7 @@
                 <w:sz w:val="20"/>
                 <w:szCs w:val="20"/>
               </w:rPr>
-              <w:t xml:space="preserve">then release </w:t>
+              <w:t xml:space="preserve">then </w:t>
             </w:r>
             <w:r>
               <w:rPr>
@@ -35629,10 +39195,10 @@
                 <w:position w:val="-13"/>
               </w:rPr>
               <w:drawing>
-                <wp:inline distT="0" distB="0" distL="0" distR="0" wp14:anchorId="3532B77D" wp14:editId="75B5F532">
-                  <wp:extent cx="388620" cy="274320"/>
+                <wp:inline distT="0" distB="0" distL="0" distR="0" wp14:anchorId="7E9A1204" wp14:editId="7E9A1205">
+                  <wp:extent cx="274320" cy="274320"/>
                   <wp:effectExtent l="0" t="0" r="0" b="0"/>
-                  <wp:docPr id="7092" name="LB"/>
+                  <wp:docPr id="9101" name="RS_HCU"/>
                   <wp:cNvGraphicFramePr>
                     <a:graphicFrameLocks xmlns:a="http://schemas.openxmlformats.org/drawingml/2006/main" noChangeAspect="1"/>
                   </wp:cNvGraphicFramePr>
@@ -35640,11 +39206,11 @@
                     <a:graphicData uri="http://schemas.openxmlformats.org/drawingml/2006/picture">
                       <pic:pic xmlns:pic="http://schemas.openxmlformats.org/drawingml/2006/picture">
                         <pic:nvPicPr>
-                          <pic:cNvPr id="7092" name="LB"/>
+                          <pic:cNvPr id="9101" name="RS_HCU"/>
                           <pic:cNvPicPr/>
                         </pic:nvPicPr>
                         <pic:blipFill>
-                          <a:blip r:embed="rId11"/>
+                          <a:blip r:embed="rId31"/>
                           <a:stretch>
                             <a:fillRect/>
                           </a:stretch>
@@ -35652,7 +39218,7 @@
                         <pic:spPr>
                           <a:xfrm>
                             <a:off x="0" y="0"/>
-                            <a:ext cx="388620" cy="274320"/>
+                            <a:ext cx="274320" cy="274320"/>
                           </a:xfrm>
                           <a:prstGeom prst="rect">
                             <a:avLst/>
@@ -35664,23 +39230,86 @@
                 </wp:inline>
               </w:drawing>
             </w:r>
-            <w:r>
-              <w:rPr>
-                <w:sz w:val="20"/>
-                <w:szCs w:val="20"/>
-              </w:rPr>
-              <w:t xml:space="preserve"> + </w:t>
-            </w:r>
+          </w:p>
+        </w:tc>
+        <w:tc>
+          <w:tcPr>
+            <w:tcW w:w="3660" w:type="dxa"/>
+            <w:vAlign w:val="center"/>
+          </w:tcPr>
+          <w:p>
+            <w:pPr>
+              <w:spacing w:before="40" w:after="40"/>
+            </w:pPr>
+            <w:r>
+              <w:rPr>
+                <w:sz w:val="20"/>
+                <w:szCs w:val="20"/>
+              </w:rPr>
+              <w:t>Y, then RS Half Circle Down, then Half Circle Up; RB for the head</w:t>
+            </w:r>
+          </w:p>
+        </w:tc>
+      </w:tr>
+      <w:tr>
+        <w:trPr>
+          <w:cantSplit/>
+        </w:trPr>
+        <w:tc>
+          <w:tcPr>
+            <w:tcW w:w="2300" w:type="dxa"/>
+            <w:vAlign w:val="center"/>
+          </w:tcPr>
+          <w:p>
+            <w:pPr>
+              <w:spacing w:before="40" w:after="40"/>
+            </w:pPr>
+            <w:r>
+              <w:rPr>
+                <w:sz w:val="20"/>
+                <w:szCs w:val="20"/>
+              </w:rPr>
+              <w:t xml:space="preserve">Jump side kick</w:t>
+            </w:r>
+          </w:p>
+        </w:tc>
+        <w:tc>
+          <w:tcPr>
+            <w:tcW w:w="1300" w:type="dxa"/>
+            <w:vAlign w:val="center"/>
+          </w:tcPr>
+          <w:p>
+            <w:pPr>
+              <w:spacing w:before="40" w:after="40"/>
+            </w:pPr>
+            <w:r>
+              <w:rPr>
+                <w:sz w:val="20"/>
+                <w:szCs w:val="20"/>
+              </w:rPr>
+              <w:t xml:space="preserve">Body · 2 / Head · 3</w:t>
+            </w:r>
+          </w:p>
+        </w:tc>
+        <w:tc>
+          <w:tcPr>
+            <w:tcW w:w="2100" w:type="dxa"/>
+            <w:vAlign w:val="center"/>
+          </w:tcPr>
+          <w:p>
+            <w:pPr>
+              <w:spacing w:before="40" w:after="40"/>
+            </w:pPr>
             <w:r>
               <w:rPr>
                 <w:noProof/>
                 <w:position w:val="-13"/>
               </w:rPr>
               <w:drawing>
-                <wp:inline distT="0" distB="0" distL="0" distR="0" wp14:anchorId="16DB7A8F" wp14:editId="7CF96D5A">
+                <wp:inline distT="0" distB="0" distL="0" distR="0" wp14:anchorId="000023F1" wp14:editId="000023F1">
                   <wp:extent cx="274320" cy="274320"/>
                   <wp:effectExtent l="0" t="0" r="0" b="0"/>
-                  <wp:docPr id="417132978" name="RS_QCF"/>
+                  <wp:docPr id="9201" name="Y"/>
                   <wp:cNvGraphicFramePr>
                     <a:graphicFrameLocks xmlns:a="http://schemas.openxmlformats.org/drawingml/2006/main" noChangeAspect="1"/>
                   </wp:cNvGraphicFramePr>
@@ -35688,7 +39317,532 @@
                     <a:graphicData uri="http://schemas.openxmlformats.org/drawingml/2006/picture">
                       <pic:pic xmlns:pic="http://schemas.openxmlformats.org/drawingml/2006/picture">
                         <pic:nvPicPr>
-                          <pic:cNvPr id="7083" name="RS_QCF"/>
+                          <pic:cNvPr id="9201" name="Y"/>
+                          <pic:cNvPicPr/>
+                        </pic:nvPicPr>
+                        <pic:blipFill>
+                          <a:blip r:embed="rId24"/>
+                          <a:stretch>
+                            <a:fillRect/>
+                          </a:stretch>
+                        </pic:blipFill>
+                        <pic:spPr>
+                          <a:xfrm>
+                            <a:off x="0" y="0"/>
+                            <a:ext cx="274320" cy="274320"/>
+                          </a:xfrm>
+                          <a:prstGeom prst="rect">
+                            <a:avLst/>
+                          </a:prstGeom>
+                        </pic:spPr>
+                      </pic:pic>
+                    </a:graphicData>
+                  </a:graphic>
+                </wp:inline>
+              </w:drawing>
+            </w:r>
+            <w:r>
+              <w:rPr>
+                <w:sz w:val="20"/>
+                <w:szCs w:val="20"/>
+              </w:rPr>
+              <w:t xml:space="preserve">,  then  </w:t>
+            </w:r>
+            <w:r>
+              <w:rPr>
+                <w:noProof/>
+                <w:position w:val="-13"/>
+              </w:rPr>
+              <w:drawing>
+                <wp:inline distT="0" distB="0" distL="0" distR="0" wp14:anchorId="000023F2" wp14:editId="000023F2">
+                  <wp:extent cx="274320" cy="274320"/>
+                  <wp:effectExtent l="0" t="0" r="0" b="0"/>
+                  <wp:docPr id="9202" name="RS_UP"/>
+                  <wp:cNvGraphicFramePr>
+                    <a:graphicFrameLocks xmlns:a="http://schemas.openxmlformats.org/drawingml/2006/main" noChangeAspect="1"/>
+                  </wp:cNvGraphicFramePr>
+                  <a:graphic xmlns:a="http://schemas.openxmlformats.org/drawingml/2006/main">
+                    <a:graphicData uri="http://schemas.openxmlformats.org/drawingml/2006/picture">
+                      <pic:pic xmlns:pic="http://schemas.openxmlformats.org/drawingml/2006/picture">
+                        <pic:nvPicPr>
+                          <pic:cNvPr id="9202" name="RS_UP"/>
+                          <pic:cNvPicPr/>
+                        </pic:nvPicPr>
+                        <pic:blipFill>
+                          <a:blip r:embed="rId10"/>
+                          <a:stretch>
+                            <a:fillRect/>
+                          </a:stretch>
+                        </pic:blipFill>
+                        <pic:spPr>
+                          <a:xfrm>
+                            <a:off x="0" y="0"/>
+                            <a:ext cx="274320" cy="274320"/>
+                          </a:xfrm>
+                          <a:prstGeom prst="rect">
+                            <a:avLst/>
+                          </a:prstGeom>
+                        </pic:spPr>
+                      </pic:pic>
+                    </a:graphicData>
+                  </a:graphic>
+                </wp:inline>
+              </w:drawing>
+            </w:r>
+          </w:p>
+        </w:tc>
+        <w:tc>
+          <w:tcPr>
+            <w:tcW w:w="3660" w:type="dxa"/>
+            <w:vAlign w:val="center"/>
+          </w:tcPr>
+          <w:p>
+            <w:pPr>
+              <w:spacing w:before="40" w:after="40"/>
+            </w:pPr>
+            <w:r>
+              <w:rPr>
+                <w:sz w:val="20"/>
+                <w:szCs w:val="20"/>
+              </w:rPr>
+              <w:t xml:space="preserve">Y, then RS Up; RT for the back leg; RB for the head</w:t>
+            </w:r>
+          </w:p>
+        </w:tc>
+      </w:tr>
+      <w:tr>
+        <w:trPr>
+          <w:cantSplit/>
+        </w:trPr>
+        <w:tc>
+          <w:tcPr>
+            <w:tcW w:w="2300" w:type="dxa"/>
+            <w:vAlign w:val="center"/>
+          </w:tcPr>
+          <w:p>
+            <w:pPr>
+              <w:spacing w:before="40" w:after="40"/>
+            </w:pPr>
+            <w:r>
+              <w:rPr>
+                <w:sz w:val="20"/>
+                <w:szCs w:val="20"/>
+              </w:rPr>
+              <w:t xml:space="preserve">Jump roundhouse kick</w:t>
+            </w:r>
+          </w:p>
+        </w:tc>
+        <w:tc>
+          <w:tcPr>
+            <w:tcW w:w="1300" w:type="dxa"/>
+            <w:vAlign w:val="center"/>
+          </w:tcPr>
+          <w:p>
+            <w:pPr>
+              <w:spacing w:before="40" w:after="40"/>
+            </w:pPr>
+            <w:r>
+              <w:rPr>
+                <w:sz w:val="20"/>
+                <w:szCs w:val="20"/>
+              </w:rPr>
+              <w:t xml:space="preserve">Body · 2 / Head · 3</w:t>
+            </w:r>
+          </w:p>
+        </w:tc>
+        <w:tc>
+          <w:tcPr>
+            <w:tcW w:w="2100" w:type="dxa"/>
+            <w:vAlign w:val="center"/>
+          </w:tcPr>
+          <w:p>
+            <w:pPr>
+              <w:spacing w:before="40" w:after="40"/>
+            </w:pPr>
+            <w:r>
+              <w:rPr>
+                <w:noProof/>
+                <w:position w:val="-13"/>
+              </w:rPr>
+              <w:drawing>
+                <wp:inline distT="0" distB="0" distL="0" distR="0" wp14:anchorId="000023F8" wp14:editId="000023F8">
+                  <wp:extent cx="274320" cy="274320"/>
+                  <wp:effectExtent l="0" t="0" r="0" b="0"/>
+                  <wp:docPr id="9208" name="Y"/>
+                  <wp:cNvGraphicFramePr>
+                    <a:graphicFrameLocks xmlns:a="http://schemas.openxmlformats.org/drawingml/2006/main" noChangeAspect="1"/>
+                  </wp:cNvGraphicFramePr>
+                  <a:graphic xmlns:a="http://schemas.openxmlformats.org/drawingml/2006/main">
+                    <a:graphicData uri="http://schemas.openxmlformats.org/drawingml/2006/picture">
+                      <pic:pic xmlns:pic="http://schemas.openxmlformats.org/drawingml/2006/picture">
+                        <pic:nvPicPr>
+                          <pic:cNvPr id="9208" name="Y"/>
+                          <pic:cNvPicPr/>
+                        </pic:nvPicPr>
+                        <pic:blipFill>
+                          <a:blip r:embed="rId24"/>
+                          <a:stretch>
+                            <a:fillRect/>
+                          </a:stretch>
+                        </pic:blipFill>
+                        <pic:spPr>
+                          <a:xfrm>
+                            <a:off x="0" y="0"/>
+                            <a:ext cx="274320" cy="274320"/>
+                          </a:xfrm>
+                          <a:prstGeom prst="rect">
+                            <a:avLst/>
+                          </a:prstGeom>
+                        </pic:spPr>
+                      </pic:pic>
+                    </a:graphicData>
+                  </a:graphic>
+                </wp:inline>
+              </w:drawing>
+            </w:r>
+            <w:r>
+              <w:rPr>
+                <w:sz w:val="20"/>
+                <w:szCs w:val="20"/>
+              </w:rPr>
+              <w:t xml:space="preserve">,  then  </w:t>
+            </w:r>
+            <w:r>
+              <w:rPr>
+                <w:noProof/>
+                <w:position w:val="-13"/>
+              </w:rPr>
+              <w:drawing>
+                <wp:inline distT="0" distB="0" distL="0" distR="0" wp14:anchorId="000023F9" wp14:editId="000023F9">
+                  <wp:extent cx="274320" cy="274320"/>
+                  <wp:effectExtent l="0" t="0" r="0" b="0"/>
+                  <wp:docPr id="9209" name="RS_LR"/>
+                  <wp:cNvGraphicFramePr>
+                    <a:graphicFrameLocks xmlns:a="http://schemas.openxmlformats.org/drawingml/2006/main" noChangeAspect="1"/>
+                  </wp:cNvGraphicFramePr>
+                  <a:graphic xmlns:a="http://schemas.openxmlformats.org/drawingml/2006/main">
+                    <a:graphicData uri="http://schemas.openxmlformats.org/drawingml/2006/picture">
+                      <pic:pic xmlns:pic="http://schemas.openxmlformats.org/drawingml/2006/picture">
+                        <pic:nvPicPr>
+                          <pic:cNvPr id="9209" name="RS_LR"/>
+                          <pic:cNvPicPr/>
+                        </pic:nvPicPr>
+                        <pic:blipFill>
+                          <a:blip r:embed="rId8"/>
+                          <a:stretch>
+                            <a:fillRect/>
+                          </a:stretch>
+                        </pic:blipFill>
+                        <pic:spPr>
+                          <a:xfrm>
+                            <a:off x="0" y="0"/>
+                            <a:ext cx="274320" cy="274320"/>
+                          </a:xfrm>
+                          <a:prstGeom prst="rect">
+                            <a:avLst/>
+                          </a:prstGeom>
+                        </pic:spPr>
+                      </pic:pic>
+                    </a:graphicData>
+                  </a:graphic>
+                </wp:inline>
+              </w:drawing>
+            </w:r>
+          </w:p>
+        </w:tc>
+        <w:tc>
+          <w:tcPr>
+            <w:tcW w:w="3660" w:type="dxa"/>
+            <w:vAlign w:val="center"/>
+          </w:tcPr>
+          <w:p>
+            <w:pPr>
+              <w:spacing w:before="40" w:after="40"/>
+            </w:pPr>
+            <w:r>
+              <w:rPr>
+                <w:sz w:val="20"/>
+                <w:szCs w:val="20"/>
+              </w:rPr>
+              <w:t xml:space="preserve">Y, then RS Left/Right, toward the lead leg; RT mirrors it to the back leg; RB for the head</w:t>
+            </w:r>
+          </w:p>
+        </w:tc>
+      </w:tr>
+      <w:tr>
+        <w:trPr>
+          <w:cantSplit/>
+        </w:trPr>
+        <w:tc>
+          <w:tcPr>
+            <w:tcW w:w="2300" w:type="dxa"/>
+            <w:vAlign w:val="center"/>
+          </w:tcPr>
+          <w:p>
+            <w:pPr>
+              <w:spacing w:before="40" w:after="40"/>
+            </w:pPr>
+            <w:r>
+              <w:rPr>
+                <w:sz w:val="20"/>
+                <w:szCs w:val="20"/>
+              </w:rPr>
+              <w:t xml:space="preserve">Jump hook kick</w:t>
+            </w:r>
+          </w:p>
+        </w:tc>
+        <w:tc>
+          <w:tcPr>
+            <w:tcW w:w="1300" w:type="dxa"/>
+            <w:vAlign w:val="center"/>
+          </w:tcPr>
+          <w:p>
+            <w:pPr>
+              <w:spacing w:before="40" w:after="40"/>
+            </w:pPr>
+            <w:r>
+              <w:rPr>
+                <w:sz w:val="20"/>
+                <w:szCs w:val="20"/>
+              </w:rPr>
+              <w:t xml:space="preserve">Body · 2 / Head · 3</w:t>
+            </w:r>
+          </w:p>
+        </w:tc>
+        <w:tc>
+          <w:tcPr>
+            <w:tcW w:w="2100" w:type="dxa"/>
+            <w:vAlign w:val="center"/>
+          </w:tcPr>
+          <w:p>
+            <w:pPr>
+              <w:spacing w:before="40" w:after="40"/>
+            </w:pPr>
+            <w:r>
+              <w:rPr>
+                <w:noProof/>
+                <w:position w:val="-13"/>
+              </w:rPr>
+              <w:drawing>
+                <wp:inline distT="0" distB="0" distL="0" distR="0" wp14:anchorId="000023FF" wp14:editId="000023FF">
+                  <wp:extent cx="274320" cy="274320"/>
+                  <wp:effectExtent l="0" t="0" r="0" b="0"/>
+                  <wp:docPr id="9215" name="Y"/>
+                  <wp:cNvGraphicFramePr>
+                    <a:graphicFrameLocks xmlns:a="http://schemas.openxmlformats.org/drawingml/2006/main" noChangeAspect="1"/>
+                  </wp:cNvGraphicFramePr>
+                  <a:graphic xmlns:a="http://schemas.openxmlformats.org/drawingml/2006/main">
+                    <a:graphicData uri="http://schemas.openxmlformats.org/drawingml/2006/picture">
+                      <pic:pic xmlns:pic="http://schemas.openxmlformats.org/drawingml/2006/picture">
+                        <pic:nvPicPr>
+                          <pic:cNvPr id="9215" name="Y"/>
+                          <pic:cNvPicPr/>
+                        </pic:nvPicPr>
+                        <pic:blipFill>
+                          <a:blip r:embed="rId24"/>
+                          <a:stretch>
+                            <a:fillRect/>
+                          </a:stretch>
+                        </pic:blipFill>
+                        <pic:spPr>
+                          <a:xfrm>
+                            <a:off x="0" y="0"/>
+                            <a:ext cx="274320" cy="274320"/>
+                          </a:xfrm>
+                          <a:prstGeom prst="rect">
+                            <a:avLst/>
+                          </a:prstGeom>
+                        </pic:spPr>
+                      </pic:pic>
+                    </a:graphicData>
+                  </a:graphic>
+                </wp:inline>
+              </w:drawing>
+            </w:r>
+            <w:r>
+              <w:rPr>
+                <w:sz w:val="20"/>
+                <w:szCs w:val="20"/>
+              </w:rPr>
+              <w:t xml:space="preserve">,  then  </w:t>
+            </w:r>
+            <w:r>
+              <w:rPr>
+                <w:noProof/>
+                <w:position w:val="-13"/>
+              </w:rPr>
+              <w:drawing>
+                <wp:inline distT="0" distB="0" distL="0" distR="0" wp14:anchorId="00002400" wp14:editId="00002400">
+                  <wp:extent cx="274320" cy="274320"/>
+                  <wp:effectExtent l="0" t="0" r="0" b="0"/>
+                  <wp:docPr id="9216" name="RS_LR"/>
+                  <wp:cNvGraphicFramePr>
+                    <a:graphicFrameLocks xmlns:a="http://schemas.openxmlformats.org/drawingml/2006/main" noChangeAspect="1"/>
+                  </wp:cNvGraphicFramePr>
+                  <a:graphic xmlns:a="http://schemas.openxmlformats.org/drawingml/2006/main">
+                    <a:graphicData uri="http://schemas.openxmlformats.org/drawingml/2006/picture">
+                      <pic:pic xmlns:pic="http://schemas.openxmlformats.org/drawingml/2006/picture">
+                        <pic:nvPicPr>
+                          <pic:cNvPr id="9216" name="RS_LR"/>
+                          <pic:cNvPicPr/>
+                        </pic:nvPicPr>
+                        <pic:blipFill>
+                          <a:blip r:embed="rId8"/>
+                          <a:stretch>
+                            <a:fillRect/>
+                          </a:stretch>
+                        </pic:blipFill>
+                        <pic:spPr>
+                          <a:xfrm>
+                            <a:off x="0" y="0"/>
+                            <a:ext cx="274320" cy="274320"/>
+                          </a:xfrm>
+                          <a:prstGeom prst="rect">
+                            <a:avLst/>
+                          </a:prstGeom>
+                        </pic:spPr>
+                      </pic:pic>
+                    </a:graphicData>
+                  </a:graphic>
+                </wp:inline>
+              </w:drawing>
+            </w:r>
+          </w:p>
+        </w:tc>
+        <w:tc>
+          <w:tcPr>
+            <w:tcW w:w="3660" w:type="dxa"/>
+            <w:vAlign w:val="center"/>
+          </w:tcPr>
+          <w:p>
+            <w:pPr>
+              <w:spacing w:before="40" w:after="40"/>
+            </w:pPr>
+            <w:r>
+              <w:rPr>
+                <w:sz w:val="20"/>
+                <w:szCs w:val="20"/>
+              </w:rPr>
+              <w:t xml:space="preserve">Y, then RS Left/Right, toward the side opposite the lead leg; RT mirrors it to the lead leg’s side; RB for the head</w:t>
+            </w:r>
+          </w:p>
+        </w:tc>
+      </w:tr>
+      <w:tr>
+        <w:trPr>
+          <w:cantSplit/>
+        </w:trPr>
+        <w:tc>
+          <w:tcPr>
+            <w:tcW w:w="2300" w:type="dxa"/>
+            <w:vAlign w:val="center"/>
+          </w:tcPr>
+          <w:p>
+            <w:pPr>
+              <w:spacing w:before="40" w:after="40"/>
+            </w:pPr>
+            <w:r>
+              <w:rPr>
+                <w:sz w:val="20"/>
+                <w:szCs w:val="20"/>
+              </w:rPr>
+              <w:t xml:space="preserve">Jump axe kick</w:t>
+            </w:r>
+          </w:p>
+        </w:tc>
+        <w:tc>
+          <w:tcPr>
+            <w:tcW w:w="1300" w:type="dxa"/>
+            <w:vAlign w:val="center"/>
+          </w:tcPr>
+          <w:p>
+            <w:pPr>
+              <w:spacing w:before="40" w:after="40"/>
+            </w:pPr>
+            <w:r>
+              <w:rPr>
+                <w:sz w:val="20"/>
+                <w:szCs w:val="20"/>
+              </w:rPr>
+              <w:t xml:space="preserve">Head · 3</w:t>
+            </w:r>
+          </w:p>
+        </w:tc>
+        <w:tc>
+          <w:tcPr>
+            <w:tcW w:w="2100" w:type="dxa"/>
+            <w:vAlign w:val="center"/>
+          </w:tcPr>
+          <w:p>
+            <w:pPr>
+              <w:spacing w:before="40" w:after="40"/>
+            </w:pPr>
+            <w:r>
+              <w:rPr>
+                <w:noProof/>
+                <w:position w:val="-13"/>
+              </w:rPr>
+              <w:drawing>
+                <wp:inline distT="0" distB="0" distL="0" distR="0" wp14:anchorId="00002406" wp14:editId="00002406">
+                  <wp:extent cx="274320" cy="274320"/>
+                  <wp:effectExtent l="0" t="0" r="0" b="0"/>
+                  <wp:docPr id="9222" name="Y"/>
+                  <wp:cNvGraphicFramePr>
+                    <a:graphicFrameLocks xmlns:a="http://schemas.openxmlformats.org/drawingml/2006/main" noChangeAspect="1"/>
+                  </wp:cNvGraphicFramePr>
+                  <a:graphic xmlns:a="http://schemas.openxmlformats.org/drawingml/2006/main">
+                    <a:graphicData uri="http://schemas.openxmlformats.org/drawingml/2006/picture">
+                      <pic:pic xmlns:pic="http://schemas.openxmlformats.org/drawingml/2006/picture">
+                        <pic:nvPicPr>
+                          <pic:cNvPr id="9222" name="Y"/>
+                          <pic:cNvPicPr/>
+                        </pic:nvPicPr>
+                        <pic:blipFill>
+                          <a:blip r:embed="rId24"/>
+                          <a:stretch>
+                            <a:fillRect/>
+                          </a:stretch>
+                        </pic:blipFill>
+                        <pic:spPr>
+                          <a:xfrm>
+                            <a:off x="0" y="0"/>
+                            <a:ext cx="274320" cy="274320"/>
+                          </a:xfrm>
+                          <a:prstGeom prst="rect">
+                            <a:avLst/>
+                          </a:prstGeom>
+                        </pic:spPr>
+                      </pic:pic>
+                    </a:graphicData>
+                  </a:graphic>
+                </wp:inline>
+              </w:drawing>
+            </w:r>
+            <w:r>
+              <w:rPr>
+                <w:sz w:val="20"/>
+                <w:szCs w:val="20"/>
+              </w:rPr>
+              <w:t xml:space="preserve">,  then  </w:t>
+            </w:r>
+            <w:r>
+              <w:rPr>
+                <w:noProof/>
+                <w:position w:val="-13"/>
+              </w:rPr>
+              <w:drawing>
+                <wp:inline distT="0" distB="0" distL="0" distR="0" wp14:anchorId="00002407" wp14:editId="00002407">
+                  <wp:extent cx="274320" cy="274320"/>
+                  <wp:effectExtent l="0" t="0" r="0" b="0"/>
+                  <wp:docPr id="9223" name="RS_QCF"/>
+                  <wp:cNvGraphicFramePr>
+                    <a:graphicFrameLocks xmlns:a="http://schemas.openxmlformats.org/drawingml/2006/main" noChangeAspect="1"/>
+                  </wp:cNvGraphicFramePr>
+                  <a:graphic xmlns:a="http://schemas.openxmlformats.org/drawingml/2006/main">
+                    <a:graphicData uri="http://schemas.openxmlformats.org/drawingml/2006/picture">
+                      <pic:pic xmlns:pic="http://schemas.openxmlformats.org/drawingml/2006/picture">
+                        <pic:nvPicPr>
+                          <pic:cNvPr id="9223" name="RS_QCF"/>
                           <pic:cNvPicPr/>
                         </pic:nvPicPr>
                         <pic:blipFill>
@@ -35712,6 +39866,54 @@
                 </wp:inline>
               </w:drawing>
             </w:r>
+            <w:r>
+              <w:rPr>
+                <w:sz w:val="20"/>
+                <w:szCs w:val="20"/>
+              </w:rPr>
+              <w:t xml:space="preserve">  then  </w:t>
+            </w:r>
+            <w:r>
+              <w:rPr>
+                <w:noProof/>
+                <w:position w:val="-13"/>
+              </w:rPr>
+              <w:drawing>
+                <wp:inline distT="0" distB="0" distL="0" distR="0" wp14:anchorId="00002408" wp14:editId="00002408">
+                  <wp:extent cx="274320" cy="274320"/>
+                  <wp:effectExtent l="0" t="0" r="0" b="0"/>
+                  <wp:docPr id="9224" name="RS_DOWN"/>
+                  <wp:cNvGraphicFramePr>
+                    <a:graphicFrameLocks xmlns:a="http://schemas.openxmlformats.org/drawingml/2006/main" noChangeAspect="1"/>
+                  </wp:cNvGraphicFramePr>
+                  <a:graphic xmlns:a="http://schemas.openxmlformats.org/drawingml/2006/main">
+                    <a:graphicData uri="http://schemas.openxmlformats.org/drawingml/2006/picture">
+                      <pic:pic xmlns:pic="http://schemas.openxmlformats.org/drawingml/2006/picture">
+                        <pic:nvPicPr>
+                          <pic:cNvPr id="9224" name="RS_DOWN"/>
+                          <pic:cNvPicPr/>
+                        </pic:nvPicPr>
+                        <pic:blipFill>
+                          <a:blip r:embed="rId30"/>
+                          <a:stretch>
+                            <a:fillRect/>
+                          </a:stretch>
+                        </pic:blipFill>
+                        <pic:spPr>
+                          <a:xfrm>
+                            <a:off x="0" y="0"/>
+                            <a:ext cx="274320" cy="274320"/>
+                          </a:xfrm>
+                          <a:prstGeom prst="rect">
+                            <a:avLst/>
+                          </a:prstGeom>
+                        </pic:spPr>
+                      </pic:pic>
+                    </a:graphicData>
+                  </a:graphic>
+                </wp:inline>
+              </w:drawing>
+            </w:r>
           </w:p>
         </w:tc>
         <w:tc>
@@ -35728,7 +39930,214 @@
                 <w:sz w:val="20"/>
                 <w:szCs w:val="20"/>
               </w:rPr>
-              <w:t>Y, Hold LB + RS Half Circle Down, Release LB + RS Half Circle Up; RB for the head</w:t>
+              <w:t xml:space="preserve">Y, then RS Left/Right Quarter Circle Forward, Down</w:t>
+            </w:r>
+          </w:p>
+        </w:tc>
+      </w:tr>
+      <w:tr>
+        <w:trPr>
+          <w:cantSplit/>
+        </w:trPr>
+        <w:tc>
+          <w:tcPr>
+            <w:tcW w:w="2300" w:type="dxa"/>
+            <w:vAlign w:val="center"/>
+          </w:tcPr>
+          <w:p>
+            <w:pPr>
+              <w:spacing w:before="40" w:after="40"/>
+            </w:pPr>
+            <w:r>
+              <w:rPr>
+                <w:sz w:val="20"/>
+                <w:szCs w:val="20"/>
+              </w:rPr>
+              <w:t xml:space="preserve">Jump spin hook kick</w:t>
+            </w:r>
+          </w:p>
+        </w:tc>
+        <w:tc>
+          <w:tcPr>
+            <w:tcW w:w="1300" w:type="dxa"/>
+            <w:vAlign w:val="center"/>
+          </w:tcPr>
+          <w:p>
+            <w:pPr>
+              <w:spacing w:before="40" w:after="40"/>
+            </w:pPr>
+            <w:r>
+              <w:rPr>
+                <w:sz w:val="20"/>
+                <w:szCs w:val="20"/>
+              </w:rPr>
+              <w:t xml:space="preserve">Body · 4 / Head · 6</w:t>
+            </w:r>
+          </w:p>
+        </w:tc>
+        <w:tc>
+          <w:tcPr>
+            <w:tcW w:w="2100" w:type="dxa"/>
+            <w:vAlign w:val="center"/>
+          </w:tcPr>
+          <w:p>
+            <w:pPr>
+              <w:spacing w:before="40" w:after="40"/>
+            </w:pPr>
+            <w:r>
+              <w:rPr>
+                <w:noProof/>
+                <w:position w:val="-13"/>
+              </w:rPr>
+              <w:drawing>
+                <wp:inline distT="0" distB="0" distL="0" distR="0" wp14:anchorId="0000240E" wp14:editId="0000240E">
+                  <wp:extent cx="274320" cy="274320"/>
+                  <wp:effectExtent l="0" t="0" r="0" b="0"/>
+                  <wp:docPr id="9230" name="Y"/>
+                  <wp:cNvGraphicFramePr>
+                    <a:graphicFrameLocks xmlns:a="http://schemas.openxmlformats.org/drawingml/2006/main" noChangeAspect="1"/>
+                  </wp:cNvGraphicFramePr>
+                  <a:graphic xmlns:a="http://schemas.openxmlformats.org/drawingml/2006/main">
+                    <a:graphicData uri="http://schemas.openxmlformats.org/drawingml/2006/picture">
+                      <pic:pic xmlns:pic="http://schemas.openxmlformats.org/drawingml/2006/picture">
+                        <pic:nvPicPr>
+                          <pic:cNvPr id="9230" name="Y"/>
+                          <pic:cNvPicPr/>
+                        </pic:nvPicPr>
+                        <pic:blipFill>
+                          <a:blip r:embed="rId24"/>
+                          <a:stretch>
+                            <a:fillRect/>
+                          </a:stretch>
+                        </pic:blipFill>
+                        <pic:spPr>
+                          <a:xfrm>
+                            <a:off x="0" y="0"/>
+                            <a:ext cx="274320" cy="274320"/>
+                          </a:xfrm>
+                          <a:prstGeom prst="rect">
+                            <a:avLst/>
+                          </a:prstGeom>
+                        </pic:spPr>
+                      </pic:pic>
+                    </a:graphicData>
+                  </a:graphic>
+                </wp:inline>
+              </w:drawing>
+            </w:r>
+            <w:r>
+              <w:rPr>
+                <w:sz w:val="20"/>
+                <w:szCs w:val="20"/>
+              </w:rPr>
+              <w:t xml:space="preserve">,  then  </w:t>
+            </w:r>
+            <w:r>
+              <w:rPr>
+                <w:noProof/>
+                <w:position w:val="-13"/>
+              </w:rPr>
+              <w:drawing>
+                <wp:inline distT="0" distB="0" distL="0" distR="0" wp14:anchorId="0000240F" wp14:editId="0000240F">
+                  <wp:extent cx="342900" cy="274320"/>
+                  <wp:effectExtent l="0" t="0" r="0" b="0"/>
+                  <wp:docPr id="9231" name="RT"/>
+                  <wp:cNvGraphicFramePr>
+                    <a:graphicFrameLocks xmlns:a="http://schemas.openxmlformats.org/drawingml/2006/main" noChangeAspect="1"/>
+                  </wp:cNvGraphicFramePr>
+                  <a:graphic xmlns:a="http://schemas.openxmlformats.org/drawingml/2006/main">
+                    <a:graphicData uri="http://schemas.openxmlformats.org/drawingml/2006/picture">
+                      <pic:pic xmlns:pic="http://schemas.openxmlformats.org/drawingml/2006/picture">
+                        <pic:nvPicPr>
+                          <pic:cNvPr id="9231" name="RT"/>
+                          <pic:cNvPicPr/>
+                        </pic:nvPicPr>
+                        <pic:blipFill>
+                          <a:blip r:embed="rId13"/>
+                          <a:stretch>
+                            <a:fillRect/>
+                          </a:stretch>
+                        </pic:blipFill>
+                        <pic:spPr>
+                          <a:xfrm>
+                            <a:off x="0" y="0"/>
+                            <a:ext cx="342900" cy="274320"/>
+                          </a:xfrm>
+                          <a:prstGeom prst="rect">
+                            <a:avLst/>
+                          </a:prstGeom>
+                        </pic:spPr>
+                      </pic:pic>
+                    </a:graphicData>
+                  </a:graphic>
+                </wp:inline>
+              </w:drawing>
+            </w:r>
+            <w:r>
+              <w:rPr>
+                <w:sz w:val="20"/>
+                <w:szCs w:val="20"/>
+              </w:rPr>
+              <w:t xml:space="preserve"> + </w:t>
+            </w:r>
+            <w:r>
+              <w:rPr>
+                <w:noProof/>
+                <w:position w:val="-13"/>
+              </w:rPr>
+              <w:drawing>
+                <wp:inline distT="0" distB="0" distL="0" distR="0" wp14:anchorId="00002410" wp14:editId="00002410">
+                  <wp:extent cx="274320" cy="274320"/>
+                  <wp:effectExtent l="0" t="0" r="0" b="0"/>
+                  <wp:docPr id="9232" name="RS_HCD"/>
+                  <wp:cNvGraphicFramePr>
+                    <a:graphicFrameLocks xmlns:a="http://schemas.openxmlformats.org/drawingml/2006/main" noChangeAspect="1"/>
+                  </wp:cNvGraphicFramePr>
+                  <a:graphic xmlns:a="http://schemas.openxmlformats.org/drawingml/2006/main">
+                    <a:graphicData uri="http://schemas.openxmlformats.org/drawingml/2006/picture">
+                      <pic:pic xmlns:pic="http://schemas.openxmlformats.org/drawingml/2006/picture">
+                        <pic:nvPicPr>
+                          <pic:cNvPr id="9232" name="RS_HCD"/>
+                          <pic:cNvPicPr/>
+                        </pic:nvPicPr>
+                        <pic:blipFill>
+                          <a:blip r:embed="rId14"/>
+                          <a:stretch>
+                            <a:fillRect/>
+                          </a:stretch>
+                        </pic:blipFill>
+                        <pic:spPr>
+                          <a:xfrm>
+                            <a:off x="0" y="0"/>
+                            <a:ext cx="274320" cy="274320"/>
+                          </a:xfrm>
+                          <a:prstGeom prst="rect">
+                            <a:avLst/>
+                          </a:prstGeom>
+                        </pic:spPr>
+                      </pic:pic>
+                    </a:graphicData>
+                  </a:graphic>
+                </wp:inline>
+              </w:drawing>
+            </w:r>
+          </w:p>
+        </w:tc>
+        <w:tc>
+          <w:tcPr>
+            <w:tcW w:w="3660" w:type="dxa"/>
+            <w:vAlign w:val="center"/>
+          </w:tcPr>
+          <w:p>
+            <w:pPr>
+              <w:spacing w:before="40" w:after="40"/>
+            </w:pPr>
+            <w:r>
+              <w:rPr>
+                <w:sz w:val="20"/>
+                <w:szCs w:val="20"/>
+              </w:rPr>
+              <w:t xml:space="preserve">Y, then RT + RS Left/Right Half Circle Down; RB for the head</w:t>
             </w:r>
           </w:p>
         </w:tc>
@@ -35750,6 +40159,18 @@
         </w:rPr>
         <w:lastRenderedPageBreak/>
         <w:t>Spinning kicks score the higher trunk and head values (4 and 6) when they register as spinning techniques.</w:t>
+      </w:r>
+    </w:p>
+    <w:p>
+      <w:r>
+        <w:rPr>
+          <w:i/>
+          <w:iCs/>
+          <w:color w:val="595959"/>
+          <w:sz w:val="20"/>
+          <w:szCs w:val="20"/>
+        </w:rPr>
+        <w:t>Jump kicks throw airborne instead of grounded, at the same target and points as the grounded version, and cost stamina at the Jump tier (8.9). The Tornado Kick uses the same tap of Y as every other jump kick; only its motion differs — a full circle starting downward, deliberately the hardest gesture in the game to sweep cleanly in one motion (18.2).</w:t>
       </w:r>
     </w:p>
     <w:p>
@@ -36226,117 +40647,6 @@
                 <w:sz w:val="20"/>
                 <w:szCs w:val="20"/>
               </w:rPr>
-              <w:t>Jump</w:t>
-            </w:r>
-          </w:p>
-        </w:tc>
-        <w:tc>
-          <w:tcPr>
-            <w:tcW w:w="1300" w:type="dxa"/>
-            <w:vAlign w:val="center"/>
-          </w:tcPr>
-          <w:p>
-            <w:pPr>
-              <w:spacing w:before="40" w:after="40"/>
-            </w:pPr>
-            <w:r>
-              <w:rPr>
-                <w:sz w:val="20"/>
-                <w:szCs w:val="20"/>
-              </w:rPr>
-              <w:t>—</w:t>
-            </w:r>
-          </w:p>
-        </w:tc>
-        <w:tc>
-          <w:tcPr>
-            <w:tcW w:w="2100" w:type="dxa"/>
-            <w:vAlign w:val="center"/>
-          </w:tcPr>
-          <w:p>
-            <w:pPr>
-              <w:spacing w:before="40" w:after="40"/>
-            </w:pPr>
-            <w:r>
-              <w:rPr>
-                <w:noProof/>
-                <w:position w:val="-13"/>
-              </w:rPr>
-              <w:drawing>
-                <wp:inline distT="0" distB="0" distL="0" distR="0" wp14:anchorId="1E86993B" wp14:editId="2CB12609">
-                  <wp:extent cx="274320" cy="274320"/>
-                  <wp:effectExtent l="0" t="0" r="0" b="0"/>
-                  <wp:docPr id="7097" name="Y"/>
-                  <wp:cNvGraphicFramePr>
-                    <a:graphicFrameLocks xmlns:a="http://schemas.openxmlformats.org/drawingml/2006/main" noChangeAspect="1"/>
-                  </wp:cNvGraphicFramePr>
-                  <a:graphic xmlns:a="http://schemas.openxmlformats.org/drawingml/2006/main">
-                    <a:graphicData uri="http://schemas.openxmlformats.org/drawingml/2006/picture">
-                      <pic:pic xmlns:pic="http://schemas.openxmlformats.org/drawingml/2006/picture">
-                        <pic:nvPicPr>
-                          <pic:cNvPr id="7097" name="Y"/>
-                          <pic:cNvPicPr/>
-                        </pic:nvPicPr>
-                        <pic:blipFill>
-                          <a:blip r:embed="rId24"/>
-                          <a:stretch>
-                            <a:fillRect/>
-                          </a:stretch>
-                        </pic:blipFill>
-                        <pic:spPr>
-                          <a:xfrm>
-                            <a:off x="0" y="0"/>
-                            <a:ext cx="274320" cy="274320"/>
-                          </a:xfrm>
-                          <a:prstGeom prst="rect">
-                            <a:avLst/>
-                          </a:prstGeom>
-                        </pic:spPr>
-                      </pic:pic>
-                    </a:graphicData>
-                  </a:graphic>
-                </wp:inline>
-              </w:drawing>
-            </w:r>
-          </w:p>
-        </w:tc>
-        <w:tc>
-          <w:tcPr>
-            <w:tcW w:w="3660" w:type="dxa"/>
-            <w:vAlign w:val="center"/>
-          </w:tcPr>
-          <w:p>
-            <w:pPr>
-              <w:spacing w:before="40" w:after="40"/>
-            </w:pPr>
-            <w:r>
-              <w:rPr>
-                <w:sz w:val="20"/>
-                <w:szCs w:val="20"/>
-              </w:rPr>
-              <w:t>Y</w:t>
-            </w:r>
-          </w:p>
-        </w:tc>
-      </w:tr>
-      <w:tr>
-        <w:trPr>
-          <w:cantSplit/>
-        </w:trPr>
-        <w:tc>
-          <w:tcPr>
-            <w:tcW w:w="2300" w:type="dxa"/>
-            <w:vAlign w:val="center"/>
-          </w:tcPr>
-          <w:p>
-            <w:pPr>
-              <w:spacing w:before="40" w:after="40"/>
-            </w:pPr>
-            <w:r>
-              <w:rPr>
-                <w:sz w:val="20"/>
-                <w:szCs w:val="20"/>
-              </w:rPr>
               <w:t>Dash</w:t>
             </w:r>
           </w:p>
@@ -36951,7 +41261,7 @@
     </w:p>
     <w:p>
       <w:r>
-        <w:t>These techniques have no input assigned yet: push kick, front kick, fast lead-leg roundhouse, double and triple kicks, 360° and jumping back kicks, close-range kicks in the clinch, arm blocks, sway, leg check and clinch actions. They stay out of the move list until they have inputs (18.1); candidates for a larger move library are in section 17.</w:t>
+        <w:t>These techniques have no input assigned yet: push kick, front kick, fast lead-leg roundhouse, double and triple kicks, 360° and jumping back kicks, close-range kicks in the clinch and clinch actions (arm blocks, sway and the leg check are covered by Active Defense, 8.8). They stay out of the move list until they have inputs (18.1); candidates for a larger move library are in section 17. Jump variants of the side, roundhouse, hook, axe and spin hook kicks are in the move list (9.1, 9.2); only jump variants of the techniques above (9.4) stay cut.</w:t>
       </w:r>
     </w:p>
     <w:p>
@@ -41332,7 +45642,7 @@
         <w:t>MoveData:</w:t>
       </w:r>
       <w:r>
-        <w:t xml:space="preserve"> Animation, input gesture and modifiers, startup / active / recovery timing, stamina cost, point value, target, range, reaction properties. Separate from animation assets so placeholders swap for final mocap without changing combat logic.</w:t>
+        <w:t xml:space="preserve"> Animation, input gesture and modifiers, startup / active / recovery timing, stamina cost, point value, target, range, reaction properties, and a self-fall chance on Attack Recovery for high-commitment techniques (8.10). Separate from animation assets so placeholders swap for final mocap without changing combat logic.</w:t>
       </w:r>
     </w:p>
     <w:p>
@@ -41352,7 +45662,7 @@
         <w:t>Fighter runtime state:</w:t>
       </w:r>
       <w:r>
-        <w:t xml:space="preserve"> Stance, guard, lead and back leg, held modifiers (active defense, back leg, fake, head), combat state, stamina, score, match state.</w:t>
+        <w:t xml:space="preserve"> Stance, guard, lead and back leg, held modifiers (active defense, back leg, fake, head), a jump-primed flag from a leading tap of Y, combat state, stamina, score, match state.</w:t>
       </w:r>
     </w:p>
     <w:p>
@@ -41561,7 +45871,7 @@
                 <w:sz w:val="20"/>
                 <w:szCs w:val="20"/>
               </w:rPr>
-              <w:t>Early feasibility test on a roundhouse kick and a spin hook kick, comparing capture methods and solvers before production (section 19)</w:t>
+              <w:t>Early feasibility test on a roundhouse kick and a spin hook kick, comparing capture methods and solvers before production (section 19). If spinning kicks are still not clean by Milestone 1, Milestone 2 ships them with placeholder animation and swaps in production mocap once the capture or solver issue is fixed (20.1).</w:t>
             </w:r>
           </w:p>
         </w:tc>
@@ -41602,7 +45912,7 @@
                 <w:sz w:val="20"/>
                 <w:szCs w:val="20"/>
               </w:rPr>
-              <w:t>Shared transitions, layering, mirroring and a tightly scoped move list</w:t>
+              <w:t>Shared transitions, layering, mirroring and a tightly scoped move list. Jump kicks (9.2) reuse their grounded kick’s captured technique with a shared launch-and-land layer blended underneath (16.2), rather than a bespoke capture per jump kick; only the Tornado Kick is a fully unique capture</w:t>
             </w:r>
           </w:p>
         </w:tc>
@@ -41725,7 +46035,7 @@
                 <w:sz w:val="20"/>
                 <w:szCs w:val="20"/>
               </w:rPr>
-              <w:t>Prototype gesture recognition first, with an input-icon debug display and practitioner playtests</w:t>
+              <w:t>Prototype gesture recognition first, with an input-icon debug display and practitioner playtests. The Tornado Kick’s full circle, starting downward, is deliberately the hardest gesture in the game to sweep cleanly (7.4, 9.2); tune how forgiving that recognition is in playtests</w:t>
             </w:r>
           </w:p>
         </w:tc>
@@ -41807,7 +46117,7 @@
                 <w:sz w:val="20"/>
                 <w:szCs w:val="20"/>
               </w:rPr>
-              <w:t>The game targets PlayStation 5 and Xbox Series X|S but is built on Windows, and developer accounts, devkits and certification are not in place (18.1). Windows stays the demonstration platform until they are, and nothing in the design depends on a console-only feature.</w:t>
+              <w:t>The game targets PlayStation 5 and Xbox Series X|S but is built on Windows, and developer accounts, devkits and certification are not in place (18.1). The First Half milestones (M1, M2; ending December 2026) demo on Windows only; PlayStation 5 and Xbox Series X|S remain the v1.0 target for the finished capstone in Spring 2027, once developer accounts and devkits are in place. Nothing in the design depends on a console-only feature.</w:t>
             </w:r>
           </w:p>
         </w:tc>
@@ -43256,7 +47566,7 @@
         <w:spacing w:after="60"/>
       </w:pPr>
       <w:r>
-        <w:t>Which of RS Left and RS Right gives the roundhouse kick and the other the hook kick, and whether left and right are relative to the opponent or the screen.</w:t>
+        <w:t>Whether kicks without RT always use the lead leg.</w:t>
       </w:r>
     </w:p>
     <w:p>
@@ -43269,46 +47579,7 @@
         <w:spacing w:after="60"/>
       </w:pPr>
       <w:r>
-        <w:t>Whether kicks without RT always use the lead leg.</w:t>
-      </w:r>
-    </w:p>
-    <w:p>
-      <w:pPr>
-        <w:pStyle w:val="ListParagraph"/>
-        <w:numPr>
-          <w:ilvl w:val="0"/>
-          <w:numId w:val="1"/>
-        </w:numPr>
-        <w:spacing w:after="60"/>
-      </w:pPr>
-      <w:r>
         <w:t>The spin hook kick lists RT: whether RT is required for it or only selects the back leg.</w:t>
-      </w:r>
-    </w:p>
-    <w:p>
-      <w:pPr>
-        <w:pStyle w:val="ListParagraph"/>
-        <w:numPr>
-          <w:ilvl w:val="0"/>
-          <w:numId w:val="1"/>
-        </w:numPr>
-        <w:spacing w:after="60"/>
-      </w:pPr>
-      <w:r>
-        <w:t>The tornado kick holds LB, which is also Fake Attack: how the game tells the two apart.</w:t>
-      </w:r>
-    </w:p>
-    <w:p>
-      <w:pPr>
-        <w:pStyle w:val="ListParagraph"/>
-        <w:numPr>
-          <w:ilvl w:val="0"/>
-          <w:numId w:val="1"/>
-        </w:numPr>
-        <w:spacing w:after="60"/>
-      </w:pPr>
-      <w:r>
-        <w:t>What Active Defense Mode (hold LT) does.</w:t>
       </w:r>
     </w:p>
     <w:p>
@@ -43863,6 +48134,183 @@
                 <w:sz w:val="20"/>
                 <w:szCs w:val="20"/>
               </w:rPr>
+              <w:t>Skill Stick direction</w:t>
+            </w:r>
+          </w:p>
+        </w:tc>
+        <w:tc>
+          <w:tcPr>
+            <w:tcW w:w="5460" w:type="dxa"/>
+            <w:vAlign w:val="center"/>
+          </w:tcPr>
+          <w:p>
+            <w:pPr>
+              <w:spacing w:before="40" w:after="40"/>
+            </w:pPr>
+            <w:r>
+              <w:rPr>
+                <w:sz w:val="20"/>
+                <w:szCs w:val="20"/>
+              </w:rPr>
+              <w:t>RS toward the side of the leg throwing the kick is the roundhouse, the other side is the hook; holding RT for the back leg mirrors both, since the back leg is on the opposite side from the lead leg (8.7) — this follows the fighter’s own stance, not a fixed screen direction</w:t>
+            </w:r>
+          </w:p>
+        </w:tc>
+        <w:tc>
+          <w:tcPr>
+            <w:tcW w:w="1500" w:type="dxa"/>
+            <w:vAlign w:val="center"/>
+          </w:tcPr>
+          <w:p>
+            <w:pPr>
+              <w:spacing w:before="40" w:after="40"/>
+            </w:pPr>
+            <w:r>
+              <w:rPr>
+                <w:sz w:val="20"/>
+                <w:szCs w:val="20"/>
+              </w:rPr>
+              <w:t>7.2, 8.7</w:t>
+            </w:r>
+          </w:p>
+        </w:tc>
+      </w:tr>
+      <w:tr>
+        <w:trPr>
+          <w:cantSplit/>
+        </w:trPr>
+        <w:tc>
+          <w:tcPr>
+            <w:tcW w:w="2400" w:type="dxa"/>
+            <w:vAlign w:val="center"/>
+          </w:tcPr>
+          <w:p>
+            <w:pPr>
+              <w:spacing w:before="40" w:after="40"/>
+            </w:pPr>
+            <w:r>
+              <w:rPr>
+                <w:sz w:val="20"/>
+                <w:szCs w:val="20"/>
+              </w:rPr>
+              <w:t>Active Defense</w:t>
+            </w:r>
+          </w:p>
+        </w:tc>
+        <w:tc>
+          <w:tcPr>
+            <w:tcW w:w="5460" w:type="dxa"/>
+            <w:vAlign w:val="center"/>
+          </w:tcPr>
+          <w:p>
+            <w:pPr>
+              <w:spacing w:before="40" w:after="40"/>
+            </w:pPr>
+            <w:r>
+              <w:rPr>
+                <w:sz w:val="20"/>
+                <w:szCs w:val="20"/>
+              </w:rPr>
+              <w:t>Holding LT reads the Skill Stick as defense: held alone it blocks punches and body kicks, RS Up blocks high, RS Down is a leg check, RS Left/Right sways or steps off the line</w:t>
+            </w:r>
+          </w:p>
+        </w:tc>
+        <w:tc>
+          <w:tcPr>
+            <w:tcW w:w="1500" w:type="dxa"/>
+            <w:vAlign w:val="center"/>
+          </w:tcPr>
+          <w:p>
+            <w:pPr>
+              <w:spacing w:before="40" w:after="40"/>
+            </w:pPr>
+            <w:r>
+              <w:rPr>
+                <w:sz w:val="20"/>
+                <w:szCs w:val="20"/>
+              </w:rPr>
+              <w:t>8.8</w:t>
+            </w:r>
+          </w:p>
+        </w:tc>
+      </w:tr>
+      <w:tr>
+        <w:trPr>
+          <w:cantSplit/>
+        </w:trPr>
+        <w:tc>
+          <w:tcPr>
+            <w:tcW w:w="2400" w:type="dxa"/>
+            <w:vAlign w:val="center"/>
+          </w:tcPr>
+          <w:p>
+            <w:pPr>
+              <w:spacing w:before="40" w:after="40"/>
+            </w:pPr>
+            <w:r>
+              <w:rPr>
+                <w:sz w:val="20"/>
+                <w:szCs w:val="20"/>
+              </w:rPr>
+              <w:t>Tornado Kick input</w:t>
+            </w:r>
+          </w:p>
+        </w:tc>
+        <w:tc>
+          <w:tcPr>
+            <w:tcW w:w="5460" w:type="dxa"/>
+            <w:vAlign w:val="center"/>
+          </w:tcPr>
+          <w:p>
+            <w:pPr>
+              <w:spacing w:before="40" w:after="40"/>
+            </w:pPr>
+            <w:r>
+              <w:rPr>
+                <w:sz w:val="20"/>
+                <w:szCs w:val="20"/>
+              </w:rPr>
+              <w:t>Taps Y like every other jump kick, instead of holding LB through the motion like a fake attack, so it doesn’t ask the right thumb to hold Y and steer the Skill Stick at once. What sets it apart from a Jump Spin Hook Kick is the motion itself, not the tap: a full circle starting downward (9.1, 9.2), deliberately the hardest gesture in the game to sweep cleanly</w:t>
+            </w:r>
+          </w:p>
+        </w:tc>
+        <w:tc>
+          <w:tcPr>
+            <w:tcW w:w="1500" w:type="dxa"/>
+            <w:vAlign w:val="center"/>
+          </w:tcPr>
+          <w:p>
+            <w:pPr>
+              <w:spacing w:before="40" w:after="40"/>
+            </w:pPr>
+            <w:r>
+              <w:rPr>
+                <w:sz w:val="20"/>
+                <w:szCs w:val="20"/>
+              </w:rPr>
+              <w:t>7.2, 9.2</w:t>
+            </w:r>
+          </w:p>
+        </w:tc>
+      </w:tr>
+      <w:tr>
+        <w:trPr>
+          <w:cantSplit/>
+        </w:trPr>
+        <w:tc>
+          <w:tcPr>
+            <w:tcW w:w="2400" w:type="dxa"/>
+            <w:vAlign w:val="center"/>
+          </w:tcPr>
+          <w:p>
+            <w:pPr>
+              <w:spacing w:before="40" w:after="40"/>
+            </w:pPr>
+            <w:r>
+              <w:rPr>
+                <w:sz w:val="20"/>
+                <w:szCs w:val="20"/>
+              </w:rPr>
               <w:t>Engine</w:t>
             </w:r>
           </w:p>
@@ -44412,7 +48860,7 @@
                 <w:sz w:val="20"/>
                 <w:szCs w:val="20"/>
               </w:rPr>
-              <w:t>Console-first: PlayStation 5 and Xbox Series X|S, developed and demonstrated on Windows</w:t>
+              <w:t>Console-first for the finished capstone (Spring 2027): PlayStation 5 and Xbox Series X|S. The First Half milestones (M1, M2; ending December 2026) are developed and demonstrated on Windows only</w:t>
             </w:r>
           </w:p>
         </w:tc>
@@ -45852,7 +50300,7 @@
                 <w:sz w:val="20"/>
                 <w:szCs w:val="20"/>
               </w:rPr>
-              <w:t>Two local players complete a basic sparring match, playable as a demo</w:t>
+              <w:t>Two local players complete a basic sparring match, playable as a demo. If Milestone 1 cannot capture clean spinning kicks, this build ships them with placeholder animation rather than cutting them (16.4).</w:t>
             </w:r>
           </w:p>
         </w:tc>
@@ -46645,6 +51093,83 @@
           </w:p>
         </w:tc>
       </w:tr>
+      <w:tr>
+        <w:trPr>
+          <w:cantSplit/>
+        </w:trPr>
+        <w:tc>
+          <w:tcPr>
+            <w:tcW w:w="1500" w:type="dxa"/>
+            <w:vAlign w:val="center"/>
+          </w:tcPr>
+          <w:p>
+            <w:pPr>
+              <w:spacing w:before="40" w:after="40"/>
+            </w:pPr>
+            <w:r>
+              <w:rPr>
+                <w:sz w:val="20"/>
+                <w:szCs w:val="20"/>
+              </w:rPr>
+              <w:t>2026-09-29</w:t>
+            </w:r>
+          </w:p>
+        </w:tc>
+        <w:tc>
+          <w:tcPr>
+            <w:tcW w:w="1000" w:type="dxa"/>
+            <w:vAlign w:val="center"/>
+          </w:tcPr>
+          <w:p>
+            <w:pPr>
+              <w:spacing w:before="40" w:after="40"/>
+            </w:pPr>
+            <w:r>
+              <w:rPr>
+                <w:sz w:val="20"/>
+                <w:szCs w:val="20"/>
+              </w:rPr>
+              <w:t>0.8</w:t>
+            </w:r>
+          </w:p>
+        </w:tc>
+        <w:tc>
+          <w:tcPr>
+            <w:tcW w:w="1700" w:type="dxa"/>
+            <w:vAlign w:val="center"/>
+          </w:tcPr>
+          <w:p>
+            <w:pPr>
+              <w:spacing w:before="40" w:after="40"/>
+            </w:pPr>
+            <w:r>
+              <w:rPr>
+                <w:sz w:val="20"/>
+                <w:szCs w:val="20"/>
+              </w:rPr>
+              <w:t>Joey Driedger</w:t>
+            </w:r>
+          </w:p>
+        </w:tc>
+        <w:tc>
+          <w:tcPr>
+            <w:tcW w:w="5160" w:type="dxa"/>
+            <w:vAlign w:val="center"/>
+          </w:tcPr>
+          <w:p>
+            <w:pPr>
+              <w:spacing w:before="40" w:after="40"/>
+            </w:pPr>
+            <w:r>
+              <w:rPr>
+                <w:sz w:val="20"/>
+                <w:szCs w:val="20"/>
+              </w:rPr>
+              <w:t>Resolves four open questions raised in Draft 1 presentation feedback (18.1). Defines Active Defense as a Skill Stick defense mode (8.8). Resolves the roundhouse/hook direction: RS toward the side of the leg throwing the kick is the roundhouse, the other side is the hook, mirrored when RT selects the back leg since it's on the opposite side from the lead leg (7.2, 9.1, 18.2). Fixes the Tornado Kick’s conflict with Fake Attack by moving its windup off LB entirely: it taps Y like every other jump kick, and its own full circle, starting downward, is what makes it the hardest input in the game (7.2, 9.2, 18.2). Builds out the jump system that 5.5 and 8.9 already implied: tapping Y just before a side, roundhouse, hook, axe or spin hook kick’s gesture throws it airborne instead of grounded, with five new Jump kick rows in the move list (9.1, 9.2), the Red-rank unlock reworded to name them (5.5), and an animation-reuse mitigation so jump kicks share their grounded kick’s capture rather than needing their own (16.4). Adds a standing-versus-sliding rule: a neutral left stick keeps a technique rooted in place, holding a direction slides or steps the fighter that way during it (7.4). Makes every gam-jeom penalty explicit and implementable — concrete thresholds for the boundary, falling, avoiding/delaying, leg lifting, below-the-waist and grabbing fouls, and a 5-gam-jeom round-loss limit (8.4) — and spells out exactly how a real knockdown is told apart from a Falling foul via which combat state transition triggers Knocked Down (8.10, 16.3). Reframes the platform target: the First Half milestones (M1, M2) demo on Windows only, with PlayStation 5 and Xbox Series X|S staying the v1.0 target for the finished capstone in Spring 2027 (1.11, 16.4, 18.2). Adds a placeholder-animation fallback for spinning kicks if Milestone 1 capture is not clean by Milestone 2 (16.4, 20.1). Updates the controller-layout diagram to match (7.1). Fixes the avoiding/delaying penalty so Low Guard is never read as crouching — it's a normal guard choice (8.4). Adds 7.10 Controls Menu: an exhaustive, tab-by-tab text reference of every input in the game, for the pause menu's future Controls screen. Redesigns Active Defense's body coverage: holding LT alone now blocks punches and body kicks by closing the guard, with RS Down kept as an explicit leg check that risks the leg-lifting penalty if held too long (8.4, 8.8, 18.2, 7.10). Adds Dash-into-clinch: closing the gap with a Dash into contact range starts a clinch automatically, the same as both fighters pressing forward (6.4).</w:t>
+            </w:r>
+          </w:p>
+        </w:tc>
+      </w:tr>
     </w:tbl>
     <w:p>
       <w:pPr>
@@ -46765,7 +51290,7 @@
                 <w:sz w:val="20"/>
                 <w:szCs w:val="20"/>
               </w:rPr>
-              <w:t>A held defensive state on LT. What it does is not yet defined (8.8).</w:t>
+              <w:t>A held defensive state on LT that reads the Skill Stick as defense: held alone it blocks punches and body kicks, RS Up blocks high, RS Down is a leg check, RS Left/Right sways or steps, instead of a kick (8.8).</w:t>
             </w:r>
           </w:p>
         </w:tc>
@@ -48126,7 +52651,7 @@
         <w:color w:val="7F7F7F"/>
         <w:sz w:val="18"/>
       </w:rPr>
-      <w:t xml:space="preserve"> · Game Design Document · v0.7 draft · Page </w:t>
+      <w:t xml:space="preserve"> · Game Design Document · v0.8 draft · Page </w:t>
     </w:r>
     <w:r>
       <w:rPr>

--- a/Docs/GDD_Open_Stance.docx
+++ b/Docs/GDD_Open_Stance.docx
@@ -221,7 +221,7 @@
                 <w:sz w:val="21"/>
                 <w:szCs w:val="21"/>
               </w:rPr>
-              <w:t>0.10 draft · updated 2026-10-04</w:t>
+              <w:t>0.11 draft · updated 2026-10-16</w:t>
             </w:r>
           </w:p>
         </w:tc>
@@ -8258,7 +8258,18 @@
         <w:t>[Future]</w:t>
       </w:r>
       <w:r>
-        <w:t xml:space="preserve"> tag marks the exceptions: expansion planned for after v1.0.</w:t>
+        <w:t xml:space="preserve"> tag marks the exceptions: expansion planned for after v1.0. Nothing tagged </w:t>
+      </w:r>
+      <w:r>
+        <w:rPr>
+          <w:b/>
+          <w:bCs/>
+          <w:color w:val="5A6470"/>
+        </w:rPr>
+        <w:t>[Future]</w:t>
+      </w:r>
+      <w:r>
+        <w:t xml:space="preserve"> is essential to the first v1.0 release. Those sections are documented so the design is complete and so there is a plan if the main features finish ahead of schedule; they are the first thing to leave out when time is short and they never block a milestone.</w:t>
       </w:r>
     </w:p>
     <w:p>
@@ -50406,7 +50417,7 @@
                 <w:sz w:val="20"/>
                 <w:szCs w:val="20"/>
               </w:rPr>
-              <w:t>Early feasibility test on a roundhouse kick and a spin hook kick, comparing capture methods and solvers before production (section 19). If spinning kicks are still not clean by Milestone 1, Milestone 2 ships them with placeholder animation and swaps in production mocap once the capture or solver issue is fixed (20.1).</w:t>
+              <w:t>Early feasibility test on a roundhouse kick and a spin hook kick, comparing capture methods and solvers before production (section 19). If spinning kicks are still not clean by Milestone 1, the December build (Milestone 2) is built on the grounded kicks and whatever the lab session captured cleanly. Any spinning or jump kick without clean capture ships with a temporary placeholder: the matching grounded technique with a boost in height. Production mocap replaces each placeholder as soon as the capture or solver issue is fixed (20.1).</w:t>
             </w:r>
           </w:p>
         </w:tc>
@@ -51735,7 +51746,7 @@
         <w:t>[Future]</w:t>
       </w:r>
       <w:r>
-        <w:t xml:space="preserve"> tag marks a deferred feature where it belongs in a system, so each system reads as a whole; this section summarizes them.</w:t>
+        <w:t xml:space="preserve"> tag marks a deferred feature where it belongs in a system, so each system reads as a whole; this section summarizes them. None of it is required for v1.0: it is design kept on file in case the main features are finished ahead of schedule.</w:t>
       </w:r>
     </w:p>
     <w:tbl>
@@ -54948,7 +54959,7 @@
                 <w:sz w:val="20"/>
                 <w:szCs w:val="20"/>
               </w:rPr>
-              <w:t>Two local players complete a basic sparring match, playable as a demo. If Milestone 1 cannot capture clean spinning kicks, this build ships them with placeholder animation rather than cutting them (16.4).</w:t>
+              <w:t>Two local players complete a basic sparring match, playable as a demo. If Milestone 1 cannot capture clean spinning kicks, this build is centred on the grounded kicks and whatever the lab session captured. Spinning and jump kicks stay in the move list with a temporary placeholder, the grounded technique with a boost in height, rather than being cut (16.4).</w:t>
             </w:r>
           </w:p>
         </w:tc>
@@ -55970,6 +55981,83 @@
                 <w:szCs w:val="20"/>
               </w:rPr>
               <w:t>Audio. Fighters kihap, grunt when hit and breathe harder below 25 stamina, with at least two men’s and two women’s voice sets; coaches shout short English cues from the corner chairs; each referee has their own voice; crowds never boo; and a quiet pulse marks a round’s last 10 seconds (1.10, 4.3, 8.9, 11.2). The referee names the side with a gam-jeom and calls the winner, with a time-out call for video review and injuries in Future (8.5, 11.2). Adds a fighter and coach voice volume (7.8), the Content/Audio folder and the SW_ and MS_ asset prefixes (16.5), and voice casting and the new referee calls to the open questions; the audio asset list is resolved and the art asset list stays open (1.2, 18.1, 18.2). Glossary: kihap, kye-shi and seung (22).</w:t>
+            </w:r>
+          </w:p>
+        </w:tc>
+      </w:tr>
+      <w:tr>
+        <w:trPr>
+          <w:cantSplit/>
+        </w:trPr>
+        <w:tc>
+          <w:tcPr>
+            <w:tcW w:w="1500" w:type="dxa"/>
+            <w:vAlign w:val="center"/>
+          </w:tcPr>
+          <w:p>
+            <w:pPr>
+              <w:spacing w:before="40" w:after="40"/>
+            </w:pPr>
+            <w:r>
+              <w:rPr>
+                <w:sz w:val="20"/>
+                <w:szCs w:val="20"/>
+              </w:rPr>
+              <w:t>2026-10-16</w:t>
+            </w:r>
+          </w:p>
+        </w:tc>
+        <w:tc>
+          <w:tcPr>
+            <w:tcW w:w="1000" w:type="dxa"/>
+            <w:vAlign w:val="center"/>
+          </w:tcPr>
+          <w:p>
+            <w:pPr>
+              <w:spacing w:before="40" w:after="40"/>
+            </w:pPr>
+            <w:r>
+              <w:rPr>
+                <w:sz w:val="20"/>
+                <w:szCs w:val="20"/>
+              </w:rPr>
+              <w:t>0.11</w:t>
+            </w:r>
+          </w:p>
+        </w:tc>
+        <w:tc>
+          <w:tcPr>
+            <w:tcW w:w="1700" w:type="dxa"/>
+            <w:vAlign w:val="center"/>
+          </w:tcPr>
+          <w:p>
+            <w:pPr>
+              <w:spacing w:before="40" w:after="40"/>
+            </w:pPr>
+            <w:r>
+              <w:rPr>
+                <w:sz w:val="20"/>
+                <w:szCs w:val="20"/>
+              </w:rPr>
+              <w:t>Joey Driedger</w:t>
+            </w:r>
+          </w:p>
+        </w:tc>
+        <w:tc>
+          <w:tcPr>
+            <w:tcW w:w="5160" w:type="dxa"/>
+            <w:vAlign w:val="center"/>
+          </w:tcPr>
+          <w:p>
+            <w:pPr>
+              <w:spacing w:before="40" w:after="40"/>
+            </w:pPr>
+            <w:r>
+              <w:rPr>
+                <w:sz w:val="20"/>
+                <w:szCs w:val="20"/>
+              </w:rPr>
+              <w:t>Feedback pass. Marks every [Future] section as non-essential to the first v1.0 release, documented in case the main features finish ahead of schedule (1, 17). Confirms PlayStation 5 and Xbox Series X|S as the v1.0 target, with Windows as the development and demo platform only (1.11, 16.4). Sharpens the December fallback if motion capture of spinning kicks fails: Milestone 2 centres on the grounded kicks and whatever the lab session captured, with the grounded technique plus a boost in height as the temporary placeholder for spinning and jump kicks (16.4, 20.1).</w:t>
             </w:r>
           </w:p>
         </w:tc>
@@ -57584,7 +57672,7 @@
         <w:color w:val="7F7F7F"/>
         <w:sz w:val="18"/>
       </w:rPr>
-      <w:t xml:space="preserve">Open Stance: Gyeorugi · Game Design Document · v0.10 draft · Page </w:t>
+      <w:t xml:space="preserve">Open Stance: Gyeorugi · Game Design Document · v0.11 draft · Page </w:t>
     </w:r>
     <w:r>
       <w:rPr>

--- a/Docs/GDD_Open_Stance.docx
+++ b/Docs/GDD_Open_Stance.docx
@@ -221,7 +221,7 @@
                 <w:sz w:val="21"/>
                 <w:szCs w:val="21"/>
               </w:rPr>
-              <w:t>0.11 draft · updated 2026-10-16</w:t>
+              <w:t>0.12 draft · updated 2026-10-30</w:t>
             </w:r>
           </w:p>
         </w:tc>
@@ -28280,7 +28280,7 @@
         <w:jc w:val="center"/>
       </w:pPr>
       <w:r>
-        <w:t>Inputs are written in Xbox button names; the PlayStation equivalents map one to one. The left stick is not assigned yet, so movement is assumed (18.1).</w:t>
+        <w:t>Inputs are written in Xbox button names; the PlayStation equivalents map one to one. The left stick moves the fighter (7.4).</w:t>
       </w:r>
     </w:p>
     <w:tbl>
@@ -30773,7 +30773,7 @@
         </w:drawing>
       </w:r>
       <w:r>
-        <w:t xml:space="preserve"> use the lead leg (to confirm, 18.1).</w:t>
+        <w:t xml:space="preserve"> use the lead leg.</w:t>
       </w:r>
     </w:p>
     <w:p>
@@ -31237,7 +31237,7 @@
                 <w:sz w:val="20"/>
                 <w:szCs w:val="20"/>
               </w:rPr>
-              <w:t>Sparring and Tournament use premade fighters only. The player picks the Men or Women roster, then a fighter for each side; the opponent comes from the same roster. The side (Chung or Hong) is assigned, never chosen. The created fighter is used in Career only.</w:t>
+              <w:t>Sparring and Tournament use premade fighters only. The player picks the Men or Women roster, then a fighter for each side; either roster can supply the opponent. The side (Chung or Hong) is assigned, never chosen. The created fighter is used in Career only.</w:t>
             </w:r>
           </w:p>
         </w:tc>
@@ -32849,7 +32849,7 @@
                 <w:sz w:val="20"/>
                 <w:szCs w:val="20"/>
               </w:rPr>
-              <w:t>Left stick (assumed, 18.1)</w:t>
+              <w:t>Left stick</w:t>
             </w:r>
           </w:p>
         </w:tc>
@@ -39657,7 +39657,107 @@
         <w:t>Guards</w:t>
       </w:r>
       <w:r>
-        <w:t xml:space="preserve"> differ in posture, readiness and transition timing, not stat bonuses. Each guard’s posture and strengths are not defined yet (18.1). All four guards ship in v1.0; their inputs are in 7.3.</w:t>
+        <w:t xml:space="preserve"> differ in posture, readiness and transition timing, not stat bonuses. All four guards ship in v1.0; their inputs are in 7.3, and each one is described below.</w:t>
+      </w:r>
+    </w:p>
+    <w:p>
+      <w:pPr>
+        <w:pStyle w:val="ListParagraph"/>
+        <w:numPr>
+          <w:ilvl w:val="0"/>
+          <w:numId w:val="1"/>
+        </w:numPr>
+        <w:spacing w:after="60"/>
+      </w:pPr>
+      <w:r>
+        <w:rPr>
+          <w:b/>
+          <w:bCs/>
+        </w:rPr>
+        <w:t>High Guard</w:t>
+      </w:r>
+      <w:r>
+        <w:t xml:space="preserve">: hands high and upright. The quickest guard to throw a head kick from and the slowest to start a body kick from.</w:t>
+      </w:r>
+    </w:p>
+    <w:p>
+      <w:pPr>
+        <w:pStyle w:val="ListParagraph"/>
+        <w:numPr>
+          <w:ilvl w:val="0"/>
+          <w:numId w:val="1"/>
+        </w:numPr>
+        <w:spacing w:after="60"/>
+      </w:pPr>
+      <w:r>
+        <w:rPr>
+          <w:b/>
+          <w:bCs/>
+        </w:rPr>
+        <w:t>Cross Guard</w:t>
+      </w:r>
+      <w:r>
+        <w:t xml:space="preserve">: rear hand forward across the body. A quick guard that covers body kicks on the open side.</w:t>
+      </w:r>
+    </w:p>
+    <w:p>
+      <w:pPr>
+        <w:pStyle w:val="ListParagraph"/>
+        <w:numPr>
+          <w:ilvl w:val="0"/>
+          <w:numId w:val="1"/>
+        </w:numPr>
+        <w:spacing w:after="60"/>
+      </w:pPr>
+      <w:r>
+        <w:rPr>
+          <w:b/>
+          <w:bCs/>
+        </w:rPr>
+        <w:t>Mixed Guard</w:t>
+      </w:r>
+      <w:r>
+        <w:t xml:space="preserve">: one hand high and one low. The balanced guard, the starting guard, and the quickest to change to any other guard.</w:t>
+      </w:r>
+    </w:p>
+    <w:p>
+      <w:pPr>
+        <w:pStyle w:val="ListParagraph"/>
+        <w:numPr>
+          <w:ilvl w:val="0"/>
+          <w:numId w:val="1"/>
+        </w:numPr>
+        <w:spacing w:after="60"/>
+      </w:pPr>
+      <w:r>
+        <w:rPr>
+          <w:b/>
+          <w:bCs/>
+        </w:rPr>
+        <w:t>Low Guard</w:t>
+      </w:r>
+      <w:r>
+        <w:t xml:space="preserve">: compact and lowered. The quickest guard to start a body kick from and the slowest to defend a head kick from. It is a normal guard and never counts as crouching (8.4).</w:t>
+      </w:r>
+    </w:p>
+    <w:p>
+      <w:pPr>
+        <w:pStyle w:val="ListParagraph"/>
+        <w:numPr>
+          <w:ilvl w:val="0"/>
+          <w:numId w:val="1"/>
+        </w:numPr>
+        <w:spacing w:after="60"/>
+      </w:pPr>
+      <w:r>
+        <w:rPr>
+          <w:b/>
+          <w:bCs/>
+        </w:rPr>
+        <w:t>Timing</w:t>
+      </w:r>
+      <w:r>
+        <w:t xml:space="preserve">: changing guard takes 0.15 to 0.25 s, with no stat bonus for any guard. These are starting values, tuned in playtests (18.1).</w:t>
       </w:r>
     </w:p>
     <w:p>
@@ -45862,7 +45962,7 @@
                 <w:sz w:val="20"/>
                 <w:szCs w:val="20"/>
               </w:rPr>
-              <w:t>Chooses the male or female MetaHuman body set; sets the fighter’s Men or Women category in competition (5.4.2)</w:t>
+              <w:t>Chooses the male or female MetaHuman body set; sets the roster the fighter appears in; it has no effect on rules, scoring or ratings (5.4.2)</w:t>
             </w:r>
           </w:p>
         </w:tc>
@@ -52153,7 +52253,7 @@
         <w:spacing w:after="60"/>
       </w:pPr>
       <w:r>
-        <w:t>Whether kicks without RT always use the lead leg.</w:t>
+        <w:t>Inputs for the techniques in 9.4, or whether they are cut.</w:t>
       </w:r>
     </w:p>
     <w:p>
@@ -52166,7 +52266,20 @@
         <w:spacing w:after="60"/>
       </w:pPr>
       <w:r>
-        <w:t>The spin hook kick lists RT: whether RT is required for it or only selects the back leg.</w:t>
+        <w:t>Playtest the Skill Stick gestures and the 0.25 s gesture window.</w:t>
+      </w:r>
+    </w:p>
+    <w:p>
+      <w:pPr>
+        <w:keepNext/>
+        <w:spacing w:before="120" w:after="60"/>
+      </w:pPr>
+      <w:r>
+        <w:rPr>
+          <w:b/>
+          <w:bCs/>
+        </w:rPr>
+        <w:t>Rules and tuning</w:t>
       </w:r>
     </w:p>
     <w:p>
@@ -52179,7 +52292,7 @@
         <w:spacing w:after="60"/>
       </w:pPr>
       <w:r>
-        <w:t>The posture and strengths of the High, Cross, Mixed and Low guards.</w:t>
+        <w:t>Current WT tie-break order and per-round penalty limit. The WT Competition Rules and Interpretation in force from 1 June 2026 have not been read in full; sources disagree on the limit (4 gam-jeom in the 2022 interpretation, 5 here).</w:t>
       </w:r>
     </w:p>
     <w:p>
@@ -52192,72 +52305,7 @@
         <w:spacing w:after="60"/>
       </w:pPr>
       <w:r>
-        <w:t>Inputs for movement (left stick assumed), pause and menus, and whether L3 and R3 are used.</w:t>
-      </w:r>
-    </w:p>
-    <w:p>
-      <w:pPr>
-        <w:pStyle w:val="ListParagraph"/>
-        <w:numPr>
-          <w:ilvl w:val="0"/>
-          <w:numId w:val="1"/>
-        </w:numPr>
-        <w:spacing w:after="60"/>
-      </w:pPr>
-      <w:r>
-        <w:t>Inputs for the techniques in 9.4, or whether they are cut.</w:t>
-      </w:r>
-    </w:p>
-    <w:p>
-      <w:pPr>
-        <w:pStyle w:val="ListParagraph"/>
-        <w:numPr>
-          <w:ilvl w:val="0"/>
-          <w:numId w:val="1"/>
-        </w:numPr>
-        <w:spacing w:after="60"/>
-      </w:pPr>
-      <w:r>
-        <w:t>Playtest the Skill Stick gestures and the 0.25 s gesture window.</w:t>
-      </w:r>
-    </w:p>
-    <w:p>
-      <w:pPr>
-        <w:keepNext/>
-        <w:spacing w:before="120" w:after="60"/>
-      </w:pPr>
-      <w:r>
-        <w:rPr>
-          <w:b/>
-          <w:bCs/>
-        </w:rPr>
-        <w:t>Rules and tuning</w:t>
-      </w:r>
-    </w:p>
-    <w:p>
-      <w:pPr>
-        <w:pStyle w:val="ListParagraph"/>
-        <w:numPr>
-          <w:ilvl w:val="0"/>
-          <w:numId w:val="1"/>
-        </w:numPr>
-        <w:spacing w:after="60"/>
-      </w:pPr>
-      <w:r>
-        <w:t>Current WT tie-break order and per-round penalty limit.</w:t>
-      </w:r>
-    </w:p>
-    <w:p>
-      <w:pPr>
-        <w:pStyle w:val="ListParagraph"/>
-        <w:numPr>
-          <w:ilvl w:val="0"/>
-          <w:numId w:val="1"/>
-        </w:numPr>
-        <w:spacing w:after="60"/>
-      </w:pPr>
-      <w:r>
-        <w:t>Verify WT values: start-mark spacing, the 3-second leg-lift limit, passivity timer length, the trunk protector impact threshold, and the referee’s side, winner and time-out calls (8.5).</w:t>
+        <w:t>Verify WT values: start-mark spacing, the 3-second leg-lift limit, passivity timer length, the trunk protector impact threshold, and the referee’s side, winner and time-out calls (8.5). Also check the passivity penalty in the last 10 seconds of a round (sources give both 2 points to the opponent and 3 gam-jeom) and the boundary foul (any part of the foot over the line in the 2026 rules, against both feet here, 8.4).</w:t>
       </w:r>
     </w:p>
     <w:p>
@@ -53579,7 +53627,7 @@
                 <w:sz w:val="20"/>
                 <w:szCs w:val="20"/>
               </w:rPr>
-              <w:t>Cut for playability: one open division, no gender split. Body types keep a height and weight, which set reach, build and Career base ratings only (5.4.2)</w:t>
+              <w:t>Cut for playability: one open division, no gender-based rules or division. The Men or Women choice only picks the premade roster and body set, and either roster can face the other. Body types keep a height and weight, which set reach, build and Career base ratings only (5.4.2, 7.5)</w:t>
             </w:r>
           </w:p>
         </w:tc>
@@ -53597,7 +53645,243 @@
                 <w:sz w:val="20"/>
                 <w:szCs w:val="20"/>
               </w:rPr>
-              <w:t>5.4.2, 10.1</w:t>
+              <w:t>5.4.2, 7.5, 10.1</w:t>
+            </w:r>
+          </w:p>
+        </w:tc>
+      </w:tr>
+      <w:tr>
+        <w:trPr>
+          <w:cantSplit/>
+        </w:trPr>
+        <w:tc>
+          <w:tcPr>
+            <w:tcW w:w="2400" w:type="dxa"/>
+            <w:vAlign w:val="center"/>
+          </w:tcPr>
+          <w:p>
+            <w:pPr>
+              <w:spacing w:before="40" w:after="40"/>
+            </w:pPr>
+            <w:r>
+              <w:rPr>
+                <w:sz w:val="20"/>
+                <w:szCs w:val="20"/>
+              </w:rPr>
+              <w:t>Kicks without RT</w:t>
+            </w:r>
+          </w:p>
+        </w:tc>
+        <w:tc>
+          <w:tcPr>
+            <w:tcW w:w="5460" w:type="dxa"/>
+            <w:vAlign w:val="center"/>
+          </w:tcPr>
+          <w:p>
+            <w:pPr>
+              <w:spacing w:before="40" w:after="40"/>
+            </w:pPr>
+            <w:r>
+              <w:rPr>
+                <w:sz w:val="20"/>
+                <w:szCs w:val="20"/>
+              </w:rPr>
+              <w:t>Use the lead leg; RT selects the back leg</w:t>
+            </w:r>
+          </w:p>
+        </w:tc>
+        <w:tc>
+          <w:tcPr>
+            <w:tcW w:w="1500" w:type="dxa"/>
+            <w:vAlign w:val="center"/>
+          </w:tcPr>
+          <w:p>
+            <w:pPr>
+              <w:spacing w:before="40" w:after="40"/>
+            </w:pPr>
+            <w:r>
+              <w:rPr>
+                <w:sz w:val="20"/>
+                <w:szCs w:val="20"/>
+              </w:rPr>
+              <w:t>7.4, 8.6</w:t>
+            </w:r>
+          </w:p>
+        </w:tc>
+      </w:tr>
+      <w:tr>
+        <w:trPr>
+          <w:cantSplit/>
+        </w:trPr>
+        <w:tc>
+          <w:tcPr>
+            <w:tcW w:w="2400" w:type="dxa"/>
+            <w:vAlign w:val="center"/>
+          </w:tcPr>
+          <w:p>
+            <w:pPr>
+              <w:spacing w:before="40" w:after="40"/>
+            </w:pPr>
+            <w:r>
+              <w:rPr>
+                <w:sz w:val="20"/>
+                <w:szCs w:val="20"/>
+              </w:rPr>
+              <w:t>Spin hook kick and RT</w:t>
+            </w:r>
+          </w:p>
+        </w:tc>
+        <w:tc>
+          <w:tcPr>
+            <w:tcW w:w="5460" w:type="dxa"/>
+            <w:vAlign w:val="center"/>
+          </w:tcPr>
+          <w:p>
+            <w:pPr>
+              <w:spacing w:before="40" w:after="40"/>
+            </w:pPr>
+            <w:r>
+              <w:rPr>
+                <w:sz w:val="20"/>
+                <w:szCs w:val="20"/>
+              </w:rPr>
+              <w:t>RT is required: the spin hook is thrown by the back leg, so its gesture is mirrored like any back-leg kick</w:t>
+            </w:r>
+          </w:p>
+        </w:tc>
+        <w:tc>
+          <w:tcPr>
+            <w:tcW w:w="1500" w:type="dxa"/>
+            <w:vAlign w:val="center"/>
+          </w:tcPr>
+          <w:p>
+            <w:pPr>
+              <w:spacing w:before="40" w:after="40"/>
+            </w:pPr>
+            <w:r>
+              <w:rPr>
+                <w:sz w:val="20"/>
+                <w:szCs w:val="20"/>
+              </w:rPr>
+              <w:t>7.2, 9.2</w:t>
+            </w:r>
+          </w:p>
+        </w:tc>
+      </w:tr>
+      <w:tr>
+        <w:trPr>
+          <w:cantSplit/>
+        </w:trPr>
+        <w:tc>
+          <w:tcPr>
+            <w:tcW w:w="2400" w:type="dxa"/>
+            <w:vAlign w:val="center"/>
+          </w:tcPr>
+          <w:p>
+            <w:pPr>
+              <w:spacing w:before="40" w:after="40"/>
+            </w:pPr>
+            <w:r>
+              <w:rPr>
+                <w:sz w:val="20"/>
+                <w:szCs w:val="20"/>
+              </w:rPr>
+              <w:t>Guard postures</w:t>
+            </w:r>
+          </w:p>
+        </w:tc>
+        <w:tc>
+          <w:tcPr>
+            <w:tcW w:w="5460" w:type="dxa"/>
+            <w:vAlign w:val="center"/>
+          </w:tcPr>
+          <w:p>
+            <w:pPr>
+              <w:spacing w:before="40" w:after="40"/>
+            </w:pPr>
+            <w:r>
+              <w:rPr>
+                <w:sz w:val="20"/>
+                <w:szCs w:val="20"/>
+              </w:rPr>
+              <w:t>High, Cross, Mixed and Low differ in posture, readiness and transition timing with no stat bonuses; Mixed is the starting guard and Low is never crouching</w:t>
+            </w:r>
+          </w:p>
+        </w:tc>
+        <w:tc>
+          <w:tcPr>
+            <w:tcW w:w="1500" w:type="dxa"/>
+            <w:vAlign w:val="center"/>
+          </w:tcPr>
+          <w:p>
+            <w:pPr>
+              <w:spacing w:before="40" w:after="40"/>
+            </w:pPr>
+            <w:r>
+              <w:rPr>
+                <w:sz w:val="20"/>
+                <w:szCs w:val="20"/>
+              </w:rPr>
+              <w:t>8.7, 8.4</w:t>
+            </w:r>
+          </w:p>
+        </w:tc>
+      </w:tr>
+      <w:tr>
+        <w:trPr>
+          <w:cantSplit/>
+        </w:trPr>
+        <w:tc>
+          <w:tcPr>
+            <w:tcW w:w="2400" w:type="dxa"/>
+            <w:vAlign w:val="center"/>
+          </w:tcPr>
+          <w:p>
+            <w:pPr>
+              <w:spacing w:before="40" w:after="40"/>
+            </w:pPr>
+            <w:r>
+              <w:rPr>
+                <w:sz w:val="20"/>
+                <w:szCs w:val="20"/>
+              </w:rPr>
+              <w:t>Movement, pause, L3 and R3</w:t>
+            </w:r>
+          </w:p>
+        </w:tc>
+        <w:tc>
+          <w:tcPr>
+            <w:tcW w:w="5460" w:type="dxa"/>
+            <w:vAlign w:val="center"/>
+          </w:tcPr>
+          <w:p>
+            <w:pPr>
+              <w:spacing w:before="40" w:after="40"/>
+            </w:pPr>
+            <w:r>
+              <w:rPr>
+                <w:sz w:val="20"/>
+                <w:szCs w:val="20"/>
+              </w:rPr>
+              <w:t>The left stick moves the fighter, the Menu button pauses, and L3 and R3 are unused in v1.0</w:t>
+            </w:r>
+          </w:p>
+        </w:tc>
+        <w:tc>
+          <w:tcPr>
+            <w:tcW w:w="1500" w:type="dxa"/>
+            <w:vAlign w:val="center"/>
+          </w:tcPr>
+          <w:p>
+            <w:pPr>
+              <w:spacing w:before="40" w:after="40"/>
+            </w:pPr>
+            <w:r>
+              <w:rPr>
+                <w:sz w:val="20"/>
+                <w:szCs w:val="20"/>
+              </w:rPr>
+              <w:t>7.4, 7.10</w:t>
             </w:r>
           </w:p>
         </w:tc>
@@ -56058,6 +56342,83 @@
                 <w:szCs w:val="20"/>
               </w:rPr>
               <w:t>Feedback pass. Marks every [Future] section as non-essential to the first v1.0 release, documented in case the main features finish ahead of schedule (1, 17). Confirms PlayStation 5 and Xbox Series X|S as the v1.0 target, with Windows as the development and demo platform only (1.11, 16.4). Sharpens the December fallback if motion capture of spinning kicks fails: Milestone 2 centres on the grounded kicks and whatever the lab session captured, with the grounded technique plus a boost in height as the temporary placeholder for spinning and jump kicks (16.4, 20.1).</w:t>
+            </w:r>
+          </w:p>
+        </w:tc>
+      </w:tr>
+      <w:tr>
+        <w:trPr>
+          <w:cantSplit/>
+        </w:trPr>
+        <w:tc>
+          <w:tcPr>
+            <w:tcW w:w="1500" w:type="dxa"/>
+            <w:vAlign w:val="center"/>
+          </w:tcPr>
+          <w:p>
+            <w:pPr>
+              <w:spacing w:before="40" w:after="40"/>
+            </w:pPr>
+            <w:r>
+              <w:rPr>
+                <w:sz w:val="20"/>
+                <w:szCs w:val="20"/>
+              </w:rPr>
+              <w:t>2026-10-30</w:t>
+            </w:r>
+          </w:p>
+        </w:tc>
+        <w:tc>
+          <w:tcPr>
+            <w:tcW w:w="1000" w:type="dxa"/>
+            <w:vAlign w:val="center"/>
+          </w:tcPr>
+          <w:p>
+            <w:pPr>
+              <w:spacing w:before="40" w:after="40"/>
+            </w:pPr>
+            <w:r>
+              <w:rPr>
+                <w:sz w:val="20"/>
+                <w:szCs w:val="20"/>
+              </w:rPr>
+              <w:t>0.12</w:t>
+            </w:r>
+          </w:p>
+        </w:tc>
+        <w:tc>
+          <w:tcPr>
+            <w:tcW w:w="1700" w:type="dxa"/>
+            <w:vAlign w:val="center"/>
+          </w:tcPr>
+          <w:p>
+            <w:pPr>
+              <w:spacing w:before="40" w:after="40"/>
+            </w:pPr>
+            <w:r>
+              <w:rPr>
+                <w:sz w:val="20"/>
+                <w:szCs w:val="20"/>
+              </w:rPr>
+              <w:t>Joey Driedger</w:t>
+            </w:r>
+          </w:p>
+        </w:tc>
+        <w:tc>
+          <w:tcPr>
+            <w:tcW w:w="5160" w:type="dxa"/>
+            <w:vAlign w:val="center"/>
+          </w:tcPr>
+          <w:p>
+            <w:pPr>
+              <w:spacing w:before="40" w:after="40"/>
+            </w:pPr>
+            <w:r>
+              <w:rPr>
+                <w:sz w:val="20"/>
+                <w:szCs w:val="20"/>
+              </w:rPr>
+              <w:t>Control and scope decisions. Kicks without RT use the lead leg, the spin hook requires RT, the left stick moves the fighter, the Menu button pauses and L3 and R3 are unused (7.4, 7.10). Defines the four guard postures (8.7). The Men or Women choice picks the roster only, and either roster can face the other (7.5, 10.1). Records the open conflicts found checking the 2026 WT rules (18.1).</w:t>
             </w:r>
           </w:p>
         </w:tc>
@@ -57672,7 +58033,7 @@
         <w:color w:val="7F7F7F"/>
         <w:sz w:val="18"/>
       </w:rPr>
-      <w:t xml:space="preserve">Open Stance: Gyeorugi · Game Design Document · v0.11 draft · Page </w:t>
+      <w:t xml:space="preserve">Open Stance: Gyeorugi · Game Design Document · v0.12 draft · Page </w:t>
     </w:r>
     <w:r>
       <w:rPr>

--- a/Docs/GDD_Open_Stance.docx
+++ b/Docs/GDD_Open_Stance.docx
@@ -26869,7 +26869,7 @@
                 <w:sz w:val="20"/>
                 <w:szCs w:val="20"/>
               </w:rPr>
-              <w:t>Chung and Hong marks on the centre line, facing each other. Spacing follows the current WT rules (18.1).</w:t>
+              <w:t>Chung and Hong marks on the centre line, facing each other, 1 m either side of the centre point (WT Article 3, clause 2.3).</w:t>
             </w:r>
           </w:p>
         </w:tc>
@@ -38554,7 +38554,7 @@
           <w:sz w:val="20"/>
           <w:szCs w:val="20"/>
         </w:rPr>
-        <w:t>Tie-breaks follow WT order (higher-value techniques first, then referee decision). Verify the current tie-break order and per-round penalty limit.</w:t>
+        <w:t>Tie-breaks follow WT Article 15 (in force 1 January 2026). A round tied on points goes to the fighter with more points from turning or spinning kicks, then more points in the order head, trunk, punch, gam-jeom, then more electronic protector hits, then the referee’s decision.</w:t>
       </w:r>
     </w:p>
     <w:p>
@@ -38572,7 +38572,7 @@
         <w:spacing w:after="60"/>
       </w:pPr>
       <w:r>
-        <w:t>A gam-jeom gives the opponent one point, and a fighter who reaches 5 gam-jeom in a round loses it (starting value; verify the current WT per-round limit, 18.1). Penalties the game detects, and exactly what triggers each one:</w:t>
+        <w:t>A gam-jeom gives the opponent one point, and a fighter who reaches 5 gam-jeom in a round loses it (WT Article 14, clause 7.1, best of three). Penalties the game detects, and exactly what triggers each one:</w:t>
       </w:r>
     </w:p>
     <w:p>
@@ -38585,7 +38585,7 @@
         <w:spacing w:after="60"/>
       </w:pPr>
       <w:r>
-        <w:t>Boundary: both of the fighter’s feet are completely outside the mat’s edge (6.3) at the same instant. One foot outside, or a foot only touching the line, does not trigger it.</w:t>
+        <w:t>Boundary: a foot crosses the mat’s edge (6.3), unless an opponent’s prohibited act forced the fighter over it (WT Article 14, Explanation 1). A foot only touching the line does not trigger it.</w:t>
       </w:r>
     </w:p>
     <w:p>
@@ -38615,7 +38615,7 @@
       </w:r>
       <w:r>
         <w:lastRenderedPageBreak/>
-        <w:t>guard choice); or neither fighter’s technique reaches its active phase for 6 s straight, the passivity timer (not engaging) — starting values; verify against current WT rules (18.1).</w:t>
+        <w:t>guard choice); or neither fighter’s technique reaches its active phase for 6 s straight, the passivity timer (not engaging) — starting values. The 6 s timer follows WT Article 14, Explanation 1: after 3 s with no activity the referee calls GONG-GYEOK, and 3 s later a gam-jeom goes to both fighters, or to the one who moved back (18.1).</w:t>
       </w:r>
     </w:p>
     <w:p>
@@ -38628,7 +38628,7 @@
         <w:spacing w:after="60"/>
       </w:pPr>
       <w:r>
-        <w:t>Leg lifting: the lead or back leg held above hip height for more than 3 continuous seconds while outside that leg’s own technique (Attack Active or Attack Recovery, 16.3).</w:t>
+        <w:t>Leg lifting: the lead or back leg held above hip height for more than 3 continuous seconds while outside that leg’s own technique (Attack Active or Attack Recovery, 16.3); the 3 s limit is WT Article 14, clause 4.1.5.</w:t>
       </w:r>
     </w:p>
     <w:p>
@@ -52292,7 +52292,7 @@
         <w:spacing w:after="60"/>
       </w:pPr>
       <w:r>
-        <w:t>Current WT tie-break order and per-round penalty limit. The WT Competition Rules and Interpretation in force from 1 June 2026 have not been read in full; sources disagree on the limit (4 gam-jeom in the 2022 interpretation, 5 here).</w:t>
+        <w:t>Decide whether to follow the WT amendments effective 1 June 2026 (best of three), as published by the Dutch federation; the consolidated June 2026 text has not been read. The point gap per round rises from 12 to 15 points (Article 16), a passivity gam-jeom in the last 10 seconds of a round is worth 2 points to the opponent (Articles 12 and 14), and the final bow comes before the winner is declared (Article 10). Following the gap change also renames the Twelve Points to Your House trophy (5.7).</w:t>
       </w:r>
     </w:p>
     <w:p>
@@ -52305,7 +52305,7 @@
         <w:spacing w:after="60"/>
       </w:pPr>
       <w:r>
-        <w:t>Verify WT values: start-mark spacing, the 3-second leg-lift limit, passivity timer length, the trunk protector impact threshold, and the referee’s side, winner and time-out calls (8.5). Also check the passivity penalty in the last 10 seconds of a round (sources give both 2 points to the opponent and 3 gam-jeom) and the boundary foul (any part of the foot over the line in the 2026 rules, against both feet here, 8.4).</w:t>
+        <w:t>Choose the trunk protector impact threshold: WT leaves it to its Technical Committee, sets it per weight category, gender and age, and publishes no number (8.3). Add the GONG-GYEOK command to 8.5, and decide whether the 10-gam-jeom match loss and the four-air-kicks leg-lift penalty (WT Article 14) apply.</w:t>
       </w:r>
     </w:p>
     <w:p>
@@ -53882,6 +53882,65 @@
                 <w:szCs w:val="20"/>
               </w:rPr>
               <w:t>7.4, 7.10</w:t>
+            </w:r>
+          </w:p>
+        </w:tc>
+      </w:tr>
+      <w:tr>
+        <w:trPr>
+          <w:cantSplit/>
+        </w:trPr>
+        <w:tc>
+          <w:tcPr>
+            <w:tcW w:w="2400" w:type="dxa"/>
+            <w:vAlign w:val="center"/>
+          </w:tcPr>
+          <w:p>
+            <w:pPr>
+              <w:spacing w:before="40" w:after="40"/>
+            </w:pPr>
+            <w:r>
+              <w:rPr>
+                <w:sz w:val="20"/>
+                <w:szCs w:val="20"/>
+              </w:rPr>
+              <w:t>WT rules check (January 2026 edition)</w:t>
+            </w:r>
+          </w:p>
+        </w:tc>
+        <w:tc>
+          <w:tcPr>
+            <w:tcW w:w="5460" w:type="dxa"/>
+            <w:vAlign w:val="center"/>
+          </w:tcPr>
+          <w:p>
+            <w:pPr>
+              <w:spacing w:before="40" w:after="40"/>
+            </w:pPr>
+            <w:r>
+              <w:rPr>
+                <w:sz w:val="20"/>
+                <w:szCs w:val="20"/>
+              </w:rPr>
+              <w:t>Round length, point values, the 5-gam-jeom round limit, the 3-second leg lift, the tie-break order and the start marks match the WT Competition Rules and Interpretation in force 1 January 2026. A foot crossing the boundary is a gam-jeom, not both feet. The June 2026 amendments stay open (18.1)</w:t>
+            </w:r>
+          </w:p>
+        </w:tc>
+        <w:tc>
+          <w:tcPr>
+            <w:tcW w:w="1500" w:type="dxa"/>
+            <w:vAlign w:val="center"/>
+          </w:tcPr>
+          <w:p>
+            <w:pPr>
+              <w:spacing w:before="40" w:after="40"/>
+            </w:pPr>
+            <w:r>
+              <w:rPr>
+                <w:sz w:val="20"/>
+                <w:szCs w:val="20"/>
+              </w:rPr>
+              <w:t>8.3, 8.4, 6.3</w:t>
             </w:r>
           </w:p>
         </w:tc>
@@ -56418,7 +56477,7 @@
                 <w:sz w:val="20"/>
                 <w:szCs w:val="20"/>
               </w:rPr>
-              <w:t>Control and scope decisions. Kicks without RT use the lead leg, the spin hook requires RT, the left stick moves the fighter, the Menu button pauses and L3 and R3 are unused (7.4, 7.10). Defines the four guard postures (8.7). The Men or Women choice picks the roster only, and either roster can face the other (7.5, 10.1). Records the open conflicts found checking the 2026 WT rules (18.1).</w:t>
+              <w:t>Control and scope decisions. Kicks without RT use the lead leg, the spin hook requires RT, the left stick moves the fighter, the Menu button pauses and L3 and R3 are unused (7.4, 7.10). Defines the four guard postures (8.7). The Men or Women choice picks the roster only, and either roster can face the other (7.5, 10.1). Checks the WT rules against the January 2026 edition and the June 2026 amendments: the boundary penalty is a foot crossing the line, the tie-break order and start marks are set, and the June changes are an open decision (8.3, 8.4, 18.1).</w:t>
             </w:r>
           </w:p>
         </w:tc>

--- a/Docs/GDD_Open_Stance.docx
+++ b/Docs/GDD_Open_Stance.docx
@@ -52292,7 +52292,7 @@
         <w:spacing w:after="60"/>
       </w:pPr>
       <w:r>
-        <w:t>Decide whether to follow the WT amendments effective 1 June 2026 (best of three), as published by the Dutch federation; the consolidated June 2026 text has not been read. The point gap per round rises from 12 to 15 points (Article 16), a passivity gam-jeom in the last 10 seconds of a round is worth 2 points to the opponent (Articles 12 and 14), and the final bow comes before the winner is declared (Article 10). Following the gap change also renames the Twelve Points to Your House trophy (5.7).</w:t>
+        <w:t>Decide whether to follow the other WT amendments effective 1 June 2026 (best of three), as published by the Dutch federation; the consolidated June 2026 text has not been read. A passivity gam-jeom in the last 10 seconds of a round is worth 2 points to the opponent (Articles 12 and 14), and the final bow comes before the winner is declared (Article 10).</w:t>
       </w:r>
     </w:p>
     <w:p>
@@ -53941,6 +53941,65 @@
                 <w:szCs w:val="20"/>
               </w:rPr>
               <w:t>8.3, 8.4, 6.3</w:t>
+            </w:r>
+          </w:p>
+        </w:tc>
+      </w:tr>
+      <w:tr>
+        <w:trPr>
+          <w:cantSplit/>
+        </w:trPr>
+        <w:tc>
+          <w:tcPr>
+            <w:tcW w:w="2400" w:type="dxa"/>
+            <w:vAlign w:val="center"/>
+          </w:tcPr>
+          <w:p>
+            <w:pPr>
+              <w:spacing w:before="40" w:after="40"/>
+            </w:pPr>
+            <w:r>
+              <w:rPr>
+                <w:sz w:val="20"/>
+                <w:szCs w:val="20"/>
+              </w:rPr>
+              <w:t>Point gap</w:t>
+            </w:r>
+          </w:p>
+        </w:tc>
+        <w:tc>
+          <w:tcPr>
+            <w:tcW w:w="5460" w:type="dxa"/>
+            <w:vAlign w:val="center"/>
+          </w:tcPr>
+          <w:p>
+            <w:pPr>
+              <w:spacing w:before="40" w:after="40"/>
+            </w:pPr>
+            <w:r>
+              <w:rPr>
+                <w:sz w:val="20"/>
+                <w:szCs w:val="20"/>
+              </w:rPr>
+              <w:t>Stays at 12 points per round, as in the WT rules in force 1 January 2026. WT raises it to 15 from 1 June 2026 (best of three); the game keeps 12 by choice, so the Twelve Points to Your House trophy keeps its name</w:t>
+            </w:r>
+          </w:p>
+        </w:tc>
+        <w:tc>
+          <w:tcPr>
+            <w:tcW w:w="1500" w:type="dxa"/>
+            <w:vAlign w:val="center"/>
+          </w:tcPr>
+          <w:p>
+            <w:pPr>
+              <w:spacing w:before="40" w:after="40"/>
+            </w:pPr>
+            <w:r>
+              <w:rPr>
+                <w:sz w:val="20"/>
+                <w:szCs w:val="20"/>
+              </w:rPr>
+              <w:t>8.2, 5.7</w:t>
             </w:r>
           </w:p>
         </w:tc>

--- a/Docs/GDD_Open_Stance.docx
+++ b/Docs/GDD_Open_Stance.docx
@@ -38104,7 +38104,7 @@
     </w:p>
     <w:p>
       <w:r>
-        <w:t>Hits register the way the electronic protector and scoring system (PSS) does: the trunk protector needs a valid kick above an impact threshold or a valid punch, and the head needs valid kick contact. In game, a hit registers when the attacking limb’s trace reaches the target zone during the active phase with enough impact.</w:t>
+        <w:t>Hits register the way the electronic protector and scoring system (PSS) does: the trunk protector needs a valid kick above an impact threshold or a valid punch, and the head needs valid kick contact. In game, a hit registers when the attacking limb’s trace reaches the target zone during the active phase with enough impact. The trunk impact threshold is 30 on the 0 to 100 impact scale of the MoveData table (16.3): a full-strength kick has an impact of 55 to 80, and low stamina cuts it by 20%, so only glancing contact falls below the threshold. It is a starting value, tuned in playtests.</w:t>
       </w:r>
     </w:p>
     <w:tbl>
@@ -47867,7 +47867,7 @@
                 <w:sz w:val="20"/>
                 <w:szCs w:val="20"/>
               </w:rPr>
-              <w:t>Side colour Chung or Hong; impact threshold (value unresolved, 18.1)</w:t>
+              <w:t>Side colour Chung or Hong; impact threshold 30 (8.3)</w:t>
             </w:r>
           </w:p>
         </w:tc>
@@ -52305,7 +52305,7 @@
         <w:spacing w:after="60"/>
       </w:pPr>
       <w:r>
-        <w:t>Choose the trunk protector impact threshold: WT leaves it to its Technical Committee, sets it per weight category, gender and age, and publishes no number (8.3). Add the GONG-GYEOK command to 8.5, and decide whether the 10-gam-jeom match loss and the four-air-kicks leg-lift penalty (WT Article 14) apply.</w:t>
+        <w:t>Add the GONG-GYEOK command to 8.5, and decide whether the 10-gam-jeom match loss and the four-air-kicks leg-lift penalty (WT Article 14) apply.</w:t>
       </w:r>
     </w:p>
     <w:p>
@@ -53963,6 +53963,65 @@
                 <w:sz w:val="20"/>
                 <w:szCs w:val="20"/>
               </w:rPr>
+              <w:t>Protector impact threshold</w:t>
+            </w:r>
+          </w:p>
+        </w:tc>
+        <w:tc>
+          <w:tcPr>
+            <w:tcW w:w="5460" w:type="dxa"/>
+            <w:vAlign w:val="center"/>
+          </w:tcPr>
+          <w:p>
+            <w:pPr>
+              <w:spacing w:before="40" w:after="40"/>
+            </w:pPr>
+            <w:r>
+              <w:rPr>
+                <w:sz w:val="20"/>
+                <w:szCs w:val="20"/>
+              </w:rPr>
+              <w:t>Set at 30 on the 0 to 100 impact scale of MoveData; a starting value, tuned in playtests</w:t>
+            </w:r>
+          </w:p>
+        </w:tc>
+        <w:tc>
+          <w:tcPr>
+            <w:tcW w:w="1500" w:type="dxa"/>
+            <w:vAlign w:val="center"/>
+          </w:tcPr>
+          <w:p>
+            <w:pPr>
+              <w:spacing w:before="40" w:after="40"/>
+            </w:pPr>
+            <w:r>
+              <w:rPr>
+                <w:sz w:val="20"/>
+                <w:szCs w:val="20"/>
+              </w:rPr>
+              <w:t>8.3, 16.3</w:t>
+            </w:r>
+          </w:p>
+        </w:tc>
+      </w:tr>
+      <w:tr>
+        <w:trPr>
+          <w:cantSplit/>
+        </w:trPr>
+        <w:tc>
+          <w:tcPr>
+            <w:tcW w:w="2400" w:type="dxa"/>
+            <w:vAlign w:val="center"/>
+          </w:tcPr>
+          <w:p>
+            <w:pPr>
+              <w:spacing w:before="40" w:after="40"/>
+            </w:pPr>
+            <w:r>
+              <w:rPr>
+                <w:sz w:val="20"/>
+                <w:szCs w:val="20"/>
+              </w:rPr>
               <w:t>Point gap</w:t>
             </w:r>
           </w:p>
@@ -54145,6 +54204,18 @@
     <w:p>
       <w:r>
         <w:t>No prototypes exist yet. Each one links here when built.</w:t>
+      </w:r>
+    </w:p>
+    <w:p>
+      <w:r>
+        <w:rPr>
+          <w:b/>
+          <w:bCs/>
+        </w:rPr>
+        <w:t>December fallback:</w:t>
+      </w:r>
+      <w:r>
+        <w:t xml:space="preserve"> if the November capture of spinning kicks comes back messy, the December demo uses the grounded kicks that captured cleanly, and each spinning or jump kick uses the matching grounded kick raised in height as a placeholder until a clean capture replaces it (16.4, 20.1).</w:t>
       </w:r>
     </w:p>
     <w:tbl>
@@ -56536,7 +56607,7 @@
                 <w:sz w:val="20"/>
                 <w:szCs w:val="20"/>
               </w:rPr>
-              <w:t>Control and scope decisions. Kicks without RT use the lead leg, the spin hook requires RT, the left stick moves the fighter, the Menu button pauses and L3 and R3 are unused (7.4, 7.10). Defines the four guard postures (8.7). The Men or Women choice picks the roster only, and either roster can face the other (7.5, 10.1). Checks the WT rules against the January 2026 edition and the June 2026 amendments: the boundary penalty is a foot crossing the line, the tie-break order and start marks are set, and the June changes are an open decision (8.3, 8.4, 18.1).</w:t>
+              <w:t>Control and scope decisions. Kicks without RT use the lead leg, the spin hook requires RT, the left stick moves the fighter, the Menu button pauses and L3 and R3 are unused (7.4, 7.10). Defines the four guard postures (8.7). The Men or Women choice picks the roster only, and either roster can face the other (7.5, 10.1). Checks the WT rules against the January 2026 edition and the June 2026 amendments: the boundary penalty is a foot crossing the line, the tie-break order and start marks are set, and the June changes are an open decision (8.3, 8.4, 18.1). Instructor feedback: sets the protector impact threshold at 30 (8.3) and states the December capture fallback in one sentence (19).</w:t>
             </w:r>
           </w:p>
         </w:tc>
